--- a/elixir_dss/templates/submission/generate_submission_docx.docx
+++ b/elixir_dss/templates/submission/generate_submission_docx.docx
@@ -1,422 +1,1764 @@
 
 <file path=word/document.xml><?xml version="1.0" encoding="utf-8"?>
-<w:document xmlns:wpc="http://schemas.microsoft.com/office/word/2010/wordprocessingCanvas" xmlns:cx="http://schemas.microsoft.com/office/drawing/2014/chartex" xmlns:cx1="http://schemas.microsoft.com/office/drawing/2015/9/8/chartex" xmlns:cx2="http://schemas.microsoft.com/office/drawing/2015/10/21/chartex" xmlns:cx3="http://schemas.microsoft.com/office/drawing/2016/5/9/chartex" xmlns:cx4="http://schemas.microsoft.com/office/drawing/2016/5/10/chartex" xmlns:cx5="http://schemas.microsoft.com/office/drawing/2016/5/11/chartex" xmlns:cx6="http://schemas.microsoft.com/office/drawing/2016/5/12/chartex" xmlns:cx7="http://schemas.microsoft.com/office/drawing/2016/5/13/chartex" xmlns:cx8="http://schemas.microsoft.com/office/drawing/2016/5/14/chartex" xmlns:mc="http://schemas.openxmlformats.org/markup-compatibility/2006" xmlns:aink="http://schemas.microsoft.com/office/drawing/2016/ink" xmlns:am3d="http://schemas.microsoft.com/office/drawing/2017/model3d" xmlns:o="urn:schemas-microsoft-com:office:office" xmlns:r="http://schemas.openxmlformats.org/officeDocument/2006/relationships" xmlns:m="http://schemas.openxmlformats.org/officeDocument/2006/math" xmlns:v="urn:schemas-microsoft-com:vml" xmlns:wp14="http://schemas.microsoft.com/office/word/2010/wordprocessingDrawing" xmlns:wp="http://schemas.openxmlformats.org/drawingml/2006/wordprocessingDrawing" xmlns:w10="urn:schemas-microsoft-com:office:word" xmlns:w="http://schemas.openxmlformats.org/wordprocessingml/2006/main" xmlns:w14="http://schemas.microsoft.com/office/word/2010/wordml" xmlns:w15="http://schemas.microsoft.com/office/word/2012/wordml" xmlns:w16cex="http://schemas.microsoft.com/office/word/2018/wordml/cex" xmlns:w16cid="http://schemas.microsoft.com/office/word/2016/wordml/cid" xmlns:w16="http://schemas.microsoft.com/office/word/2018/wordml" xmlns:w16se="http://schemas.microsoft.com/office/word/2015/wordml/symex" xmlns:wpg="http://schemas.microsoft.com/office/word/2010/wordprocessingGroup" xmlns:wpi="http://schemas.microsoft.com/office/word/2010/wordprocessingInk" xmlns:wne="http://schemas.microsoft.com/office/word/2006/wordml" xmlns:wps="http://schemas.microsoft.com/office/word/2010/wordprocessingShape" mc:Ignorable="w14 w15 w16se w16cid w16 w16cex wp14">
+<w:document xmlns:wpc="http://schemas.microsoft.com/office/word/2010/wordprocessingCanvas" xmlns:cx="http://schemas.microsoft.com/office/drawing/2014/chartex" xmlns:cx1="http://schemas.microsoft.com/office/drawing/2015/9/8/chartex" xmlns:cx2="http://schemas.microsoft.com/office/drawing/2015/10/21/chartex" xmlns:cx3="http://schemas.microsoft.com/office/drawing/2016/5/9/chartex" xmlns:cx4="http://schemas.microsoft.com/office/drawing/2016/5/10/chartex" xmlns:cx5="http://schemas.microsoft.com/office/drawing/2016/5/11/chartex" xmlns:cx6="http://schemas.microsoft.com/office/drawing/2016/5/12/chartex" xmlns:cx7="http://schemas.microsoft.com/office/drawing/2016/5/13/chartex" xmlns:cx8="http://schemas.microsoft.com/office/drawing/2016/5/14/chartex" xmlns:mc="http://schemas.openxmlformats.org/markup-compatibility/2006" xmlns:aink="http://schemas.microsoft.com/office/drawing/2016/ink" xmlns:am3d="http://schemas.microsoft.com/office/drawing/2017/model3d" xmlns:o="urn:schemas-microsoft-com:office:office" xmlns:oel="http://schemas.microsoft.com/office/2019/extlst" xmlns:r="http://schemas.openxmlformats.org/officeDocument/2006/relationships" xmlns:m="http://schemas.openxmlformats.org/officeDocument/2006/math" xmlns:v="urn:schemas-microsoft-com:vml" xmlns:wp14="http://schemas.microsoft.com/office/word/2010/wordprocessingDrawing" xmlns:wp="http://schemas.openxmlformats.org/drawingml/2006/wordprocessingDrawing" xmlns:w10="urn:schemas-microsoft-com:office:word" xmlns:w="http://schemas.openxmlformats.org/wordprocessingml/2006/main" xmlns:w14="http://schemas.microsoft.com/office/word/2010/wordml" xmlns:w15="http://schemas.microsoft.com/office/word/2012/wordml" xmlns:w16cex="http://schemas.microsoft.com/office/word/2018/wordml/cex" xmlns:w16cid="http://schemas.microsoft.com/office/word/2016/wordml/cid" xmlns:w16="http://schemas.microsoft.com/office/word/2018/wordml" xmlns:w16du="http://schemas.microsoft.com/office/word/2023/wordml/word16du" xmlns:w16sdtdh="http://schemas.microsoft.com/office/word/2020/wordml/sdtdatahash" xmlns:w16sdtfl="http://schemas.microsoft.com/office/word/2024/wordml/sdtformatlock" xmlns:w16se="http://schemas.microsoft.com/office/word/2015/wordml/symex" xmlns:wpg="http://schemas.microsoft.com/office/word/2010/wordprocessingGroup" xmlns:wpi="http://schemas.microsoft.com/office/word/2010/wordprocessingInk" xmlns:wne="http://schemas.microsoft.com/office/word/2006/wordml" xmlns:wps="http://schemas.microsoft.com/office/word/2010/wordprocessingShape" mc:Ignorable="w14 w15 w16se w16cid w16 w16cex w16sdtdh w16sdtfl w16du wp14">
   <w:body>
     <w:p>
+      <w:pPr>
+        <w:spacing w:after="20"/>
+        <w:jc w:val="center"/>
+      </w:pPr>
       <w:r>
         <w:rPr>
-          <w:rFonts w:ascii="Arial" w:hAnsi="Arial" w:cs="Arial"/>
+          <w:noProof/>
+        </w:rPr>
+        <w:drawing>
+          <wp:anchor distT="0" distB="0" distL="114300" distR="114300" simplePos="0" relativeHeight="251659264" behindDoc="0" locked="0" layoutInCell="1" allowOverlap="1" wp14:anchorId="70684A9D" wp14:editId="06BBF3DA">
+            <wp:simplePos x="0" y="0"/>
+            <wp:positionH relativeFrom="column">
+              <wp:posOffset>5760720</wp:posOffset>
+            </wp:positionH>
+            <wp:positionV relativeFrom="paragraph">
+              <wp:posOffset>0</wp:posOffset>
+            </wp:positionV>
+            <wp:extent cx="596900" cy="508000"/>
+            <wp:effectExtent l="0" t="0" r="0" b="0"/>
+            <wp:wrapThrough wrapText="bothSides">
+              <wp:wrapPolygon edited="0">
+                <wp:start x="8732" y="0"/>
+                <wp:lineTo x="0" y="1620"/>
+                <wp:lineTo x="0" y="21060"/>
+                <wp:lineTo x="21140" y="21060"/>
+                <wp:lineTo x="21140" y="2160"/>
+                <wp:lineTo x="17464" y="0"/>
+                <wp:lineTo x="8732" y="0"/>
+              </wp:wrapPolygon>
+            </wp:wrapThrough>
+            <wp:docPr id="1111024677" name="Picture 1"/>
+            <wp:cNvGraphicFramePr>
+              <a:graphicFrameLocks xmlns:a="http://schemas.openxmlformats.org/drawingml/2006/main" noChangeAspect="1"/>
+            </wp:cNvGraphicFramePr>
+            <a:graphic xmlns:a="http://schemas.openxmlformats.org/drawingml/2006/main">
+              <a:graphicData uri="http://schemas.openxmlformats.org/drawingml/2006/picture">
+                <pic:pic xmlns:pic="http://schemas.openxmlformats.org/drawingml/2006/picture">
+                  <pic:nvPicPr>
+                    <pic:cNvPr id="0" name="Picture 1"/>
+                    <pic:cNvPicPr>
+                      <a:picLocks noChangeAspect="1" noChangeArrowheads="1"/>
+                    </pic:cNvPicPr>
+                  </pic:nvPicPr>
+                  <pic:blipFill>
+                    <a:blip r:embed="rId6" cstate="print">
+                      <a:extLst>
+                        <a:ext uri="{28A0092B-C50C-407E-A947-70E740481C1C}">
+                          <a14:useLocalDpi xmlns:a14="http://schemas.microsoft.com/office/drawing/2010/main" val="0"/>
+                        </a:ext>
+                      </a:extLst>
+                    </a:blip>
+                    <a:srcRect/>
+                    <a:stretch>
+                      <a:fillRect/>
+                    </a:stretch>
+                  </pic:blipFill>
+                  <pic:spPr bwMode="auto">
+                    <a:xfrm>
+                      <a:off x="0" y="0"/>
+                      <a:ext cx="596900" cy="508000"/>
+                    </a:xfrm>
+                    <a:prstGeom prst="rect">
+                      <a:avLst/>
+                    </a:prstGeom>
+                    <a:noFill/>
+                    <a:ln>
+                      <a:noFill/>
+                    </a:ln>
+                  </pic:spPr>
+                </pic:pic>
+              </a:graphicData>
+            </a:graphic>
+            <wp14:sizeRelH relativeFrom="page">
+              <wp14:pctWidth>0</wp14:pctWidth>
+            </wp14:sizeRelH>
+            <wp14:sizeRelV relativeFrom="page">
+              <wp14:pctHeight>0</wp14:pctHeight>
+            </wp14:sizeRelV>
+          </wp:anchor>
+        </w:drawing>
+      </w:r>
+      <w:r>
+        <w:rPr>
           <w:b/>
-          <w:bCs/>
-          <w:sz w:val="20"/>
+          <w:color w:val="00467F"/>
+          <w:sz w:val="32"/>
         </w:rPr>
-        <w:t>ANNEX D</w:t>
+        <w:t xml:space="preserve">            Data Submission Information Sheet</w:t>
+      </w:r>
+    </w:p>
+    <w:p>
+      <w:pPr>
+        <w:pStyle w:val="Heading2"/>
+        <w:rPr>
+          <w:color w:val="1F4E79" w:themeColor="accent1" w:themeShade="80"/>
+        </w:rPr>
+      </w:pPr>
+    </w:p>
+    <w:p>
+      <w:pPr>
+        <w:pStyle w:val="Heading2"/>
+        <w:numPr>
+          <w:ilvl w:val="0"/>
+          <w:numId w:val="12"/>
+        </w:numPr>
+        <w:rPr>
+          <w:color w:val="1F4E79" w:themeColor="accent1" w:themeShade="80"/>
+        </w:rPr>
+      </w:pPr>
+      <w:r>
+        <w:fldChar w:fldCharType="begin"/>
+      </w:r>
+      <w:r>
+        <w:instrText xml:space="preserve"> INCLUDEPICTURE "https://upload.wikimedia.org/wikipedia/commons/thumb/7/74/University_of_Luxembourg_logo_%28de%29.svg/330px-University_of_Luxembourg_logo_%28de%29.svg.png" \* MERGEFORMATINET </w:instrText>
+      </w:r>
+      <w:r>
+        <w:fldChar w:fldCharType="separate"/>
+      </w:r>
+      <w:r>
+        <w:fldChar w:fldCharType="end"/>
+      </w:r>
+      <w:r>
+        <w:rPr>
+          <w:color w:val="1F4E79" w:themeColor="accent1" w:themeShade="80"/>
+        </w:rPr>
+        <w:t>Submission</w:t>
+      </w:r>
+    </w:p>
+    <w:tbl>
+      <w:tblPr>
+        <w:tblStyle w:val="TableGrid"/>
+        <w:tblW w:w="5000" w:type="pct"/>
+        <w:tblLayout w:type="fixed"/>
+        <w:tblLook w:val="04A0" w:firstRow="1" w:lastRow="0" w:firstColumn="1" w:lastColumn="0" w:noHBand="0" w:noVBand="1"/>
+      </w:tblPr>
+      <w:tblGrid>
+        <w:gridCol w:w="1890"/>
+        <w:gridCol w:w="3150"/>
+        <w:gridCol w:w="1890"/>
+        <w:gridCol w:w="3294"/>
+      </w:tblGrid>
+      <w:tr>
+        <w:tc>
+          <w:tcPr>
+            <w:tcW w:w="1890" w:type="dxa"/>
+            <w:tcMar>
+              <w:top w:w="30" w:type="dxa"/>
+              <w:left w:w="70" w:type="dxa"/>
+              <w:bottom w:w="30" w:type="dxa"/>
+              <w:right w:w="70" w:type="dxa"/>
+            </w:tcMar>
+          </w:tcPr>
+          <w:p>
+            <w:pPr>
+              <w:rPr>
+                <w:color w:val="000000" w:themeColor="text1"/>
+              </w:rPr>
+            </w:pPr>
+            <w:r>
+              <w:rPr>
+                <w:b/>
+                <w:color w:val="000000" w:themeColor="text1"/>
+                <w:sz w:val="18"/>
+              </w:rPr>
+              <w:t>Reference Number</w:t>
+            </w:r>
+            <w:r>
+              <w:rPr>
+                <w:b/>
+                <w:color w:val="000000" w:themeColor="text1"/>
+                <w:sz w:val="18"/>
+              </w:rPr>
+              <w:t>:</w:t>
+            </w:r>
+          </w:p>
+        </w:tc>
+        <w:tc>
+          <w:tcPr>
+            <w:tcW w:w="3150" w:type="dxa"/>
+            <w:tcMar>
+              <w:top w:w="30" w:type="dxa"/>
+              <w:left w:w="70" w:type="dxa"/>
+              <w:bottom w:w="30" w:type="dxa"/>
+              <w:right w:w="70" w:type="dxa"/>
+            </w:tcMar>
+          </w:tcPr>
+          <w:p>
+            <w:r>
+              <w:rPr>
+                <w:sz w:val="18"/>
+              </w:rPr>
+              <w:t>{{</w:t>
+            </w:r>
+            <w:proofErr w:type="spellStart"/>
+            <w:proofErr w:type="gramStart"/>
+            <w:r>
+              <w:rPr>
+                <w:sz w:val="18"/>
+              </w:rPr>
+              <w:t>submission.</w:t>
+            </w:r>
+            <w:r>
+              <w:rPr>
+                <w:sz w:val="18"/>
+              </w:rPr>
+              <w:t>submission</w:t>
+            </w:r>
+            <w:proofErr w:type="gramEnd"/>
+            <w:r>
+              <w:rPr>
+                <w:sz w:val="18"/>
+              </w:rPr>
+              <w:t>_id</w:t>
+            </w:r>
+            <w:proofErr w:type="spellEnd"/>
+            <w:r>
+              <w:rPr>
+                <w:sz w:val="18"/>
+              </w:rPr>
+              <w:t>}}</w:t>
+            </w:r>
+          </w:p>
+        </w:tc>
+        <w:tc>
+          <w:tcPr>
+            <w:tcW w:w="1890" w:type="dxa"/>
+            <w:tcMar>
+              <w:top w:w="30" w:type="dxa"/>
+              <w:left w:w="70" w:type="dxa"/>
+              <w:bottom w:w="30" w:type="dxa"/>
+              <w:right w:w="70" w:type="dxa"/>
+            </w:tcMar>
+          </w:tcPr>
+          <w:p>
+            <w:r>
+              <w:rPr>
+                <w:b/>
+                <w:sz w:val="18"/>
+              </w:rPr>
+              <w:t>Status:</w:t>
+            </w:r>
+          </w:p>
+        </w:tc>
+        <w:tc>
+          <w:tcPr>
+            <w:tcW w:w="3294" w:type="dxa"/>
+            <w:tcMar>
+              <w:top w:w="30" w:type="dxa"/>
+              <w:left w:w="70" w:type="dxa"/>
+              <w:bottom w:w="30" w:type="dxa"/>
+              <w:right w:w="70" w:type="dxa"/>
+            </w:tcMar>
+          </w:tcPr>
+          <w:p>
+            <w:r>
+              <w:rPr>
+                <w:sz w:val="18"/>
+              </w:rPr>
+              <w:t>{{</w:t>
+            </w:r>
+            <w:proofErr w:type="spellStart"/>
+            <w:proofErr w:type="gramStart"/>
+            <w:r>
+              <w:rPr>
+                <w:sz w:val="18"/>
+              </w:rPr>
+              <w:t>submission.status</w:t>
+            </w:r>
+            <w:proofErr w:type="spellEnd"/>
+            <w:proofErr w:type="gramEnd"/>
+            <w:r>
+              <w:rPr>
+                <w:sz w:val="18"/>
+              </w:rPr>
+              <w:t>}}</w:t>
+            </w:r>
+          </w:p>
+        </w:tc>
+      </w:tr>
+      <w:tr>
+        <w:tc>
+          <w:tcPr>
+            <w:tcW w:w="1890" w:type="dxa"/>
+            <w:tcMar>
+              <w:top w:w="30" w:type="dxa"/>
+              <w:left w:w="70" w:type="dxa"/>
+              <w:bottom w:w="30" w:type="dxa"/>
+              <w:right w:w="70" w:type="dxa"/>
+            </w:tcMar>
+          </w:tcPr>
+          <w:p>
+            <w:pPr>
+              <w:rPr>
+                <w:color w:val="000000" w:themeColor="text1"/>
+              </w:rPr>
+            </w:pPr>
+            <w:r>
+              <w:rPr>
+                <w:b/>
+                <w:color w:val="000000" w:themeColor="text1"/>
+                <w:sz w:val="18"/>
+              </w:rPr>
+              <w:t>Creation Date</w:t>
+            </w:r>
+            <w:r>
+              <w:rPr>
+                <w:b/>
+                <w:color w:val="000000" w:themeColor="text1"/>
+                <w:sz w:val="18"/>
+              </w:rPr>
+              <w:t>:</w:t>
+            </w:r>
+          </w:p>
+        </w:tc>
+        <w:tc>
+          <w:tcPr>
+            <w:tcW w:w="3150" w:type="dxa"/>
+            <w:tcMar>
+              <w:top w:w="30" w:type="dxa"/>
+              <w:left w:w="70" w:type="dxa"/>
+              <w:bottom w:w="30" w:type="dxa"/>
+              <w:right w:w="70" w:type="dxa"/>
+            </w:tcMar>
+          </w:tcPr>
+          <w:p>
+            <w:r>
+              <w:rPr>
+                <w:sz w:val="18"/>
+              </w:rPr>
+              <w:t>{{</w:t>
+            </w:r>
+            <w:proofErr w:type="spellStart"/>
+            <w:proofErr w:type="gramStart"/>
+            <w:r>
+              <w:rPr>
+                <w:sz w:val="18"/>
+              </w:rPr>
+              <w:t>submission.created</w:t>
+            </w:r>
+            <w:proofErr w:type="gramEnd"/>
+            <w:r>
+              <w:rPr>
+                <w:sz w:val="18"/>
+              </w:rPr>
+              <w:t>_on</w:t>
+            </w:r>
+            <w:proofErr w:type="spellEnd"/>
+            <w:r>
+              <w:rPr>
+                <w:sz w:val="18"/>
+              </w:rPr>
+              <w:t>}}</w:t>
+            </w:r>
+          </w:p>
+        </w:tc>
+        <w:tc>
+          <w:tcPr>
+            <w:tcW w:w="1890" w:type="dxa"/>
+            <w:tcMar>
+              <w:top w:w="30" w:type="dxa"/>
+              <w:left w:w="70" w:type="dxa"/>
+              <w:bottom w:w="30" w:type="dxa"/>
+              <w:right w:w="70" w:type="dxa"/>
+            </w:tcMar>
+          </w:tcPr>
+          <w:p>
+            <w:r>
+              <w:rPr>
+                <w:b/>
+                <w:sz w:val="18"/>
+              </w:rPr>
+              <w:t>Date of Finalisation:</w:t>
+            </w:r>
+          </w:p>
+        </w:tc>
+        <w:tc>
+          <w:tcPr>
+            <w:tcW w:w="3294" w:type="dxa"/>
+            <w:tcMar>
+              <w:top w:w="30" w:type="dxa"/>
+              <w:left w:w="70" w:type="dxa"/>
+              <w:bottom w:w="30" w:type="dxa"/>
+              <w:right w:w="70" w:type="dxa"/>
+            </w:tcMar>
+          </w:tcPr>
+          <w:p>
+            <w:r>
+              <w:rPr>
+                <w:sz w:val="18"/>
+              </w:rPr>
+              <w:t>{{</w:t>
+            </w:r>
+            <w:proofErr w:type="spellStart"/>
+            <w:proofErr w:type="gramStart"/>
+            <w:r>
+              <w:rPr>
+                <w:sz w:val="18"/>
+              </w:rPr>
+              <w:t>submission.finalised</w:t>
+            </w:r>
+            <w:proofErr w:type="gramEnd"/>
+            <w:r>
+              <w:rPr>
+                <w:sz w:val="18"/>
+              </w:rPr>
+              <w:t>_on</w:t>
+            </w:r>
+            <w:proofErr w:type="spellEnd"/>
+            <w:r>
+              <w:rPr>
+                <w:sz w:val="18"/>
+              </w:rPr>
+              <w:t>}}</w:t>
+            </w:r>
+          </w:p>
+        </w:tc>
+      </w:tr>
+      <w:tr>
+        <w:tc>
+          <w:tcPr>
+            <w:tcW w:w="1890" w:type="dxa"/>
+            <w:tcMar>
+              <w:top w:w="30" w:type="dxa"/>
+              <w:left w:w="70" w:type="dxa"/>
+              <w:bottom w:w="30" w:type="dxa"/>
+              <w:right w:w="70" w:type="dxa"/>
+            </w:tcMar>
+          </w:tcPr>
+          <w:p>
+            <w:pPr>
+              <w:rPr>
+                <w:b/>
+                <w:color w:val="000000" w:themeColor="text1"/>
+                <w:sz w:val="18"/>
+              </w:rPr>
+            </w:pPr>
+            <w:r>
+              <w:rPr>
+                <w:b/>
+                <w:sz w:val="18"/>
+              </w:rPr>
+              <w:t>Submitting institution:</w:t>
+            </w:r>
+          </w:p>
+        </w:tc>
+        <w:tc>
+          <w:tcPr>
+            <w:tcW w:w="3150" w:type="dxa"/>
+            <w:tcMar>
+              <w:top w:w="30" w:type="dxa"/>
+              <w:left w:w="70" w:type="dxa"/>
+              <w:bottom w:w="30" w:type="dxa"/>
+              <w:right w:w="70" w:type="dxa"/>
+            </w:tcMar>
+          </w:tcPr>
+          <w:p>
+            <w:pPr>
+              <w:rPr>
+                <w:sz w:val="18"/>
+              </w:rPr>
+            </w:pPr>
+            <w:r>
+              <w:rPr>
+                <w:sz w:val="18"/>
+              </w:rPr>
+              <w:t>{{</w:t>
+            </w:r>
+            <w:proofErr w:type="spellStart"/>
+            <w:proofErr w:type="gramStart"/>
+            <w:r>
+              <w:rPr>
+                <w:sz w:val="18"/>
+              </w:rPr>
+              <w:t>submission.</w:t>
+            </w:r>
+            <w:r>
+              <w:rPr>
+                <w:sz w:val="18"/>
+              </w:rPr>
+              <w:t>institution</w:t>
+            </w:r>
+            <w:proofErr w:type="gramEnd"/>
+            <w:r>
+              <w:rPr>
+                <w:sz w:val="18"/>
+              </w:rPr>
+              <w:t>_accession</w:t>
+            </w:r>
+            <w:proofErr w:type="spellEnd"/>
+            <w:r>
+              <w:rPr>
+                <w:sz w:val="18"/>
+              </w:rPr>
+              <w:t>}}</w:t>
+            </w:r>
+          </w:p>
+        </w:tc>
+        <w:tc>
+          <w:tcPr>
+            <w:tcW w:w="1890" w:type="dxa"/>
+            <w:tcMar>
+              <w:top w:w="30" w:type="dxa"/>
+              <w:left w:w="70" w:type="dxa"/>
+              <w:bottom w:w="30" w:type="dxa"/>
+              <w:right w:w="70" w:type="dxa"/>
+            </w:tcMar>
+          </w:tcPr>
+          <w:p>
+            <w:pPr>
+              <w:rPr>
+                <w:b/>
+                <w:sz w:val="18"/>
+              </w:rPr>
+            </w:pPr>
+            <w:r>
+              <w:rPr>
+                <w:b/>
+                <w:color w:val="000000" w:themeColor="text1"/>
+                <w:sz w:val="18"/>
+              </w:rPr>
+              <w:t>Receiving Project</w:t>
+            </w:r>
+            <w:r>
+              <w:rPr>
+                <w:b/>
+                <w:color w:val="000000" w:themeColor="text1"/>
+                <w:sz w:val="18"/>
+              </w:rPr>
+              <w:t>:</w:t>
+            </w:r>
+          </w:p>
+        </w:tc>
+        <w:tc>
+          <w:tcPr>
+            <w:tcW w:w="3294" w:type="dxa"/>
+            <w:tcMar>
+              <w:top w:w="30" w:type="dxa"/>
+              <w:left w:w="70" w:type="dxa"/>
+              <w:bottom w:w="30" w:type="dxa"/>
+              <w:right w:w="70" w:type="dxa"/>
+            </w:tcMar>
+          </w:tcPr>
+          <w:p>
+            <w:pPr>
+              <w:rPr>
+                <w:sz w:val="18"/>
+              </w:rPr>
+            </w:pPr>
+            <w:r>
+              <w:rPr>
+                <w:sz w:val="18"/>
+              </w:rPr>
+              <w:t>{{</w:t>
+            </w:r>
+            <w:proofErr w:type="spellStart"/>
+            <w:proofErr w:type="gramStart"/>
+            <w:r>
+              <w:rPr>
+                <w:sz w:val="18"/>
+              </w:rPr>
+              <w:t>submission.local</w:t>
+            </w:r>
+            <w:proofErr w:type="gramEnd"/>
+            <w:r>
+              <w:rPr>
+                <w:sz w:val="18"/>
+              </w:rPr>
+              <w:t>_project_name</w:t>
+            </w:r>
+            <w:proofErr w:type="spellEnd"/>
+            <w:r>
+              <w:rPr>
+                <w:sz w:val="18"/>
+              </w:rPr>
+              <w:t>}}</w:t>
+            </w:r>
+          </w:p>
+        </w:tc>
+      </w:tr>
+      <w:tr>
+        <w:tc>
+          <w:tcPr>
+            <w:tcW w:w="1890" w:type="dxa"/>
+            <w:tcMar>
+              <w:top w:w="30" w:type="dxa"/>
+              <w:left w:w="70" w:type="dxa"/>
+              <w:bottom w:w="30" w:type="dxa"/>
+              <w:right w:w="70" w:type="dxa"/>
+            </w:tcMar>
+          </w:tcPr>
+          <w:p>
+            <w:pPr>
+              <w:rPr>
+                <w:b/>
+                <w:color w:val="000000" w:themeColor="text1"/>
+                <w:sz w:val="18"/>
+              </w:rPr>
+            </w:pPr>
+            <w:r>
+              <w:rPr>
+                <w:b/>
+                <w:color w:val="000000" w:themeColor="text1"/>
+                <w:sz w:val="18"/>
+              </w:rPr>
+              <w:t>Submitting user(s):</w:t>
+            </w:r>
+          </w:p>
+        </w:tc>
+        <w:tc>
+          <w:tcPr>
+            <w:tcW w:w="3150" w:type="dxa"/>
+            <w:tcMar>
+              <w:top w:w="30" w:type="dxa"/>
+              <w:left w:w="70" w:type="dxa"/>
+              <w:bottom w:w="30" w:type="dxa"/>
+              <w:right w:w="70" w:type="dxa"/>
+            </w:tcMar>
+          </w:tcPr>
+          <w:p>
+            <w:pPr>
+              <w:rPr>
+                <w:sz w:val="18"/>
+              </w:rPr>
+            </w:pPr>
+            <w:r>
+              <w:rPr>
+                <w:sz w:val="18"/>
+              </w:rPr>
+              <w:t>{{</w:t>
+            </w:r>
+            <w:proofErr w:type="spellStart"/>
+            <w:proofErr w:type="gramStart"/>
+            <w:r>
+              <w:rPr>
+                <w:sz w:val="18"/>
+              </w:rPr>
+              <w:t>submission.</w:t>
+            </w:r>
+            <w:r>
+              <w:rPr>
+                <w:sz w:val="18"/>
+              </w:rPr>
+              <w:t>provider</w:t>
+            </w:r>
+            <w:r>
+              <w:rPr>
+                <w:sz w:val="18"/>
+              </w:rPr>
+              <w:t>s</w:t>
+            </w:r>
+            <w:proofErr w:type="spellEnd"/>
+            <w:proofErr w:type="gramEnd"/>
+            <w:r>
+              <w:rPr>
+                <w:sz w:val="18"/>
+              </w:rPr>
+              <w:t>}}</w:t>
+            </w:r>
+          </w:p>
+        </w:tc>
+        <w:tc>
+          <w:tcPr>
+            <w:tcW w:w="1890" w:type="dxa"/>
+            <w:tcMar>
+              <w:top w:w="30" w:type="dxa"/>
+              <w:left w:w="70" w:type="dxa"/>
+              <w:bottom w:w="30" w:type="dxa"/>
+              <w:right w:w="70" w:type="dxa"/>
+            </w:tcMar>
+          </w:tcPr>
+          <w:p>
+            <w:pPr>
+              <w:rPr>
+                <w:b/>
+                <w:sz w:val="18"/>
+              </w:rPr>
+            </w:pPr>
+            <w:r>
+              <w:rPr>
+                <w:b/>
+                <w:sz w:val="18"/>
+              </w:rPr>
+              <w:t>Recipient user(s):</w:t>
+            </w:r>
+          </w:p>
+        </w:tc>
+        <w:tc>
+          <w:tcPr>
+            <w:tcW w:w="3294" w:type="dxa"/>
+            <w:tcMar>
+              <w:top w:w="30" w:type="dxa"/>
+              <w:left w:w="70" w:type="dxa"/>
+              <w:bottom w:w="30" w:type="dxa"/>
+              <w:right w:w="70" w:type="dxa"/>
+            </w:tcMar>
+          </w:tcPr>
+          <w:p>
+            <w:pPr>
+              <w:rPr>
+                <w:sz w:val="18"/>
+              </w:rPr>
+            </w:pPr>
+            <w:r>
+              <w:rPr>
+                <w:sz w:val="18"/>
+              </w:rPr>
+              <w:t>{{</w:t>
+            </w:r>
+            <w:proofErr w:type="spellStart"/>
+            <w:proofErr w:type="gramStart"/>
+            <w:r>
+              <w:rPr>
+                <w:sz w:val="18"/>
+              </w:rPr>
+              <w:t>submission.local</w:t>
+            </w:r>
+            <w:proofErr w:type="gramEnd"/>
+            <w:r>
+              <w:rPr>
+                <w:sz w:val="18"/>
+              </w:rPr>
+              <w:t>_custodians_json</w:t>
+            </w:r>
+            <w:proofErr w:type="spellEnd"/>
+            <w:r>
+              <w:rPr>
+                <w:sz w:val="18"/>
+              </w:rPr>
+              <w:t>}}</w:t>
+            </w:r>
+          </w:p>
+        </w:tc>
+      </w:tr>
+    </w:tbl>
+    <w:p>
+      <w:pPr>
+        <w:pStyle w:val="Heading2"/>
+        <w:numPr>
+          <w:ilvl w:val="0"/>
+          <w:numId w:val="12"/>
+        </w:numPr>
+        <w:rPr>
+          <w:color w:val="1F4E79" w:themeColor="accent1" w:themeShade="80"/>
+        </w:rPr>
+      </w:pPr>
+      <w:r>
+        <w:rPr>
+          <w:color w:val="1F4E79" w:themeColor="accent1" w:themeShade="80"/>
+        </w:rPr>
+        <w:t>Studies</w:t>
+      </w:r>
+      <w:r>
+        <w:rPr>
+          <w:color w:val="1F4E79" w:themeColor="accent1" w:themeShade="80"/>
+        </w:rPr>
+        <w:t xml:space="preserve"> and Datasets</w:t>
+      </w:r>
+      <w:r>
+        <w:rPr>
+          <w:color w:val="1F4E79" w:themeColor="accent1" w:themeShade="80"/>
+        </w:rPr>
+        <w:t xml:space="preserve"> </w:t>
+      </w:r>
+    </w:p>
+    <w:p>
+      <w:pPr>
+        <w:pStyle w:val="Heading2"/>
+        <w:ind w:left="360"/>
+        <w:rPr>
+          <w:color w:val="1F4E79" w:themeColor="accent1" w:themeShade="80"/>
+        </w:rPr>
+      </w:pPr>
+      <w:r>
+        <w:rPr>
+          <w:color w:val="1F4E79" w:themeColor="accent1" w:themeShade="80"/>
+        </w:rPr>
+        <w:t>{%p for study in studies %}</w:t>
+      </w:r>
+    </w:p>
+    <w:p>
+      <w:pPr>
+        <w:pStyle w:val="Heading2"/>
+        <w:numPr>
+          <w:ilvl w:val="1"/>
+          <w:numId w:val="12"/>
+        </w:numPr>
+        <w:rPr>
+          <w:color w:val="1F4E79" w:themeColor="accent1" w:themeShade="80"/>
+        </w:rPr>
+      </w:pPr>
+      <w:r>
+        <w:rPr>
+          <w:color w:val="1F4E79" w:themeColor="accent1" w:themeShade="80"/>
+        </w:rPr>
+        <w:t>Study</w:t>
+      </w:r>
+      <w:r>
+        <w:rPr>
+          <w:color w:val="1F4E79" w:themeColor="accent1" w:themeShade="80"/>
+        </w:rPr>
+        <w:t xml:space="preserve"> (</w:t>
+      </w:r>
+      <w:r>
+        <w:rPr>
+          <w:color w:val="1F4E79" w:themeColor="accent1" w:themeShade="80"/>
+        </w:rPr>
+        <w:t>{{</w:t>
+      </w:r>
+      <w:proofErr w:type="spellStart"/>
+      <w:proofErr w:type="gramStart"/>
+      <w:r>
+        <w:rPr>
+          <w:color w:val="1F4E79" w:themeColor="accent1" w:themeShade="80"/>
+        </w:rPr>
+        <w:t>study.title</w:t>
+      </w:r>
+      <w:proofErr w:type="spellEnd"/>
+      <w:proofErr w:type="gramEnd"/>
+      <w:r>
+        <w:rPr>
+          <w:color w:val="1F4E79" w:themeColor="accent1" w:themeShade="80"/>
+        </w:rPr>
+        <w:t>}}</w:t>
+      </w:r>
+      <w:r>
+        <w:rPr>
+          <w:color w:val="1F4E79" w:themeColor="accent1" w:themeShade="80"/>
+        </w:rPr>
+        <w:t>)</w:t>
+      </w:r>
+    </w:p>
+    <w:tbl>
+      <w:tblPr>
+        <w:tblStyle w:val="TableGrid"/>
+        <w:tblW w:w="5000" w:type="pct"/>
+        <w:tblBorders>
+          <w:top w:val="single" w:sz="6" w:space="0" w:color="B8B8B8"/>
+          <w:left w:val="single" w:sz="6" w:space="0" w:color="B8B8B8"/>
+          <w:bottom w:val="single" w:sz="6" w:space="0" w:color="B8B8B8"/>
+          <w:right w:val="single" w:sz="6" w:space="0" w:color="B8B8B8"/>
+          <w:insideH w:val="single" w:sz="6" w:space="0" w:color="B8B8B8"/>
+          <w:insideV w:val="single" w:sz="6" w:space="0" w:color="B8B8B8"/>
+        </w:tblBorders>
+        <w:tblLayout w:type="fixed"/>
+        <w:tblLook w:val="04A0" w:firstRow="1" w:lastRow="0" w:firstColumn="1" w:lastColumn="0" w:noHBand="0" w:noVBand="1"/>
+      </w:tblPr>
+      <w:tblGrid>
+        <w:gridCol w:w="1975"/>
+        <w:gridCol w:w="3033"/>
+        <w:gridCol w:w="1966"/>
+        <w:gridCol w:w="3234"/>
+      </w:tblGrid>
+      <w:tr>
+        <w:tc>
+          <w:tcPr>
+            <w:tcW w:w="1978" w:type="dxa"/>
+            <w:shd w:val="clear" w:color="auto" w:fill="E7E6E6" w:themeFill="background2"/>
+            <w:tcMar>
+              <w:top w:w="30" w:type="dxa"/>
+              <w:left w:w="70" w:type="dxa"/>
+              <w:bottom w:w="30" w:type="dxa"/>
+              <w:right w:w="70" w:type="dxa"/>
+            </w:tcMar>
+          </w:tcPr>
+          <w:p>
+            <w:r>
+              <w:rPr>
+                <w:b/>
+                <w:sz w:val="18"/>
+              </w:rPr>
+              <w:t>Description</w:t>
+            </w:r>
+          </w:p>
+        </w:tc>
+        <w:tc>
+          <w:tcPr>
+            <w:tcW w:w="8246" w:type="dxa"/>
+            <w:gridSpan w:val="3"/>
+            <w:tcMar>
+              <w:top w:w="30" w:type="dxa"/>
+              <w:left w:w="70" w:type="dxa"/>
+              <w:bottom w:w="30" w:type="dxa"/>
+              <w:right w:w="70" w:type="dxa"/>
+            </w:tcMar>
+          </w:tcPr>
+          <w:p>
+            <w:r>
+              <w:rPr>
+                <w:sz w:val="18"/>
+              </w:rPr>
+              <w:t>{{</w:t>
+            </w:r>
+            <w:proofErr w:type="spellStart"/>
+            <w:proofErr w:type="gramStart"/>
+            <w:r>
+              <w:rPr>
+                <w:sz w:val="18"/>
+              </w:rPr>
+              <w:t>study.description</w:t>
+            </w:r>
+            <w:proofErr w:type="spellEnd"/>
+            <w:proofErr w:type="gramEnd"/>
+            <w:r>
+              <w:rPr>
+                <w:sz w:val="18"/>
+              </w:rPr>
+              <w:t>}}</w:t>
+            </w:r>
+          </w:p>
+        </w:tc>
+      </w:tr>
+      <w:tr>
+        <w:tc>
+          <w:tcPr>
+            <w:tcW w:w="1978" w:type="dxa"/>
+            <w:shd w:val="clear" w:color="auto" w:fill="E7E6E6" w:themeFill="background2"/>
+            <w:tcMar>
+              <w:top w:w="30" w:type="dxa"/>
+              <w:left w:w="70" w:type="dxa"/>
+              <w:bottom w:w="30" w:type="dxa"/>
+              <w:right w:w="70" w:type="dxa"/>
+            </w:tcMar>
+          </w:tcPr>
+          <w:p>
+            <w:r>
+              <w:rPr>
+                <w:b/>
+                <w:sz w:val="18"/>
+              </w:rPr>
+              <w:t>Study Type</w:t>
+            </w:r>
+            <w:r>
+              <w:rPr>
+                <w:b/>
+                <w:sz w:val="18"/>
+              </w:rPr>
+              <w:t>(s)</w:t>
+            </w:r>
+          </w:p>
+        </w:tc>
+        <w:tc>
+          <w:tcPr>
+            <w:tcW w:w="3038" w:type="dxa"/>
+            <w:tcMar>
+              <w:top w:w="30" w:type="dxa"/>
+              <w:left w:w="70" w:type="dxa"/>
+              <w:bottom w:w="30" w:type="dxa"/>
+              <w:right w:w="70" w:type="dxa"/>
+            </w:tcMar>
+          </w:tcPr>
+          <w:p>
+            <w:r>
+              <w:rPr>
+                <w:sz w:val="18"/>
+              </w:rPr>
+              <w:t>{{</w:t>
+            </w:r>
+            <w:proofErr w:type="spellStart"/>
+            <w:proofErr w:type="gramStart"/>
+            <w:r>
+              <w:rPr>
+                <w:sz w:val="18"/>
+              </w:rPr>
+              <w:t>study.study</w:t>
+            </w:r>
+            <w:proofErr w:type="gramEnd"/>
+            <w:r>
+              <w:rPr>
+                <w:sz w:val="18"/>
+              </w:rPr>
+              <w:t>_types</w:t>
+            </w:r>
+            <w:proofErr w:type="spellEnd"/>
+            <w:r>
+              <w:rPr>
+                <w:sz w:val="18"/>
+              </w:rPr>
+              <w:t>}}</w:t>
+            </w:r>
+          </w:p>
+        </w:tc>
+        <w:tc>
+          <w:tcPr>
+            <w:tcW w:w="1969" w:type="dxa"/>
+            <w:shd w:val="clear" w:color="auto" w:fill="E7E6E6" w:themeFill="background2"/>
+            <w:tcMar>
+              <w:top w:w="30" w:type="dxa"/>
+              <w:left w:w="70" w:type="dxa"/>
+              <w:bottom w:w="30" w:type="dxa"/>
+              <w:right w:w="70" w:type="dxa"/>
+            </w:tcMar>
+          </w:tcPr>
+          <w:p>
+            <w:r>
+              <w:rPr>
+                <w:b/>
+                <w:sz w:val="18"/>
+              </w:rPr>
+              <w:t>Multi-centre Study</w:t>
+            </w:r>
+          </w:p>
+        </w:tc>
+        <w:tc>
+          <w:tcPr>
+            <w:tcW w:w="3239" w:type="dxa"/>
+            <w:tcMar>
+              <w:top w:w="30" w:type="dxa"/>
+              <w:left w:w="70" w:type="dxa"/>
+              <w:bottom w:w="30" w:type="dxa"/>
+              <w:right w:w="70" w:type="dxa"/>
+            </w:tcMar>
+          </w:tcPr>
+          <w:p>
+            <w:r>
+              <w:rPr>
+                <w:sz w:val="18"/>
+              </w:rPr>
+              <w:t>{{</w:t>
+            </w:r>
+            <w:proofErr w:type="spellStart"/>
+            <w:proofErr w:type="gramStart"/>
+            <w:r>
+              <w:rPr>
+                <w:sz w:val="18"/>
+              </w:rPr>
+              <w:t>study.multi</w:t>
+            </w:r>
+            <w:proofErr w:type="gramEnd"/>
+            <w:r>
+              <w:rPr>
+                <w:sz w:val="18"/>
+              </w:rPr>
+              <w:t>_center_study</w:t>
+            </w:r>
+            <w:proofErr w:type="spellEnd"/>
+            <w:r>
+              <w:rPr>
+                <w:sz w:val="18"/>
+              </w:rPr>
+              <w:t>}}</w:t>
+            </w:r>
+          </w:p>
+        </w:tc>
+      </w:tr>
+      <w:tr>
+        <w:tc>
+          <w:tcPr>
+            <w:tcW w:w="1978" w:type="dxa"/>
+            <w:shd w:val="clear" w:color="auto" w:fill="E7E6E6" w:themeFill="background2"/>
+            <w:tcMar>
+              <w:top w:w="30" w:type="dxa"/>
+              <w:left w:w="70" w:type="dxa"/>
+              <w:bottom w:w="30" w:type="dxa"/>
+              <w:right w:w="70" w:type="dxa"/>
+            </w:tcMar>
+          </w:tcPr>
+          <w:p>
+            <w:pPr>
+              <w:rPr>
+                <w:b/>
+                <w:bCs/>
+                <w:sz w:val="18"/>
+                <w:szCs w:val="18"/>
+              </w:rPr>
+            </w:pPr>
+            <w:r>
+              <w:rPr>
+                <w:b/>
+                <w:bCs/>
+                <w:sz w:val="18"/>
+                <w:szCs w:val="18"/>
+              </w:rPr>
+              <w:t>External IDs</w:t>
+            </w:r>
+          </w:p>
+        </w:tc>
+        <w:tc>
+          <w:tcPr>
+            <w:tcW w:w="3038" w:type="dxa"/>
+            <w:tcMar>
+              <w:top w:w="30" w:type="dxa"/>
+              <w:left w:w="70" w:type="dxa"/>
+              <w:bottom w:w="30" w:type="dxa"/>
+              <w:right w:w="70" w:type="dxa"/>
+            </w:tcMar>
+          </w:tcPr>
+          <w:p>
+            <w:r>
+              <w:rPr>
+                <w:sz w:val="18"/>
+              </w:rPr>
+              <w:t>{{</w:t>
+            </w:r>
+            <w:proofErr w:type="spellStart"/>
+            <w:proofErr w:type="gramStart"/>
+            <w:r>
+              <w:rPr>
+                <w:sz w:val="18"/>
+              </w:rPr>
+              <w:t>study.</w:t>
+            </w:r>
+            <w:r>
+              <w:rPr>
+                <w:sz w:val="18"/>
+              </w:rPr>
+              <w:t>external</w:t>
+            </w:r>
+            <w:proofErr w:type="gramEnd"/>
+            <w:r>
+              <w:rPr>
+                <w:sz w:val="18"/>
+              </w:rPr>
+              <w:t>_id</w:t>
+            </w:r>
+            <w:proofErr w:type="spellEnd"/>
+            <w:r>
+              <w:rPr>
+                <w:sz w:val="18"/>
+              </w:rPr>
+              <w:t>}}</w:t>
+            </w:r>
+          </w:p>
+        </w:tc>
+        <w:tc>
+          <w:tcPr>
+            <w:tcW w:w="1969" w:type="dxa"/>
+            <w:shd w:val="clear" w:color="auto" w:fill="E7E6E6" w:themeFill="background2"/>
+            <w:tcMar>
+              <w:top w:w="30" w:type="dxa"/>
+              <w:left w:w="70" w:type="dxa"/>
+              <w:bottom w:w="30" w:type="dxa"/>
+              <w:right w:w="70" w:type="dxa"/>
+            </w:tcMar>
+          </w:tcPr>
+          <w:p>
+            <w:r>
+              <w:rPr>
+                <w:b/>
+                <w:sz w:val="18"/>
+              </w:rPr>
+              <w:t>Diseases</w:t>
+            </w:r>
+          </w:p>
+        </w:tc>
+        <w:tc>
+          <w:tcPr>
+            <w:tcW w:w="3239" w:type="dxa"/>
+            <w:tcMar>
+              <w:top w:w="30" w:type="dxa"/>
+              <w:left w:w="70" w:type="dxa"/>
+              <w:bottom w:w="30" w:type="dxa"/>
+              <w:right w:w="70" w:type="dxa"/>
+            </w:tcMar>
+          </w:tcPr>
+          <w:p>
+            <w:r>
+              <w:rPr>
+                <w:sz w:val="18"/>
+              </w:rPr>
+              <w:t>{{</w:t>
+            </w:r>
+            <w:proofErr w:type="spellStart"/>
+            <w:proofErr w:type="gramStart"/>
+            <w:r>
+              <w:rPr>
+                <w:sz w:val="18"/>
+              </w:rPr>
+              <w:t>study.diseases</w:t>
+            </w:r>
+            <w:proofErr w:type="gramEnd"/>
+            <w:r>
+              <w:rPr>
+                <w:sz w:val="18"/>
+              </w:rPr>
+              <w:t>_json</w:t>
+            </w:r>
+            <w:proofErr w:type="spellEnd"/>
+            <w:r>
+              <w:rPr>
+                <w:sz w:val="18"/>
+              </w:rPr>
+              <w:t>}}</w:t>
+            </w:r>
+          </w:p>
+        </w:tc>
+      </w:tr>
+      <w:tr>
+        <w:tc>
+          <w:tcPr>
+            <w:tcW w:w="1978" w:type="dxa"/>
+            <w:shd w:val="clear" w:color="auto" w:fill="E7E6E6" w:themeFill="background2"/>
+            <w:tcMar>
+              <w:top w:w="30" w:type="dxa"/>
+              <w:left w:w="70" w:type="dxa"/>
+              <w:bottom w:w="30" w:type="dxa"/>
+              <w:right w:w="70" w:type="dxa"/>
+            </w:tcMar>
+          </w:tcPr>
+          <w:p>
+            <w:r>
+              <w:rPr>
+                <w:b/>
+                <w:sz w:val="18"/>
+              </w:rPr>
+              <w:t>Number of Subjects</w:t>
+            </w:r>
+          </w:p>
+        </w:tc>
+        <w:tc>
+          <w:tcPr>
+            <w:tcW w:w="3038" w:type="dxa"/>
+            <w:tcMar>
+              <w:top w:w="30" w:type="dxa"/>
+              <w:left w:w="70" w:type="dxa"/>
+              <w:bottom w:w="30" w:type="dxa"/>
+              <w:right w:w="70" w:type="dxa"/>
+            </w:tcMar>
+          </w:tcPr>
+          <w:p>
+            <w:r>
+              <w:rPr>
+                <w:sz w:val="18"/>
+              </w:rPr>
+              <w:t>{{</w:t>
+            </w:r>
+            <w:proofErr w:type="spellStart"/>
+            <w:proofErr w:type="gramStart"/>
+            <w:r>
+              <w:rPr>
+                <w:sz w:val="18"/>
+              </w:rPr>
+              <w:t>study.number</w:t>
+            </w:r>
+            <w:proofErr w:type="gramEnd"/>
+            <w:r>
+              <w:rPr>
+                <w:sz w:val="18"/>
+              </w:rPr>
+              <w:t>_of_subjects</w:t>
+            </w:r>
+            <w:proofErr w:type="spellEnd"/>
+            <w:r>
+              <w:rPr>
+                <w:sz w:val="18"/>
+              </w:rPr>
+              <w:t>}}</w:t>
+            </w:r>
+          </w:p>
+        </w:tc>
+        <w:tc>
+          <w:tcPr>
+            <w:tcW w:w="1969" w:type="dxa"/>
+            <w:shd w:val="clear" w:color="auto" w:fill="E7E6E6" w:themeFill="background2"/>
+            <w:tcMar>
+              <w:top w:w="30" w:type="dxa"/>
+              <w:left w:w="70" w:type="dxa"/>
+              <w:bottom w:w="30" w:type="dxa"/>
+              <w:right w:w="70" w:type="dxa"/>
+            </w:tcMar>
+          </w:tcPr>
+          <w:p>
+            <w:r>
+              <w:rPr>
+                <w:b/>
+                <w:sz w:val="18"/>
+              </w:rPr>
+              <w:t>Species</w:t>
+            </w:r>
+          </w:p>
+        </w:tc>
+        <w:tc>
+          <w:tcPr>
+            <w:tcW w:w="3239" w:type="dxa"/>
+            <w:tcMar>
+              <w:top w:w="30" w:type="dxa"/>
+              <w:left w:w="70" w:type="dxa"/>
+              <w:bottom w:w="30" w:type="dxa"/>
+              <w:right w:w="70" w:type="dxa"/>
+            </w:tcMar>
+          </w:tcPr>
+          <w:p>
+            <w:r>
+              <w:rPr>
+                <w:sz w:val="18"/>
+              </w:rPr>
+              <w:t xml:space="preserve">{{study. </w:t>
+            </w:r>
+            <w:proofErr w:type="spellStart"/>
+            <w:r>
+              <w:rPr>
+                <w:sz w:val="18"/>
+              </w:rPr>
+              <w:t>species_json</w:t>
+            </w:r>
+            <w:proofErr w:type="spellEnd"/>
+            <w:r>
+              <w:rPr>
+                <w:sz w:val="18"/>
+              </w:rPr>
+              <w:t>}}</w:t>
+            </w:r>
+          </w:p>
+        </w:tc>
+      </w:tr>
+      <w:tr>
+        <w:tc>
+          <w:tcPr>
+            <w:tcW w:w="1978" w:type="dxa"/>
+            <w:shd w:val="clear" w:color="auto" w:fill="E7E6E6" w:themeFill="background2"/>
+            <w:tcMar>
+              <w:top w:w="30" w:type="dxa"/>
+              <w:left w:w="70" w:type="dxa"/>
+              <w:bottom w:w="30" w:type="dxa"/>
+              <w:right w:w="70" w:type="dxa"/>
+            </w:tcMar>
+          </w:tcPr>
+          <w:p>
+            <w:r>
+              <w:rPr>
+                <w:b/>
+                <w:sz w:val="18"/>
+              </w:rPr>
+              <w:t>Sample Sources</w:t>
+            </w:r>
+          </w:p>
+        </w:tc>
+        <w:tc>
+          <w:tcPr>
+            <w:tcW w:w="3038" w:type="dxa"/>
+            <w:tcMar>
+              <w:top w:w="30" w:type="dxa"/>
+              <w:left w:w="70" w:type="dxa"/>
+              <w:bottom w:w="30" w:type="dxa"/>
+              <w:right w:w="70" w:type="dxa"/>
+            </w:tcMar>
+          </w:tcPr>
+          <w:p>
+            <w:r>
+              <w:rPr>
+                <w:sz w:val="18"/>
+              </w:rPr>
+              <w:t>{{</w:t>
+            </w:r>
+            <w:proofErr w:type="spellStart"/>
+            <w:r>
+              <w:rPr>
+                <w:sz w:val="18"/>
+              </w:rPr>
+              <w:t>study.sample_sources_json</w:t>
+            </w:r>
+            <w:proofErr w:type="spellEnd"/>
+            <w:r>
+              <w:rPr>
+                <w:sz w:val="18"/>
+              </w:rPr>
+              <w:t>}}</w:t>
+            </w:r>
+          </w:p>
+        </w:tc>
+        <w:tc>
+          <w:tcPr>
+            <w:tcW w:w="1969" w:type="dxa"/>
+            <w:shd w:val="clear" w:color="auto" w:fill="E7E6E6" w:themeFill="background2"/>
+            <w:tcMar>
+              <w:top w:w="30" w:type="dxa"/>
+              <w:left w:w="70" w:type="dxa"/>
+              <w:bottom w:w="30" w:type="dxa"/>
+              <w:right w:w="70" w:type="dxa"/>
+            </w:tcMar>
+          </w:tcPr>
+          <w:p>
+            <w:r>
+              <w:rPr>
+                <w:b/>
+                <w:sz w:val="18"/>
+              </w:rPr>
+              <w:t>Consent Obtained</w:t>
+            </w:r>
+          </w:p>
+        </w:tc>
+        <w:tc>
+          <w:tcPr>
+            <w:tcW w:w="3239" w:type="dxa"/>
+            <w:tcMar>
+              <w:top w:w="30" w:type="dxa"/>
+              <w:left w:w="70" w:type="dxa"/>
+              <w:bottom w:w="30" w:type="dxa"/>
+              <w:right w:w="70" w:type="dxa"/>
+            </w:tcMar>
+          </w:tcPr>
+          <w:p>
+            <w:r>
+              <w:rPr>
+                <w:sz w:val="18"/>
+              </w:rPr>
+              <w:t>{{</w:t>
+            </w:r>
+            <w:proofErr w:type="spellStart"/>
+            <w:proofErr w:type="gramStart"/>
+            <w:r>
+              <w:rPr>
+                <w:sz w:val="18"/>
+              </w:rPr>
+              <w:t>study.informed</w:t>
+            </w:r>
+            <w:proofErr w:type="gramEnd"/>
+            <w:r>
+              <w:rPr>
+                <w:sz w:val="18"/>
+              </w:rPr>
+              <w:t>_consent_given</w:t>
+            </w:r>
+            <w:proofErr w:type="spellEnd"/>
+            <w:r>
+              <w:rPr>
+                <w:sz w:val="18"/>
+              </w:rPr>
+              <w:t>}}</w:t>
+            </w:r>
+          </w:p>
+        </w:tc>
+      </w:tr>
+      <w:tr>
+        <w:tc>
+          <w:tcPr>
+            <w:tcW w:w="1978" w:type="dxa"/>
+            <w:shd w:val="clear" w:color="auto" w:fill="E7E6E6" w:themeFill="background2"/>
+            <w:tcMar>
+              <w:top w:w="30" w:type="dxa"/>
+              <w:left w:w="70" w:type="dxa"/>
+              <w:bottom w:w="30" w:type="dxa"/>
+              <w:right w:w="70" w:type="dxa"/>
+            </w:tcMar>
+          </w:tcPr>
+          <w:p>
+            <w:r>
+              <w:rPr>
+                <w:b/>
+                <w:sz w:val="18"/>
+              </w:rPr>
+              <w:t>Ethics Approval</w:t>
+            </w:r>
+          </w:p>
+        </w:tc>
+        <w:tc>
+          <w:tcPr>
+            <w:tcW w:w="3038" w:type="dxa"/>
+            <w:tcMar>
+              <w:top w:w="30" w:type="dxa"/>
+              <w:left w:w="70" w:type="dxa"/>
+              <w:bottom w:w="30" w:type="dxa"/>
+              <w:right w:w="70" w:type="dxa"/>
+            </w:tcMar>
+          </w:tcPr>
+          <w:p>
+            <w:r>
+              <w:rPr>
+                <w:sz w:val="18"/>
+              </w:rPr>
+              <w:t>{{</w:t>
+            </w:r>
+            <w:proofErr w:type="spellStart"/>
+            <w:proofErr w:type="gramStart"/>
+            <w:r>
+              <w:rPr>
+                <w:sz w:val="18"/>
+              </w:rPr>
+              <w:t>study.ethics</w:t>
+            </w:r>
+            <w:proofErr w:type="gramEnd"/>
+            <w:r>
+              <w:rPr>
+                <w:sz w:val="18"/>
+              </w:rPr>
+              <w:t>_approval_exists</w:t>
+            </w:r>
+            <w:proofErr w:type="spellEnd"/>
+            <w:r>
+              <w:rPr>
+                <w:sz w:val="18"/>
+              </w:rPr>
+              <w:t>}}</w:t>
+            </w:r>
+          </w:p>
+        </w:tc>
+        <w:tc>
+          <w:tcPr>
+            <w:tcW w:w="1969" w:type="dxa"/>
+            <w:shd w:val="clear" w:color="auto" w:fill="E7E6E6" w:themeFill="background2"/>
+            <w:tcMar>
+              <w:top w:w="30" w:type="dxa"/>
+              <w:left w:w="70" w:type="dxa"/>
+              <w:bottom w:w="30" w:type="dxa"/>
+              <w:right w:w="70" w:type="dxa"/>
+            </w:tcMar>
+          </w:tcPr>
+          <w:p>
+            <w:r>
+              <w:rPr>
+                <w:b/>
+                <w:sz w:val="18"/>
+              </w:rPr>
+              <w:t>Ethics Approval No.</w:t>
+            </w:r>
+          </w:p>
+        </w:tc>
+        <w:tc>
+          <w:tcPr>
+            <w:tcW w:w="3239" w:type="dxa"/>
+            <w:tcMar>
+              <w:top w:w="30" w:type="dxa"/>
+              <w:left w:w="70" w:type="dxa"/>
+              <w:bottom w:w="30" w:type="dxa"/>
+              <w:right w:w="70" w:type="dxa"/>
+            </w:tcMar>
+          </w:tcPr>
+          <w:p>
+            <w:r>
+              <w:rPr>
+                <w:sz w:val="18"/>
+              </w:rPr>
+              <w:t>{{</w:t>
+            </w:r>
+            <w:proofErr w:type="spellStart"/>
+            <w:proofErr w:type="gramStart"/>
+            <w:r>
+              <w:rPr>
+                <w:sz w:val="18"/>
+              </w:rPr>
+              <w:t>study.ethics</w:t>
+            </w:r>
+            <w:proofErr w:type="gramEnd"/>
+            <w:r>
+              <w:rPr>
+                <w:sz w:val="18"/>
+              </w:rPr>
+              <w:t>_approval_no</w:t>
+            </w:r>
+            <w:proofErr w:type="spellEnd"/>
+            <w:r>
+              <w:rPr>
+                <w:sz w:val="18"/>
+              </w:rPr>
+              <w:t>}}</w:t>
+            </w:r>
+          </w:p>
+        </w:tc>
+      </w:tr>
+    </w:tbl>
+    <w:p>
+      <w:pPr>
+        <w:pStyle w:val="Heading2"/>
+        <w:ind w:firstLine="720"/>
+        <w:rPr>
+          <w:color w:val="1F4E79" w:themeColor="accent1" w:themeShade="80"/>
+        </w:rPr>
+      </w:pPr>
+      <w:r>
+        <w:rPr>
+          <w:color w:val="1F4E79" w:themeColor="accent1" w:themeShade="80"/>
+        </w:rPr>
+        <w:t>Datasets</w:t>
       </w:r>
     </w:p>
     <w:p>
       <w:r>
-        <w:rPr>
-          <w:rFonts w:ascii="Arial" w:hAnsi="Arial" w:cs="Arial"/>
-          <w:b/>
-          <w:bCs/>
-          <w:caps/>
-          <w:sz w:val="20"/>
-        </w:rPr>
-        <w:t>Data Information SHEET (DISH)</w:t>
+        <w:t xml:space="preserve">{%p for dataset in </w:t>
+      </w:r>
+      <w:proofErr w:type="spellStart"/>
+      <w:proofErr w:type="gramStart"/>
+      <w:r>
+        <w:t>study.</w:t>
+      </w:r>
+      <w:r>
+        <w:t>datasets</w:t>
+      </w:r>
+      <w:proofErr w:type="spellEnd"/>
+      <w:proofErr w:type="gramEnd"/>
+      <w:r>
+        <w:t xml:space="preserve"> %}</w:t>
       </w:r>
     </w:p>
     <w:p>
+      <w:pPr>
+        <w:pStyle w:val="Heading3"/>
+        <w:rPr>
+          <w:color w:val="2F5496" w:themeColor="accent5" w:themeShade="BF"/>
+          <w:lang w:val="en-US"/>
+        </w:rPr>
+      </w:pPr>
+      <w:proofErr w:type="gramStart"/>
       <w:r>
         <w:rPr>
-          <w:rStyle w:val="NumberingSymbols"/>
+          <w:color w:val="2F5496" w:themeColor="accent5" w:themeShade="BF"/>
         </w:rPr>
-        <w:t>{%p if not finalised_on %}</w:t>
+        <w:t xml:space="preserve">{{ </w:t>
       </w:r>
-    </w:p>
-    <w:p>
-      <w:pPr>
-        <w:rPr>
-          <w:rStyle w:val="NumberingSymbols"/>
-          <w:color w:val="FF0000"/>
-        </w:rPr>
-      </w:pPr>
+      <w:proofErr w:type="spellStart"/>
       <w:r>
         <w:rPr>
-          <w:rStyle w:val="NumberingSymbols"/>
-          <w:color w:val="FF0000"/>
+          <w:color w:val="2F5496" w:themeColor="accent5" w:themeShade="BF"/>
         </w:rPr>
-        <w:t>! Warning: The submission {{ ref_name }} is not finalized – some information may be missing or under review !</w:t>
+        <w:t>dataset</w:t>
       </w:r>
-    </w:p>
-    <w:p>
-      <w:pPr>
-        <w:rPr>
-          <w:rStyle w:val="NumberingSymbols"/>
-        </w:rPr>
-      </w:pPr>
+      <w:proofErr w:type="gramEnd"/>
       <w:r>
         <w:rPr>
-          <w:rStyle w:val="NumberingSymbols"/>
+          <w:color w:val="2F5496" w:themeColor="accent5" w:themeShade="BF"/>
         </w:rPr>
-        <w:t>{%p endif %}</w:t>
-      </w:r>
-    </w:p>
-    <w:p>
-      <w:pPr>
-        <w:rPr>
-          <w:rStyle w:val="NumberingSymbols"/>
-        </w:rPr>
-      </w:pPr>
-      <w:r>
-        <w:rPr>
-          <w:rStyle w:val="NumberingSymbols"/>
-        </w:rPr>
-        <w:t>To comply with ethical and legal requirements for fair processin</w:t>
-      </w:r>
-      <w:bookmarkStart w:id="0" w:name="_GoBack1"/>
-      <w:bookmarkEnd w:id="0"/>
-      <w:r>
-        <w:rPr>
-          <w:rStyle w:val="NumberingSymbols"/>
-        </w:rPr>
-        <w:t>g of personal data, UL/LCSB needs to record information on data subjects, cohort details and contacts for any Personal Data submitted to the Luxembourg ELIXIR platform. This is the purpose of this annex.</w:t>
-      </w:r>
-    </w:p>
-    <w:p>
-      <w:pPr>
-        <w:rPr>
-          <w:rFonts w:cstheme="minorHAnsi"/>
-        </w:rPr>
-      </w:pPr>
-    </w:p>
-    <w:p>
-      <w:pPr>
-        <w:pStyle w:val="Heading1"/>
-        <w:numPr>
-          <w:ilvl w:val="0"/>
-          <w:numId w:val="3"/>
-        </w:numPr>
-      </w:pPr>
-      <w:r>
-        <w:rPr>
-          <w:rFonts w:ascii="Arial" w:hAnsi="Arial"/>
-          <w:sz w:val="24"/>
-          <w:szCs w:val="24"/>
-        </w:rPr>
-        <w:t>{{ submitting_institution_name }}</w:t>
-      </w:r>
-    </w:p>
-    <w:p>
-      <w:r>
-        <w:t>{{ submitting_institution_name }} (hereinafter “</w:t>
+        <w:t>.</w:t>
       </w:r>
       <w:r>
         <w:rPr>
-          <w:b/>
+          <w:color w:val="2F5496" w:themeColor="accent5" w:themeShade="BF"/>
         </w:rPr>
-        <w:t>Data Provider</w:t>
-      </w:r>
-      <w:r>
-        <w:t>”), with its offices established at {{submitting_institution_address}}, legally represented by {{ (data_providers | first)[‘first_name’] }} {{ (data_providers | first)[‘last_name’] | upper }}, transfers the data to {{ local_custodians | join(‘ and ’) }} at {{ submission_scope_label }}.</w:t>
-      </w:r>
-    </w:p>
-    <w:p>
-      <w:r>
-        <w:t xml:space="preserve">The Data is submitted under the reference title </w:t>
+        <w:t>dataset</w:t>
       </w:r>
       <w:r>
         <w:rPr>
-          <w:b/>
+          <w:color w:val="2F5496" w:themeColor="accent5" w:themeShade="BF"/>
         </w:rPr>
-        <w:t>“{{ title }}”</w:t>
+        <w:t>_id</w:t>
       </w:r>
+      <w:proofErr w:type="spellEnd"/>
       <w:r>
-        <w:t xml:space="preserve"> in the context of the project </w:t>
+        <w:rPr>
+          <w:color w:val="2F5496" w:themeColor="accent5" w:themeShade="BF"/>
+        </w:rPr>
+        <w:t xml:space="preserve"> or '</w:t>
+      </w:r>
+      <w:proofErr w:type="gramStart"/>
+      <w:r>
+        <w:rPr>
+          <w:color w:val="2F5496" w:themeColor="accent5" w:themeShade="BF"/>
+        </w:rPr>
+        <w:t>' }</w:t>
+      </w:r>
+      <w:proofErr w:type="gramEnd"/>
+      <w:r>
+        <w:rPr>
+          <w:color w:val="2F5496" w:themeColor="accent5" w:themeShade="BF"/>
+        </w:rPr>
+        <w:t>}</w:t>
       </w:r>
       <w:r>
         <w:rPr>
-          <w:b/>
+          <w:color w:val="2F5496" w:themeColor="accent5" w:themeShade="BF"/>
         </w:rPr>
-        <w:t>“</w:t>
+        <w:t xml:space="preserve"> </w:t>
       </w:r>
       <w:r>
         <w:rPr>
-          <w:b/>
-          <w:bCs/>
+          <w:color w:val="000000" w:themeColor="text1"/>
         </w:rPr>
-        <w:t>{{ local_project }}”</w:t>
-      </w:r>
-      <w:r>
-        <w:t>.</w:t>
-      </w:r>
-    </w:p>
-    <w:p>
-      <w:pPr>
-        <w:rPr>
-          <w:rFonts w:cstheme="minorHAnsi"/>
-        </w:rPr>
-      </w:pPr>
-    </w:p>
-    <w:p>
-      <w:r>
-        <w:t>The Data Provider appoints the following contacts for this submission:</w:t>
-      </w:r>
-    </w:p>
-    <w:p>
-      <w:r>
-        <w:t>{%p for provider in data_providers %}</w:t>
-      </w:r>
-    </w:p>
-    <w:p>
-      <w:pPr>
-        <w:pStyle w:val="ListParagraph"/>
-        <w:numPr>
-          <w:ilvl w:val="0"/>
-          <w:numId w:val="5"/>
-        </w:numPr>
-      </w:pPr>
-      <w:r>
-        <w:t xml:space="preserve">{%r if </w:t>
+        <w:t xml:space="preserve">— </w:t>
       </w:r>
       <w:r>
         <w:rPr>
-          <w:rStyle w:val="Quotation"/>
-          <w:rFonts w:cstheme="minorHAnsi"/>
+          <w:color w:val="2F5496" w:themeColor="accent5" w:themeShade="BF"/>
         </w:rPr>
-        <w:t>loop.first %}</w:t>
+        <w:t>{{</w:t>
       </w:r>
+      <w:proofErr w:type="spellStart"/>
+      <w:proofErr w:type="gramStart"/>
       <w:r>
         <w:rPr>
-          <w:rStyle w:val="Quotation"/>
-          <w:rFonts w:cstheme="minorHAnsi"/>
-          <w:b/>
-          <w:bCs/>
-          <w:i w:val="0"/>
-          <w:iCs w:val="0"/>
+          <w:color w:val="2F5496" w:themeColor="accent5" w:themeShade="BF"/>
         </w:rPr>
-        <w:t>Main contact:</w:t>
+        <w:t>dataset.title</w:t>
       </w:r>
+      <w:proofErr w:type="spellEnd"/>
+      <w:proofErr w:type="gramEnd"/>
       <w:r>
         <w:rPr>
-          <w:rStyle w:val="Quotation"/>
-          <w:rFonts w:cstheme="minorHAnsi"/>
+          <w:color w:val="2F5496" w:themeColor="accent5" w:themeShade="BF"/>
         </w:rPr>
-        <w:t xml:space="preserve"> {%r else %}Additional contact: {%r endif %}</w:t>
-      </w:r>
-      <w:r>
-        <w:t xml:space="preserve"> {{provider.first_name}} {{provider.last_name | upper}}; role: {{provider.role | replace(‘_’, ‘ ‘)}}; e-mail: {{provider.email}}</w:t>
+        <w:t>}}</w:t>
       </w:r>
     </w:p>
-    <w:p>
-      <w:r>
-        <w:t>{%p endfor %}</w:t>
-      </w:r>
-    </w:p>
-    <w:p/>
-    <w:p>
-      <w:r>
-        <w:t>The submission contains {{ studies | length }} study sheet{{ studies | pluralize }} and {{ datadecs | length }} data sheet{{ datadecs | pluralize }}{% if attachments | length == 0 %}.{% else %} as well as the following additional documents:</w:t>
-      </w:r>
-    </w:p>
-    <w:p>
-      <w:r>
-        <w:t>{%p for attachement in attachments %}</w:t>
-      </w:r>
-    </w:p>
-    <w:p>
-      <w:pPr>
-        <w:pStyle w:val="ListParagraph"/>
-        <w:numPr>
-          <w:ilvl w:val="0"/>
-          <w:numId w:val="4"/>
-        </w:numPr>
-      </w:pPr>
-      <w:r>
-        <w:t>{{ attachement.</w:t>
-      </w:r>
-      <w:r>
-        <w:t>files</w:t>
-      </w:r>
-      <w:r>
-        <w:t>[0][‘$ref’]</w:t>
-      </w:r>
-      <w:r>
-        <w:t xml:space="preserve"> }}</w:t>
-      </w:r>
-      <w:r>
-        <w:t xml:space="preserve"> – {{ attachement.description }}</w:t>
-      </w:r>
-    </w:p>
-    <w:p>
-      <w:r>
-        <w:t>{%p endfor %}</w:t>
-      </w:r>
-    </w:p>
-    <w:p>
-      <w:r>
-        <w:t>{% endif %}</w:t>
-      </w:r>
-    </w:p>
-    <w:p>
-      <w:r>
-        <w:t>{%p for study in studies %}</w:t>
-      </w:r>
-    </w:p>
-    <w:p>
-      <w:r>
-        <w:t>{% set study_index = loop.index %}</w:t>
-      </w:r>
-    </w:p>
-    <w:p>
-      <w:pPr>
-        <w:pStyle w:val="Heading2"/>
-        <w:numPr>
-          <w:ilvl w:val="1"/>
-          <w:numId w:val="2"/>
-        </w:numPr>
-      </w:pPr>
-      <w:bookmarkStart w:id="1" w:name="__RefHeading___Toc3178_3556411291"/>
-      <w:bookmarkEnd w:id="1"/>
-      <w:r>
-        <w:t>Studies</w:t>
-      </w:r>
-    </w:p>
-    <w:p>
-      <w:pPr>
-        <w:pStyle w:val="Heading3"/>
-      </w:pPr>
-      <w:r>
-        <w:t>Study {{ study_index}}: {{ study.title }}</w:t>
-      </w:r>
-    </w:p>
-    <w:p>
-      <w:r>
-        <w:t>Description: {{ study.description }}</w:t>
-      </w:r>
-    </w:p>
-    <w:p>
-      <w:r>
-        <w:t xml:space="preserve">{% if study.website %} </w:t>
-      </w:r>
-      <w:r>
-        <w:t>Website: {{ study.website }}</w:t>
-      </w:r>
-      <w:r>
-        <w:t xml:space="preserve"> {% endif %}</w:t>
-      </w:r>
-    </w:p>
-    <w:p>
-      <w:r>
-        <w:t xml:space="preserve">{% if study.remarks %} </w:t>
-      </w:r>
-      <w:r>
-        <w:t>Remarks: {{ study.remarks }}</w:t>
-      </w:r>
-      <w:r>
-        <w:t xml:space="preserve"> {% endif %}</w:t>
-      </w:r>
-    </w:p>
-    <w:p/>
-    <w:p>
-      <w:r>
-        <w:lastRenderedPageBreak/>
-        <w:t>As for the study, the Data Provider hereby confirms that an ethics approval exists for the data collection as well as the data sharing for the purposes as foreseen in the Hosting and Processing Agreement under the ethics approval identifier {{ study.ethics_approval_no }}.</w:t>
-      </w:r>
-    </w:p>
-    <w:p>
-      <w:pPr>
-        <w:rPr>
-          <w:rFonts w:cstheme="minorHAnsi"/>
-        </w:rPr>
-      </w:pPr>
-    </w:p>
-    <w:p>
-      <w:r>
-        <w:t>{%p if study.study_types %}</w:t>
-      </w:r>
-    </w:p>
-    <w:p>
-      <w:r>
-        <w:t>As for Study 1, the characteristics are specified as follows: {{ study.study_types | join(‘, ‘) }}</w:t>
-      </w:r>
-    </w:p>
-    <w:p>
-      <w:r>
-        <w:t>{%p endif %}</w:t>
-      </w:r>
-    </w:p>
-    <w:p>
-      <w:r>
-        <w:t>As for Study 1, the Cohort owner contact(s) are:</w:t>
-      </w:r>
-    </w:p>
-    <w:p/>
     <w:tbl>
       <w:tblPr>
         <w:tblStyle w:val="TableGrid"/>
-        <w:tblW w:w="9349" w:type="dxa"/>
+        <w:tblW w:w="5000" w:type="pct"/>
+        <w:tblBorders>
+          <w:top w:val="single" w:sz="6" w:space="0" w:color="B8B8B8"/>
+          <w:left w:val="single" w:sz="6" w:space="0" w:color="B8B8B8"/>
+          <w:bottom w:val="single" w:sz="6" w:space="0" w:color="B8B8B8"/>
+          <w:right w:val="single" w:sz="6" w:space="0" w:color="B8B8B8"/>
+          <w:insideH w:val="single" w:sz="6" w:space="0" w:color="B8B8B8"/>
+          <w:insideV w:val="single" w:sz="6" w:space="0" w:color="B8B8B8"/>
+        </w:tblBorders>
+        <w:tblLayout w:type="fixed"/>
         <w:tblLook w:val="04A0" w:firstRow="1" w:lastRow="0" w:firstColumn="1" w:lastColumn="0" w:noHBand="0" w:noVBand="1"/>
       </w:tblPr>
       <w:tblGrid>
-        <w:gridCol w:w="1506"/>
-        <w:gridCol w:w="2068"/>
-        <w:gridCol w:w="2166"/>
-        <w:gridCol w:w="1545"/>
-        <w:gridCol w:w="2064"/>
+        <w:gridCol w:w="2414"/>
+        <w:gridCol w:w="2668"/>
+        <w:gridCol w:w="40"/>
+        <w:gridCol w:w="2367"/>
+        <w:gridCol w:w="2719"/>
       </w:tblGrid>
       <w:tr>
         <w:tc>
           <w:tcPr>
-            <w:tcW w:w="1507" w:type="dxa"/>
-            <w:shd w:val="clear" w:color="auto" w:fill="auto"/>
-          </w:tcPr>
-          <w:p/>
-        </w:tc>
-        <w:tc>
-          <w:tcPr>
-            <w:tcW w:w="2068" w:type="dxa"/>
-            <w:shd w:val="clear" w:color="auto" w:fill="auto"/>
-          </w:tcPr>
-          <w:p>
-            <w:r>
-              <w:t>Contact name</w:t>
-            </w:r>
-          </w:p>
-        </w:tc>
-        <w:tc>
-          <w:tcPr>
-            <w:tcW w:w="2166" w:type="dxa"/>
-            <w:shd w:val="clear" w:color="auto" w:fill="auto"/>
-          </w:tcPr>
-          <w:p>
-            <w:r>
-              <w:t>Institution</w:t>
-            </w:r>
-          </w:p>
-        </w:tc>
-        <w:tc>
-          <w:tcPr>
-            <w:tcW w:w="1543" w:type="dxa"/>
-            <w:tcBorders>
-              <w:left w:val="nil"/>
-              <w:right w:val="nil"/>
-            </w:tcBorders>
-            <w:shd w:val="clear" w:color="auto" w:fill="auto"/>
-          </w:tcPr>
-          <w:p>
-            <w:r>
-              <w:t>E-Mail</w:t>
-            </w:r>
-          </w:p>
-        </w:tc>
-        <w:tc>
-          <w:tcPr>
-            <w:tcW w:w="2065" w:type="dxa"/>
-            <w:shd w:val="clear" w:color="auto" w:fill="auto"/>
-          </w:tcPr>
-          <w:p>
-            <w:r>
-              <w:t>Role</w:t>
+            <w:tcW w:w="2414" w:type="dxa"/>
+            <w:shd w:val="clear" w:color="auto" w:fill="E7E6E6" w:themeFill="background2"/>
+            <w:tcMar>
+              <w:top w:w="30" w:type="dxa"/>
+              <w:left w:w="70" w:type="dxa"/>
+              <w:bottom w:w="30" w:type="dxa"/>
+              <w:right w:w="70" w:type="dxa"/>
+            </w:tcMar>
+          </w:tcPr>
+          <w:p>
+            <w:r>
+              <w:rPr>
+                <w:b/>
+                <w:sz w:val="18"/>
+              </w:rPr>
+              <w:t>Description</w:t>
+            </w:r>
+          </w:p>
+        </w:tc>
+        <w:tc>
+          <w:tcPr>
+            <w:tcW w:w="7794" w:type="dxa"/>
+            <w:gridSpan w:val="4"/>
+            <w:tcMar>
+              <w:top w:w="30" w:type="dxa"/>
+              <w:left w:w="70" w:type="dxa"/>
+              <w:bottom w:w="30" w:type="dxa"/>
+              <w:right w:w="70" w:type="dxa"/>
+            </w:tcMar>
+          </w:tcPr>
+          <w:p>
+            <w:r>
+              <w:rPr>
+                <w:sz w:val="18"/>
+              </w:rPr>
+              <w:t>{{</w:t>
+            </w:r>
+            <w:proofErr w:type="spellStart"/>
+            <w:proofErr w:type="gramStart"/>
+            <w:r>
+              <w:rPr>
+                <w:sz w:val="18"/>
+              </w:rPr>
+              <w:t>dataset.description</w:t>
+            </w:r>
+            <w:proofErr w:type="spellEnd"/>
+            <w:proofErr w:type="gramEnd"/>
+            <w:r>
+              <w:rPr>
+                <w:sz w:val="18"/>
+              </w:rPr>
+              <w:t>}}</w:t>
             </w:r>
           </w:p>
         </w:tc>
@@ -424,13 +1766,132 @@
       <w:tr>
         <w:tc>
           <w:tcPr>
-            <w:tcW w:w="9349" w:type="dxa"/>
-            <w:gridSpan w:val="5"/>
-            <w:shd w:val="clear" w:color="auto" w:fill="auto"/>
-          </w:tcPr>
-          <w:p>
-            <w:r>
-              <w:t>{%tr for contact in study.contacts %}</w:t>
+            <w:tcW w:w="2414" w:type="dxa"/>
+            <w:shd w:val="clear" w:color="auto" w:fill="E7E6E6" w:themeFill="background2"/>
+            <w:tcMar>
+              <w:top w:w="30" w:type="dxa"/>
+              <w:left w:w="70" w:type="dxa"/>
+              <w:bottom w:w="30" w:type="dxa"/>
+              <w:right w:w="70" w:type="dxa"/>
+            </w:tcMar>
+          </w:tcPr>
+          <w:p>
+            <w:r>
+              <w:rPr>
+                <w:b/>
+                <w:sz w:val="18"/>
+              </w:rPr>
+              <w:t>External IDs</w:t>
+            </w:r>
+          </w:p>
+        </w:tc>
+        <w:tc>
+          <w:tcPr>
+            <w:tcW w:w="2668" w:type="dxa"/>
+            <w:tcMar>
+              <w:top w:w="30" w:type="dxa"/>
+              <w:left w:w="70" w:type="dxa"/>
+              <w:bottom w:w="30" w:type="dxa"/>
+              <w:right w:w="70" w:type="dxa"/>
+            </w:tcMar>
+          </w:tcPr>
+          <w:p>
+            <w:r>
+              <w:rPr>
+                <w:sz w:val="18"/>
+              </w:rPr>
+              <w:t>{{</w:t>
+            </w:r>
+            <w:proofErr w:type="spellStart"/>
+            <w:proofErr w:type="gramStart"/>
+            <w:r>
+              <w:rPr>
+                <w:sz w:val="18"/>
+              </w:rPr>
+              <w:t>dataset.</w:t>
+            </w:r>
+            <w:r>
+              <w:rPr>
+                <w:sz w:val="18"/>
+              </w:rPr>
+              <w:t>external</w:t>
+            </w:r>
+            <w:proofErr w:type="gramEnd"/>
+            <w:r>
+              <w:rPr>
+                <w:sz w:val="18"/>
+              </w:rPr>
+              <w:t>_id</w:t>
+            </w:r>
+            <w:proofErr w:type="spellEnd"/>
+            <w:r>
+              <w:rPr>
+                <w:sz w:val="18"/>
+              </w:rPr>
+              <w:t>}}</w:t>
+            </w:r>
+          </w:p>
+        </w:tc>
+        <w:tc>
+          <w:tcPr>
+            <w:tcW w:w="2407" w:type="dxa"/>
+            <w:gridSpan w:val="2"/>
+            <w:shd w:val="clear" w:color="auto" w:fill="E7E6E6" w:themeFill="background2"/>
+            <w:tcMar>
+              <w:top w:w="30" w:type="dxa"/>
+              <w:left w:w="70" w:type="dxa"/>
+              <w:bottom w:w="30" w:type="dxa"/>
+              <w:right w:w="70" w:type="dxa"/>
+            </w:tcMar>
+          </w:tcPr>
+          <w:p>
+            <w:r>
+              <w:rPr>
+                <w:b/>
+                <w:sz w:val="18"/>
+              </w:rPr>
+              <w:t>Size (bytes)</w:t>
+            </w:r>
+          </w:p>
+        </w:tc>
+        <w:tc>
+          <w:tcPr>
+            <w:tcW w:w="2719" w:type="dxa"/>
+            <w:tcMar>
+              <w:top w:w="30" w:type="dxa"/>
+              <w:left w:w="70" w:type="dxa"/>
+              <w:bottom w:w="30" w:type="dxa"/>
+              <w:right w:w="70" w:type="dxa"/>
+            </w:tcMar>
+          </w:tcPr>
+          <w:p>
+            <w:r>
+              <w:rPr>
+                <w:sz w:val="18"/>
+              </w:rPr>
+              <w:t>{{</w:t>
+            </w:r>
+            <w:proofErr w:type="spellStart"/>
+            <w:proofErr w:type="gramStart"/>
+            <w:r>
+              <w:rPr>
+                <w:sz w:val="18"/>
+              </w:rPr>
+              <w:t>dataset.size</w:t>
+            </w:r>
+            <w:proofErr w:type="gramEnd"/>
+            <w:r>
+              <w:rPr>
+                <w:sz w:val="18"/>
+              </w:rPr>
+              <w:t>_bytes</w:t>
+            </w:r>
+            <w:proofErr w:type="spellEnd"/>
+            <w:r>
+              <w:rPr>
+                <w:sz w:val="18"/>
+              </w:rPr>
+              <w:t>}}</w:t>
             </w:r>
           </w:p>
         </w:tc>
@@ -438,85 +1899,120 @@
       <w:tr>
         <w:tc>
           <w:tcPr>
-            <w:tcW w:w="1507" w:type="dxa"/>
-            <w:shd w:val="clear" w:color="auto" w:fill="auto"/>
-          </w:tcPr>
-          <w:p>
-            <w:r>
-              <w:t xml:space="preserve">{% if </w:t>
-            </w:r>
-            <w:r>
-              <w:rPr>
-                <w:rStyle w:val="Quotation"/>
-                <w:rFonts w:cstheme="minorHAnsi"/>
-              </w:rPr>
-              <w:t>loop.first %}</w:t>
-            </w:r>
-            <w:r>
-              <w:rPr>
-                <w:rStyle w:val="Quotation"/>
-                <w:rFonts w:cstheme="minorHAnsi"/>
+            <w:tcW w:w="2414" w:type="dxa"/>
+            <w:shd w:val="clear" w:color="auto" w:fill="E7E6E6" w:themeFill="background2"/>
+            <w:tcMar>
+              <w:top w:w="30" w:type="dxa"/>
+              <w:left w:w="70" w:type="dxa"/>
+              <w:bottom w:w="30" w:type="dxa"/>
+              <w:right w:w="70" w:type="dxa"/>
+            </w:tcMar>
+          </w:tcPr>
+          <w:p>
+            <w:r>
+              <w:rPr>
                 <w:b/>
-                <w:bCs/>
-                <w:i w:val="0"/>
-                <w:iCs w:val="0"/>
-              </w:rPr>
-              <w:t>Main contact:</w:t>
-            </w:r>
-            <w:r>
-              <w:rPr>
-                <w:rStyle w:val="Quotation"/>
-                <w:rFonts w:cstheme="minorHAnsi"/>
-              </w:rPr>
-              <w:t xml:space="preserve"> {% else %} Additional contact: {% endif %}</w:t>
-            </w:r>
-          </w:p>
-        </w:tc>
-        <w:tc>
-          <w:tcPr>
-            <w:tcW w:w="2068" w:type="dxa"/>
-            <w:shd w:val="clear" w:color="auto" w:fill="auto"/>
-          </w:tcPr>
-          <w:p>
-            <w:r>
-              <w:t>{{ contact.first_name }} {{ contact.last_name }}</w:t>
-            </w:r>
-          </w:p>
-        </w:tc>
-        <w:tc>
-          <w:tcPr>
-            <w:tcW w:w="2166" w:type="dxa"/>
-            <w:shd w:val="clear" w:color="auto" w:fill="auto"/>
-          </w:tcPr>
-          <w:p>
-            <w:r>
-              <w:t>{{ contact.institution}}</w:t>
-            </w:r>
-          </w:p>
-        </w:tc>
-        <w:tc>
-          <w:tcPr>
-            <w:tcW w:w="1543" w:type="dxa"/>
-            <w:tcBorders>
-              <w:left w:val="nil"/>
-              <w:right w:val="nil"/>
-            </w:tcBorders>
-            <w:shd w:val="clear" w:color="auto" w:fill="auto"/>
-          </w:tcPr>
-          <w:p>
-            <w:r>
-              <w:t>{{ contact.email }}</w:t>
-            </w:r>
-          </w:p>
-        </w:tc>
-        <w:tc>
-          <w:tcPr>
-            <w:tcW w:w="2065" w:type="dxa"/>
-            <w:shd w:val="clear" w:color="auto" w:fill="auto"/>
-          </w:tcPr>
-          <w:p>
-            <w:r>
-              <w:t>{{ contact.role | replace(‘_’, ‘ ‘)}}</w:t>
+                <w:sz w:val="18"/>
+              </w:rPr>
+              <w:t>Source Study</w:t>
+            </w:r>
+          </w:p>
+        </w:tc>
+        <w:tc>
+          <w:tcPr>
+            <w:tcW w:w="2668" w:type="dxa"/>
+            <w:tcMar>
+              <w:top w:w="30" w:type="dxa"/>
+              <w:left w:w="70" w:type="dxa"/>
+              <w:bottom w:w="30" w:type="dxa"/>
+              <w:right w:w="70" w:type="dxa"/>
+            </w:tcMar>
+          </w:tcPr>
+          <w:p>
+            <w:r>
+              <w:rPr>
+                <w:sz w:val="18"/>
+              </w:rPr>
+              <w:t>{{</w:t>
+            </w:r>
+            <w:proofErr w:type="spellStart"/>
+            <w:proofErr w:type="gramStart"/>
+            <w:r>
+              <w:rPr>
+                <w:sz w:val="18"/>
+              </w:rPr>
+              <w:t>dataset.study</w:t>
+            </w:r>
+            <w:proofErr w:type="spellEnd"/>
+            <w:proofErr w:type="gramEnd"/>
+            <w:r>
+              <w:rPr>
+                <w:sz w:val="18"/>
+              </w:rPr>
+              <w:t>}}</w:t>
+            </w:r>
+          </w:p>
+        </w:tc>
+        <w:tc>
+          <w:tcPr>
+            <w:tcW w:w="2407" w:type="dxa"/>
+            <w:gridSpan w:val="2"/>
+            <w:shd w:val="clear" w:color="auto" w:fill="E7E6E6" w:themeFill="background2"/>
+            <w:tcMar>
+              <w:top w:w="30" w:type="dxa"/>
+              <w:left w:w="70" w:type="dxa"/>
+              <w:bottom w:w="30" w:type="dxa"/>
+              <w:right w:w="70" w:type="dxa"/>
+            </w:tcMar>
+          </w:tcPr>
+          <w:p>
+            <w:r>
+              <w:rPr>
+                <w:b/>
+                <w:sz w:val="18"/>
+              </w:rPr>
+              <w:t>Personal Data</w:t>
+            </w:r>
+          </w:p>
+        </w:tc>
+        <w:tc>
+          <w:tcPr>
+            <w:tcW w:w="2719" w:type="dxa"/>
+            <w:tcMar>
+              <w:top w:w="30" w:type="dxa"/>
+              <w:left w:w="70" w:type="dxa"/>
+              <w:bottom w:w="30" w:type="dxa"/>
+              <w:right w:w="70" w:type="dxa"/>
+            </w:tcMar>
+          </w:tcPr>
+          <w:p>
+            <w:r>
+              <w:rPr>
+                <w:sz w:val="18"/>
+              </w:rPr>
+              <w:t>{{</w:t>
+            </w:r>
+            <w:proofErr w:type="spellStart"/>
+            <w:proofErr w:type="gramStart"/>
+            <w:r>
+              <w:rPr>
+                <w:sz w:val="18"/>
+              </w:rPr>
+              <w:t>dataset.contains</w:t>
+            </w:r>
+            <w:proofErr w:type="gramEnd"/>
+            <w:r>
+              <w:rPr>
+                <w:sz w:val="18"/>
+              </w:rPr>
+              <w:t>_personal_data</w:t>
+            </w:r>
+            <w:proofErr w:type="spellEnd"/>
+            <w:r>
+              <w:rPr>
+                <w:sz w:val="18"/>
+              </w:rPr>
+              <w:t>}}</w:t>
             </w:r>
           </w:p>
         </w:tc>
@@ -524,16 +2020,2112 @@
       <w:tr>
         <w:tc>
           <w:tcPr>
-            <w:tcW w:w="9349" w:type="dxa"/>
+            <w:tcW w:w="2414" w:type="dxa"/>
+            <w:shd w:val="clear" w:color="auto" w:fill="E7E6E6" w:themeFill="background2"/>
+            <w:tcMar>
+              <w:top w:w="30" w:type="dxa"/>
+              <w:left w:w="70" w:type="dxa"/>
+              <w:bottom w:w="30" w:type="dxa"/>
+              <w:right w:w="70" w:type="dxa"/>
+            </w:tcMar>
+          </w:tcPr>
+          <w:p>
+            <w:r>
+              <w:rPr>
+                <w:b/>
+                <w:sz w:val="18"/>
+              </w:rPr>
+              <w:t>GDPR Data Types</w:t>
+            </w:r>
+          </w:p>
+        </w:tc>
+        <w:tc>
+          <w:tcPr>
+            <w:tcW w:w="2668" w:type="dxa"/>
+            <w:tcMar>
+              <w:top w:w="30" w:type="dxa"/>
+              <w:left w:w="70" w:type="dxa"/>
+              <w:bottom w:w="30" w:type="dxa"/>
+              <w:right w:w="70" w:type="dxa"/>
+            </w:tcMar>
+          </w:tcPr>
+          <w:p>
+            <w:r>
+              <w:rPr>
+                <w:sz w:val="18"/>
+              </w:rPr>
+              <w:t>{{</w:t>
+            </w:r>
+            <w:proofErr w:type="spellStart"/>
+            <w:proofErr w:type="gramStart"/>
+            <w:r>
+              <w:rPr>
+                <w:sz w:val="18"/>
+              </w:rPr>
+              <w:t>dataset.gdpr</w:t>
+            </w:r>
+            <w:proofErr w:type="gramEnd"/>
+            <w:r>
+              <w:rPr>
+                <w:sz w:val="18"/>
+              </w:rPr>
+              <w:t>_data_types</w:t>
+            </w:r>
+            <w:proofErr w:type="spellEnd"/>
+            <w:r>
+              <w:rPr>
+                <w:sz w:val="18"/>
+              </w:rPr>
+              <w:t>}}</w:t>
+            </w:r>
+          </w:p>
+        </w:tc>
+        <w:tc>
+          <w:tcPr>
+            <w:tcW w:w="2407" w:type="dxa"/>
+            <w:gridSpan w:val="2"/>
+            <w:shd w:val="clear" w:color="auto" w:fill="E7E6E6" w:themeFill="background2"/>
+            <w:tcMar>
+              <w:top w:w="30" w:type="dxa"/>
+              <w:left w:w="70" w:type="dxa"/>
+              <w:bottom w:w="30" w:type="dxa"/>
+              <w:right w:w="70" w:type="dxa"/>
+            </w:tcMar>
+          </w:tcPr>
+          <w:p>
+            <w:r>
+              <w:rPr>
+                <w:b/>
+                <w:sz w:val="18"/>
+              </w:rPr>
+              <w:t>Scientific Data Types</w:t>
+            </w:r>
+          </w:p>
+        </w:tc>
+        <w:tc>
+          <w:tcPr>
+            <w:tcW w:w="2719" w:type="dxa"/>
+            <w:tcMar>
+              <w:top w:w="30" w:type="dxa"/>
+              <w:left w:w="70" w:type="dxa"/>
+              <w:bottom w:w="30" w:type="dxa"/>
+              <w:right w:w="70" w:type="dxa"/>
+            </w:tcMar>
+          </w:tcPr>
+          <w:p>
+            <w:r>
+              <w:rPr>
+                <w:sz w:val="18"/>
+              </w:rPr>
+              <w:t>{{</w:t>
+            </w:r>
+            <w:proofErr w:type="spellStart"/>
+            <w:proofErr w:type="gramStart"/>
+            <w:r>
+              <w:rPr>
+                <w:sz w:val="18"/>
+              </w:rPr>
+              <w:t>dataset.scientific</w:t>
+            </w:r>
+            <w:proofErr w:type="gramEnd"/>
+            <w:r>
+              <w:rPr>
+                <w:sz w:val="18"/>
+              </w:rPr>
+              <w:t>_data_types</w:t>
+            </w:r>
+            <w:proofErr w:type="spellEnd"/>
+            <w:r>
+              <w:rPr>
+                <w:sz w:val="18"/>
+              </w:rPr>
+              <w:t>}}</w:t>
+            </w:r>
+          </w:p>
+        </w:tc>
+      </w:tr>
+      <w:tr>
+        <w:tc>
+          <w:tcPr>
+            <w:tcW w:w="2414" w:type="dxa"/>
+            <w:shd w:val="clear" w:color="auto" w:fill="E7E6E6" w:themeFill="background2"/>
+            <w:tcMar>
+              <w:top w:w="30" w:type="dxa"/>
+              <w:left w:w="70" w:type="dxa"/>
+              <w:bottom w:w="30" w:type="dxa"/>
+              <w:right w:w="70" w:type="dxa"/>
+            </w:tcMar>
+          </w:tcPr>
+          <w:p>
+            <w:r>
+              <w:rPr>
+                <w:b/>
+                <w:sz w:val="18"/>
+              </w:rPr>
+              <w:t>Special Category Data</w:t>
+            </w:r>
+          </w:p>
+        </w:tc>
+        <w:tc>
+          <w:tcPr>
+            <w:tcW w:w="2668" w:type="dxa"/>
+            <w:tcMar>
+              <w:top w:w="30" w:type="dxa"/>
+              <w:left w:w="70" w:type="dxa"/>
+              <w:bottom w:w="30" w:type="dxa"/>
+              <w:right w:w="70" w:type="dxa"/>
+            </w:tcMar>
+          </w:tcPr>
+          <w:p>
+            <w:r>
+              <w:rPr>
+                <w:sz w:val="18"/>
+              </w:rPr>
+              <w:t>{{</w:t>
+            </w:r>
+            <w:proofErr w:type="spellStart"/>
+            <w:proofErr w:type="gramStart"/>
+            <w:r>
+              <w:rPr>
+                <w:sz w:val="18"/>
+              </w:rPr>
+              <w:t>dataset.special</w:t>
+            </w:r>
+            <w:proofErr w:type="gramEnd"/>
+            <w:r>
+              <w:rPr>
+                <w:sz w:val="18"/>
+              </w:rPr>
+              <w:t>_category_data</w:t>
+            </w:r>
+            <w:proofErr w:type="spellEnd"/>
+            <w:r>
+              <w:rPr>
+                <w:sz w:val="18"/>
+              </w:rPr>
+              <w:t>}}</w:t>
+            </w:r>
+          </w:p>
+        </w:tc>
+        <w:tc>
+          <w:tcPr>
+            <w:tcW w:w="2407" w:type="dxa"/>
+            <w:gridSpan w:val="2"/>
+            <w:shd w:val="clear" w:color="auto" w:fill="E7E6E6" w:themeFill="background2"/>
+            <w:tcMar>
+              <w:top w:w="30" w:type="dxa"/>
+              <w:left w:w="70" w:type="dxa"/>
+              <w:bottom w:w="30" w:type="dxa"/>
+              <w:right w:w="70" w:type="dxa"/>
+            </w:tcMar>
+          </w:tcPr>
+          <w:p>
+            <w:r>
+              <w:rPr>
+                <w:b/>
+                <w:sz w:val="18"/>
+              </w:rPr>
+              <w:t>Special Subjects</w:t>
+            </w:r>
+          </w:p>
+        </w:tc>
+        <w:tc>
+          <w:tcPr>
+            <w:tcW w:w="2719" w:type="dxa"/>
+            <w:tcMar>
+              <w:top w:w="30" w:type="dxa"/>
+              <w:left w:w="70" w:type="dxa"/>
+              <w:bottom w:w="30" w:type="dxa"/>
+              <w:right w:w="70" w:type="dxa"/>
+            </w:tcMar>
+          </w:tcPr>
+          <w:p>
+            <w:r>
+              <w:rPr>
+                <w:sz w:val="18"/>
+              </w:rPr>
+              <w:t>{{</w:t>
+            </w:r>
+            <w:proofErr w:type="spellStart"/>
+            <w:proofErr w:type="gramStart"/>
+            <w:r>
+              <w:rPr>
+                <w:sz w:val="18"/>
+              </w:rPr>
+              <w:t>dataset.special</w:t>
+            </w:r>
+            <w:proofErr w:type="gramEnd"/>
+            <w:r>
+              <w:rPr>
+                <w:sz w:val="18"/>
+              </w:rPr>
+              <w:t>_subjects</w:t>
+            </w:r>
+            <w:proofErr w:type="spellEnd"/>
+            <w:r>
+              <w:rPr>
+                <w:sz w:val="18"/>
+              </w:rPr>
+              <w:t>}}</w:t>
+            </w:r>
+          </w:p>
+        </w:tc>
+      </w:tr>
+      <w:tr>
+        <w:tc>
+          <w:tcPr>
+            <w:tcW w:w="2414" w:type="dxa"/>
+            <w:shd w:val="clear" w:color="auto" w:fill="E7E6E6" w:themeFill="background2"/>
+            <w:tcMar>
+              <w:top w:w="30" w:type="dxa"/>
+              <w:left w:w="70" w:type="dxa"/>
+              <w:bottom w:w="30" w:type="dxa"/>
+              <w:right w:w="70" w:type="dxa"/>
+            </w:tcMar>
+          </w:tcPr>
+          <w:p>
+            <w:r>
+              <w:rPr>
+                <w:b/>
+                <w:sz w:val="18"/>
+              </w:rPr>
+              <w:t>Consent Status</w:t>
+            </w:r>
+          </w:p>
+        </w:tc>
+        <w:tc>
+          <w:tcPr>
+            <w:tcW w:w="2668" w:type="dxa"/>
+            <w:tcMar>
+              <w:top w:w="30" w:type="dxa"/>
+              <w:left w:w="70" w:type="dxa"/>
+              <w:bottom w:w="30" w:type="dxa"/>
+              <w:right w:w="70" w:type="dxa"/>
+            </w:tcMar>
+          </w:tcPr>
+          <w:p>
+            <w:r>
+              <w:rPr>
+                <w:sz w:val="18"/>
+              </w:rPr>
+              <w:t>{{</w:t>
+            </w:r>
+            <w:proofErr w:type="spellStart"/>
+            <w:proofErr w:type="gramStart"/>
+            <w:r>
+              <w:rPr>
+                <w:sz w:val="18"/>
+              </w:rPr>
+              <w:t>dataset.consent</w:t>
+            </w:r>
+            <w:proofErr w:type="gramEnd"/>
+            <w:r>
+              <w:rPr>
+                <w:sz w:val="18"/>
+              </w:rPr>
+              <w:t>_status</w:t>
+            </w:r>
+            <w:proofErr w:type="spellEnd"/>
+            <w:r>
+              <w:rPr>
+                <w:sz w:val="18"/>
+              </w:rPr>
+              <w:t>}}</w:t>
+            </w:r>
+          </w:p>
+        </w:tc>
+        <w:tc>
+          <w:tcPr>
+            <w:tcW w:w="2407" w:type="dxa"/>
+            <w:gridSpan w:val="2"/>
+            <w:shd w:val="clear" w:color="auto" w:fill="E7E6E6" w:themeFill="background2"/>
+            <w:tcMar>
+              <w:top w:w="30" w:type="dxa"/>
+              <w:left w:w="70" w:type="dxa"/>
+              <w:bottom w:w="30" w:type="dxa"/>
+              <w:right w:w="70" w:type="dxa"/>
+            </w:tcMar>
+          </w:tcPr>
+          <w:p>
+            <w:r>
+              <w:rPr>
+                <w:b/>
+                <w:sz w:val="18"/>
+              </w:rPr>
+              <w:t>Data Processing Type</w:t>
+            </w:r>
+          </w:p>
+        </w:tc>
+        <w:tc>
+          <w:tcPr>
+            <w:tcW w:w="2719" w:type="dxa"/>
+            <w:tcMar>
+              <w:top w:w="30" w:type="dxa"/>
+              <w:left w:w="70" w:type="dxa"/>
+              <w:bottom w:w="30" w:type="dxa"/>
+              <w:right w:w="70" w:type="dxa"/>
+            </w:tcMar>
+          </w:tcPr>
+          <w:p>
+            <w:r>
+              <w:rPr>
+                <w:sz w:val="18"/>
+              </w:rPr>
+              <w:t>{{</w:t>
+            </w:r>
+            <w:proofErr w:type="spellStart"/>
+            <w:r>
+              <w:rPr>
+                <w:sz w:val="18"/>
+              </w:rPr>
+              <w:t>dataset.data_processing_type</w:t>
+            </w:r>
+            <w:proofErr w:type="spellEnd"/>
+            <w:r>
+              <w:rPr>
+                <w:sz w:val="18"/>
+              </w:rPr>
+              <w:t>}}</w:t>
+            </w:r>
+          </w:p>
+        </w:tc>
+      </w:tr>
+      <w:tr>
+        <w:tc>
+          <w:tcPr>
+            <w:tcW w:w="2414" w:type="dxa"/>
+            <w:shd w:val="clear" w:color="auto" w:fill="E7E6E6" w:themeFill="background2"/>
+            <w:tcMar>
+              <w:top w:w="30" w:type="dxa"/>
+              <w:left w:w="70" w:type="dxa"/>
+              <w:bottom w:w="30" w:type="dxa"/>
+              <w:right w:w="70" w:type="dxa"/>
+            </w:tcMar>
+          </w:tcPr>
+          <w:p>
+            <w:r>
+              <w:rPr>
+                <w:b/>
+                <w:sz w:val="18"/>
+              </w:rPr>
+              <w:t>Legal Basis (Collection)</w:t>
+            </w:r>
+          </w:p>
+        </w:tc>
+        <w:tc>
+          <w:tcPr>
+            <w:tcW w:w="2668" w:type="dxa"/>
+            <w:tcMar>
+              <w:top w:w="30" w:type="dxa"/>
+              <w:left w:w="70" w:type="dxa"/>
+              <w:bottom w:w="30" w:type="dxa"/>
+              <w:right w:w="70" w:type="dxa"/>
+            </w:tcMar>
+          </w:tcPr>
+          <w:p>
+            <w:r>
+              <w:rPr>
+                <w:sz w:val="18"/>
+              </w:rPr>
+              <w:t>{{</w:t>
+            </w:r>
+            <w:proofErr w:type="spellStart"/>
+            <w:proofErr w:type="gramStart"/>
+            <w:r>
+              <w:rPr>
+                <w:sz w:val="18"/>
+              </w:rPr>
+              <w:t>dataset.legal</w:t>
+            </w:r>
+            <w:proofErr w:type="gramEnd"/>
+            <w:r>
+              <w:rPr>
+                <w:sz w:val="18"/>
+              </w:rPr>
+              <w:t>_basis_collection</w:t>
+            </w:r>
+            <w:proofErr w:type="spellEnd"/>
+            <w:r>
+              <w:rPr>
+                <w:sz w:val="18"/>
+              </w:rPr>
+              <w:t>}}</w:t>
+            </w:r>
+          </w:p>
+        </w:tc>
+        <w:tc>
+          <w:tcPr>
+            <w:tcW w:w="2407" w:type="dxa"/>
+            <w:gridSpan w:val="2"/>
+            <w:shd w:val="clear" w:color="auto" w:fill="E7E6E6" w:themeFill="background2"/>
+            <w:tcMar>
+              <w:top w:w="30" w:type="dxa"/>
+              <w:left w:w="70" w:type="dxa"/>
+              <w:bottom w:w="30" w:type="dxa"/>
+              <w:right w:w="70" w:type="dxa"/>
+            </w:tcMar>
+          </w:tcPr>
+          <w:p>
+            <w:r>
+              <w:rPr>
+                <w:b/>
+                <w:sz w:val="18"/>
+              </w:rPr>
+              <w:t>Legal Basis (Sharing)</w:t>
+            </w:r>
+          </w:p>
+        </w:tc>
+        <w:tc>
+          <w:tcPr>
+            <w:tcW w:w="2719" w:type="dxa"/>
+            <w:tcMar>
+              <w:top w:w="30" w:type="dxa"/>
+              <w:left w:w="70" w:type="dxa"/>
+              <w:bottom w:w="30" w:type="dxa"/>
+              <w:right w:w="70" w:type="dxa"/>
+            </w:tcMar>
+          </w:tcPr>
+          <w:p>
+            <w:r>
+              <w:rPr>
+                <w:sz w:val="18"/>
+              </w:rPr>
+              <w:t>{{</w:t>
+            </w:r>
+            <w:proofErr w:type="spellStart"/>
+            <w:proofErr w:type="gramStart"/>
+            <w:r>
+              <w:rPr>
+                <w:sz w:val="18"/>
+              </w:rPr>
+              <w:t>dataset.legal</w:t>
+            </w:r>
+            <w:proofErr w:type="gramEnd"/>
+            <w:r>
+              <w:rPr>
+                <w:sz w:val="18"/>
+              </w:rPr>
+              <w:t>_basis_sharing</w:t>
+            </w:r>
+            <w:proofErr w:type="spellEnd"/>
+            <w:r>
+              <w:rPr>
+                <w:sz w:val="18"/>
+              </w:rPr>
+              <w:t>}}</w:t>
+            </w:r>
+          </w:p>
+        </w:tc>
+      </w:tr>
+      <w:tr>
+        <w:tc>
+          <w:tcPr>
+            <w:tcW w:w="2414" w:type="dxa"/>
+            <w:shd w:val="clear" w:color="auto" w:fill="E7E6E6" w:themeFill="background2"/>
+            <w:tcMar>
+              <w:top w:w="30" w:type="dxa"/>
+              <w:left w:w="70" w:type="dxa"/>
+              <w:bottom w:w="30" w:type="dxa"/>
+              <w:right w:w="70" w:type="dxa"/>
+            </w:tcMar>
+          </w:tcPr>
+          <w:p>
+            <w:r>
+              <w:rPr>
+                <w:b/>
+                <w:sz w:val="18"/>
+              </w:rPr>
+              <w:t>Number of Records</w:t>
+            </w:r>
+          </w:p>
+        </w:tc>
+        <w:tc>
+          <w:tcPr>
+            <w:tcW w:w="2668" w:type="dxa"/>
+            <w:tcMar>
+              <w:top w:w="30" w:type="dxa"/>
+              <w:left w:w="70" w:type="dxa"/>
+              <w:bottom w:w="30" w:type="dxa"/>
+              <w:right w:w="70" w:type="dxa"/>
+            </w:tcMar>
+          </w:tcPr>
+          <w:p>
+            <w:r>
+              <w:rPr>
+                <w:sz w:val="18"/>
+              </w:rPr>
+              <w:t>{{</w:t>
+            </w:r>
+            <w:proofErr w:type="spellStart"/>
+            <w:proofErr w:type="gramStart"/>
+            <w:r>
+              <w:rPr>
+                <w:sz w:val="18"/>
+              </w:rPr>
+              <w:t>dataset.records</w:t>
+            </w:r>
+            <w:proofErr w:type="spellEnd"/>
+            <w:proofErr w:type="gramEnd"/>
+            <w:r>
+              <w:rPr>
+                <w:sz w:val="18"/>
+              </w:rPr>
+              <w:t>}}</w:t>
+            </w:r>
+          </w:p>
+        </w:tc>
+        <w:tc>
+          <w:tcPr>
+            <w:tcW w:w="2407" w:type="dxa"/>
+            <w:gridSpan w:val="2"/>
+            <w:shd w:val="clear" w:color="auto" w:fill="E7E6E6" w:themeFill="background2"/>
+            <w:tcMar>
+              <w:top w:w="30" w:type="dxa"/>
+              <w:left w:w="70" w:type="dxa"/>
+              <w:bottom w:w="30" w:type="dxa"/>
+              <w:right w:w="70" w:type="dxa"/>
+            </w:tcMar>
+          </w:tcPr>
+          <w:p>
+            <w:r>
+              <w:rPr>
+                <w:b/>
+                <w:sz w:val="18"/>
+              </w:rPr>
+              <w:t>Dataset Version</w:t>
+            </w:r>
+          </w:p>
+        </w:tc>
+        <w:tc>
+          <w:tcPr>
+            <w:tcW w:w="2719" w:type="dxa"/>
+            <w:tcMar>
+              <w:top w:w="30" w:type="dxa"/>
+              <w:left w:w="70" w:type="dxa"/>
+              <w:bottom w:w="30" w:type="dxa"/>
+              <w:right w:w="70" w:type="dxa"/>
+            </w:tcMar>
+          </w:tcPr>
+          <w:p>
+            <w:r>
+              <w:rPr>
+                <w:sz w:val="18"/>
+              </w:rPr>
+              <w:t>{{</w:t>
+            </w:r>
+            <w:proofErr w:type="spellStart"/>
+            <w:proofErr w:type="gramStart"/>
+            <w:r>
+              <w:rPr>
+                <w:sz w:val="18"/>
+              </w:rPr>
+              <w:t>dataset.dataset</w:t>
+            </w:r>
+            <w:proofErr w:type="gramEnd"/>
+            <w:r>
+              <w:rPr>
+                <w:sz w:val="18"/>
+              </w:rPr>
+              <w:t>_version</w:t>
+            </w:r>
+            <w:proofErr w:type="spellEnd"/>
+            <w:r>
+              <w:rPr>
+                <w:sz w:val="18"/>
+              </w:rPr>
+              <w:t>}}</w:t>
+            </w:r>
+          </w:p>
+        </w:tc>
+      </w:tr>
+      <w:tr>
+        <w:tc>
+          <w:tcPr>
+            <w:tcW w:w="2414" w:type="dxa"/>
+            <w:shd w:val="clear" w:color="auto" w:fill="E7E6E6" w:themeFill="background2"/>
+            <w:tcMar>
+              <w:top w:w="30" w:type="dxa"/>
+              <w:left w:w="70" w:type="dxa"/>
+              <w:bottom w:w="30" w:type="dxa"/>
+              <w:right w:w="70" w:type="dxa"/>
+            </w:tcMar>
+          </w:tcPr>
+          <w:p>
+            <w:r>
+              <w:rPr>
+                <w:b/>
+                <w:sz w:val="18"/>
+              </w:rPr>
+              <w:t>Creation Date</w:t>
+            </w:r>
+          </w:p>
+        </w:tc>
+        <w:tc>
+          <w:tcPr>
+            <w:tcW w:w="2668" w:type="dxa"/>
+            <w:tcMar>
+              <w:top w:w="30" w:type="dxa"/>
+              <w:left w:w="70" w:type="dxa"/>
+              <w:bottom w:w="30" w:type="dxa"/>
+              <w:right w:w="70" w:type="dxa"/>
+            </w:tcMar>
+          </w:tcPr>
+          <w:p>
+            <w:r>
+              <w:rPr>
+                <w:sz w:val="18"/>
+              </w:rPr>
+              <w:t>{{</w:t>
+            </w:r>
+            <w:proofErr w:type="spellStart"/>
+            <w:proofErr w:type="gramStart"/>
+            <w:r>
+              <w:rPr>
+                <w:sz w:val="18"/>
+              </w:rPr>
+              <w:t>dataset.creation</w:t>
+            </w:r>
+            <w:proofErr w:type="gramEnd"/>
+            <w:r>
+              <w:rPr>
+                <w:sz w:val="18"/>
+              </w:rPr>
+              <w:t>_date</w:t>
+            </w:r>
+            <w:proofErr w:type="spellEnd"/>
+            <w:r>
+              <w:rPr>
+                <w:sz w:val="18"/>
+              </w:rPr>
+              <w:t>}}</w:t>
+            </w:r>
+          </w:p>
+        </w:tc>
+        <w:tc>
+          <w:tcPr>
+            <w:tcW w:w="2407" w:type="dxa"/>
+            <w:gridSpan w:val="2"/>
+            <w:shd w:val="clear" w:color="auto" w:fill="E7E6E6" w:themeFill="background2"/>
+            <w:tcMar>
+              <w:top w:w="30" w:type="dxa"/>
+              <w:left w:w="70" w:type="dxa"/>
+              <w:bottom w:w="30" w:type="dxa"/>
+              <w:right w:w="70" w:type="dxa"/>
+            </w:tcMar>
+          </w:tcPr>
+          <w:p>
+            <w:r>
+              <w:rPr>
+                <w:b/>
+                <w:sz w:val="18"/>
+              </w:rPr>
+              <w:t>Last Update</w:t>
+            </w:r>
+          </w:p>
+        </w:tc>
+        <w:tc>
+          <w:tcPr>
+            <w:tcW w:w="2719" w:type="dxa"/>
+            <w:tcMar>
+              <w:top w:w="30" w:type="dxa"/>
+              <w:left w:w="70" w:type="dxa"/>
+              <w:bottom w:w="30" w:type="dxa"/>
+              <w:right w:w="70" w:type="dxa"/>
+            </w:tcMar>
+          </w:tcPr>
+          <w:p>
+            <w:r>
+              <w:rPr>
+                <w:sz w:val="18"/>
+              </w:rPr>
+              <w:t>{{</w:t>
+            </w:r>
+            <w:proofErr w:type="spellStart"/>
+            <w:proofErr w:type="gramStart"/>
+            <w:r>
+              <w:rPr>
+                <w:sz w:val="18"/>
+              </w:rPr>
+              <w:t>dataset.last</w:t>
+            </w:r>
+            <w:proofErr w:type="gramEnd"/>
+            <w:r>
+              <w:rPr>
+                <w:sz w:val="18"/>
+              </w:rPr>
+              <w:t>_update_date</w:t>
+            </w:r>
+            <w:proofErr w:type="spellEnd"/>
+            <w:r>
+              <w:rPr>
+                <w:sz w:val="18"/>
+              </w:rPr>
+              <w:t>}}</w:t>
+            </w:r>
+          </w:p>
+        </w:tc>
+      </w:tr>
+      <w:tr>
+        <w:tc>
+          <w:tcPr>
+            <w:tcW w:w="2414" w:type="dxa"/>
+            <w:shd w:val="clear" w:color="auto" w:fill="E7E6E6" w:themeFill="background2"/>
+            <w:tcMar>
+              <w:top w:w="30" w:type="dxa"/>
+              <w:left w:w="70" w:type="dxa"/>
+              <w:bottom w:w="30" w:type="dxa"/>
+              <w:right w:w="70" w:type="dxa"/>
+            </w:tcMar>
+          </w:tcPr>
+          <w:p>
+            <w:r>
+              <w:rPr>
+                <w:b/>
+                <w:sz w:val="18"/>
+              </w:rPr>
+              <w:t>File Types</w:t>
+            </w:r>
+          </w:p>
+        </w:tc>
+        <w:tc>
+          <w:tcPr>
+            <w:tcW w:w="2668" w:type="dxa"/>
+            <w:tcMar>
+              <w:top w:w="30" w:type="dxa"/>
+              <w:left w:w="70" w:type="dxa"/>
+              <w:bottom w:w="30" w:type="dxa"/>
+              <w:right w:w="70" w:type="dxa"/>
+            </w:tcMar>
+          </w:tcPr>
+          <w:p>
+            <w:r>
+              <w:rPr>
+                <w:sz w:val="18"/>
+              </w:rPr>
+              <w:t>{{</w:t>
+            </w:r>
+            <w:proofErr w:type="spellStart"/>
+            <w:proofErr w:type="gramStart"/>
+            <w:r>
+              <w:rPr>
+                <w:sz w:val="18"/>
+              </w:rPr>
+              <w:t>dataset.file</w:t>
+            </w:r>
+            <w:proofErr w:type="gramEnd"/>
+            <w:r>
+              <w:rPr>
+                <w:sz w:val="18"/>
+              </w:rPr>
+              <w:t>_types</w:t>
+            </w:r>
+            <w:proofErr w:type="spellEnd"/>
+            <w:r>
+              <w:rPr>
+                <w:sz w:val="18"/>
+              </w:rPr>
+              <w:t>}}</w:t>
+            </w:r>
+          </w:p>
+        </w:tc>
+        <w:tc>
+          <w:tcPr>
+            <w:tcW w:w="2407" w:type="dxa"/>
+            <w:gridSpan w:val="2"/>
+            <w:shd w:val="clear" w:color="auto" w:fill="E7E6E6" w:themeFill="background2"/>
+            <w:tcMar>
+              <w:top w:w="30" w:type="dxa"/>
+              <w:left w:w="70" w:type="dxa"/>
+              <w:bottom w:w="30" w:type="dxa"/>
+              <w:right w:w="70" w:type="dxa"/>
+            </w:tcMar>
+          </w:tcPr>
+          <w:p>
+            <w:r>
+              <w:rPr>
+                <w:b/>
+                <w:sz w:val="18"/>
+              </w:rPr>
+              <w:t>Data Standards</w:t>
+            </w:r>
+          </w:p>
+        </w:tc>
+        <w:tc>
+          <w:tcPr>
+            <w:tcW w:w="2719" w:type="dxa"/>
+            <w:tcMar>
+              <w:top w:w="30" w:type="dxa"/>
+              <w:left w:w="70" w:type="dxa"/>
+              <w:bottom w:w="30" w:type="dxa"/>
+              <w:right w:w="70" w:type="dxa"/>
+            </w:tcMar>
+          </w:tcPr>
+          <w:p>
+            <w:r>
+              <w:rPr>
+                <w:sz w:val="18"/>
+              </w:rPr>
+              <w:t>{{</w:t>
+            </w:r>
+            <w:proofErr w:type="spellStart"/>
+            <w:r>
+              <w:rPr>
+                <w:sz w:val="18"/>
+              </w:rPr>
+              <w:t>dataset.data_standards</w:t>
+            </w:r>
+            <w:proofErr w:type="spellEnd"/>
+            <w:r>
+              <w:rPr>
+                <w:sz w:val="18"/>
+              </w:rPr>
+              <w:t>}}</w:t>
+            </w:r>
+          </w:p>
+        </w:tc>
+      </w:tr>
+      <w:tr>
+        <w:tc>
+          <w:tcPr>
+            <w:tcW w:w="10208" w:type="dxa"/>
             <w:gridSpan w:val="5"/>
-            <w:tcBorders>
-              <w:top w:val="nil"/>
-            </w:tcBorders>
-            <w:shd w:val="clear" w:color="auto" w:fill="auto"/>
-          </w:tcPr>
-          <w:p>
-            <w:r>
-              <w:t>{%tr endfor %}</w:t>
+            <w:shd w:val="clear" w:color="auto" w:fill="E7E6E6" w:themeFill="background2"/>
+            <w:tcMar>
+              <w:top w:w="30" w:type="dxa"/>
+              <w:left w:w="70" w:type="dxa"/>
+              <w:bottom w:w="30" w:type="dxa"/>
+              <w:right w:w="70" w:type="dxa"/>
+            </w:tcMar>
+          </w:tcPr>
+          <w:p>
+            <w:pPr>
+              <w:jc w:val="center"/>
+              <w:rPr>
+                <w:sz w:val="18"/>
+              </w:rPr>
+            </w:pPr>
+            <w:r>
+              <w:rPr>
+                <w:b/>
+                <w:sz w:val="18"/>
+              </w:rPr>
+              <w:t>Use Conditions</w:t>
+            </w:r>
+          </w:p>
+        </w:tc>
+      </w:tr>
+      <w:tr>
+        <w:tc>
+          <w:tcPr>
+            <w:tcW w:w="5122" w:type="dxa"/>
+            <w:gridSpan w:val="3"/>
+            <w:shd w:val="clear" w:color="auto" w:fill="E7E6E6" w:themeFill="background2"/>
+            <w:tcMar>
+              <w:top w:w="30" w:type="dxa"/>
+              <w:left w:w="70" w:type="dxa"/>
+              <w:bottom w:w="30" w:type="dxa"/>
+              <w:right w:w="70" w:type="dxa"/>
+            </w:tcMar>
+          </w:tcPr>
+          <w:p>
+            <w:pPr>
+              <w:rPr>
+                <w:b/>
+                <w:sz w:val="18"/>
+              </w:rPr>
+            </w:pPr>
+            <w:r>
+              <w:rPr>
+                <w:b/>
+                <w:sz w:val="18"/>
+              </w:rPr>
+              <w:t>Is the use of data limited to the project named in the Submission sheet?</w:t>
+            </w:r>
+          </w:p>
+        </w:tc>
+        <w:tc>
+          <w:tcPr>
+            <w:tcW w:w="5086" w:type="dxa"/>
+            <w:gridSpan w:val="2"/>
+          </w:tcPr>
+          <w:p>
+            <w:pPr>
+              <w:rPr>
+                <w:b/>
+                <w:sz w:val="18"/>
+              </w:rPr>
+            </w:pPr>
+            <w:r>
+              <w:rPr>
+                <w:sz w:val="18"/>
+              </w:rPr>
+              <w:t>{{</w:t>
+            </w:r>
+            <w:proofErr w:type="spellStart"/>
+            <w:proofErr w:type="gramStart"/>
+            <w:r>
+              <w:rPr>
+                <w:sz w:val="18"/>
+              </w:rPr>
+              <w:t>dataset.uc</w:t>
+            </w:r>
+            <w:proofErr w:type="gramEnd"/>
+            <w:r>
+              <w:rPr>
+                <w:sz w:val="18"/>
+              </w:rPr>
+              <w:t>_project_limited</w:t>
+            </w:r>
+            <w:proofErr w:type="spellEnd"/>
+            <w:r>
+              <w:rPr>
+                <w:sz w:val="18"/>
+              </w:rPr>
+              <w:t>}}</w:t>
+            </w:r>
+          </w:p>
+        </w:tc>
+      </w:tr>
+      <w:tr>
+        <w:tc>
+          <w:tcPr>
+            <w:tcW w:w="5122" w:type="dxa"/>
+            <w:gridSpan w:val="3"/>
+            <w:shd w:val="clear" w:color="auto" w:fill="E7E6E6" w:themeFill="background2"/>
+            <w:tcMar>
+              <w:top w:w="30" w:type="dxa"/>
+              <w:left w:w="70" w:type="dxa"/>
+              <w:bottom w:w="30" w:type="dxa"/>
+              <w:right w:w="70" w:type="dxa"/>
+            </w:tcMar>
+          </w:tcPr>
+          <w:p>
+            <w:pPr>
+              <w:rPr>
+                <w:b/>
+                <w:sz w:val="18"/>
+              </w:rPr>
+            </w:pPr>
+            <w:r>
+              <w:rPr>
+                <w:b/>
+                <w:sz w:val="18"/>
+              </w:rPr>
+              <w:t>Does the limitation to the RESEARCH PROJECT include the RESEARCH USE (as defined in the Consortium Agreement)?</w:t>
+            </w:r>
+          </w:p>
+        </w:tc>
+        <w:tc>
+          <w:tcPr>
+            <w:tcW w:w="5086" w:type="dxa"/>
+            <w:gridSpan w:val="2"/>
+          </w:tcPr>
+          <w:p>
+            <w:pPr>
+              <w:rPr>
+                <w:sz w:val="18"/>
+              </w:rPr>
+            </w:pPr>
+            <w:r>
+              <w:rPr>
+                <w:sz w:val="18"/>
+              </w:rPr>
+              <w:t>{{</w:t>
+            </w:r>
+            <w:proofErr w:type="spellStart"/>
+            <w:proofErr w:type="gramStart"/>
+            <w:r>
+              <w:rPr>
+                <w:sz w:val="18"/>
+              </w:rPr>
+              <w:t>dataset.uc</w:t>
+            </w:r>
+            <w:proofErr w:type="gramEnd"/>
+            <w:r>
+              <w:rPr>
+                <w:sz w:val="18"/>
+              </w:rPr>
+              <w:t>_research_use_limited</w:t>
+            </w:r>
+            <w:proofErr w:type="spellEnd"/>
+            <w:r>
+              <w:rPr>
+                <w:sz w:val="18"/>
+              </w:rPr>
+              <w:t>}}</w:t>
+            </w:r>
+          </w:p>
+        </w:tc>
+      </w:tr>
+      <w:tr>
+        <w:tc>
+          <w:tcPr>
+            <w:tcW w:w="5122" w:type="dxa"/>
+            <w:gridSpan w:val="3"/>
+            <w:shd w:val="clear" w:color="auto" w:fill="E7E6E6" w:themeFill="background2"/>
+            <w:tcMar>
+              <w:top w:w="30" w:type="dxa"/>
+              <w:left w:w="70" w:type="dxa"/>
+              <w:bottom w:w="30" w:type="dxa"/>
+              <w:right w:w="70" w:type="dxa"/>
+            </w:tcMar>
+          </w:tcPr>
+          <w:p>
+            <w:pPr>
+              <w:rPr>
+                <w:b/>
+                <w:sz w:val="18"/>
+              </w:rPr>
+            </w:pPr>
+            <w:r>
+              <w:rPr>
+                <w:b/>
+                <w:sz w:val="18"/>
+              </w:rPr>
+              <w:t>Is data consented to be used only in specific research/disease areas?</w:t>
+            </w:r>
+          </w:p>
+        </w:tc>
+        <w:tc>
+          <w:tcPr>
+            <w:tcW w:w="5086" w:type="dxa"/>
+            <w:gridSpan w:val="2"/>
+          </w:tcPr>
+          <w:p>
+            <w:pPr>
+              <w:rPr>
+                <w:sz w:val="18"/>
+              </w:rPr>
+            </w:pPr>
+            <w:r>
+              <w:rPr>
+                <w:sz w:val="18"/>
+              </w:rPr>
+              <w:t>{{</w:t>
+            </w:r>
+            <w:proofErr w:type="spellStart"/>
+            <w:proofErr w:type="gramStart"/>
+            <w:r>
+              <w:rPr>
+                <w:sz w:val="18"/>
+              </w:rPr>
+              <w:t>dataset.uc</w:t>
+            </w:r>
+            <w:proofErr w:type="gramEnd"/>
+            <w:r>
+              <w:rPr>
+                <w:sz w:val="18"/>
+              </w:rPr>
+              <w:t>_research_area_restriction</w:t>
+            </w:r>
+            <w:proofErr w:type="spellEnd"/>
+            <w:r>
+              <w:rPr>
+                <w:sz w:val="18"/>
+              </w:rPr>
+              <w:t>}} {{</w:t>
+            </w:r>
+            <w:proofErr w:type="spellStart"/>
+            <w:proofErr w:type="gramStart"/>
+            <w:r>
+              <w:rPr>
+                <w:sz w:val="18"/>
+              </w:rPr>
+              <w:t>dataset.uc</w:t>
+            </w:r>
+            <w:proofErr w:type="gramEnd"/>
+            <w:r>
+              <w:rPr>
+                <w:sz w:val="18"/>
+              </w:rPr>
+              <w:t>_research_area_notes</w:t>
+            </w:r>
+            <w:proofErr w:type="spellEnd"/>
+            <w:r>
+              <w:rPr>
+                <w:sz w:val="18"/>
+              </w:rPr>
+              <w:t>}}</w:t>
+            </w:r>
+          </w:p>
+        </w:tc>
+      </w:tr>
+      <w:tr>
+        <w:tc>
+          <w:tcPr>
+            <w:tcW w:w="5122" w:type="dxa"/>
+            <w:gridSpan w:val="3"/>
+            <w:shd w:val="clear" w:color="auto" w:fill="E7E6E6" w:themeFill="background2"/>
+            <w:tcMar>
+              <w:top w:w="30" w:type="dxa"/>
+              <w:left w:w="70" w:type="dxa"/>
+              <w:bottom w:w="30" w:type="dxa"/>
+              <w:right w:w="70" w:type="dxa"/>
+            </w:tcMar>
+          </w:tcPr>
+          <w:p>
+            <w:pPr>
+              <w:rPr>
+                <w:b/>
+                <w:sz w:val="18"/>
+              </w:rPr>
+            </w:pPr>
+            <w:r>
+              <w:rPr>
+                <w:b/>
+                <w:sz w:val="18"/>
+              </w:rPr>
+              <w:t>Does consent contain clauses that put geographical restrictions to the sharing of data?</w:t>
+            </w:r>
+          </w:p>
+        </w:tc>
+        <w:tc>
+          <w:tcPr>
+            <w:tcW w:w="5086" w:type="dxa"/>
+            <w:gridSpan w:val="2"/>
+          </w:tcPr>
+          <w:p>
+            <w:pPr>
+              <w:rPr>
+                <w:sz w:val="18"/>
+              </w:rPr>
+            </w:pPr>
+            <w:r>
+              <w:rPr>
+                <w:sz w:val="18"/>
+              </w:rPr>
+              <w:t>{{</w:t>
+            </w:r>
+            <w:proofErr w:type="spellStart"/>
+            <w:proofErr w:type="gramStart"/>
+            <w:r>
+              <w:rPr>
+                <w:sz w:val="18"/>
+              </w:rPr>
+              <w:t>dataset.uc</w:t>
+            </w:r>
+            <w:proofErr w:type="gramEnd"/>
+            <w:r>
+              <w:rPr>
+                <w:sz w:val="18"/>
+              </w:rPr>
+              <w:t>_geographic_restriction</w:t>
+            </w:r>
+            <w:proofErr w:type="spellEnd"/>
+            <w:r>
+              <w:rPr>
+                <w:sz w:val="18"/>
+              </w:rPr>
+              <w:t>}} {{</w:t>
+            </w:r>
+            <w:proofErr w:type="spellStart"/>
+            <w:proofErr w:type="gramStart"/>
+            <w:r>
+              <w:rPr>
+                <w:sz w:val="18"/>
+              </w:rPr>
+              <w:t>dataset.uc</w:t>
+            </w:r>
+            <w:proofErr w:type="gramEnd"/>
+            <w:r>
+              <w:rPr>
+                <w:sz w:val="18"/>
+              </w:rPr>
+              <w:t>_geographic_notes</w:t>
+            </w:r>
+            <w:proofErr w:type="spellEnd"/>
+            <w:r>
+              <w:rPr>
+                <w:sz w:val="18"/>
+              </w:rPr>
+              <w:t>}}</w:t>
+            </w:r>
+          </w:p>
+        </w:tc>
+      </w:tr>
+      <w:tr>
+        <w:tc>
+          <w:tcPr>
+            <w:tcW w:w="5122" w:type="dxa"/>
+            <w:gridSpan w:val="3"/>
+            <w:shd w:val="clear" w:color="auto" w:fill="E7E6E6" w:themeFill="background2"/>
+            <w:tcMar>
+              <w:top w:w="30" w:type="dxa"/>
+              <w:left w:w="70" w:type="dxa"/>
+              <w:bottom w:w="30" w:type="dxa"/>
+              <w:right w:w="70" w:type="dxa"/>
+            </w:tcMar>
+          </w:tcPr>
+          <w:p>
+            <w:pPr>
+              <w:rPr>
+                <w:b/>
+                <w:sz w:val="18"/>
+              </w:rPr>
+            </w:pPr>
+            <w:r>
+              <w:rPr>
+                <w:b/>
+                <w:sz w:val="18"/>
+              </w:rPr>
+              <w:t>Does the consent limit the type of recipients?</w:t>
+            </w:r>
+          </w:p>
+        </w:tc>
+        <w:tc>
+          <w:tcPr>
+            <w:tcW w:w="5086" w:type="dxa"/>
+            <w:gridSpan w:val="2"/>
+          </w:tcPr>
+          <w:p>
+            <w:pPr>
+              <w:rPr>
+                <w:sz w:val="18"/>
+              </w:rPr>
+            </w:pPr>
+            <w:r>
+              <w:rPr>
+                <w:sz w:val="18"/>
+              </w:rPr>
+              <w:t>{{</w:t>
+            </w:r>
+            <w:proofErr w:type="spellStart"/>
+            <w:proofErr w:type="gramStart"/>
+            <w:r>
+              <w:rPr>
+                <w:sz w:val="18"/>
+              </w:rPr>
+              <w:t>dataset.uc</w:t>
+            </w:r>
+            <w:proofErr w:type="gramEnd"/>
+            <w:r>
+              <w:rPr>
+                <w:sz w:val="18"/>
+              </w:rPr>
+              <w:t>_recipient_type_restriction</w:t>
+            </w:r>
+            <w:proofErr w:type="spellEnd"/>
+            <w:r>
+              <w:rPr>
+                <w:sz w:val="18"/>
+              </w:rPr>
+              <w:t>}} {{</w:t>
+            </w:r>
+            <w:proofErr w:type="spellStart"/>
+            <w:proofErr w:type="gramStart"/>
+            <w:r>
+              <w:rPr>
+                <w:sz w:val="18"/>
+              </w:rPr>
+              <w:t>dataset.uc</w:t>
+            </w:r>
+            <w:proofErr w:type="gramEnd"/>
+            <w:r>
+              <w:rPr>
+                <w:sz w:val="18"/>
+              </w:rPr>
+              <w:t>_recipient_type_notes</w:t>
+            </w:r>
+            <w:proofErr w:type="spellEnd"/>
+            <w:r>
+              <w:rPr>
+                <w:sz w:val="18"/>
+              </w:rPr>
+              <w:t>}}</w:t>
+            </w:r>
+          </w:p>
+        </w:tc>
+      </w:tr>
+      <w:tr>
+        <w:tc>
+          <w:tcPr>
+            <w:tcW w:w="5122" w:type="dxa"/>
+            <w:gridSpan w:val="3"/>
+            <w:shd w:val="clear" w:color="auto" w:fill="E7E6E6" w:themeFill="background2"/>
+            <w:tcMar>
+              <w:top w:w="30" w:type="dxa"/>
+              <w:left w:w="70" w:type="dxa"/>
+              <w:bottom w:w="30" w:type="dxa"/>
+              <w:right w:w="70" w:type="dxa"/>
+            </w:tcMar>
+          </w:tcPr>
+          <w:p>
+            <w:pPr>
+              <w:rPr>
+                <w:b/>
+                <w:sz w:val="18"/>
+              </w:rPr>
+            </w:pPr>
+            <w:r>
+              <w:rPr>
+                <w:b/>
+                <w:sz w:val="18"/>
+              </w:rPr>
+              <w:t>Is the use limited to approved users/groups/institutions?</w:t>
+            </w:r>
+          </w:p>
+        </w:tc>
+        <w:tc>
+          <w:tcPr>
+            <w:tcW w:w="5086" w:type="dxa"/>
+            <w:gridSpan w:val="2"/>
+          </w:tcPr>
+          <w:p>
+            <w:pPr>
+              <w:rPr>
+                <w:sz w:val="18"/>
+              </w:rPr>
+            </w:pPr>
+            <w:r>
+              <w:rPr>
+                <w:sz w:val="18"/>
+              </w:rPr>
+              <w:t>{{</w:t>
+            </w:r>
+            <w:proofErr w:type="spellStart"/>
+            <w:proofErr w:type="gramStart"/>
+            <w:r>
+              <w:rPr>
+                <w:sz w:val="18"/>
+              </w:rPr>
+              <w:t>dataset.uc</w:t>
+            </w:r>
+            <w:proofErr w:type="gramEnd"/>
+            <w:r>
+              <w:rPr>
+                <w:sz w:val="18"/>
+              </w:rPr>
+              <w:t>_user_restriction</w:t>
+            </w:r>
+            <w:proofErr w:type="spellEnd"/>
+            <w:r>
+              <w:rPr>
+                <w:sz w:val="18"/>
+              </w:rPr>
+              <w:t>}} {{</w:t>
+            </w:r>
+            <w:proofErr w:type="spellStart"/>
+            <w:proofErr w:type="gramStart"/>
+            <w:r>
+              <w:rPr>
+                <w:sz w:val="18"/>
+              </w:rPr>
+              <w:t>dataset.uc</w:t>
+            </w:r>
+            <w:proofErr w:type="gramEnd"/>
+            <w:r>
+              <w:rPr>
+                <w:sz w:val="18"/>
+              </w:rPr>
+              <w:t>_user_notes</w:t>
+            </w:r>
+            <w:proofErr w:type="spellEnd"/>
+            <w:r>
+              <w:rPr>
+                <w:sz w:val="18"/>
+              </w:rPr>
+              <w:t>}}</w:t>
+            </w:r>
+          </w:p>
+        </w:tc>
+      </w:tr>
+      <w:tr>
+        <w:tc>
+          <w:tcPr>
+            <w:tcW w:w="5122" w:type="dxa"/>
+            <w:gridSpan w:val="3"/>
+            <w:shd w:val="clear" w:color="auto" w:fill="E7E6E6" w:themeFill="background2"/>
+            <w:tcMar>
+              <w:top w:w="30" w:type="dxa"/>
+              <w:left w:w="70" w:type="dxa"/>
+              <w:bottom w:w="30" w:type="dxa"/>
+              <w:right w:w="70" w:type="dxa"/>
+            </w:tcMar>
+          </w:tcPr>
+          <w:p>
+            <w:pPr>
+              <w:rPr>
+                <w:b/>
+                <w:sz w:val="18"/>
+              </w:rPr>
+            </w:pPr>
+            <w:r>
+              <w:rPr>
+                <w:b/>
+                <w:sz w:val="18"/>
+              </w:rPr>
+              <w:lastRenderedPageBreak/>
+              <w:t>Are there any requirements in case of publications based on the data?</w:t>
+            </w:r>
+          </w:p>
+        </w:tc>
+        <w:tc>
+          <w:tcPr>
+            <w:tcW w:w="5086" w:type="dxa"/>
+            <w:gridSpan w:val="2"/>
+          </w:tcPr>
+          <w:p>
+            <w:pPr>
+              <w:rPr>
+                <w:sz w:val="18"/>
+              </w:rPr>
+            </w:pPr>
+            <w:r>
+              <w:rPr>
+                <w:sz w:val="18"/>
+              </w:rPr>
+              <w:t>{{</w:t>
+            </w:r>
+            <w:proofErr w:type="spellStart"/>
+            <w:proofErr w:type="gramStart"/>
+            <w:r>
+              <w:rPr>
+                <w:sz w:val="18"/>
+              </w:rPr>
+              <w:t>dataset.uc</w:t>
+            </w:r>
+            <w:proofErr w:type="gramEnd"/>
+            <w:r>
+              <w:rPr>
+                <w:sz w:val="18"/>
+              </w:rPr>
+              <w:t>_publication_restriction</w:t>
+            </w:r>
+            <w:proofErr w:type="spellEnd"/>
+            <w:r>
+              <w:rPr>
+                <w:sz w:val="18"/>
+              </w:rPr>
+              <w:t>}} {{</w:t>
+            </w:r>
+            <w:proofErr w:type="spellStart"/>
+            <w:proofErr w:type="gramStart"/>
+            <w:r>
+              <w:rPr>
+                <w:sz w:val="18"/>
+              </w:rPr>
+              <w:t>dataset.uc</w:t>
+            </w:r>
+            <w:proofErr w:type="gramEnd"/>
+            <w:r>
+              <w:rPr>
+                <w:sz w:val="18"/>
+              </w:rPr>
+              <w:t>_publication_notes</w:t>
+            </w:r>
+            <w:proofErr w:type="spellEnd"/>
+            <w:r>
+              <w:rPr>
+                <w:sz w:val="18"/>
+              </w:rPr>
+              <w:t>}}</w:t>
+            </w:r>
+          </w:p>
+        </w:tc>
+      </w:tr>
+      <w:tr>
+        <w:tc>
+          <w:tcPr>
+            <w:tcW w:w="5122" w:type="dxa"/>
+            <w:gridSpan w:val="3"/>
+            <w:shd w:val="clear" w:color="auto" w:fill="E7E6E6" w:themeFill="background2"/>
+            <w:tcMar>
+              <w:top w:w="30" w:type="dxa"/>
+              <w:left w:w="70" w:type="dxa"/>
+              <w:bottom w:w="30" w:type="dxa"/>
+              <w:right w:w="70" w:type="dxa"/>
+            </w:tcMar>
+          </w:tcPr>
+          <w:p>
+            <w:pPr>
+              <w:rPr>
+                <w:b/>
+                <w:sz w:val="18"/>
+              </w:rPr>
+            </w:pPr>
+            <w:r>
+              <w:rPr>
+                <w:b/>
+                <w:sz w:val="18"/>
+              </w:rPr>
+              <w:t>Does the consent contain clauses that put time-limits on the use of data?</w:t>
+            </w:r>
+          </w:p>
+        </w:tc>
+        <w:tc>
+          <w:tcPr>
+            <w:tcW w:w="5086" w:type="dxa"/>
+            <w:gridSpan w:val="2"/>
+          </w:tcPr>
+          <w:p>
+            <w:pPr>
+              <w:rPr>
+                <w:sz w:val="18"/>
+              </w:rPr>
+            </w:pPr>
+            <w:r>
+              <w:rPr>
+                <w:sz w:val="18"/>
+              </w:rPr>
+              <w:t>{{</w:t>
+            </w:r>
+            <w:proofErr w:type="spellStart"/>
+            <w:proofErr w:type="gramStart"/>
+            <w:r>
+              <w:rPr>
+                <w:sz w:val="18"/>
+              </w:rPr>
+              <w:t>dataset.uc</w:t>
+            </w:r>
+            <w:proofErr w:type="gramEnd"/>
+            <w:r>
+              <w:rPr>
+                <w:sz w:val="18"/>
+              </w:rPr>
+              <w:t>_time_restriction</w:t>
+            </w:r>
+            <w:proofErr w:type="spellEnd"/>
+            <w:r>
+              <w:rPr>
+                <w:sz w:val="18"/>
+              </w:rPr>
+              <w:t>}} {{</w:t>
+            </w:r>
+            <w:proofErr w:type="spellStart"/>
+            <w:proofErr w:type="gramStart"/>
+            <w:r>
+              <w:rPr>
+                <w:sz w:val="18"/>
+              </w:rPr>
+              <w:t>dataset.uc</w:t>
+            </w:r>
+            <w:proofErr w:type="gramEnd"/>
+            <w:r>
+              <w:rPr>
+                <w:sz w:val="18"/>
+              </w:rPr>
+              <w:t>_time_notes</w:t>
+            </w:r>
+            <w:proofErr w:type="spellEnd"/>
+            <w:r>
+              <w:rPr>
+                <w:sz w:val="18"/>
+              </w:rPr>
+              <w:t>}}</w:t>
+            </w:r>
+          </w:p>
+        </w:tc>
+      </w:tr>
+      <w:tr>
+        <w:tc>
+          <w:tcPr>
+            <w:tcW w:w="5122" w:type="dxa"/>
+            <w:gridSpan w:val="3"/>
+            <w:shd w:val="clear" w:color="auto" w:fill="E7E6E6" w:themeFill="background2"/>
+            <w:tcMar>
+              <w:top w:w="30" w:type="dxa"/>
+              <w:left w:w="70" w:type="dxa"/>
+              <w:bottom w:w="30" w:type="dxa"/>
+              <w:right w:w="70" w:type="dxa"/>
+            </w:tcMar>
+          </w:tcPr>
+          <w:p>
+            <w:pPr>
+              <w:rPr>
+                <w:b/>
+                <w:sz w:val="18"/>
+              </w:rPr>
+            </w:pPr>
+            <w:r>
+              <w:rPr>
+                <w:b/>
+                <w:sz w:val="18"/>
+              </w:rPr>
+              <w:t>Is the data being sent to ELIXIR-LU/LCSB for a limited duration?</w:t>
+            </w:r>
+          </w:p>
+        </w:tc>
+        <w:tc>
+          <w:tcPr>
+            <w:tcW w:w="5086" w:type="dxa"/>
+            <w:gridSpan w:val="2"/>
+          </w:tcPr>
+          <w:p>
+            <w:pPr>
+              <w:rPr>
+                <w:sz w:val="18"/>
+              </w:rPr>
+            </w:pPr>
+            <w:r>
+              <w:rPr>
+                <w:sz w:val="18"/>
+              </w:rPr>
+              <w:t>{{</w:t>
+            </w:r>
+            <w:proofErr w:type="spellStart"/>
+            <w:proofErr w:type="gramStart"/>
+            <w:r>
+              <w:rPr>
+                <w:sz w:val="18"/>
+              </w:rPr>
+              <w:t>dataset.uc</w:t>
+            </w:r>
+            <w:proofErr w:type="gramEnd"/>
+            <w:r>
+              <w:rPr>
+                <w:sz w:val="18"/>
+              </w:rPr>
+              <w:t>_lcsb_time_restriction</w:t>
+            </w:r>
+            <w:proofErr w:type="spellEnd"/>
+            <w:r>
+              <w:rPr>
+                <w:sz w:val="18"/>
+              </w:rPr>
+              <w:t>}} {{</w:t>
+            </w:r>
+            <w:proofErr w:type="spellStart"/>
+            <w:proofErr w:type="gramStart"/>
+            <w:r>
+              <w:rPr>
+                <w:sz w:val="18"/>
+              </w:rPr>
+              <w:t>dataset.uc</w:t>
+            </w:r>
+            <w:proofErr w:type="gramEnd"/>
+            <w:r>
+              <w:rPr>
+                <w:sz w:val="18"/>
+              </w:rPr>
+              <w:t>_lcsb_time_date</w:t>
+            </w:r>
+            <w:proofErr w:type="spellEnd"/>
+            <w:r>
+              <w:rPr>
+                <w:sz w:val="18"/>
+              </w:rPr>
+              <w:t>}}</w:t>
+            </w:r>
+          </w:p>
+        </w:tc>
+      </w:tr>
+      <w:tr>
+        <w:tc>
+          <w:tcPr>
+            <w:tcW w:w="5122" w:type="dxa"/>
+            <w:gridSpan w:val="3"/>
+            <w:shd w:val="clear" w:color="auto" w:fill="E7E6E6" w:themeFill="background2"/>
+            <w:tcMar>
+              <w:top w:w="30" w:type="dxa"/>
+              <w:left w:w="70" w:type="dxa"/>
+              <w:bottom w:w="30" w:type="dxa"/>
+              <w:right w:w="70" w:type="dxa"/>
+            </w:tcMar>
+          </w:tcPr>
+          <w:p>
+            <w:pPr>
+              <w:rPr>
+                <w:b/>
+                <w:sz w:val="18"/>
+              </w:rPr>
+            </w:pPr>
+            <w:r>
+              <w:rPr>
+                <w:b/>
+                <w:sz w:val="18"/>
+              </w:rPr>
+              <w:t>Is there a requirement to return data or documents to the database/resource?</w:t>
+            </w:r>
+          </w:p>
+        </w:tc>
+        <w:tc>
+          <w:tcPr>
+            <w:tcW w:w="5086" w:type="dxa"/>
+            <w:gridSpan w:val="2"/>
+          </w:tcPr>
+          <w:p>
+            <w:pPr>
+              <w:rPr>
+                <w:sz w:val="18"/>
+              </w:rPr>
+            </w:pPr>
+            <w:r>
+              <w:rPr>
+                <w:sz w:val="18"/>
+              </w:rPr>
+              <w:t>{{</w:t>
+            </w:r>
+            <w:proofErr w:type="spellStart"/>
+            <w:proofErr w:type="gramStart"/>
+            <w:r>
+              <w:rPr>
+                <w:sz w:val="18"/>
+              </w:rPr>
+              <w:t>dataset.uc</w:t>
+            </w:r>
+            <w:proofErr w:type="gramEnd"/>
+            <w:r>
+              <w:rPr>
+                <w:sz w:val="18"/>
+              </w:rPr>
+              <w:t>_return_requirement</w:t>
+            </w:r>
+            <w:proofErr w:type="spellEnd"/>
+            <w:r>
+              <w:rPr>
+                <w:sz w:val="18"/>
+              </w:rPr>
+              <w:t>}} {{</w:t>
+            </w:r>
+            <w:proofErr w:type="spellStart"/>
+            <w:proofErr w:type="gramStart"/>
+            <w:r>
+              <w:rPr>
+                <w:sz w:val="18"/>
+              </w:rPr>
+              <w:t>dataset.uc</w:t>
+            </w:r>
+            <w:proofErr w:type="gramEnd"/>
+            <w:r>
+              <w:rPr>
+                <w:sz w:val="18"/>
+              </w:rPr>
+              <w:t>_return_notes</w:t>
+            </w:r>
+            <w:proofErr w:type="spellEnd"/>
+            <w:r>
+              <w:rPr>
+                <w:sz w:val="18"/>
+              </w:rPr>
+              <w:t>}}</w:t>
+            </w:r>
+          </w:p>
+        </w:tc>
+      </w:tr>
+      <w:tr>
+        <w:tc>
+          <w:tcPr>
+            <w:tcW w:w="5122" w:type="dxa"/>
+            <w:gridSpan w:val="3"/>
+            <w:shd w:val="clear" w:color="auto" w:fill="E7E6E6" w:themeFill="background2"/>
+            <w:tcMar>
+              <w:top w:w="30" w:type="dxa"/>
+              <w:left w:w="70" w:type="dxa"/>
+              <w:bottom w:w="30" w:type="dxa"/>
+              <w:right w:w="70" w:type="dxa"/>
+            </w:tcMar>
+          </w:tcPr>
+          <w:p>
+            <w:pPr>
+              <w:rPr>
+                <w:b/>
+                <w:sz w:val="18"/>
+              </w:rPr>
+            </w:pPr>
+            <w:r>
+              <w:rPr>
+                <w:b/>
+                <w:sz w:val="18"/>
+              </w:rPr>
+              <w:t>Are there any conditions/restrictions regarding the Intellectual Property (IP) of the data?</w:t>
+            </w:r>
+          </w:p>
+        </w:tc>
+        <w:tc>
+          <w:tcPr>
+            <w:tcW w:w="5086" w:type="dxa"/>
+            <w:gridSpan w:val="2"/>
+          </w:tcPr>
+          <w:p>
+            <w:pPr>
+              <w:rPr>
+                <w:sz w:val="18"/>
+              </w:rPr>
+            </w:pPr>
+            <w:r>
+              <w:rPr>
+                <w:sz w:val="18"/>
+              </w:rPr>
+              <w:t>{{</w:t>
+            </w:r>
+            <w:proofErr w:type="spellStart"/>
+            <w:proofErr w:type="gramStart"/>
+            <w:r>
+              <w:rPr>
+                <w:sz w:val="18"/>
+              </w:rPr>
+              <w:t>dataset.uc</w:t>
+            </w:r>
+            <w:proofErr w:type="gramEnd"/>
+            <w:r>
+              <w:rPr>
+                <w:sz w:val="18"/>
+              </w:rPr>
+              <w:t>_ip_restriction</w:t>
+            </w:r>
+            <w:proofErr w:type="spellEnd"/>
+            <w:r>
+              <w:rPr>
+                <w:sz w:val="18"/>
+              </w:rPr>
+              <w:t>}} {{</w:t>
+            </w:r>
+            <w:proofErr w:type="spellStart"/>
+            <w:proofErr w:type="gramStart"/>
+            <w:r>
+              <w:rPr>
+                <w:sz w:val="18"/>
+              </w:rPr>
+              <w:t>dataset.uc</w:t>
+            </w:r>
+            <w:proofErr w:type="gramEnd"/>
+            <w:r>
+              <w:rPr>
+                <w:sz w:val="18"/>
+              </w:rPr>
+              <w:t>_ip_notes</w:t>
+            </w:r>
+            <w:proofErr w:type="spellEnd"/>
+            <w:r>
+              <w:rPr>
+                <w:sz w:val="18"/>
+              </w:rPr>
+              <w:t>}}</w:t>
+            </w:r>
+          </w:p>
+        </w:tc>
+      </w:tr>
+      <w:tr>
+        <w:tc>
+          <w:tcPr>
+            <w:tcW w:w="5122" w:type="dxa"/>
+            <w:gridSpan w:val="3"/>
+            <w:shd w:val="clear" w:color="auto" w:fill="E7E6E6" w:themeFill="background2"/>
+            <w:tcMar>
+              <w:top w:w="30" w:type="dxa"/>
+              <w:left w:w="70" w:type="dxa"/>
+              <w:bottom w:w="30" w:type="dxa"/>
+              <w:right w:w="70" w:type="dxa"/>
+            </w:tcMar>
+          </w:tcPr>
+          <w:p>
+            <w:pPr>
+              <w:rPr>
+                <w:b/>
+                <w:sz w:val="18"/>
+              </w:rPr>
+            </w:pPr>
+            <w:r>
+              <w:rPr>
+                <w:b/>
+                <w:sz w:val="18"/>
+              </w:rPr>
+              <w:t>Will access require Data Access Committee (DAC) approval?</w:t>
+            </w:r>
+          </w:p>
+        </w:tc>
+        <w:tc>
+          <w:tcPr>
+            <w:tcW w:w="5086" w:type="dxa"/>
+            <w:gridSpan w:val="2"/>
+          </w:tcPr>
+          <w:p>
+            <w:pPr>
+              <w:rPr>
+                <w:sz w:val="18"/>
+              </w:rPr>
+            </w:pPr>
+            <w:r>
+              <w:rPr>
+                <w:sz w:val="18"/>
+              </w:rPr>
+              <w:t>{{</w:t>
+            </w:r>
+            <w:proofErr w:type="spellStart"/>
+            <w:proofErr w:type="gramStart"/>
+            <w:r>
+              <w:rPr>
+                <w:sz w:val="18"/>
+              </w:rPr>
+              <w:t>dataset.uc</w:t>
+            </w:r>
+            <w:proofErr w:type="gramEnd"/>
+            <w:r>
+              <w:rPr>
+                <w:sz w:val="18"/>
+              </w:rPr>
+              <w:t>_dac_required</w:t>
+            </w:r>
+            <w:proofErr w:type="spellEnd"/>
+            <w:r>
+              <w:rPr>
+                <w:sz w:val="18"/>
+              </w:rPr>
+              <w:t>}} {{</w:t>
+            </w:r>
+            <w:proofErr w:type="spellStart"/>
+            <w:proofErr w:type="gramStart"/>
+            <w:r>
+              <w:rPr>
+                <w:sz w:val="18"/>
+              </w:rPr>
+              <w:t>dataset.uc</w:t>
+            </w:r>
+            <w:proofErr w:type="gramEnd"/>
+            <w:r>
+              <w:rPr>
+                <w:sz w:val="18"/>
+              </w:rPr>
+              <w:t>_dac_notes</w:t>
+            </w:r>
+            <w:proofErr w:type="spellEnd"/>
+            <w:r>
+              <w:rPr>
+                <w:sz w:val="18"/>
+              </w:rPr>
+              <w:t>}}</w:t>
+            </w:r>
+          </w:p>
+        </w:tc>
+      </w:tr>
+      <w:tr>
+        <w:tc>
+          <w:tcPr>
+            <w:tcW w:w="5122" w:type="dxa"/>
+            <w:gridSpan w:val="3"/>
+            <w:shd w:val="clear" w:color="auto" w:fill="E7E6E6" w:themeFill="background2"/>
+            <w:tcMar>
+              <w:top w:w="30" w:type="dxa"/>
+              <w:left w:w="70" w:type="dxa"/>
+              <w:bottom w:w="30" w:type="dxa"/>
+              <w:right w:w="70" w:type="dxa"/>
+            </w:tcMar>
+          </w:tcPr>
+          <w:p>
+            <w:pPr>
+              <w:rPr>
+                <w:b/>
+                <w:sz w:val="18"/>
+              </w:rPr>
+            </w:pPr>
+            <w:r>
+              <w:rPr>
+                <w:b/>
+                <w:sz w:val="18"/>
+              </w:rPr>
+              <w:t>Will all researchers accessing the data need to sign an access request form?</w:t>
+            </w:r>
+          </w:p>
+        </w:tc>
+        <w:tc>
+          <w:tcPr>
+            <w:tcW w:w="5086" w:type="dxa"/>
+            <w:gridSpan w:val="2"/>
+          </w:tcPr>
+          <w:p>
+            <w:pPr>
+              <w:rPr>
+                <w:sz w:val="18"/>
+              </w:rPr>
+            </w:pPr>
+            <w:r>
+              <w:rPr>
+                <w:sz w:val="18"/>
+              </w:rPr>
+              <w:t>{{</w:t>
+            </w:r>
+            <w:proofErr w:type="spellStart"/>
+            <w:proofErr w:type="gramStart"/>
+            <w:r>
+              <w:rPr>
+                <w:sz w:val="18"/>
+              </w:rPr>
+              <w:t>dataset.uc</w:t>
+            </w:r>
+            <w:proofErr w:type="gramEnd"/>
+            <w:r>
+              <w:rPr>
+                <w:sz w:val="18"/>
+              </w:rPr>
+              <w:t>_access_form_required</w:t>
+            </w:r>
+            <w:proofErr w:type="spellEnd"/>
+            <w:r>
+              <w:rPr>
+                <w:sz w:val="18"/>
+              </w:rPr>
+              <w:t>}}</w:t>
+            </w:r>
+          </w:p>
+        </w:tc>
+      </w:tr>
+      <w:tr>
+        <w:tc>
+          <w:tcPr>
+            <w:tcW w:w="5122" w:type="dxa"/>
+            <w:gridSpan w:val="3"/>
+            <w:shd w:val="clear" w:color="auto" w:fill="E7E6E6" w:themeFill="background2"/>
+            <w:tcMar>
+              <w:top w:w="30" w:type="dxa"/>
+              <w:left w:w="70" w:type="dxa"/>
+              <w:bottom w:w="30" w:type="dxa"/>
+              <w:right w:w="70" w:type="dxa"/>
+            </w:tcMar>
+          </w:tcPr>
+          <w:p>
+            <w:pPr>
+              <w:rPr>
+                <w:b/>
+                <w:sz w:val="18"/>
+              </w:rPr>
+            </w:pPr>
+            <w:r>
+              <w:rPr>
+                <w:b/>
+                <w:sz w:val="18"/>
+              </w:rPr>
+              <w:t>Other restrictions</w:t>
+            </w:r>
+          </w:p>
+        </w:tc>
+        <w:tc>
+          <w:tcPr>
+            <w:tcW w:w="5086" w:type="dxa"/>
+            <w:gridSpan w:val="2"/>
+          </w:tcPr>
+          <w:p>
+            <w:pPr>
+              <w:rPr>
+                <w:sz w:val="18"/>
+              </w:rPr>
+            </w:pPr>
+            <w:r>
+              <w:rPr>
+                <w:sz w:val="18"/>
+              </w:rPr>
+              <w:t>{{</w:t>
+            </w:r>
+            <w:proofErr w:type="spellStart"/>
+            <w:proofErr w:type="gramStart"/>
+            <w:r>
+              <w:rPr>
+                <w:sz w:val="18"/>
+              </w:rPr>
+              <w:t>dataset.uc</w:t>
+            </w:r>
+            <w:proofErr w:type="gramEnd"/>
+            <w:r>
+              <w:rPr>
+                <w:sz w:val="18"/>
+              </w:rPr>
+              <w:t>_other_notes</w:t>
+            </w:r>
+            <w:proofErr w:type="spellEnd"/>
+            <w:r>
+              <w:rPr>
+                <w:sz w:val="18"/>
+              </w:rPr>
+              <w:t>}}</w:t>
             </w:r>
           </w:p>
         </w:tc>
@@ -542,832 +4134,37 @@
     <w:p/>
     <w:p>
       <w:r>
-        <w:t>{%p endfor %}</w:t>
+        <w:t xml:space="preserve">{%p </w:t>
       </w:r>
-    </w:p>
-    <w:p/>
-    <w:p>
-      <w:pPr>
-        <w:pStyle w:val="Heading2"/>
-        <w:numPr>
-          <w:ilvl w:val="1"/>
-          <w:numId w:val="2"/>
-        </w:numPr>
-      </w:pPr>
+      <w:proofErr w:type="spellStart"/>
       <w:r>
-        <w:t>Data</w:t>
+        <w:t>endfor</w:t>
+      </w:r>
+      <w:proofErr w:type="spellEnd"/>
+      <w:r>
+        <w:t xml:space="preserve"> %}</w:t>
       </w:r>
     </w:p>
     <w:p>
       <w:r>
-        <w:t xml:space="preserve">{% for </w:t>
+        <w:t xml:space="preserve">{%p </w:t>
       </w:r>
-      <w:bookmarkStart w:id="2" w:name="__DdeLink__1192_3755231597"/>
+      <w:proofErr w:type="spellStart"/>
       <w:r>
-        <w:t>datadec</w:t>
+        <w:t>endfor</w:t>
       </w:r>
-      <w:bookmarkEnd w:id="2"/>
+      <w:proofErr w:type="spellEnd"/>
       <w:r>
-        <w:t xml:space="preserve"> in datadecs %}{% set datadec_index = loop.index %}</w:t>
-      </w:r>
-    </w:p>
-    <w:p>
-      <w:pPr>
-        <w:pStyle w:val="Heading3"/>
-      </w:pPr>
-      <w:r>
-        <w:t>Data {{ datadec_index }}:  {{ datadec.title }}</w:t>
-      </w:r>
-    </w:p>
-    <w:p>
-      <w:r>
-        <w:t>Study or Cohort Reference: {{ datadec.source_study }}</w:t>
-      </w:r>
-    </w:p>
-    <w:p>
-      <w:pPr>
-        <w:pStyle w:val="Heading4"/>
-      </w:pPr>
-      <w:r>
-        <w:t>Data {{ datadec_index }} - Categories</w:t>
+        <w:t xml:space="preserve"> %}</w:t>
       </w:r>
     </w:p>
     <w:p/>
     <w:p/>
-    <w:p>
-      <w:pPr>
-        <w:pStyle w:val="ListItem"/>
-        <w:numPr>
-          <w:ilvl w:val="0"/>
-          <w:numId w:val="6"/>
-        </w:numPr>
-        <w:rPr>
-          <w:rStyle w:val="NumberedListItem"/>
-        </w:rPr>
-      </w:pPr>
-      <w:r>
-        <w:rPr>
-          <w:rStyle w:val="NumberedListItem"/>
-        </w:rPr>
-        <w:t>The Data{{ datadec_index }} includes the following categories and types of personal data:</w:t>
-      </w:r>
-    </w:p>
-    <w:p>
-      <w:pPr>
-        <w:pStyle w:val="ListItem"/>
-        <w:ind w:left="1440"/>
-        <w:rPr>
-          <w:rStyle w:val="NumberedListItem"/>
-        </w:rPr>
-      </w:pPr>
-      <w:r>
-        <w:rPr>
-          <w:rStyle w:val="NumberedListItem"/>
-        </w:rPr>
-        <w:t>{%p for category in datadec.gdpr_datatypes %}</w:t>
-      </w:r>
-    </w:p>
-    <w:p>
-      <w:pPr>
-        <w:pStyle w:val="ListItemBullet"/>
-        <w:numPr>
-          <w:ilvl w:val="1"/>
-          <w:numId w:val="6"/>
-        </w:numPr>
-        <w:rPr>
-          <w:rStyle w:val="NumberedListItem"/>
-        </w:rPr>
-      </w:pPr>
-      <w:r>
-        <w:rPr>
-          <w:rStyle w:val="NumberedListItem"/>
-        </w:rPr>
-        <w:t>{{ category }}</w:t>
-      </w:r>
-    </w:p>
-    <w:p>
-      <w:pPr>
-        <w:pStyle w:val="ListItemBullet"/>
-        <w:ind w:left="2160"/>
-        <w:rPr>
-          <w:rStyle w:val="NumberedListItem"/>
-        </w:rPr>
-      </w:pPr>
-      <w:r>
-        <w:rPr>
-          <w:rStyle w:val="NumberedListItem"/>
-        </w:rPr>
-        <w:t>{%p endfor %}</w:t>
-      </w:r>
-    </w:p>
-    <w:p>
-      <w:pPr>
-        <w:pStyle w:val="ListItem"/>
-        <w:ind w:left="1440"/>
-      </w:pPr>
-      <w:r>
-        <w:rPr>
-          <w:rStyle w:val="NumberedListItem"/>
-        </w:rPr>
-        <w:t>{% if datadec.gdpr_datatypes_notes %}Remarks on categories of personal datatypes: {{ datadec.gdpr_datatypes_notes }}{% endif %}</w:t>
-      </w:r>
-    </w:p>
-    <w:p>
-      <w:pPr>
-        <w:pStyle w:val="ListItem"/>
-        <w:numPr>
-          <w:ilvl w:val="0"/>
-          <w:numId w:val="6"/>
-        </w:numPr>
-        <w:rPr>
-          <w:rStyle w:val="NumberedListItem"/>
-        </w:rPr>
-      </w:pPr>
-      <w:r>
-        <w:rPr>
-          <w:rStyle w:val="NumberedListItem"/>
-        </w:rPr>
-        <w:t>The Data{{ datadec_index }} contains the following scientific datatypes:</w:t>
-      </w:r>
-    </w:p>
-    <w:p>
-      <w:pPr>
-        <w:pStyle w:val="ListItem"/>
-        <w:ind w:left="1440"/>
-        <w:rPr>
-          <w:rStyle w:val="NumberedListItem"/>
-        </w:rPr>
-      </w:pPr>
-      <w:r>
-        <w:rPr>
-          <w:rStyle w:val="NumberedListItem"/>
-        </w:rPr>
-        <w:t>{%p for category in datadec.sci_datatypes %}</w:t>
-      </w:r>
-    </w:p>
-    <w:p>
-      <w:pPr>
-        <w:pStyle w:val="ListItemBullet"/>
-        <w:numPr>
-          <w:ilvl w:val="1"/>
-          <w:numId w:val="6"/>
-        </w:numPr>
-        <w:rPr>
-          <w:rStyle w:val="NumberedListItem"/>
-          <w:rFonts w:cs="Times New Roman"/>
-        </w:rPr>
-      </w:pPr>
-      <w:r>
-        <w:rPr>
-          <w:rStyle w:val="NumberedListItem"/>
-          <w:rFonts w:cs="Times New Roman"/>
-        </w:rPr>
-        <w:t>{{ category }}</w:t>
-      </w:r>
-    </w:p>
-    <w:p>
-      <w:pPr>
-        <w:pStyle w:val="ListItemBullet"/>
-        <w:ind w:left="2160"/>
-        <w:rPr>
-          <w:rStyle w:val="NumberedListItem"/>
-          <w:rFonts w:cs="Times New Roman"/>
-        </w:rPr>
-      </w:pPr>
-      <w:r>
-        <w:rPr>
-          <w:rStyle w:val="NumberedListItem"/>
-          <w:rFonts w:cs="Times New Roman"/>
-        </w:rPr>
-        <w:t>{%p endfor %}</w:t>
-      </w:r>
-    </w:p>
-    <w:p>
-      <w:pPr>
-        <w:pStyle w:val="ListItem"/>
-        <w:ind w:left="1440"/>
-        <w:rPr>
-          <w:rStyle w:val="NumberedListItem"/>
-        </w:rPr>
-      </w:pPr>
-      <w:r>
-        <w:rPr>
-          <w:rStyle w:val="NumberedListItem"/>
-        </w:rPr>
-        <w:lastRenderedPageBreak/>
-        <w:t>{% if datadec.sci_datatypes_notes %}Remarks on categories scientific datatypes: {{ datadec.sci_datatypes_notes }}{% endif %}</w:t>
-      </w:r>
-    </w:p>
-    <w:p>
-      <w:pPr>
-        <w:pStyle w:val="ListItem"/>
-        <w:numPr>
-          <w:ilvl w:val="0"/>
-          <w:numId w:val="6"/>
-        </w:numPr>
-        <w:rPr>
-          <w:rStyle w:val="NumberedListItem"/>
-        </w:rPr>
-      </w:pPr>
-      <w:r>
-        <w:rPr>
-          <w:rStyle w:val="NumberedListItem"/>
-        </w:rPr>
-        <w:t>Data is {{ datadec.de_identification }}.</w:t>
-      </w:r>
-    </w:p>
-    <w:p>
-      <w:pPr>
-        <w:pStyle w:val="ListItem"/>
-        <w:numPr>
-          <w:ilvl w:val="0"/>
-          <w:numId w:val="6"/>
-        </w:numPr>
-        <w:rPr>
-          <w:rStyle w:val="NumberedListItem"/>
-        </w:rPr>
-      </w:pPr>
-      <w:r>
-        <w:rPr>
-          <w:rStyle w:val="NumberedListItem"/>
-        </w:rPr>
-        <w:t>In addition to Data {{ datadec_index }}, the Data Provider will {% if datadec.has_samples %} submit bio-samples of following nature: {{datadec.samples_notes}} {% else %} not submit any bio-samples{% endif %}.</w:t>
-      </w:r>
-    </w:p>
-    <w:p>
-      <w:pPr>
-        <w:pStyle w:val="Heading4"/>
-      </w:pPr>
-      <w:r>
-        <w:t>Data {{ datadec_index }} - Lawfulness and Legitimacy of Processing</w:t>
-      </w:r>
-    </w:p>
-    <w:p>
-      <w:pPr>
-        <w:pStyle w:val="ListItem"/>
-        <w:numPr>
-          <w:ilvl w:val="0"/>
-          <w:numId w:val="6"/>
-        </w:numPr>
-        <w:rPr>
-          <w:rStyle w:val="NumberedListItem"/>
-        </w:rPr>
-      </w:pPr>
-      <w:r>
-        <w:rPr>
-          <w:rStyle w:val="NumberedListItem"/>
-        </w:rPr>
-        <w:t>For standard (non-sensitive) personal data, the legal basis according to Art. 6.1 GDPR for the collection of personal data is {{ datadec.legal_basis_</w:t>
-      </w:r>
-      <w:r>
-        <w:rPr>
-          <w:rStyle w:val="NumberedListItem"/>
-        </w:rPr>
-        <w:t>data_collection_std }}</w:t>
-      </w:r>
-      <w:r>
-        <w:rPr>
-          <w:rStyle w:val="NumberedListItem"/>
-        </w:rPr>
-        <w:t>.</w:t>
-      </w:r>
-    </w:p>
-    <w:p>
-      <w:pPr>
-        <w:pStyle w:val="ListItem"/>
-        <w:numPr>
-          <w:ilvl w:val="0"/>
-          <w:numId w:val="6"/>
-        </w:numPr>
-        <w:rPr>
-          <w:rStyle w:val="NumberedListItem"/>
-        </w:rPr>
-      </w:pPr>
-      <w:r>
-        <w:rPr>
-          <w:rStyle w:val="NumberedListItem"/>
-        </w:rPr>
-        <w:t>For standard (non-sensitive) personal data, the legal basis according to Art. 6.1 GDPR for the sharing and subsequent processing of personal data is {{ datadec.legal_basis_data_sharing_std }}.</w:t>
-      </w:r>
-    </w:p>
-    <w:p>
-      <w:pPr>
-        <w:pStyle w:val="ListItem"/>
-        <w:numPr>
-          <w:ilvl w:val="0"/>
-          <w:numId w:val="6"/>
-        </w:numPr>
-        <w:rPr>
-          <w:rStyle w:val="NumberedListItem"/>
-        </w:rPr>
-      </w:pPr>
-      <w:r>
-        <w:rPr>
-          <w:rStyle w:val="NumberedListItem"/>
-        </w:rPr>
-        <w:t>For special category (sensitive) personal data, the legal basis according to Art. 6.1 GDPR for the collection of personal data is {{ datadec.legal_basis_data_collection_spec }}.</w:t>
-      </w:r>
-    </w:p>
-    <w:p>
-      <w:pPr>
-        <w:pStyle w:val="ListItem"/>
-        <w:numPr>
-          <w:ilvl w:val="0"/>
-          <w:numId w:val="6"/>
-        </w:numPr>
-        <w:rPr>
-          <w:rStyle w:val="NumberedListItem"/>
-        </w:rPr>
-      </w:pPr>
-      <w:r>
-        <w:rPr>
-          <w:rStyle w:val="NumberedListItem"/>
-        </w:rPr>
-        <w:t>For special category (sensitive) personal data, the legal basis according to Art. 6.1 GDPR for the sharing and subsequent processing of personal data is {{ datadec.legal_basis_data_sharing_spec }}</w:t>
-      </w:r>
-    </w:p>
-    <w:p>
-      <w:pPr>
-        <w:pStyle w:val="ListItem"/>
-        <w:ind w:left="1440"/>
-        <w:rPr>
-          <w:rStyle w:val="NumberedListItem"/>
-        </w:rPr>
-      </w:pPr>
-      <w:r>
-        <w:rPr>
-          <w:rStyle w:val="NumberedListItem"/>
-        </w:rPr>
-        <w:t>{% if datadec.legal_basis_notes %}</w:t>
-      </w:r>
-    </w:p>
-    <w:p>
-      <w:pPr>
-        <w:pStyle w:val="ListItem"/>
-        <w:numPr>
-          <w:ilvl w:val="0"/>
-          <w:numId w:val="6"/>
-        </w:numPr>
-        <w:rPr>
-          <w:rStyle w:val="NumberedListItem"/>
-        </w:rPr>
-      </w:pPr>
-      <w:r>
-        <w:rPr>
-          <w:rStyle w:val="NumberedListItem"/>
-        </w:rPr>
-        <w:t>For special category (sensitive) personal data, the legal basis specified under 7. and/or 8. affects only a subset of sensitive data, specifically: {{ datadec.legal_basis_notes }}.</w:t>
-      </w:r>
-    </w:p>
-    <w:p>
-      <w:pPr>
-        <w:pStyle w:val="ListItem"/>
-        <w:ind w:left="1440"/>
-        <w:rPr>
-          <w:rFonts w:cs="OpenSymbol"/>
-        </w:rPr>
-      </w:pPr>
-      <w:r>
-        <w:rPr>
-          <w:rStyle w:val="NumberedListItem"/>
-        </w:rPr>
-        <w:t>{% endif %}</w:t>
-      </w:r>
-    </w:p>
-    <w:p>
-      <w:pPr>
-        <w:pStyle w:val="Heading4"/>
-      </w:pPr>
-      <w:r>
-        <w:t>Data {{ datadec_index }} – Data Subjects</w:t>
-      </w:r>
-    </w:p>
-    <w:p>
-      <w:pPr>
-        <w:pStyle w:val="ListParagraph"/>
-        <w:numPr>
-          <w:ilvl w:val="0"/>
-          <w:numId w:val="6"/>
-        </w:numPr>
-      </w:pPr>
-      <w:r>
-        <w:rPr>
-          <w:rStyle w:val="NumberedListItem"/>
-        </w:rPr>
-        <w:t>The Data Subjects category comprises {{datadec.subject_categories}}.</w:t>
-      </w:r>
-    </w:p>
-    <w:p>
-      <w:pPr>
-        <w:pStyle w:val="ListParagraph"/>
-        <w:numPr>
-          <w:ilvl w:val="0"/>
-          <w:numId w:val="6"/>
-        </w:numPr>
-        <w:rPr>
-          <w:rStyle w:val="NumberedListItem"/>
-        </w:rPr>
-      </w:pPr>
-      <w:r>
-        <w:rPr>
-          <w:rStyle w:val="NumberedListItem"/>
-        </w:rPr>
-        <w:t>The Dataset does {% if datadec.has_special_subjects %}contain Data from “Special Subjects”, meaning minors or subjects unable to give consent. {% else %}not contain Data from “Special Subjects”, meaning minors or subjects unable to give consent.{% endif %}</w:t>
-      </w:r>
-    </w:p>
-    <w:p>
-      <w:pPr>
-        <w:pStyle w:val="Heading4"/>
-      </w:pPr>
-      <w:r>
-        <w:t>Data {{ datadec_index }} – Consent</w:t>
-      </w:r>
-    </w:p>
-    <w:p>
-      <w:pPr>
-        <w:pStyle w:val="ListItem"/>
-        <w:numPr>
-          <w:ilvl w:val="0"/>
-          <w:numId w:val="6"/>
-        </w:numPr>
-        <w:rPr>
-          <w:rStyle w:val="NumberedListItem"/>
-        </w:rPr>
-      </w:pPr>
-      <w:r>
-        <w:rPr>
-          <w:rStyle w:val="NumberedListItem"/>
-        </w:rPr>
-        <w:t>The Data may be used in{% if datadec.restriction_rs %} only specific {% else %} all{% endif %} research/disease areas. {{ datadec.restriction_rs_notes }}</w:t>
-      </w:r>
-    </w:p>
-    <w:p>
-      <w:pPr>
-        <w:pStyle w:val="ListItem"/>
-        <w:numPr>
-          <w:ilvl w:val="0"/>
-          <w:numId w:val="6"/>
-        </w:numPr>
-        <w:rPr>
-          <w:rStyle w:val="NumberedListItem"/>
-        </w:rPr>
-      </w:pPr>
-      <w:r>
-        <w:rPr>
-          <w:rStyle w:val="NumberedListItem"/>
-        </w:rPr>
-        <w:t>The Data may be used {% if datadec.restriction_rs %}with the following geographic restrictions: {{ datadec.restriction_gs_notes }}{% else %}without geographic restrictions.{% endif %}</w:t>
-      </w:r>
-    </w:p>
-    <w:p>
-      <w:pPr>
-        <w:pStyle w:val="ListItem"/>
-        <w:numPr>
-          <w:ilvl w:val="0"/>
-          <w:numId w:val="6"/>
-        </w:numPr>
-      </w:pPr>
-      <w:r>
-        <w:rPr>
-          <w:rStyle w:val="NumberedListItem"/>
-        </w:rPr>
-        <w:t>The Data may be shared {% if datadec.restriction_us %} with the following restriction of recipients: {{ datadec.restriction_us_notes }}{% else %} without restriction of recipients.{% endif %}</w:t>
-      </w:r>
-    </w:p>
-    <w:p>
-      <w:pPr>
-        <w:pStyle w:val="ListItem"/>
-        <w:numPr>
-          <w:ilvl w:val="0"/>
-          <w:numId w:val="6"/>
-        </w:numPr>
-        <w:rPr>
-          <w:rFonts w:cs="OpenSymbol"/>
-        </w:rPr>
-      </w:pPr>
-      <w:r>
-        <w:rPr>
-          <w:rStyle w:val="NumberedListItem"/>
-        </w:rPr>
-        <w:t>The consents are {{datadec.consent_status}}.</w:t>
-      </w:r>
-    </w:p>
-    <w:p>
-      <w:pPr>
-        <w:pStyle w:val="Heading4"/>
-      </w:pPr>
-      <w:r>
-        <w:t>Data {{ datadec_index }}</w:t>
-      </w:r>
-      <w:r>
-        <w:t xml:space="preserve"> - Specific Use Conditions</w:t>
-      </w:r>
-    </w:p>
-    <w:p>
-      <w:pPr>
-        <w:pStyle w:val="ListItem"/>
-        <w:numPr>
-          <w:ilvl w:val="0"/>
-          <w:numId w:val="6"/>
-        </w:numPr>
-        <w:rPr>
-          <w:rStyle w:val="NumberedListItem"/>
-        </w:rPr>
-      </w:pPr>
-      <w:r>
-        <w:rPr>
-          <w:rStyle w:val="NumberedListItem"/>
-        </w:rPr>
-        <w:t>The use of Data is</w:t>
-      </w:r>
-      <w:r>
-        <w:rPr>
-          <w:rStyle w:val="NumberedListItem"/>
-        </w:rPr>
-        <w:t xml:space="preserve"> </w:t>
-      </w:r>
-      <w:r>
-        <w:rPr>
-          <w:rStyle w:val="NumberedListItem"/>
-        </w:rPr>
-        <w:t>{% if</w:t>
-      </w:r>
-      <w:r>
-        <w:rPr>
-          <w:rStyle w:val="NumberedListItem"/>
-        </w:rPr>
-        <w:t xml:space="preserve"> not</w:t>
-      </w:r>
-      <w:r>
-        <w:rPr>
-          <w:rStyle w:val="NumberedListItem"/>
-        </w:rPr>
-        <w:t xml:space="preserve"> </w:t>
-      </w:r>
-      <w:r>
-        <w:rPr>
-          <w:rStyle w:val="NumberedListItem"/>
-        </w:rPr>
-        <w:t>datadec.restriction_ps</w:t>
-      </w:r>
-      <w:r>
-        <w:rPr>
-          <w:rStyle w:val="NumberedListItem"/>
-        </w:rPr>
-        <w:t xml:space="preserve"> </w:t>
-      </w:r>
-      <w:r>
-        <w:rPr>
-          <w:rStyle w:val="NumberedListItem"/>
-        </w:rPr>
-        <w:t>%}</w:t>
-      </w:r>
-      <w:r>
-        <w:rPr>
-          <w:rStyle w:val="NumberedListItem"/>
-        </w:rPr>
-        <w:t xml:space="preserve"> </w:t>
-      </w:r>
-      <w:r>
-        <w:rPr>
-          <w:rStyle w:val="NumberedListItem"/>
-        </w:rPr>
-        <w:t>not</w:t>
-      </w:r>
-      <w:r>
-        <w:rPr>
-          <w:rStyle w:val="NumberedListItem"/>
-        </w:rPr>
-        <w:t xml:space="preserve"> </w:t>
-      </w:r>
-      <w:r>
-        <w:rPr>
-          <w:rStyle w:val="NumberedListItem"/>
-        </w:rPr>
-        <w:t>{% endif %}</w:t>
-      </w:r>
-      <w:r>
-        <w:rPr>
-          <w:rStyle w:val="NumberedListItem"/>
-        </w:rPr>
-        <w:t xml:space="preserve"> </w:t>
-      </w:r>
-      <w:r>
-        <w:rPr>
-          <w:rStyle w:val="NumberedListItem"/>
-        </w:rPr>
-        <w:t>limited to the Research Project</w:t>
-      </w:r>
-      <w:r>
-        <w:rPr>
-          <w:rStyle w:val="NumberedListItem"/>
-        </w:rPr>
-        <w:t>.</w:t>
-      </w:r>
-      <w:r>
-        <w:rPr>
-          <w:rStyle w:val="NumberedListItem"/>
-        </w:rPr>
-        <w:t xml:space="preserve"> {{ datadec.restriction_ps_notes }}</w:t>
-      </w:r>
-    </w:p>
-    <w:p>
-      <w:pPr>
-        <w:pStyle w:val="ListItem"/>
-        <w:numPr>
-          <w:ilvl w:val="0"/>
-          <w:numId w:val="6"/>
-        </w:numPr>
-      </w:pPr>
-      <w:r>
-        <w:rPr>
-          <w:rStyle w:val="NumberedListItem"/>
-        </w:rPr>
-        <w:t xml:space="preserve">Publications resulting from the Data are {%if datadec.restriction_pub %} required to adhere to specific publication requirements as further detailed here{{ </w:t>
-      </w:r>
-      <w:r>
-        <w:rPr>
-          <w:rStyle w:val="NumberedListItem"/>
-        </w:rPr>
-        <w:lastRenderedPageBreak/>
-        <w:t xml:space="preserve">datadec.restriction_pub_notes }}{% else %}not required to adhere to specific publication requirements.{% endif %} </w:t>
-      </w:r>
-    </w:p>
-    <w:p>
-      <w:pPr>
-        <w:pStyle w:val="ListItem"/>
-        <w:numPr>
-          <w:ilvl w:val="0"/>
-          <w:numId w:val="6"/>
-        </w:numPr>
-        <w:rPr>
-          <w:rStyle w:val="NumberedListItem"/>
-        </w:rPr>
-      </w:pPr>
-      <w:r>
-        <w:rPr>
-          <w:rStyle w:val="NumberedListItem"/>
-        </w:rPr>
-        <w:t>Data are {% if datadec.restrition_rtn %} required to adhere to specific return requirements as further detailed here: {{ datadec.restriction_rtn_notes }}{% else %}not required to adhere to specific return requirements.</w:t>
-      </w:r>
-      <w:r>
-        <w:rPr>
-          <w:rStyle w:val="NumberedListItem"/>
-        </w:rPr>
-        <w:br/>
-        <w:t xml:space="preserve">{% endif %} </w:t>
-      </w:r>
-    </w:p>
-    <w:p>
-      <w:pPr>
-        <w:pStyle w:val="ListItem"/>
-        <w:ind w:left="1440"/>
-        <w:rPr>
-          <w:rStyle w:val="NumberedListItem"/>
-        </w:rPr>
-      </w:pPr>
-      <w:r>
-        <w:rPr>
-          <w:rStyle w:val="NumberedListItem"/>
-        </w:rPr>
-        <w:t xml:space="preserve">{%p if restriction_other_notes %} </w:t>
-      </w:r>
-    </w:p>
-    <w:p>
-      <w:pPr>
-        <w:pStyle w:val="ListItem"/>
-        <w:numPr>
-          <w:ilvl w:val="0"/>
-          <w:numId w:val="6"/>
-        </w:numPr>
-        <w:rPr>
-          <w:rStyle w:val="NumberedListItem"/>
-        </w:rPr>
-      </w:pPr>
-      <w:r>
-        <w:rPr>
-          <w:rStyle w:val="NumberedListItem"/>
-        </w:rPr>
-        <w:t>The use of data is subject to the following other restrictions: {{ restriction_other_notes }}</w:t>
-      </w:r>
-    </w:p>
-    <w:p>
-      <w:pPr>
-        <w:pStyle w:val="ListItem"/>
-        <w:ind w:left="1440"/>
-        <w:rPr>
-          <w:rFonts w:cs="OpenSymbol"/>
-        </w:rPr>
-      </w:pPr>
-      <w:r>
-        <w:rPr>
-          <w:rStyle w:val="NumberedListItem"/>
-        </w:rPr>
-        <w:t>{%p endif %}</w:t>
-      </w:r>
-    </w:p>
-    <w:p>
-      <w:pPr>
-        <w:pStyle w:val="Heading4"/>
-      </w:pPr>
-      <w:r>
-        <w:t>Data {{ datadec_index }}  - Access Policy</w:t>
-      </w:r>
-    </w:p>
-    <w:p>
-      <w:pPr>
-        <w:pStyle w:val="ListItem"/>
-        <w:numPr>
-          <w:ilvl w:val="0"/>
-          <w:numId w:val="6"/>
-        </w:numPr>
-        <w:rPr>
-          <w:rStyle w:val="NumberedListItem"/>
-        </w:rPr>
-      </w:pPr>
-      <w:r>
-        <w:rPr>
-          <w:rStyle w:val="NumberedListItem"/>
-        </w:rPr>
-        <w:t>The process for requesting and validating Data Access is described in Annex A of the General Terms of Services. {% if datadec.access_form_required %}Applicants must use the access request template {% endif %}</w:t>
-      </w:r>
-    </w:p>
-    <w:p>
-      <w:pPr>
-        <w:pStyle w:val="ListItem"/>
-        <w:numPr>
-          <w:ilvl w:val="0"/>
-          <w:numId w:val="6"/>
-        </w:numPr>
-        <w:rPr>
-          <w:rStyle w:val="NumberedListItem"/>
-        </w:rPr>
-      </w:pPr>
-      <w:r>
-        <w:rPr>
-          <w:rStyle w:val="NumberedListItem"/>
-        </w:rPr>
-        <w:t>The use of Data is {% if datadec.restriction_ip %} subject to the following IP restrictions/requirements: {{ datadec.restriction_ip_notes}} {% else %} not subject to special IP requirements.{% endif %}</w:t>
-      </w:r>
-    </w:p>
-    <w:p>
-      <w:r>
-        <w:rPr>
-          <w:rFonts w:cstheme="minorHAnsi"/>
-        </w:rPr>
-        <w:t>{% endfor %}</w:t>
-      </w:r>
-    </w:p>
-    <w:p>
-      <w:pPr>
-        <w:rPr>
-          <w:rFonts w:cstheme="minorHAnsi"/>
-        </w:rPr>
-      </w:pPr>
-    </w:p>
-    <w:p>
-      <w:pPr>
-        <w:rPr>
-          <w:rFonts w:cstheme="minorHAnsi"/>
-        </w:rPr>
-      </w:pPr>
-    </w:p>
-    <w:p>
-      <w:r>
-        <w:t xml:space="preserve">The Main Contact confirms that the information provided for this submission is complete and correct. The Main Contact is responsible for any subsequent incorrect use of the Data or violation to the Data Subjects’ rights by UL/LCSB that stem from incorrect or incomplete information. </w:t>
-      </w:r>
-    </w:p>
-    <w:p>
-      <w:r>
-        <w:t>The Main Contact confirms that the Data Provider remains responsible for managing and/or coordinating the exercise of Data Subjects’ rights and for any necessary information provision. UL/LCSB will support the Main Contact in fulfilling this responsibility but will not have any direct contact with the Data Subjects.</w:t>
-      </w:r>
-    </w:p>
     <w:p/>
-    <w:p/>
-    <w:p>
-      <w:r>
-        <w:t>Main Contact Name:</w:t>
-      </w:r>
-    </w:p>
-    <w:p/>
-    <w:p/>
-    <w:p>
-      <w:r>
-        <w:t>Signature:</w:t>
-      </w:r>
-    </w:p>
-    <w:p/>
-    <w:p/>
-    <w:p>
-      <w:r>
-        <w:t>Date:</w:t>
-      </w:r>
-    </w:p>
     <w:sectPr>
       <w:pgSz w:w="12240" w:h="15840"/>
-      <w:pgMar w:top="1440" w:right="1440" w:bottom="1440" w:left="1440" w:header="0" w:footer="0" w:gutter="0"/>
+      <w:pgMar w:top="1008" w:right="1008" w:bottom="1008" w:left="1008" w:header="720" w:footer="720" w:gutter="0"/>
       <w:cols w:space="720"/>
-      <w:formProt w:val="0"/>
       <w:docGrid w:linePitch="360"/>
     </w:sectPr>
   </w:body>
@@ -1375,103 +4172,287 @@
 </file>
 
 <file path=word/numbering.xml><?xml version="1.0" encoding="utf-8"?>
-<w:numbering xmlns:wpc="http://schemas.microsoft.com/office/word/2010/wordprocessingCanvas" xmlns:cx="http://schemas.microsoft.com/office/drawing/2014/chartex" xmlns:cx1="http://schemas.microsoft.com/office/drawing/2015/9/8/chartex" xmlns:cx2="http://schemas.microsoft.com/office/drawing/2015/10/21/chartex" xmlns:cx3="http://schemas.microsoft.com/office/drawing/2016/5/9/chartex" xmlns:cx4="http://schemas.microsoft.com/office/drawing/2016/5/10/chartex" xmlns:cx5="http://schemas.microsoft.com/office/drawing/2016/5/11/chartex" xmlns:cx6="http://schemas.microsoft.com/office/drawing/2016/5/12/chartex" xmlns:cx7="http://schemas.microsoft.com/office/drawing/2016/5/13/chartex" xmlns:cx8="http://schemas.microsoft.com/office/drawing/2016/5/14/chartex" xmlns:mc="http://schemas.openxmlformats.org/markup-compatibility/2006" xmlns:aink="http://schemas.microsoft.com/office/drawing/2016/ink" xmlns:am3d="http://schemas.microsoft.com/office/drawing/2017/model3d" xmlns:o="urn:schemas-microsoft-com:office:office" xmlns:r="http://schemas.openxmlformats.org/officeDocument/2006/relationships" xmlns:m="http://schemas.openxmlformats.org/officeDocument/2006/math" xmlns:v="urn:schemas-microsoft-com:vml" xmlns:wp14="http://schemas.microsoft.com/office/word/2010/wordprocessingDrawing" xmlns:wp="http://schemas.openxmlformats.org/drawingml/2006/wordprocessingDrawing" xmlns:w10="urn:schemas-microsoft-com:office:word" xmlns:w="http://schemas.openxmlformats.org/wordprocessingml/2006/main" xmlns:w14="http://schemas.microsoft.com/office/word/2010/wordml" xmlns:w15="http://schemas.microsoft.com/office/word/2012/wordml" xmlns:w16cex="http://schemas.microsoft.com/office/word/2018/wordml/cex" xmlns:w16cid="http://schemas.microsoft.com/office/word/2016/wordml/cid" xmlns:w16="http://schemas.microsoft.com/office/word/2018/wordml" xmlns:w16se="http://schemas.microsoft.com/office/word/2015/wordml/symex" xmlns:wpg="http://schemas.microsoft.com/office/word/2010/wordprocessingGroup" xmlns:wpi="http://schemas.microsoft.com/office/word/2010/wordprocessingInk" xmlns:wne="http://schemas.microsoft.com/office/word/2006/wordml" xmlns:wps="http://schemas.microsoft.com/office/word/2010/wordprocessingShape" mc:Ignorable="w14 w15 w16se w16cid w16 w16cex wp14">
+<w:numbering xmlns:wpc="http://schemas.microsoft.com/office/word/2010/wordprocessingCanvas" xmlns:cx="http://schemas.microsoft.com/office/drawing/2014/chartex" xmlns:cx1="http://schemas.microsoft.com/office/drawing/2015/9/8/chartex" xmlns:cx2="http://schemas.microsoft.com/office/drawing/2015/10/21/chartex" xmlns:cx3="http://schemas.microsoft.com/office/drawing/2016/5/9/chartex" xmlns:cx4="http://schemas.microsoft.com/office/drawing/2016/5/10/chartex" xmlns:cx5="http://schemas.microsoft.com/office/drawing/2016/5/11/chartex" xmlns:cx6="http://schemas.microsoft.com/office/drawing/2016/5/12/chartex" xmlns:cx7="http://schemas.microsoft.com/office/drawing/2016/5/13/chartex" xmlns:cx8="http://schemas.microsoft.com/office/drawing/2016/5/14/chartex" xmlns:mc="http://schemas.openxmlformats.org/markup-compatibility/2006" xmlns:aink="http://schemas.microsoft.com/office/drawing/2016/ink" xmlns:am3d="http://schemas.microsoft.com/office/drawing/2017/model3d" xmlns:o="urn:schemas-microsoft-com:office:office" xmlns:oel="http://schemas.microsoft.com/office/2019/extlst" xmlns:r="http://schemas.openxmlformats.org/officeDocument/2006/relationships" xmlns:m="http://schemas.openxmlformats.org/officeDocument/2006/math" xmlns:v="urn:schemas-microsoft-com:vml" xmlns:wp14="http://schemas.microsoft.com/office/word/2010/wordprocessingDrawing" xmlns:wp="http://schemas.openxmlformats.org/drawingml/2006/wordprocessingDrawing" xmlns:w10="urn:schemas-microsoft-com:office:word" xmlns:w="http://schemas.openxmlformats.org/wordprocessingml/2006/main" xmlns:w14="http://schemas.microsoft.com/office/word/2010/wordml" xmlns:w15="http://schemas.microsoft.com/office/word/2012/wordml" xmlns:w16cex="http://schemas.microsoft.com/office/word/2018/wordml/cex" xmlns:w16cid="http://schemas.microsoft.com/office/word/2016/wordml/cid" xmlns:w16="http://schemas.microsoft.com/office/word/2018/wordml" xmlns:w16du="http://schemas.microsoft.com/office/word/2023/wordml/word16du" xmlns:w16sdtdh="http://schemas.microsoft.com/office/word/2020/wordml/sdtdatahash" xmlns:w16sdtfl="http://schemas.microsoft.com/office/word/2024/wordml/sdtformatlock" xmlns:w16se="http://schemas.microsoft.com/office/word/2015/wordml/symex" xmlns:wpg="http://schemas.microsoft.com/office/word/2010/wordprocessingGroup" xmlns:wpi="http://schemas.microsoft.com/office/word/2010/wordprocessingInk" xmlns:wne="http://schemas.microsoft.com/office/word/2006/wordml" xmlns:wps="http://schemas.microsoft.com/office/word/2010/wordprocessingShape" mc:Ignorable="w14 w15 w16se w16cid w16 w16cex w16sdtdh w16sdtfl w16du wp14">
   <w:abstractNum w:abstractNumId="0" w15:restartNumberingAfterBreak="0">
+    <w:nsid w:val="FFFFFF89"/>
+    <w:multiLevelType w:val="singleLevel"/>
+    <w:tmpl w:val="29761A62"/>
+    <w:lvl w:ilvl="0">
+      <w:start w:val="1"/>
+      <w:numFmt w:val="bullet"/>
+      <w:pStyle w:val="ListBullet"/>
+      <w:lvlText w:val=""/>
+      <w:lvlJc w:val="left"/>
+      <w:pPr>
+        <w:tabs>
+          <w:tab w:val="num" w:pos="360"/>
+        </w:tabs>
+        <w:ind w:left="360" w:hanging="360"/>
+      </w:pPr>
+      <w:rPr>
+        <w:rFonts w:ascii="Symbol" w:hAnsi="Symbol" w:hint="default"/>
+      </w:rPr>
+    </w:lvl>
+  </w:abstractNum>
+  <w:abstractNum w:abstractNumId="1" w15:restartNumberingAfterBreak="0">
+    <w:nsid w:val="151E4A3F"/>
+    <w:multiLevelType w:val="multilevel"/>
+    <w:tmpl w:val="0409001F"/>
+    <w:lvl w:ilvl="0">
+      <w:start w:val="1"/>
+      <w:numFmt w:val="decimal"/>
+      <w:lvlText w:val="%1."/>
+      <w:lvlJc w:val="left"/>
+      <w:pPr>
+        <w:ind w:left="360" w:hanging="360"/>
+      </w:pPr>
+    </w:lvl>
+    <w:lvl w:ilvl="1">
+      <w:start w:val="1"/>
+      <w:numFmt w:val="decimal"/>
+      <w:lvlText w:val="%1.%2."/>
+      <w:lvlJc w:val="left"/>
+      <w:pPr>
+        <w:ind w:left="792" w:hanging="432"/>
+      </w:pPr>
+    </w:lvl>
+    <w:lvl w:ilvl="2">
+      <w:start w:val="1"/>
+      <w:numFmt w:val="decimal"/>
+      <w:lvlText w:val="%1.%2.%3."/>
+      <w:lvlJc w:val="left"/>
+      <w:pPr>
+        <w:ind w:left="1224" w:hanging="504"/>
+      </w:pPr>
+    </w:lvl>
+    <w:lvl w:ilvl="3">
+      <w:start w:val="1"/>
+      <w:numFmt w:val="decimal"/>
+      <w:lvlText w:val="%1.%2.%3.%4."/>
+      <w:lvlJc w:val="left"/>
+      <w:pPr>
+        <w:ind w:left="1728" w:hanging="648"/>
+      </w:pPr>
+    </w:lvl>
+    <w:lvl w:ilvl="4">
+      <w:start w:val="1"/>
+      <w:numFmt w:val="decimal"/>
+      <w:lvlText w:val="%1.%2.%3.%4.%5."/>
+      <w:lvlJc w:val="left"/>
+      <w:pPr>
+        <w:ind w:left="2232" w:hanging="792"/>
+      </w:pPr>
+    </w:lvl>
+    <w:lvl w:ilvl="5">
+      <w:start w:val="1"/>
+      <w:numFmt w:val="decimal"/>
+      <w:lvlText w:val="%1.%2.%3.%4.%5.%6."/>
+      <w:lvlJc w:val="left"/>
+      <w:pPr>
+        <w:ind w:left="2736" w:hanging="936"/>
+      </w:pPr>
+    </w:lvl>
+    <w:lvl w:ilvl="6">
+      <w:start w:val="1"/>
+      <w:numFmt w:val="decimal"/>
+      <w:lvlText w:val="%1.%2.%3.%4.%5.%6.%7."/>
+      <w:lvlJc w:val="left"/>
+      <w:pPr>
+        <w:ind w:left="3240" w:hanging="1080"/>
+      </w:pPr>
+    </w:lvl>
+    <w:lvl w:ilvl="7">
+      <w:start w:val="1"/>
+      <w:numFmt w:val="decimal"/>
+      <w:lvlText w:val="%1.%2.%3.%4.%5.%6.%7.%8."/>
+      <w:lvlJc w:val="left"/>
+      <w:pPr>
+        <w:ind w:left="3744" w:hanging="1224"/>
+      </w:pPr>
+    </w:lvl>
+    <w:lvl w:ilvl="8">
+      <w:start w:val="1"/>
+      <w:numFmt w:val="decimal"/>
+      <w:lvlText w:val="%1.%2.%3.%4.%5.%6.%7.%8.%9."/>
+      <w:lvlJc w:val="left"/>
+      <w:pPr>
+        <w:ind w:left="4320" w:hanging="1440"/>
+      </w:pPr>
+    </w:lvl>
+  </w:abstractNum>
+  <w:abstractNum w:abstractNumId="2" w15:restartNumberingAfterBreak="0">
+    <w:nsid w:val="2A6B10BC"/>
+    <w:multiLevelType w:val="hybridMultilevel"/>
+    <w:tmpl w:val="5880A0C6"/>
+    <w:lvl w:ilvl="0" w:tplc="77462D14">
+      <w:start w:val="1"/>
+      <w:numFmt w:val="bullet"/>
+      <w:lvlText w:val="●"/>
+      <w:lvlJc w:val="left"/>
+      <w:pPr>
+        <w:ind w:left="720" w:hanging="360"/>
+      </w:pPr>
+    </w:lvl>
+    <w:lvl w:ilvl="1" w:tplc="9D404FE8">
+      <w:start w:val="1"/>
+      <w:numFmt w:val="bullet"/>
+      <w:lvlText w:val="○"/>
+      <w:lvlJc w:val="left"/>
+      <w:pPr>
+        <w:ind w:left="1440" w:hanging="360"/>
+      </w:pPr>
+    </w:lvl>
+    <w:lvl w:ilvl="2" w:tplc="DBF8499E">
+      <w:start w:val="1"/>
+      <w:numFmt w:val="bullet"/>
+      <w:lvlText w:val="■"/>
+      <w:lvlJc w:val="left"/>
+      <w:pPr>
+        <w:ind w:left="2160" w:hanging="360"/>
+      </w:pPr>
+    </w:lvl>
+    <w:lvl w:ilvl="3" w:tplc="B2CE2A12">
+      <w:start w:val="1"/>
+      <w:numFmt w:val="bullet"/>
+      <w:lvlText w:val="●"/>
+      <w:lvlJc w:val="left"/>
+      <w:pPr>
+        <w:ind w:left="2880" w:hanging="360"/>
+      </w:pPr>
+    </w:lvl>
+    <w:lvl w:ilvl="4" w:tplc="51DE36E4">
+      <w:start w:val="1"/>
+      <w:numFmt w:val="bullet"/>
+      <w:lvlText w:val="○"/>
+      <w:lvlJc w:val="left"/>
+      <w:pPr>
+        <w:ind w:left="3600" w:hanging="360"/>
+      </w:pPr>
+    </w:lvl>
+    <w:lvl w:ilvl="5" w:tplc="2DBAB012">
+      <w:start w:val="1"/>
+      <w:numFmt w:val="bullet"/>
+      <w:lvlText w:val="■"/>
+      <w:lvlJc w:val="left"/>
+      <w:pPr>
+        <w:ind w:left="4320" w:hanging="360"/>
+      </w:pPr>
+    </w:lvl>
+    <w:lvl w:ilvl="6" w:tplc="332453AC">
+      <w:start w:val="1"/>
+      <w:numFmt w:val="bullet"/>
+      <w:lvlText w:val="●"/>
+      <w:lvlJc w:val="left"/>
+      <w:pPr>
+        <w:ind w:left="5040" w:hanging="360"/>
+      </w:pPr>
+    </w:lvl>
+    <w:lvl w:ilvl="7" w:tplc="75A6CDFA">
+      <w:start w:val="1"/>
+      <w:numFmt w:val="bullet"/>
+      <w:lvlText w:val="●"/>
+      <w:lvlJc w:val="left"/>
+      <w:pPr>
+        <w:ind w:left="5760" w:hanging="360"/>
+      </w:pPr>
+    </w:lvl>
+    <w:lvl w:ilvl="8" w:tplc="AE800142">
+      <w:start w:val="1"/>
+      <w:numFmt w:val="bullet"/>
+      <w:lvlText w:val="●"/>
+      <w:lvlJc w:val="left"/>
+      <w:pPr>
+        <w:ind w:left="6480" w:hanging="360"/>
+      </w:pPr>
+    </w:lvl>
+  </w:abstractNum>
+  <w:abstractNum w:abstractNumId="3" w15:restartNumberingAfterBreak="0">
     <w:nsid w:val="365B782D"/>
     <w:multiLevelType w:val="multilevel"/>
-    <w:tmpl w:val="3AB6E346"/>
+    <w:tmpl w:val="0409001F"/>
     <w:lvl w:ilvl="0">
       <w:start w:val="1"/>
       <w:numFmt w:val="decimal"/>
-      <w:pStyle w:val="Heading1"/>
-      <w:lvlText w:val="%1"/>
-      <w:lvlJc w:val="left"/>
-      <w:pPr>
-        <w:ind w:left="0" w:firstLine="0"/>
+      <w:lvlText w:val="%1."/>
+      <w:lvlJc w:val="left"/>
+      <w:pPr>
+        <w:ind w:left="360" w:hanging="360"/>
       </w:pPr>
     </w:lvl>
     <w:lvl w:ilvl="1">
       <w:start w:val="1"/>
       <w:numFmt w:val="decimal"/>
-      <w:pStyle w:val="Heading2"/>
-      <w:lvlText w:val="%1.%2"/>
-      <w:lvlJc w:val="left"/>
-      <w:pPr>
-        <w:ind w:left="0" w:firstLine="0"/>
+      <w:lvlText w:val="%1.%2."/>
+      <w:lvlJc w:val="left"/>
+      <w:pPr>
+        <w:ind w:left="792" w:hanging="432"/>
       </w:pPr>
     </w:lvl>
     <w:lvl w:ilvl="2">
       <w:start w:val="1"/>
-      <w:numFmt w:val="none"/>
-      <w:suff w:val="nothing"/>
-      <w:lvlText w:val=""/>
-      <w:lvlJc w:val="left"/>
-      <w:pPr>
-        <w:ind w:left="0" w:firstLine="0"/>
+      <w:numFmt w:val="decimal"/>
+      <w:lvlText w:val="%1.%2.%3."/>
+      <w:lvlJc w:val="left"/>
+      <w:pPr>
+        <w:ind w:left="1224" w:hanging="504"/>
       </w:pPr>
     </w:lvl>
     <w:lvl w:ilvl="3">
       <w:start w:val="1"/>
-      <w:numFmt w:val="none"/>
-      <w:suff w:val="nothing"/>
-      <w:lvlText w:val=""/>
-      <w:lvlJc w:val="left"/>
-      <w:pPr>
-        <w:ind w:left="0" w:firstLine="0"/>
+      <w:numFmt w:val="decimal"/>
+      <w:lvlText w:val="%1.%2.%3.%4."/>
+      <w:lvlJc w:val="left"/>
+      <w:pPr>
+        <w:ind w:left="1728" w:hanging="648"/>
       </w:pPr>
     </w:lvl>
     <w:lvl w:ilvl="4">
       <w:start w:val="1"/>
-      <w:numFmt w:val="none"/>
-      <w:suff w:val="nothing"/>
-      <w:lvlText w:val=""/>
-      <w:lvlJc w:val="left"/>
-      <w:pPr>
-        <w:ind w:left="0" w:firstLine="0"/>
+      <w:numFmt w:val="decimal"/>
+      <w:lvlText w:val="%1.%2.%3.%4.%5."/>
+      <w:lvlJc w:val="left"/>
+      <w:pPr>
+        <w:ind w:left="2232" w:hanging="792"/>
       </w:pPr>
     </w:lvl>
     <w:lvl w:ilvl="5">
       <w:start w:val="1"/>
-      <w:numFmt w:val="none"/>
-      <w:suff w:val="nothing"/>
-      <w:lvlText w:val=""/>
-      <w:lvlJc w:val="left"/>
-      <w:pPr>
-        <w:ind w:left="0" w:firstLine="0"/>
+      <w:numFmt w:val="decimal"/>
+      <w:lvlText w:val="%1.%2.%3.%4.%5.%6."/>
+      <w:lvlJc w:val="left"/>
+      <w:pPr>
+        <w:ind w:left="2736" w:hanging="936"/>
       </w:pPr>
     </w:lvl>
     <w:lvl w:ilvl="6">
       <w:start w:val="1"/>
-      <w:numFmt w:val="none"/>
-      <w:suff w:val="nothing"/>
-      <w:lvlText w:val=""/>
-      <w:lvlJc w:val="left"/>
-      <w:pPr>
-        <w:ind w:left="0" w:firstLine="0"/>
+      <w:numFmt w:val="decimal"/>
+      <w:lvlText w:val="%1.%2.%3.%4.%5.%6.%7."/>
+      <w:lvlJc w:val="left"/>
+      <w:pPr>
+        <w:ind w:left="3240" w:hanging="1080"/>
       </w:pPr>
     </w:lvl>
     <w:lvl w:ilvl="7">
       <w:start w:val="1"/>
-      <w:numFmt w:val="none"/>
-      <w:suff w:val="nothing"/>
-      <w:lvlText w:val=""/>
-      <w:lvlJc w:val="left"/>
-      <w:pPr>
-        <w:ind w:left="0" w:firstLine="0"/>
+      <w:numFmt w:val="decimal"/>
+      <w:lvlText w:val="%1.%2.%3.%4.%5.%6.%7.%8."/>
+      <w:lvlJc w:val="left"/>
+      <w:pPr>
+        <w:ind w:left="3744" w:hanging="1224"/>
       </w:pPr>
     </w:lvl>
     <w:lvl w:ilvl="8">
       <w:start w:val="1"/>
-      <w:numFmt w:val="none"/>
-      <w:suff w:val="nothing"/>
-      <w:lvlText w:val=""/>
-      <w:lvlJc w:val="left"/>
-      <w:pPr>
-        <w:ind w:left="0" w:firstLine="0"/>
+      <w:numFmt w:val="decimal"/>
+      <w:lvlText w:val="%1.%2.%3.%4.%5.%6.%7.%8.%9."/>
+      <w:lvlJc w:val="left"/>
+      <w:pPr>
+        <w:ind w:left="4320" w:hanging="1440"/>
       </w:pPr>
     </w:lvl>
   </w:abstractNum>
-  <w:abstractNum w:abstractNumId="1" w15:restartNumberingAfterBreak="0">
+  <w:abstractNum w:abstractNumId="4" w15:restartNumberingAfterBreak="0">
     <w:nsid w:val="48082C7B"/>
     <w:multiLevelType w:val="multilevel"/>
     <w:tmpl w:val="0A245912"/>
@@ -1560,7 +4541,93 @@
       </w:pPr>
     </w:lvl>
   </w:abstractNum>
-  <w:abstractNum w:abstractNumId="2" w15:restartNumberingAfterBreak="0">
+  <w:abstractNum w:abstractNumId="5" w15:restartNumberingAfterBreak="0">
+    <w:nsid w:val="4C7E40CA"/>
+    <w:multiLevelType w:val="multilevel"/>
+    <w:tmpl w:val="0409001F"/>
+    <w:lvl w:ilvl="0">
+      <w:start w:val="1"/>
+      <w:numFmt w:val="decimal"/>
+      <w:lvlText w:val="%1."/>
+      <w:lvlJc w:val="left"/>
+      <w:pPr>
+        <w:ind w:left="360" w:hanging="360"/>
+      </w:pPr>
+    </w:lvl>
+    <w:lvl w:ilvl="1">
+      <w:start w:val="1"/>
+      <w:numFmt w:val="decimal"/>
+      <w:lvlText w:val="%1.%2."/>
+      <w:lvlJc w:val="left"/>
+      <w:pPr>
+        <w:ind w:left="792" w:hanging="432"/>
+      </w:pPr>
+    </w:lvl>
+    <w:lvl w:ilvl="2">
+      <w:start w:val="1"/>
+      <w:numFmt w:val="decimal"/>
+      <w:lvlText w:val="%1.%2.%3."/>
+      <w:lvlJc w:val="left"/>
+      <w:pPr>
+        <w:ind w:left="1224" w:hanging="504"/>
+      </w:pPr>
+    </w:lvl>
+    <w:lvl w:ilvl="3">
+      <w:start w:val="1"/>
+      <w:numFmt w:val="decimal"/>
+      <w:lvlText w:val="%1.%2.%3.%4."/>
+      <w:lvlJc w:val="left"/>
+      <w:pPr>
+        <w:ind w:left="1728" w:hanging="648"/>
+      </w:pPr>
+    </w:lvl>
+    <w:lvl w:ilvl="4">
+      <w:start w:val="1"/>
+      <w:numFmt w:val="decimal"/>
+      <w:lvlText w:val="%1.%2.%3.%4.%5."/>
+      <w:lvlJc w:val="left"/>
+      <w:pPr>
+        <w:ind w:left="2232" w:hanging="792"/>
+      </w:pPr>
+    </w:lvl>
+    <w:lvl w:ilvl="5">
+      <w:start w:val="1"/>
+      <w:numFmt w:val="decimal"/>
+      <w:lvlText w:val="%1.%2.%3.%4.%5.%6."/>
+      <w:lvlJc w:val="left"/>
+      <w:pPr>
+        <w:ind w:left="2736" w:hanging="936"/>
+      </w:pPr>
+    </w:lvl>
+    <w:lvl w:ilvl="6">
+      <w:start w:val="1"/>
+      <w:numFmt w:val="decimal"/>
+      <w:lvlText w:val="%1.%2.%3.%4.%5.%6.%7."/>
+      <w:lvlJc w:val="left"/>
+      <w:pPr>
+        <w:ind w:left="3240" w:hanging="1080"/>
+      </w:pPr>
+    </w:lvl>
+    <w:lvl w:ilvl="7">
+      <w:start w:val="1"/>
+      <w:numFmt w:val="decimal"/>
+      <w:lvlText w:val="%1.%2.%3.%4.%5.%6.%7.%8."/>
+      <w:lvlJc w:val="left"/>
+      <w:pPr>
+        <w:ind w:left="3744" w:hanging="1224"/>
+      </w:pPr>
+    </w:lvl>
+    <w:lvl w:ilvl="8">
+      <w:start w:val="1"/>
+      <w:numFmt w:val="decimal"/>
+      <w:lvlText w:val="%1.%2.%3.%4.%5.%6.%7.%8.%9."/>
+      <w:lvlJc w:val="left"/>
+      <w:pPr>
+        <w:ind w:left="4320" w:hanging="1440"/>
+      </w:pPr>
+    </w:lvl>
+  </w:abstractNum>
+  <w:abstractNum w:abstractNumId="6" w15:restartNumberingAfterBreak="0">
     <w:nsid w:val="4CDA7D21"/>
     <w:multiLevelType w:val="multilevel"/>
     <w:tmpl w:val="6804BFD4"/>
@@ -1653,7 +4720,93 @@
       </w:pPr>
     </w:lvl>
   </w:abstractNum>
-  <w:abstractNum w:abstractNumId="3" w15:restartNumberingAfterBreak="0">
+  <w:abstractNum w:abstractNumId="7" w15:restartNumberingAfterBreak="0">
+    <w:nsid w:val="52EB3B85"/>
+    <w:multiLevelType w:val="hybridMultilevel"/>
+    <w:tmpl w:val="55D66758"/>
+    <w:lvl w:ilvl="0" w:tplc="38BE62A8">
+      <w:start w:val="1"/>
+      <w:numFmt w:val="bullet"/>
+      <w:lvlText w:val="●"/>
+      <w:lvlJc w:val="left"/>
+      <w:pPr>
+        <w:ind w:left="720" w:hanging="360"/>
+      </w:pPr>
+    </w:lvl>
+    <w:lvl w:ilvl="1" w:tplc="2ADA45AE">
+      <w:start w:val="1"/>
+      <w:numFmt w:val="bullet"/>
+      <w:lvlText w:val="○"/>
+      <w:lvlJc w:val="left"/>
+      <w:pPr>
+        <w:ind w:left="1440" w:hanging="360"/>
+      </w:pPr>
+    </w:lvl>
+    <w:lvl w:ilvl="2" w:tplc="ABFEB58A">
+      <w:start w:val="1"/>
+      <w:numFmt w:val="bullet"/>
+      <w:lvlText w:val="■"/>
+      <w:lvlJc w:val="left"/>
+      <w:pPr>
+        <w:ind w:left="2160" w:hanging="360"/>
+      </w:pPr>
+    </w:lvl>
+    <w:lvl w:ilvl="3" w:tplc="F4201ABC">
+      <w:start w:val="1"/>
+      <w:numFmt w:val="bullet"/>
+      <w:lvlText w:val="●"/>
+      <w:lvlJc w:val="left"/>
+      <w:pPr>
+        <w:ind w:left="2880" w:hanging="360"/>
+      </w:pPr>
+    </w:lvl>
+    <w:lvl w:ilvl="4" w:tplc="DE5E4166">
+      <w:start w:val="1"/>
+      <w:numFmt w:val="bullet"/>
+      <w:lvlText w:val="○"/>
+      <w:lvlJc w:val="left"/>
+      <w:pPr>
+        <w:ind w:left="3600" w:hanging="360"/>
+      </w:pPr>
+    </w:lvl>
+    <w:lvl w:ilvl="5" w:tplc="3FA0307C">
+      <w:start w:val="1"/>
+      <w:numFmt w:val="bullet"/>
+      <w:lvlText w:val="■"/>
+      <w:lvlJc w:val="left"/>
+      <w:pPr>
+        <w:ind w:left="4320" w:hanging="360"/>
+      </w:pPr>
+    </w:lvl>
+    <w:lvl w:ilvl="6" w:tplc="6FC43150">
+      <w:start w:val="1"/>
+      <w:numFmt w:val="bullet"/>
+      <w:lvlText w:val="●"/>
+      <w:lvlJc w:val="left"/>
+      <w:pPr>
+        <w:ind w:left="5040" w:hanging="360"/>
+      </w:pPr>
+    </w:lvl>
+    <w:lvl w:ilvl="7" w:tplc="4498EC8E">
+      <w:start w:val="1"/>
+      <w:numFmt w:val="bullet"/>
+      <w:lvlText w:val="●"/>
+      <w:lvlJc w:val="left"/>
+      <w:pPr>
+        <w:ind w:left="5760" w:hanging="360"/>
+      </w:pPr>
+    </w:lvl>
+    <w:lvl w:ilvl="8" w:tplc="AF9EDD2C">
+      <w:start w:val="1"/>
+      <w:numFmt w:val="bullet"/>
+      <w:lvlText w:val="●"/>
+      <w:lvlJc w:val="left"/>
+      <w:pPr>
+        <w:ind w:left="6480" w:hanging="360"/>
+      </w:pPr>
+    </w:lvl>
+  </w:abstractNum>
+  <w:abstractNum w:abstractNumId="8" w15:restartNumberingAfterBreak="0">
     <w:nsid w:val="599864EC"/>
     <w:multiLevelType w:val="multilevel"/>
     <w:tmpl w:val="E98AE7B6"/>
@@ -1766,7 +4919,7 @@
       </w:rPr>
     </w:lvl>
   </w:abstractNum>
-  <w:abstractNum w:abstractNumId="4" w15:restartNumberingAfterBreak="0">
+  <w:abstractNum w:abstractNumId="9" w15:restartNumberingAfterBreak="0">
     <w:nsid w:val="5AE3103C"/>
     <w:multiLevelType w:val="multilevel"/>
     <w:tmpl w:val="E4C2AABE"/>
@@ -1859,7 +5012,93 @@
       </w:pPr>
     </w:lvl>
   </w:abstractNum>
-  <w:abstractNum w:abstractNumId="5" w15:restartNumberingAfterBreak="0">
+  <w:abstractNum w:abstractNumId="10" w15:restartNumberingAfterBreak="0">
+    <w:nsid w:val="6A341D57"/>
+    <w:multiLevelType w:val="multilevel"/>
+    <w:tmpl w:val="0409001F"/>
+    <w:lvl w:ilvl="0">
+      <w:start w:val="1"/>
+      <w:numFmt w:val="decimal"/>
+      <w:lvlText w:val="%1."/>
+      <w:lvlJc w:val="left"/>
+      <w:pPr>
+        <w:ind w:left="360" w:hanging="360"/>
+      </w:pPr>
+    </w:lvl>
+    <w:lvl w:ilvl="1">
+      <w:start w:val="1"/>
+      <w:numFmt w:val="decimal"/>
+      <w:lvlText w:val="%1.%2."/>
+      <w:lvlJc w:val="left"/>
+      <w:pPr>
+        <w:ind w:left="792" w:hanging="432"/>
+      </w:pPr>
+    </w:lvl>
+    <w:lvl w:ilvl="2">
+      <w:start w:val="1"/>
+      <w:numFmt w:val="decimal"/>
+      <w:lvlText w:val="%1.%2.%3."/>
+      <w:lvlJc w:val="left"/>
+      <w:pPr>
+        <w:ind w:left="1224" w:hanging="504"/>
+      </w:pPr>
+    </w:lvl>
+    <w:lvl w:ilvl="3">
+      <w:start w:val="1"/>
+      <w:numFmt w:val="decimal"/>
+      <w:lvlText w:val="%1.%2.%3.%4."/>
+      <w:lvlJc w:val="left"/>
+      <w:pPr>
+        <w:ind w:left="1728" w:hanging="648"/>
+      </w:pPr>
+    </w:lvl>
+    <w:lvl w:ilvl="4">
+      <w:start w:val="1"/>
+      <w:numFmt w:val="decimal"/>
+      <w:lvlText w:val="%1.%2.%3.%4.%5."/>
+      <w:lvlJc w:val="left"/>
+      <w:pPr>
+        <w:ind w:left="2232" w:hanging="792"/>
+      </w:pPr>
+    </w:lvl>
+    <w:lvl w:ilvl="5">
+      <w:start w:val="1"/>
+      <w:numFmt w:val="decimal"/>
+      <w:lvlText w:val="%1.%2.%3.%4.%5.%6."/>
+      <w:lvlJc w:val="left"/>
+      <w:pPr>
+        <w:ind w:left="2736" w:hanging="936"/>
+      </w:pPr>
+    </w:lvl>
+    <w:lvl w:ilvl="6">
+      <w:start w:val="1"/>
+      <w:numFmt w:val="decimal"/>
+      <w:lvlText w:val="%1.%2.%3.%4.%5.%6.%7."/>
+      <w:lvlJc w:val="left"/>
+      <w:pPr>
+        <w:ind w:left="3240" w:hanging="1080"/>
+      </w:pPr>
+    </w:lvl>
+    <w:lvl w:ilvl="7">
+      <w:start w:val="1"/>
+      <w:numFmt w:val="decimal"/>
+      <w:lvlText w:val="%1.%2.%3.%4.%5.%6.%7.%8."/>
+      <w:lvlJc w:val="left"/>
+      <w:pPr>
+        <w:ind w:left="3744" w:hanging="1224"/>
+      </w:pPr>
+    </w:lvl>
+    <w:lvl w:ilvl="8">
+      <w:start w:val="1"/>
+      <w:numFmt w:val="decimal"/>
+      <w:lvlText w:val="%1.%2.%3.%4.%5.%6.%7.%8.%9."/>
+      <w:lvlJc w:val="left"/>
+      <w:pPr>
+        <w:ind w:left="4320" w:hanging="1440"/>
+      </w:pPr>
+    </w:lvl>
+  </w:abstractNum>
+  <w:abstractNum w:abstractNumId="11" w15:restartNumberingAfterBreak="0">
     <w:nsid w:val="6B347F71"/>
     <w:multiLevelType w:val="multilevel"/>
     <w:tmpl w:val="D6263174"/>
@@ -1972,29 +5211,53 @@
       </w:rPr>
     </w:lvl>
   </w:abstractNum>
-  <w:num w:numId="1">
+  <w:num w:numId="1" w16cid:durableId="1767118545">
+    <w:abstractNumId w:val="3"/>
+  </w:num>
+  <w:num w:numId="2" w16cid:durableId="1860847854">
+    <w:abstractNumId w:val="6"/>
+  </w:num>
+  <w:num w:numId="3" w16cid:durableId="1920476644">
+    <w:abstractNumId w:val="9"/>
+  </w:num>
+  <w:num w:numId="4" w16cid:durableId="1255867850">
+    <w:abstractNumId w:val="8"/>
+  </w:num>
+  <w:num w:numId="5" w16cid:durableId="231237002">
+    <w:abstractNumId w:val="11"/>
+  </w:num>
+  <w:num w:numId="6" w16cid:durableId="229315050">
+    <w:abstractNumId w:val="4"/>
+  </w:num>
+  <w:num w:numId="7" w16cid:durableId="1565068826">
+    <w:abstractNumId w:val="7"/>
+    <w:lvlOverride w:ilvl="0">
+      <w:startOverride w:val="1"/>
+    </w:lvlOverride>
+  </w:num>
+  <w:num w:numId="8" w16cid:durableId="2137523118">
+    <w:abstractNumId w:val="2"/>
+    <w:lvlOverride w:ilvl="0">
+      <w:startOverride w:val="1"/>
+    </w:lvlOverride>
+  </w:num>
+  <w:num w:numId="9" w16cid:durableId="652876929">
     <w:abstractNumId w:val="0"/>
   </w:num>
-  <w:num w:numId="2">
-    <w:abstractNumId w:val="2"/>
+  <w:num w:numId="10" w16cid:durableId="387342361">
+    <w:abstractNumId w:val="10"/>
   </w:num>
-  <w:num w:numId="3">
-    <w:abstractNumId w:val="4"/>
-  </w:num>
-  <w:num w:numId="4">
-    <w:abstractNumId w:val="3"/>
-  </w:num>
-  <w:num w:numId="5">
+  <w:num w:numId="11" w16cid:durableId="520435293">
     <w:abstractNumId w:val="5"/>
   </w:num>
-  <w:num w:numId="6">
+  <w:num w:numId="12" w16cid:durableId="855001740">
     <w:abstractNumId w:val="1"/>
   </w:num>
 </w:numbering>
 </file>
 
 <file path=word/styles.xml><?xml version="1.0" encoding="utf-8"?>
-<w:styles xmlns:mc="http://schemas.openxmlformats.org/markup-compatibility/2006" xmlns:r="http://schemas.openxmlformats.org/officeDocument/2006/relationships" xmlns:w="http://schemas.openxmlformats.org/wordprocessingml/2006/main" xmlns:w14="http://schemas.microsoft.com/office/word/2010/wordml" xmlns:w15="http://schemas.microsoft.com/office/word/2012/wordml" xmlns:w16cex="http://schemas.microsoft.com/office/word/2018/wordml/cex" xmlns:w16cid="http://schemas.microsoft.com/office/word/2016/wordml/cid" xmlns:w16="http://schemas.microsoft.com/office/word/2018/wordml" xmlns:w16se="http://schemas.microsoft.com/office/word/2015/wordml/symex" mc:Ignorable="w14 w15 w16se w16cid w16 w16cex">
+<w:styles xmlns:mc="http://schemas.openxmlformats.org/markup-compatibility/2006" xmlns:r="http://schemas.openxmlformats.org/officeDocument/2006/relationships" xmlns:w="http://schemas.openxmlformats.org/wordprocessingml/2006/main" xmlns:w14="http://schemas.microsoft.com/office/word/2010/wordml" xmlns:w15="http://schemas.microsoft.com/office/word/2012/wordml" xmlns:w16cex="http://schemas.microsoft.com/office/word/2018/wordml/cex" xmlns:w16cid="http://schemas.microsoft.com/office/word/2016/wordml/cid" xmlns:w16="http://schemas.microsoft.com/office/word/2018/wordml" xmlns:w16du="http://schemas.microsoft.com/office/word/2023/wordml/word16du" xmlns:w16sdtdh="http://schemas.microsoft.com/office/word/2020/wordml/sdtdatahash" xmlns:w16sdtfl="http://schemas.microsoft.com/office/word/2024/wordml/sdtformatlock" xmlns:w16se="http://schemas.microsoft.com/office/word/2015/wordml/symex" mc:Ignorable="w14 w15 w16se w16cid w16 w16cex w16sdtdh w16sdtfl w16du">
   <w:docDefaults>
     <w:rPrDefault>
       <w:rPr>
@@ -2111,6 +5374,7 @@
     <w:lsdException w:name="HTML Sample" w:semiHidden="1" w:unhideWhenUsed="1"/>
     <w:lsdException w:name="HTML Typewriter" w:semiHidden="1" w:unhideWhenUsed="1"/>
     <w:lsdException w:name="HTML Variable" w:semiHidden="1" w:unhideWhenUsed="1"/>
+    <w:lsdException w:name="Normal Table" w:semiHidden="1" w:unhideWhenUsed="1"/>
     <w:lsdException w:name="annotation subject" w:semiHidden="1" w:unhideWhenUsed="1"/>
     <w:lsdException w:name="No List" w:semiHidden="1" w:unhideWhenUsed="1"/>
     <w:lsdException w:name="Outline List 1" w:semiHidden="1" w:unhideWhenUsed="1"/>
@@ -2153,10 +5417,13 @@
     <w:lsdException w:name="Table Contemporary" w:semiHidden="1" w:unhideWhenUsed="1"/>
     <w:lsdException w:name="Table Elegant" w:semiHidden="1" w:unhideWhenUsed="1"/>
     <w:lsdException w:name="Table Professional" w:semiHidden="1" w:unhideWhenUsed="1"/>
+    <w:lsdException w:name="Table Subtle 1" w:semiHidden="1" w:unhideWhenUsed="1"/>
     <w:lsdException w:name="Table Subtle 2" w:semiHidden="1" w:unhideWhenUsed="1"/>
     <w:lsdException w:name="Table Web 1" w:semiHidden="1" w:unhideWhenUsed="1"/>
+    <w:lsdException w:name="Table Web 2" w:semiHidden="1" w:unhideWhenUsed="1"/>
+    <w:lsdException w:name="Table Web 3" w:semiHidden="1" w:unhideWhenUsed="1"/>
     <w:lsdException w:name="Balloon Text" w:semiHidden="1" w:unhideWhenUsed="1"/>
-    <w:lsdException w:name="Table Grid" w:uiPriority="39"/>
+    <w:lsdException w:name="Table Grid" w:uiPriority="59"/>
     <w:lsdException w:name="Table Theme" w:semiHidden="1" w:unhideWhenUsed="1"/>
     <w:lsdException w:name="Placeholder Text" w:semiHidden="1"/>
     <w:lsdException w:name="No Spacing" w:uiPriority="1" w:qFormat="1"/>
@@ -2395,9 +5662,6 @@
     <w:basedOn w:val="Heading"/>
     <w:qFormat/>
     <w:pPr>
-      <w:numPr>
-        <w:numId w:val="1"/>
-      </w:numPr>
       <w:outlineLvl w:val="0"/>
     </w:pPr>
     <w:rPr>
@@ -2413,10 +5677,6 @@
     <w:qFormat/>
     <w:rsid w:val="00845BE3"/>
     <w:pPr>
-      <w:numPr>
-        <w:ilvl w:val="1"/>
-        <w:numId w:val="1"/>
-      </w:numPr>
       <w:spacing w:before="200"/>
       <w:outlineLvl w:val="1"/>
     </w:pPr>
@@ -5176,18 +8436,33 @@
   <w:style w:type="table" w:styleId="TableGrid">
     <w:name w:val="Table Grid"/>
     <w:basedOn w:val="TableNormal"/>
-    <w:uiPriority w:val="39"/>
-    <w:rsid w:val="0047314D"/>
-    <w:tblPr>
-      <w:tblBorders>
-        <w:top w:val="single" w:sz="4" w:space="0" w:color="auto"/>
-        <w:left w:val="single" w:sz="4" w:space="0" w:color="auto"/>
-        <w:bottom w:val="single" w:sz="4" w:space="0" w:color="auto"/>
-        <w:right w:val="single" w:sz="4" w:space="0" w:color="auto"/>
-        <w:insideH w:val="single" w:sz="4" w:space="0" w:color="auto"/>
-        <w:insideV w:val="single" w:sz="4" w:space="0" w:color="auto"/>
-      </w:tblBorders>
-    </w:tblPr>
+    <w:uiPriority w:val="59"/>
+    <w:rsid w:val="00624EDC"/>
+    <w:tblPr/>
+  </w:style>
+  <w:style w:type="paragraph" w:styleId="ListBullet">
+    <w:name w:val="List Bullet"/>
+    <w:basedOn w:val="Normal"/>
+    <w:uiPriority w:val="99"/>
+    <w:unhideWhenUsed/>
+    <w:rsid w:val="005B2024"/>
+    <w:pPr>
+      <w:numPr>
+        <w:numId w:val="9"/>
+      </w:numPr>
+      <w:tabs>
+        <w:tab w:val="clear" w:pos="360"/>
+      </w:tabs>
+      <w:spacing w:after="200" w:line="276" w:lineRule="auto"/>
+      <w:ind w:left="0" w:firstLine="0"/>
+      <w:contextualSpacing/>
+    </w:pPr>
+    <w:rPr>
+      <w:rFonts w:ascii="Calibri" w:eastAsiaTheme="minorEastAsia" w:hAnsi="Calibri" w:cstheme="minorBidi"/>
+      <w:sz w:val="20"/>
+      <w:szCs w:val="22"/>
+      <w:lang w:val="en-US" w:eastAsia="en-US"/>
+    </w:rPr>
   </w:style>
 </w:styles>
 </file>

--- a/elixir_dss/templates/submission/generate_submission_docx.docx
+++ b/elixir_dss/templates/submission/generate_submission_docx.docx
@@ -12,7 +12,7 @@
           <w:noProof/>
         </w:rPr>
         <w:drawing>
-          <wp:anchor distT="0" distB="0" distL="114300" distR="114300" simplePos="0" relativeHeight="251659264" behindDoc="0" locked="0" layoutInCell="1" allowOverlap="1" wp14:anchorId="70684A9D" wp14:editId="06BBF3DA">
+          <wp:anchor distT="0" distB="0" distL="114300" distR="114300" simplePos="0" relativeHeight="251659264" behindDoc="0" locked="0" layoutInCell="1" allowOverlap="1" wp14:anchorId="70684A9D" wp14:editId="48455ED5">
             <wp:simplePos x="0" y="0"/>
             <wp:positionH relativeFrom="column">
               <wp:posOffset>5760720</wp:posOffset>
@@ -1699,9 +1699,9 @@
       </w:tblPr>
       <w:tblGrid>
         <w:gridCol w:w="2414"/>
-        <w:gridCol w:w="2668"/>
-        <w:gridCol w:w="40"/>
-        <w:gridCol w:w="2367"/>
+        <w:gridCol w:w="1178"/>
+        <w:gridCol w:w="1490"/>
+        <w:gridCol w:w="2407"/>
         <w:gridCol w:w="2719"/>
       </w:tblGrid>
       <w:tr>
@@ -1788,6 +1788,7 @@
         <w:tc>
           <w:tcPr>
             <w:tcW w:w="2668" w:type="dxa"/>
+            <w:gridSpan w:val="2"/>
             <w:tcMar>
               <w:top w:w="30" w:type="dxa"/>
               <w:left w:w="70" w:type="dxa"/>
@@ -1835,7 +1836,6 @@
         <w:tc>
           <w:tcPr>
             <w:tcW w:w="2407" w:type="dxa"/>
-            <w:gridSpan w:val="2"/>
             <w:shd w:val="clear" w:color="auto" w:fill="E7E6E6" w:themeFill="background2"/>
             <w:tcMar>
               <w:top w:w="30" w:type="dxa"/>
@@ -1921,6 +1921,7 @@
         <w:tc>
           <w:tcPr>
             <w:tcW w:w="2668" w:type="dxa"/>
+            <w:gridSpan w:val="2"/>
             <w:tcMar>
               <w:top w:w="30" w:type="dxa"/>
               <w:left w:w="70" w:type="dxa"/>
@@ -1956,7 +1957,6 @@
         <w:tc>
           <w:tcPr>
             <w:tcW w:w="2407" w:type="dxa"/>
-            <w:gridSpan w:val="2"/>
             <w:shd w:val="clear" w:color="auto" w:fill="E7E6E6" w:themeFill="background2"/>
             <w:tcMar>
               <w:top w:w="30" w:type="dxa"/>
@@ -2042,6 +2042,7 @@
         <w:tc>
           <w:tcPr>
             <w:tcW w:w="2668" w:type="dxa"/>
+            <w:gridSpan w:val="2"/>
             <w:tcMar>
               <w:top w:w="30" w:type="dxa"/>
               <w:left w:w="70" w:type="dxa"/>
@@ -2083,7 +2084,6 @@
         <w:tc>
           <w:tcPr>
             <w:tcW w:w="2407" w:type="dxa"/>
-            <w:gridSpan w:val="2"/>
             <w:shd w:val="clear" w:color="auto" w:fill="E7E6E6" w:themeFill="background2"/>
             <w:tcMar>
               <w:top w:w="30" w:type="dxa"/>
@@ -2169,6 +2169,7 @@
         <w:tc>
           <w:tcPr>
             <w:tcW w:w="2668" w:type="dxa"/>
+            <w:gridSpan w:val="2"/>
             <w:tcMar>
               <w:top w:w="30" w:type="dxa"/>
               <w:left w:w="70" w:type="dxa"/>
@@ -2210,7 +2211,6 @@
         <w:tc>
           <w:tcPr>
             <w:tcW w:w="2407" w:type="dxa"/>
-            <w:gridSpan w:val="2"/>
             <w:shd w:val="clear" w:color="auto" w:fill="E7E6E6" w:themeFill="background2"/>
             <w:tcMar>
               <w:top w:w="30" w:type="dxa"/>
@@ -2296,6 +2296,7 @@
         <w:tc>
           <w:tcPr>
             <w:tcW w:w="2668" w:type="dxa"/>
+            <w:gridSpan w:val="2"/>
             <w:tcMar>
               <w:top w:w="30" w:type="dxa"/>
               <w:left w:w="70" w:type="dxa"/>
@@ -2337,7 +2338,6 @@
         <w:tc>
           <w:tcPr>
             <w:tcW w:w="2407" w:type="dxa"/>
-            <w:gridSpan w:val="2"/>
             <w:shd w:val="clear" w:color="auto" w:fill="E7E6E6" w:themeFill="background2"/>
             <w:tcMar>
               <w:top w:w="30" w:type="dxa"/>
@@ -2415,6 +2415,7 @@
         <w:tc>
           <w:tcPr>
             <w:tcW w:w="2668" w:type="dxa"/>
+            <w:gridSpan w:val="2"/>
             <w:tcMar>
               <w:top w:w="30" w:type="dxa"/>
               <w:left w:w="70" w:type="dxa"/>
@@ -2456,7 +2457,6 @@
         <w:tc>
           <w:tcPr>
             <w:tcW w:w="2407" w:type="dxa"/>
-            <w:gridSpan w:val="2"/>
             <w:shd w:val="clear" w:color="auto" w:fill="E7E6E6" w:themeFill="background2"/>
             <w:tcMar>
               <w:top w:w="30" w:type="dxa"/>
@@ -2542,6 +2542,7 @@
         <w:tc>
           <w:tcPr>
             <w:tcW w:w="2668" w:type="dxa"/>
+            <w:gridSpan w:val="2"/>
             <w:tcMar>
               <w:top w:w="30" w:type="dxa"/>
               <w:left w:w="70" w:type="dxa"/>
@@ -2577,7 +2578,6 @@
         <w:tc>
           <w:tcPr>
             <w:tcW w:w="2407" w:type="dxa"/>
-            <w:gridSpan w:val="2"/>
             <w:shd w:val="clear" w:color="auto" w:fill="E7E6E6" w:themeFill="background2"/>
             <w:tcMar>
               <w:top w:w="30" w:type="dxa"/>
@@ -2663,6 +2663,7 @@
         <w:tc>
           <w:tcPr>
             <w:tcW w:w="2668" w:type="dxa"/>
+            <w:gridSpan w:val="2"/>
             <w:tcMar>
               <w:top w:w="30" w:type="dxa"/>
               <w:left w:w="70" w:type="dxa"/>
@@ -2704,7 +2705,6 @@
         <w:tc>
           <w:tcPr>
             <w:tcW w:w="2407" w:type="dxa"/>
-            <w:gridSpan w:val="2"/>
             <w:shd w:val="clear" w:color="auto" w:fill="E7E6E6" w:themeFill="background2"/>
             <w:tcMar>
               <w:top w:w="30" w:type="dxa"/>
@@ -2790,6 +2790,7 @@
         <w:tc>
           <w:tcPr>
             <w:tcW w:w="2668" w:type="dxa"/>
+            <w:gridSpan w:val="2"/>
             <w:tcMar>
               <w:top w:w="30" w:type="dxa"/>
               <w:left w:w="70" w:type="dxa"/>
@@ -2831,7 +2832,6 @@
         <w:tc>
           <w:tcPr>
             <w:tcW w:w="2407" w:type="dxa"/>
-            <w:gridSpan w:val="2"/>
             <w:shd w:val="clear" w:color="auto" w:fill="E7E6E6" w:themeFill="background2"/>
             <w:tcMar>
               <w:top w:w="30" w:type="dxa"/>
@@ -2917,36 +2917,36 @@
       <w:tr>
         <w:tc>
           <w:tcPr>
-            <w:tcW w:w="5122" w:type="dxa"/>
+            <w:tcW w:w="3592" w:type="dxa"/>
+            <w:gridSpan w:val="2"/>
+            <w:shd w:val="clear" w:color="auto" w:fill="E7E6E6" w:themeFill="background2"/>
+            <w:tcMar>
+              <w:top w:w="30" w:type="dxa"/>
+              <w:left w:w="70" w:type="dxa"/>
+              <w:bottom w:w="30" w:type="dxa"/>
+              <w:right w:w="70" w:type="dxa"/>
+            </w:tcMar>
+          </w:tcPr>
+          <w:p>
+            <w:pPr>
+              <w:rPr>
+                <w:b/>
+                <w:sz w:val="18"/>
+              </w:rPr>
+            </w:pPr>
+            <w:r>
+              <w:rPr>
+                <w:b/>
+                <w:sz w:val="18"/>
+              </w:rPr>
+              <w:t>Is the use of data limited to the project named in the Submission sheet?</w:t>
+            </w:r>
+          </w:p>
+        </w:tc>
+        <w:tc>
+          <w:tcPr>
+            <w:tcW w:w="6616" w:type="dxa"/>
             <w:gridSpan w:val="3"/>
-            <w:shd w:val="clear" w:color="auto" w:fill="E7E6E6" w:themeFill="background2"/>
-            <w:tcMar>
-              <w:top w:w="30" w:type="dxa"/>
-              <w:left w:w="70" w:type="dxa"/>
-              <w:bottom w:w="30" w:type="dxa"/>
-              <w:right w:w="70" w:type="dxa"/>
-            </w:tcMar>
-          </w:tcPr>
-          <w:p>
-            <w:pPr>
-              <w:rPr>
-                <w:b/>
-                <w:sz w:val="18"/>
-              </w:rPr>
-            </w:pPr>
-            <w:r>
-              <w:rPr>
-                <w:b/>
-                <w:sz w:val="18"/>
-              </w:rPr>
-              <w:t>Is the use of data limited to the project named in the Submission sheet?</w:t>
-            </w:r>
-          </w:p>
-        </w:tc>
-        <w:tc>
-          <w:tcPr>
-            <w:tcW w:w="5086" w:type="dxa"/>
-            <w:gridSpan w:val="2"/>
           </w:tcPr>
           <w:p>
             <w:pPr>
@@ -2989,36 +2989,36 @@
       <w:tr>
         <w:tc>
           <w:tcPr>
-            <w:tcW w:w="5122" w:type="dxa"/>
+            <w:tcW w:w="3592" w:type="dxa"/>
+            <w:gridSpan w:val="2"/>
+            <w:shd w:val="clear" w:color="auto" w:fill="E7E6E6" w:themeFill="background2"/>
+            <w:tcMar>
+              <w:top w:w="30" w:type="dxa"/>
+              <w:left w:w="70" w:type="dxa"/>
+              <w:bottom w:w="30" w:type="dxa"/>
+              <w:right w:w="70" w:type="dxa"/>
+            </w:tcMar>
+          </w:tcPr>
+          <w:p>
+            <w:pPr>
+              <w:rPr>
+                <w:b/>
+                <w:sz w:val="18"/>
+              </w:rPr>
+            </w:pPr>
+            <w:r>
+              <w:rPr>
+                <w:b/>
+                <w:sz w:val="18"/>
+              </w:rPr>
+              <w:t>Does the limitation to the RESEARCH PROJECT include the RESEARCH USE (as defined in the Consortium Agreement)?</w:t>
+            </w:r>
+          </w:p>
+        </w:tc>
+        <w:tc>
+          <w:tcPr>
+            <w:tcW w:w="6616" w:type="dxa"/>
             <w:gridSpan w:val="3"/>
-            <w:shd w:val="clear" w:color="auto" w:fill="E7E6E6" w:themeFill="background2"/>
-            <w:tcMar>
-              <w:top w:w="30" w:type="dxa"/>
-              <w:left w:w="70" w:type="dxa"/>
-              <w:bottom w:w="30" w:type="dxa"/>
-              <w:right w:w="70" w:type="dxa"/>
-            </w:tcMar>
-          </w:tcPr>
-          <w:p>
-            <w:pPr>
-              <w:rPr>
-                <w:b/>
-                <w:sz w:val="18"/>
-              </w:rPr>
-            </w:pPr>
-            <w:r>
-              <w:rPr>
-                <w:b/>
-                <w:sz w:val="18"/>
-              </w:rPr>
-              <w:t>Does the limitation to the RESEARCH PROJECT include the RESEARCH USE (as defined in the Consortium Agreement)?</w:t>
-            </w:r>
-          </w:p>
-        </w:tc>
-        <w:tc>
-          <w:tcPr>
-            <w:tcW w:w="5086" w:type="dxa"/>
-            <w:gridSpan w:val="2"/>
           </w:tcPr>
           <w:p>
             <w:pPr>
@@ -3060,36 +3060,36 @@
       <w:tr>
         <w:tc>
           <w:tcPr>
-            <w:tcW w:w="5122" w:type="dxa"/>
+            <w:tcW w:w="3592" w:type="dxa"/>
+            <w:gridSpan w:val="2"/>
+            <w:shd w:val="clear" w:color="auto" w:fill="E7E6E6" w:themeFill="background2"/>
+            <w:tcMar>
+              <w:top w:w="30" w:type="dxa"/>
+              <w:left w:w="70" w:type="dxa"/>
+              <w:bottom w:w="30" w:type="dxa"/>
+              <w:right w:w="70" w:type="dxa"/>
+            </w:tcMar>
+          </w:tcPr>
+          <w:p>
+            <w:pPr>
+              <w:rPr>
+                <w:b/>
+                <w:sz w:val="18"/>
+              </w:rPr>
+            </w:pPr>
+            <w:r>
+              <w:rPr>
+                <w:b/>
+                <w:sz w:val="18"/>
+              </w:rPr>
+              <w:t>Is data consented to be used only in specific research/disease areas?</w:t>
+            </w:r>
+          </w:p>
+        </w:tc>
+        <w:tc>
+          <w:tcPr>
+            <w:tcW w:w="6616" w:type="dxa"/>
             <w:gridSpan w:val="3"/>
-            <w:shd w:val="clear" w:color="auto" w:fill="E7E6E6" w:themeFill="background2"/>
-            <w:tcMar>
-              <w:top w:w="30" w:type="dxa"/>
-              <w:left w:w="70" w:type="dxa"/>
-              <w:bottom w:w="30" w:type="dxa"/>
-              <w:right w:w="70" w:type="dxa"/>
-            </w:tcMar>
-          </w:tcPr>
-          <w:p>
-            <w:pPr>
-              <w:rPr>
-                <w:b/>
-                <w:sz w:val="18"/>
-              </w:rPr>
-            </w:pPr>
-            <w:r>
-              <w:rPr>
-                <w:b/>
-                <w:sz w:val="18"/>
-              </w:rPr>
-              <w:t>Is data consented to be used only in specific research/disease areas?</w:t>
-            </w:r>
-          </w:p>
-        </w:tc>
-        <w:tc>
-          <w:tcPr>
-            <w:tcW w:w="5086" w:type="dxa"/>
-            <w:gridSpan w:val="2"/>
           </w:tcPr>
           <w:p>
             <w:pPr>
@@ -3153,36 +3153,36 @@
       <w:tr>
         <w:tc>
           <w:tcPr>
-            <w:tcW w:w="5122" w:type="dxa"/>
+            <w:tcW w:w="3592" w:type="dxa"/>
+            <w:gridSpan w:val="2"/>
+            <w:shd w:val="clear" w:color="auto" w:fill="E7E6E6" w:themeFill="background2"/>
+            <w:tcMar>
+              <w:top w:w="30" w:type="dxa"/>
+              <w:left w:w="70" w:type="dxa"/>
+              <w:bottom w:w="30" w:type="dxa"/>
+              <w:right w:w="70" w:type="dxa"/>
+            </w:tcMar>
+          </w:tcPr>
+          <w:p>
+            <w:pPr>
+              <w:rPr>
+                <w:b/>
+                <w:sz w:val="18"/>
+              </w:rPr>
+            </w:pPr>
+            <w:r>
+              <w:rPr>
+                <w:b/>
+                <w:sz w:val="18"/>
+              </w:rPr>
+              <w:t>Does consent contain clauses that put geographical restrictions to the sharing of data?</w:t>
+            </w:r>
+          </w:p>
+        </w:tc>
+        <w:tc>
+          <w:tcPr>
+            <w:tcW w:w="6616" w:type="dxa"/>
             <w:gridSpan w:val="3"/>
-            <w:shd w:val="clear" w:color="auto" w:fill="E7E6E6" w:themeFill="background2"/>
-            <w:tcMar>
-              <w:top w:w="30" w:type="dxa"/>
-              <w:left w:w="70" w:type="dxa"/>
-              <w:bottom w:w="30" w:type="dxa"/>
-              <w:right w:w="70" w:type="dxa"/>
-            </w:tcMar>
-          </w:tcPr>
-          <w:p>
-            <w:pPr>
-              <w:rPr>
-                <w:b/>
-                <w:sz w:val="18"/>
-              </w:rPr>
-            </w:pPr>
-            <w:r>
-              <w:rPr>
-                <w:b/>
-                <w:sz w:val="18"/>
-              </w:rPr>
-              <w:t>Does consent contain clauses that put geographical restrictions to the sharing of data?</w:t>
-            </w:r>
-          </w:p>
-        </w:tc>
-        <w:tc>
-          <w:tcPr>
-            <w:tcW w:w="5086" w:type="dxa"/>
-            <w:gridSpan w:val="2"/>
           </w:tcPr>
           <w:p>
             <w:pPr>
@@ -3246,36 +3246,36 @@
       <w:tr>
         <w:tc>
           <w:tcPr>
-            <w:tcW w:w="5122" w:type="dxa"/>
+            <w:tcW w:w="3592" w:type="dxa"/>
+            <w:gridSpan w:val="2"/>
+            <w:shd w:val="clear" w:color="auto" w:fill="E7E6E6" w:themeFill="background2"/>
+            <w:tcMar>
+              <w:top w:w="30" w:type="dxa"/>
+              <w:left w:w="70" w:type="dxa"/>
+              <w:bottom w:w="30" w:type="dxa"/>
+              <w:right w:w="70" w:type="dxa"/>
+            </w:tcMar>
+          </w:tcPr>
+          <w:p>
+            <w:pPr>
+              <w:rPr>
+                <w:b/>
+                <w:sz w:val="18"/>
+              </w:rPr>
+            </w:pPr>
+            <w:r>
+              <w:rPr>
+                <w:b/>
+                <w:sz w:val="18"/>
+              </w:rPr>
+              <w:t>Does the consent limit the type of recipients?</w:t>
+            </w:r>
+          </w:p>
+        </w:tc>
+        <w:tc>
+          <w:tcPr>
+            <w:tcW w:w="6616" w:type="dxa"/>
             <w:gridSpan w:val="3"/>
-            <w:shd w:val="clear" w:color="auto" w:fill="E7E6E6" w:themeFill="background2"/>
-            <w:tcMar>
-              <w:top w:w="30" w:type="dxa"/>
-              <w:left w:w="70" w:type="dxa"/>
-              <w:bottom w:w="30" w:type="dxa"/>
-              <w:right w:w="70" w:type="dxa"/>
-            </w:tcMar>
-          </w:tcPr>
-          <w:p>
-            <w:pPr>
-              <w:rPr>
-                <w:b/>
-                <w:sz w:val="18"/>
-              </w:rPr>
-            </w:pPr>
-            <w:r>
-              <w:rPr>
-                <w:b/>
-                <w:sz w:val="18"/>
-              </w:rPr>
-              <w:t>Does the consent limit the type of recipients?</w:t>
-            </w:r>
-          </w:p>
-        </w:tc>
-        <w:tc>
-          <w:tcPr>
-            <w:tcW w:w="5086" w:type="dxa"/>
-            <w:gridSpan w:val="2"/>
           </w:tcPr>
           <w:p>
             <w:pPr>
@@ -3339,36 +3339,36 @@
       <w:tr>
         <w:tc>
           <w:tcPr>
-            <w:tcW w:w="5122" w:type="dxa"/>
+            <w:tcW w:w="3592" w:type="dxa"/>
+            <w:gridSpan w:val="2"/>
+            <w:shd w:val="clear" w:color="auto" w:fill="E7E6E6" w:themeFill="background2"/>
+            <w:tcMar>
+              <w:top w:w="30" w:type="dxa"/>
+              <w:left w:w="70" w:type="dxa"/>
+              <w:bottom w:w="30" w:type="dxa"/>
+              <w:right w:w="70" w:type="dxa"/>
+            </w:tcMar>
+          </w:tcPr>
+          <w:p>
+            <w:pPr>
+              <w:rPr>
+                <w:b/>
+                <w:sz w:val="18"/>
+              </w:rPr>
+            </w:pPr>
+            <w:r>
+              <w:rPr>
+                <w:b/>
+                <w:sz w:val="18"/>
+              </w:rPr>
+              <w:t>Is the use limited to approved users/groups/institutions?</w:t>
+            </w:r>
+          </w:p>
+        </w:tc>
+        <w:tc>
+          <w:tcPr>
+            <w:tcW w:w="6616" w:type="dxa"/>
             <w:gridSpan w:val="3"/>
-            <w:shd w:val="clear" w:color="auto" w:fill="E7E6E6" w:themeFill="background2"/>
-            <w:tcMar>
-              <w:top w:w="30" w:type="dxa"/>
-              <w:left w:w="70" w:type="dxa"/>
-              <w:bottom w:w="30" w:type="dxa"/>
-              <w:right w:w="70" w:type="dxa"/>
-            </w:tcMar>
-          </w:tcPr>
-          <w:p>
-            <w:pPr>
-              <w:rPr>
-                <w:b/>
-                <w:sz w:val="18"/>
-              </w:rPr>
-            </w:pPr>
-            <w:r>
-              <w:rPr>
-                <w:b/>
-                <w:sz w:val="18"/>
-              </w:rPr>
-              <w:t>Is the use limited to approved users/groups/institutions?</w:t>
-            </w:r>
-          </w:p>
-        </w:tc>
-        <w:tc>
-          <w:tcPr>
-            <w:tcW w:w="5086" w:type="dxa"/>
-            <w:gridSpan w:val="2"/>
           </w:tcPr>
           <w:p>
             <w:pPr>
@@ -3432,8 +3432,8 @@
       <w:tr>
         <w:tc>
           <w:tcPr>
-            <w:tcW w:w="5122" w:type="dxa"/>
-            <w:gridSpan w:val="3"/>
+            <w:tcW w:w="3592" w:type="dxa"/>
+            <w:gridSpan w:val="2"/>
             <w:shd w:val="clear" w:color="auto" w:fill="E7E6E6" w:themeFill="background2"/>
             <w:tcMar>
               <w:top w:w="30" w:type="dxa"/>
@@ -3461,8 +3461,8 @@
         </w:tc>
         <w:tc>
           <w:tcPr>
-            <w:tcW w:w="5086" w:type="dxa"/>
-            <w:gridSpan w:val="2"/>
+            <w:tcW w:w="6616" w:type="dxa"/>
+            <w:gridSpan w:val="3"/>
           </w:tcPr>
           <w:p>
             <w:pPr>
@@ -3526,36 +3526,36 @@
       <w:tr>
         <w:tc>
           <w:tcPr>
-            <w:tcW w:w="5122" w:type="dxa"/>
+            <w:tcW w:w="3592" w:type="dxa"/>
+            <w:gridSpan w:val="2"/>
+            <w:shd w:val="clear" w:color="auto" w:fill="E7E6E6" w:themeFill="background2"/>
+            <w:tcMar>
+              <w:top w:w="30" w:type="dxa"/>
+              <w:left w:w="70" w:type="dxa"/>
+              <w:bottom w:w="30" w:type="dxa"/>
+              <w:right w:w="70" w:type="dxa"/>
+            </w:tcMar>
+          </w:tcPr>
+          <w:p>
+            <w:pPr>
+              <w:rPr>
+                <w:b/>
+                <w:sz w:val="18"/>
+              </w:rPr>
+            </w:pPr>
+            <w:r>
+              <w:rPr>
+                <w:b/>
+                <w:sz w:val="18"/>
+              </w:rPr>
+              <w:t>Does the consent contain clauses that put time-limits on the use of data?</w:t>
+            </w:r>
+          </w:p>
+        </w:tc>
+        <w:tc>
+          <w:tcPr>
+            <w:tcW w:w="6616" w:type="dxa"/>
             <w:gridSpan w:val="3"/>
-            <w:shd w:val="clear" w:color="auto" w:fill="E7E6E6" w:themeFill="background2"/>
-            <w:tcMar>
-              <w:top w:w="30" w:type="dxa"/>
-              <w:left w:w="70" w:type="dxa"/>
-              <w:bottom w:w="30" w:type="dxa"/>
-              <w:right w:w="70" w:type="dxa"/>
-            </w:tcMar>
-          </w:tcPr>
-          <w:p>
-            <w:pPr>
-              <w:rPr>
-                <w:b/>
-                <w:sz w:val="18"/>
-              </w:rPr>
-            </w:pPr>
-            <w:r>
-              <w:rPr>
-                <w:b/>
-                <w:sz w:val="18"/>
-              </w:rPr>
-              <w:t>Does the consent contain clauses that put time-limits on the use of data?</w:t>
-            </w:r>
-          </w:p>
-        </w:tc>
-        <w:tc>
-          <w:tcPr>
-            <w:tcW w:w="5086" w:type="dxa"/>
-            <w:gridSpan w:val="2"/>
           </w:tcPr>
           <w:p>
             <w:pPr>
@@ -3619,36 +3619,36 @@
       <w:tr>
         <w:tc>
           <w:tcPr>
-            <w:tcW w:w="5122" w:type="dxa"/>
+            <w:tcW w:w="3592" w:type="dxa"/>
+            <w:gridSpan w:val="2"/>
+            <w:shd w:val="clear" w:color="auto" w:fill="E7E6E6" w:themeFill="background2"/>
+            <w:tcMar>
+              <w:top w:w="30" w:type="dxa"/>
+              <w:left w:w="70" w:type="dxa"/>
+              <w:bottom w:w="30" w:type="dxa"/>
+              <w:right w:w="70" w:type="dxa"/>
+            </w:tcMar>
+          </w:tcPr>
+          <w:p>
+            <w:pPr>
+              <w:rPr>
+                <w:b/>
+                <w:sz w:val="18"/>
+              </w:rPr>
+            </w:pPr>
+            <w:r>
+              <w:rPr>
+                <w:b/>
+                <w:sz w:val="18"/>
+              </w:rPr>
+              <w:t>Is the data being sent to ELIXIR-LU/LCSB for a limited duration?</w:t>
+            </w:r>
+          </w:p>
+        </w:tc>
+        <w:tc>
+          <w:tcPr>
+            <w:tcW w:w="6616" w:type="dxa"/>
             <w:gridSpan w:val="3"/>
-            <w:shd w:val="clear" w:color="auto" w:fill="E7E6E6" w:themeFill="background2"/>
-            <w:tcMar>
-              <w:top w:w="30" w:type="dxa"/>
-              <w:left w:w="70" w:type="dxa"/>
-              <w:bottom w:w="30" w:type="dxa"/>
-              <w:right w:w="70" w:type="dxa"/>
-            </w:tcMar>
-          </w:tcPr>
-          <w:p>
-            <w:pPr>
-              <w:rPr>
-                <w:b/>
-                <w:sz w:val="18"/>
-              </w:rPr>
-            </w:pPr>
-            <w:r>
-              <w:rPr>
-                <w:b/>
-                <w:sz w:val="18"/>
-              </w:rPr>
-              <w:t>Is the data being sent to ELIXIR-LU/LCSB for a limited duration?</w:t>
-            </w:r>
-          </w:p>
-        </w:tc>
-        <w:tc>
-          <w:tcPr>
-            <w:tcW w:w="5086" w:type="dxa"/>
-            <w:gridSpan w:val="2"/>
           </w:tcPr>
           <w:p>
             <w:pPr>
@@ -3712,36 +3712,36 @@
       <w:tr>
         <w:tc>
           <w:tcPr>
-            <w:tcW w:w="5122" w:type="dxa"/>
+            <w:tcW w:w="3592" w:type="dxa"/>
+            <w:gridSpan w:val="2"/>
+            <w:shd w:val="clear" w:color="auto" w:fill="E7E6E6" w:themeFill="background2"/>
+            <w:tcMar>
+              <w:top w:w="30" w:type="dxa"/>
+              <w:left w:w="70" w:type="dxa"/>
+              <w:bottom w:w="30" w:type="dxa"/>
+              <w:right w:w="70" w:type="dxa"/>
+            </w:tcMar>
+          </w:tcPr>
+          <w:p>
+            <w:pPr>
+              <w:rPr>
+                <w:b/>
+                <w:sz w:val="18"/>
+              </w:rPr>
+            </w:pPr>
+            <w:r>
+              <w:rPr>
+                <w:b/>
+                <w:sz w:val="18"/>
+              </w:rPr>
+              <w:t>Is there a requirement to return data or documents to the database/resource?</w:t>
+            </w:r>
+          </w:p>
+        </w:tc>
+        <w:tc>
+          <w:tcPr>
+            <w:tcW w:w="6616" w:type="dxa"/>
             <w:gridSpan w:val="3"/>
-            <w:shd w:val="clear" w:color="auto" w:fill="E7E6E6" w:themeFill="background2"/>
-            <w:tcMar>
-              <w:top w:w="30" w:type="dxa"/>
-              <w:left w:w="70" w:type="dxa"/>
-              <w:bottom w:w="30" w:type="dxa"/>
-              <w:right w:w="70" w:type="dxa"/>
-            </w:tcMar>
-          </w:tcPr>
-          <w:p>
-            <w:pPr>
-              <w:rPr>
-                <w:b/>
-                <w:sz w:val="18"/>
-              </w:rPr>
-            </w:pPr>
-            <w:r>
-              <w:rPr>
-                <w:b/>
-                <w:sz w:val="18"/>
-              </w:rPr>
-              <w:t>Is there a requirement to return data or documents to the database/resource?</w:t>
-            </w:r>
-          </w:p>
-        </w:tc>
-        <w:tc>
-          <w:tcPr>
-            <w:tcW w:w="5086" w:type="dxa"/>
-            <w:gridSpan w:val="2"/>
           </w:tcPr>
           <w:p>
             <w:pPr>
@@ -3805,36 +3805,36 @@
       <w:tr>
         <w:tc>
           <w:tcPr>
-            <w:tcW w:w="5122" w:type="dxa"/>
+            <w:tcW w:w="3592" w:type="dxa"/>
+            <w:gridSpan w:val="2"/>
+            <w:shd w:val="clear" w:color="auto" w:fill="E7E6E6" w:themeFill="background2"/>
+            <w:tcMar>
+              <w:top w:w="30" w:type="dxa"/>
+              <w:left w:w="70" w:type="dxa"/>
+              <w:bottom w:w="30" w:type="dxa"/>
+              <w:right w:w="70" w:type="dxa"/>
+            </w:tcMar>
+          </w:tcPr>
+          <w:p>
+            <w:pPr>
+              <w:rPr>
+                <w:b/>
+                <w:sz w:val="18"/>
+              </w:rPr>
+            </w:pPr>
+            <w:r>
+              <w:rPr>
+                <w:b/>
+                <w:sz w:val="18"/>
+              </w:rPr>
+              <w:t>Are there any conditions/restrictions regarding the Intellectual Property (IP) of the data?</w:t>
+            </w:r>
+          </w:p>
+        </w:tc>
+        <w:tc>
+          <w:tcPr>
+            <w:tcW w:w="6616" w:type="dxa"/>
             <w:gridSpan w:val="3"/>
-            <w:shd w:val="clear" w:color="auto" w:fill="E7E6E6" w:themeFill="background2"/>
-            <w:tcMar>
-              <w:top w:w="30" w:type="dxa"/>
-              <w:left w:w="70" w:type="dxa"/>
-              <w:bottom w:w="30" w:type="dxa"/>
-              <w:right w:w="70" w:type="dxa"/>
-            </w:tcMar>
-          </w:tcPr>
-          <w:p>
-            <w:pPr>
-              <w:rPr>
-                <w:b/>
-                <w:sz w:val="18"/>
-              </w:rPr>
-            </w:pPr>
-            <w:r>
-              <w:rPr>
-                <w:b/>
-                <w:sz w:val="18"/>
-              </w:rPr>
-              <w:t>Are there any conditions/restrictions regarding the Intellectual Property (IP) of the data?</w:t>
-            </w:r>
-          </w:p>
-        </w:tc>
-        <w:tc>
-          <w:tcPr>
-            <w:tcW w:w="5086" w:type="dxa"/>
-            <w:gridSpan w:val="2"/>
           </w:tcPr>
           <w:p>
             <w:pPr>
@@ -3898,36 +3898,36 @@
       <w:tr>
         <w:tc>
           <w:tcPr>
-            <w:tcW w:w="5122" w:type="dxa"/>
+            <w:tcW w:w="3592" w:type="dxa"/>
+            <w:gridSpan w:val="2"/>
+            <w:shd w:val="clear" w:color="auto" w:fill="E7E6E6" w:themeFill="background2"/>
+            <w:tcMar>
+              <w:top w:w="30" w:type="dxa"/>
+              <w:left w:w="70" w:type="dxa"/>
+              <w:bottom w:w="30" w:type="dxa"/>
+              <w:right w:w="70" w:type="dxa"/>
+            </w:tcMar>
+          </w:tcPr>
+          <w:p>
+            <w:pPr>
+              <w:rPr>
+                <w:b/>
+                <w:sz w:val="18"/>
+              </w:rPr>
+            </w:pPr>
+            <w:r>
+              <w:rPr>
+                <w:b/>
+                <w:sz w:val="18"/>
+              </w:rPr>
+              <w:t>Will access require Data Access Committee (DAC) approval?</w:t>
+            </w:r>
+          </w:p>
+        </w:tc>
+        <w:tc>
+          <w:tcPr>
+            <w:tcW w:w="6616" w:type="dxa"/>
             <w:gridSpan w:val="3"/>
-            <w:shd w:val="clear" w:color="auto" w:fill="E7E6E6" w:themeFill="background2"/>
-            <w:tcMar>
-              <w:top w:w="30" w:type="dxa"/>
-              <w:left w:w="70" w:type="dxa"/>
-              <w:bottom w:w="30" w:type="dxa"/>
-              <w:right w:w="70" w:type="dxa"/>
-            </w:tcMar>
-          </w:tcPr>
-          <w:p>
-            <w:pPr>
-              <w:rPr>
-                <w:b/>
-                <w:sz w:val="18"/>
-              </w:rPr>
-            </w:pPr>
-            <w:r>
-              <w:rPr>
-                <w:b/>
-                <w:sz w:val="18"/>
-              </w:rPr>
-              <w:t>Will access require Data Access Committee (DAC) approval?</w:t>
-            </w:r>
-          </w:p>
-        </w:tc>
-        <w:tc>
-          <w:tcPr>
-            <w:tcW w:w="5086" w:type="dxa"/>
-            <w:gridSpan w:val="2"/>
           </w:tcPr>
           <w:p>
             <w:pPr>
@@ -3991,36 +3991,36 @@
       <w:tr>
         <w:tc>
           <w:tcPr>
-            <w:tcW w:w="5122" w:type="dxa"/>
+            <w:tcW w:w="3592" w:type="dxa"/>
+            <w:gridSpan w:val="2"/>
+            <w:shd w:val="clear" w:color="auto" w:fill="E7E6E6" w:themeFill="background2"/>
+            <w:tcMar>
+              <w:top w:w="30" w:type="dxa"/>
+              <w:left w:w="70" w:type="dxa"/>
+              <w:bottom w:w="30" w:type="dxa"/>
+              <w:right w:w="70" w:type="dxa"/>
+            </w:tcMar>
+          </w:tcPr>
+          <w:p>
+            <w:pPr>
+              <w:rPr>
+                <w:b/>
+                <w:sz w:val="18"/>
+              </w:rPr>
+            </w:pPr>
+            <w:r>
+              <w:rPr>
+                <w:b/>
+                <w:sz w:val="18"/>
+              </w:rPr>
+              <w:t>Will all researchers accessing the data need to sign an access request form?</w:t>
+            </w:r>
+          </w:p>
+        </w:tc>
+        <w:tc>
+          <w:tcPr>
+            <w:tcW w:w="6616" w:type="dxa"/>
             <w:gridSpan w:val="3"/>
-            <w:shd w:val="clear" w:color="auto" w:fill="E7E6E6" w:themeFill="background2"/>
-            <w:tcMar>
-              <w:top w:w="30" w:type="dxa"/>
-              <w:left w:w="70" w:type="dxa"/>
-              <w:bottom w:w="30" w:type="dxa"/>
-              <w:right w:w="70" w:type="dxa"/>
-            </w:tcMar>
-          </w:tcPr>
-          <w:p>
-            <w:pPr>
-              <w:rPr>
-                <w:b/>
-                <w:sz w:val="18"/>
-              </w:rPr>
-            </w:pPr>
-            <w:r>
-              <w:rPr>
-                <w:b/>
-                <w:sz w:val="18"/>
-              </w:rPr>
-              <w:t>Will all researchers accessing the data need to sign an access request form?</w:t>
-            </w:r>
-          </w:p>
-        </w:tc>
-        <w:tc>
-          <w:tcPr>
-            <w:tcW w:w="5086" w:type="dxa"/>
-            <w:gridSpan w:val="2"/>
           </w:tcPr>
           <w:p>
             <w:pPr>
@@ -4062,36 +4062,36 @@
       <w:tr>
         <w:tc>
           <w:tcPr>
-            <w:tcW w:w="5122" w:type="dxa"/>
+            <w:tcW w:w="3592" w:type="dxa"/>
+            <w:gridSpan w:val="2"/>
+            <w:shd w:val="clear" w:color="auto" w:fill="E7E6E6" w:themeFill="background2"/>
+            <w:tcMar>
+              <w:top w:w="30" w:type="dxa"/>
+              <w:left w:w="70" w:type="dxa"/>
+              <w:bottom w:w="30" w:type="dxa"/>
+              <w:right w:w="70" w:type="dxa"/>
+            </w:tcMar>
+          </w:tcPr>
+          <w:p>
+            <w:pPr>
+              <w:rPr>
+                <w:b/>
+                <w:sz w:val="18"/>
+              </w:rPr>
+            </w:pPr>
+            <w:r>
+              <w:rPr>
+                <w:b/>
+                <w:sz w:val="18"/>
+              </w:rPr>
+              <w:t>Other restrictions</w:t>
+            </w:r>
+          </w:p>
+        </w:tc>
+        <w:tc>
+          <w:tcPr>
+            <w:tcW w:w="6616" w:type="dxa"/>
             <w:gridSpan w:val="3"/>
-            <w:shd w:val="clear" w:color="auto" w:fill="E7E6E6" w:themeFill="background2"/>
-            <w:tcMar>
-              <w:top w:w="30" w:type="dxa"/>
-              <w:left w:w="70" w:type="dxa"/>
-              <w:bottom w:w="30" w:type="dxa"/>
-              <w:right w:w="70" w:type="dxa"/>
-            </w:tcMar>
-          </w:tcPr>
-          <w:p>
-            <w:pPr>
-              <w:rPr>
-                <w:b/>
-                <w:sz w:val="18"/>
-              </w:rPr>
-            </w:pPr>
-            <w:r>
-              <w:rPr>
-                <w:b/>
-                <w:sz w:val="18"/>
-              </w:rPr>
-              <w:t>Other restrictions</w:t>
-            </w:r>
-          </w:p>
-        </w:tc>
-        <w:tc>
-          <w:tcPr>
-            <w:tcW w:w="5086" w:type="dxa"/>
-            <w:gridSpan w:val="2"/>
           </w:tcPr>
           <w:p>
             <w:pPr>

--- a/elixir_dss/templates/submission/generate_submission_docx.docx
+++ b/elixir_dss/templates/submission/generate_submission_docx.docx
@@ -1,422 +1,1764 @@
 
 <file path=word/document.xml><?xml version="1.0" encoding="utf-8"?>
-<w:document xmlns:wpc="http://schemas.microsoft.com/office/word/2010/wordprocessingCanvas" xmlns:cx="http://schemas.microsoft.com/office/drawing/2014/chartex" xmlns:cx1="http://schemas.microsoft.com/office/drawing/2015/9/8/chartex" xmlns:cx2="http://schemas.microsoft.com/office/drawing/2015/10/21/chartex" xmlns:cx3="http://schemas.microsoft.com/office/drawing/2016/5/9/chartex" xmlns:cx4="http://schemas.microsoft.com/office/drawing/2016/5/10/chartex" xmlns:cx5="http://schemas.microsoft.com/office/drawing/2016/5/11/chartex" xmlns:cx6="http://schemas.microsoft.com/office/drawing/2016/5/12/chartex" xmlns:cx7="http://schemas.microsoft.com/office/drawing/2016/5/13/chartex" xmlns:cx8="http://schemas.microsoft.com/office/drawing/2016/5/14/chartex" xmlns:mc="http://schemas.openxmlformats.org/markup-compatibility/2006" xmlns:aink="http://schemas.microsoft.com/office/drawing/2016/ink" xmlns:am3d="http://schemas.microsoft.com/office/drawing/2017/model3d" xmlns:o="urn:schemas-microsoft-com:office:office" xmlns:r="http://schemas.openxmlformats.org/officeDocument/2006/relationships" xmlns:m="http://schemas.openxmlformats.org/officeDocument/2006/math" xmlns:v="urn:schemas-microsoft-com:vml" xmlns:wp14="http://schemas.microsoft.com/office/word/2010/wordprocessingDrawing" xmlns:wp="http://schemas.openxmlformats.org/drawingml/2006/wordprocessingDrawing" xmlns:w10="urn:schemas-microsoft-com:office:word" xmlns:w="http://schemas.openxmlformats.org/wordprocessingml/2006/main" xmlns:w14="http://schemas.microsoft.com/office/word/2010/wordml" xmlns:w15="http://schemas.microsoft.com/office/word/2012/wordml" xmlns:w16cex="http://schemas.microsoft.com/office/word/2018/wordml/cex" xmlns:w16cid="http://schemas.microsoft.com/office/word/2016/wordml/cid" xmlns:w16="http://schemas.microsoft.com/office/word/2018/wordml" xmlns:w16se="http://schemas.microsoft.com/office/word/2015/wordml/symex" xmlns:wpg="http://schemas.microsoft.com/office/word/2010/wordprocessingGroup" xmlns:wpi="http://schemas.microsoft.com/office/word/2010/wordprocessingInk" xmlns:wne="http://schemas.microsoft.com/office/word/2006/wordml" xmlns:wps="http://schemas.microsoft.com/office/word/2010/wordprocessingShape" mc:Ignorable="w14 w15 w16se w16cid w16 w16cex wp14">
+<w:document xmlns:wpc="http://schemas.microsoft.com/office/word/2010/wordprocessingCanvas" xmlns:cx="http://schemas.microsoft.com/office/drawing/2014/chartex" xmlns:cx1="http://schemas.microsoft.com/office/drawing/2015/9/8/chartex" xmlns:cx2="http://schemas.microsoft.com/office/drawing/2015/10/21/chartex" xmlns:cx3="http://schemas.microsoft.com/office/drawing/2016/5/9/chartex" xmlns:cx4="http://schemas.microsoft.com/office/drawing/2016/5/10/chartex" xmlns:cx5="http://schemas.microsoft.com/office/drawing/2016/5/11/chartex" xmlns:cx6="http://schemas.microsoft.com/office/drawing/2016/5/12/chartex" xmlns:cx7="http://schemas.microsoft.com/office/drawing/2016/5/13/chartex" xmlns:cx8="http://schemas.microsoft.com/office/drawing/2016/5/14/chartex" xmlns:mc="http://schemas.openxmlformats.org/markup-compatibility/2006" xmlns:aink="http://schemas.microsoft.com/office/drawing/2016/ink" xmlns:am3d="http://schemas.microsoft.com/office/drawing/2017/model3d" xmlns:o="urn:schemas-microsoft-com:office:office" xmlns:oel="http://schemas.microsoft.com/office/2019/extlst" xmlns:r="http://schemas.openxmlformats.org/officeDocument/2006/relationships" xmlns:m="http://schemas.openxmlformats.org/officeDocument/2006/math" xmlns:v="urn:schemas-microsoft-com:vml" xmlns:wp14="http://schemas.microsoft.com/office/word/2010/wordprocessingDrawing" xmlns:wp="http://schemas.openxmlformats.org/drawingml/2006/wordprocessingDrawing" xmlns:w10="urn:schemas-microsoft-com:office:word" xmlns:w="http://schemas.openxmlformats.org/wordprocessingml/2006/main" xmlns:w14="http://schemas.microsoft.com/office/word/2010/wordml" xmlns:w15="http://schemas.microsoft.com/office/word/2012/wordml" xmlns:w16cex="http://schemas.microsoft.com/office/word/2018/wordml/cex" xmlns:w16cid="http://schemas.microsoft.com/office/word/2016/wordml/cid" xmlns:w16="http://schemas.microsoft.com/office/word/2018/wordml" xmlns:w16du="http://schemas.microsoft.com/office/word/2023/wordml/word16du" xmlns:w16sdtdh="http://schemas.microsoft.com/office/word/2020/wordml/sdtdatahash" xmlns:w16sdtfl="http://schemas.microsoft.com/office/word/2024/wordml/sdtformatlock" xmlns:w16se="http://schemas.microsoft.com/office/word/2015/wordml/symex" xmlns:wpg="http://schemas.microsoft.com/office/word/2010/wordprocessingGroup" xmlns:wpi="http://schemas.microsoft.com/office/word/2010/wordprocessingInk" xmlns:wne="http://schemas.microsoft.com/office/word/2006/wordml" xmlns:wps="http://schemas.microsoft.com/office/word/2010/wordprocessingShape" mc:Ignorable="w14 w15 w16se w16cid w16 w16cex w16sdtdh w16sdtfl w16du wp14">
   <w:body>
     <w:p>
+      <w:pPr>
+        <w:spacing w:after="20"/>
+        <w:jc w:val="center"/>
+      </w:pPr>
       <w:r>
         <w:rPr>
-          <w:rFonts w:ascii="Arial" w:hAnsi="Arial" w:cs="Arial"/>
+          <w:noProof/>
+        </w:rPr>
+        <w:drawing>
+          <wp:anchor distT="0" distB="0" distL="114300" distR="114300" simplePos="0" relativeHeight="251659264" behindDoc="0" locked="0" layoutInCell="1" allowOverlap="1" wp14:anchorId="70684A9D" wp14:editId="48455ED5">
+            <wp:simplePos x="0" y="0"/>
+            <wp:positionH relativeFrom="column">
+              <wp:posOffset>5760720</wp:posOffset>
+            </wp:positionH>
+            <wp:positionV relativeFrom="paragraph">
+              <wp:posOffset>0</wp:posOffset>
+            </wp:positionV>
+            <wp:extent cx="596900" cy="508000"/>
+            <wp:effectExtent l="0" t="0" r="0" b="0"/>
+            <wp:wrapThrough wrapText="bothSides">
+              <wp:wrapPolygon edited="0">
+                <wp:start x="8732" y="0"/>
+                <wp:lineTo x="0" y="1620"/>
+                <wp:lineTo x="0" y="21060"/>
+                <wp:lineTo x="21140" y="21060"/>
+                <wp:lineTo x="21140" y="2160"/>
+                <wp:lineTo x="17464" y="0"/>
+                <wp:lineTo x="8732" y="0"/>
+              </wp:wrapPolygon>
+            </wp:wrapThrough>
+            <wp:docPr id="1111024677" name="Picture 1"/>
+            <wp:cNvGraphicFramePr>
+              <a:graphicFrameLocks xmlns:a="http://schemas.openxmlformats.org/drawingml/2006/main" noChangeAspect="1"/>
+            </wp:cNvGraphicFramePr>
+            <a:graphic xmlns:a="http://schemas.openxmlformats.org/drawingml/2006/main">
+              <a:graphicData uri="http://schemas.openxmlformats.org/drawingml/2006/picture">
+                <pic:pic xmlns:pic="http://schemas.openxmlformats.org/drawingml/2006/picture">
+                  <pic:nvPicPr>
+                    <pic:cNvPr id="0" name="Picture 1"/>
+                    <pic:cNvPicPr>
+                      <a:picLocks noChangeAspect="1" noChangeArrowheads="1"/>
+                    </pic:cNvPicPr>
+                  </pic:nvPicPr>
+                  <pic:blipFill>
+                    <a:blip r:embed="rId6" cstate="print">
+                      <a:extLst>
+                        <a:ext uri="{28A0092B-C50C-407E-A947-70E740481C1C}">
+                          <a14:useLocalDpi xmlns:a14="http://schemas.microsoft.com/office/drawing/2010/main" val="0"/>
+                        </a:ext>
+                      </a:extLst>
+                    </a:blip>
+                    <a:srcRect/>
+                    <a:stretch>
+                      <a:fillRect/>
+                    </a:stretch>
+                  </pic:blipFill>
+                  <pic:spPr bwMode="auto">
+                    <a:xfrm>
+                      <a:off x="0" y="0"/>
+                      <a:ext cx="596900" cy="508000"/>
+                    </a:xfrm>
+                    <a:prstGeom prst="rect">
+                      <a:avLst/>
+                    </a:prstGeom>
+                    <a:noFill/>
+                    <a:ln>
+                      <a:noFill/>
+                    </a:ln>
+                  </pic:spPr>
+                </pic:pic>
+              </a:graphicData>
+            </a:graphic>
+            <wp14:sizeRelH relativeFrom="page">
+              <wp14:pctWidth>0</wp14:pctWidth>
+            </wp14:sizeRelH>
+            <wp14:sizeRelV relativeFrom="page">
+              <wp14:pctHeight>0</wp14:pctHeight>
+            </wp14:sizeRelV>
+          </wp:anchor>
+        </w:drawing>
+      </w:r>
+      <w:r>
+        <w:rPr>
           <w:b/>
-          <w:bCs/>
-          <w:sz w:val="20"/>
+          <w:color w:val="00467F"/>
+          <w:sz w:val="32"/>
         </w:rPr>
-        <w:t>ANNEX D</w:t>
+        <w:t xml:space="preserve">            Data Submission Information Sheet</w:t>
+      </w:r>
+    </w:p>
+    <w:p>
+      <w:pPr>
+        <w:pStyle w:val="Heading2"/>
+        <w:rPr>
+          <w:color w:val="1F4E79" w:themeColor="accent1" w:themeShade="80"/>
+        </w:rPr>
+      </w:pPr>
+    </w:p>
+    <w:p>
+      <w:pPr>
+        <w:pStyle w:val="Heading2"/>
+        <w:numPr>
+          <w:ilvl w:val="0"/>
+          <w:numId w:val="12"/>
+        </w:numPr>
+        <w:rPr>
+          <w:color w:val="1F4E79" w:themeColor="accent1" w:themeShade="80"/>
+        </w:rPr>
+      </w:pPr>
+      <w:r>
+        <w:fldChar w:fldCharType="begin"/>
+      </w:r>
+      <w:r>
+        <w:instrText xml:space="preserve"> INCLUDEPICTURE "https://upload.wikimedia.org/wikipedia/commons/thumb/7/74/University_of_Luxembourg_logo_%28de%29.svg/330px-University_of_Luxembourg_logo_%28de%29.svg.png" \* MERGEFORMATINET </w:instrText>
+      </w:r>
+      <w:r>
+        <w:fldChar w:fldCharType="separate"/>
+      </w:r>
+      <w:r>
+        <w:fldChar w:fldCharType="end"/>
+      </w:r>
+      <w:r>
+        <w:rPr>
+          <w:color w:val="1F4E79" w:themeColor="accent1" w:themeShade="80"/>
+        </w:rPr>
+        <w:t>Submission</w:t>
+      </w:r>
+    </w:p>
+    <w:tbl>
+      <w:tblPr>
+        <w:tblStyle w:val="TableGrid"/>
+        <w:tblW w:w="5000" w:type="pct"/>
+        <w:tblLayout w:type="fixed"/>
+        <w:tblLook w:val="04A0" w:firstRow="1" w:lastRow="0" w:firstColumn="1" w:lastColumn="0" w:noHBand="0" w:noVBand="1"/>
+      </w:tblPr>
+      <w:tblGrid>
+        <w:gridCol w:w="1890"/>
+        <w:gridCol w:w="3150"/>
+        <w:gridCol w:w="1890"/>
+        <w:gridCol w:w="3294"/>
+      </w:tblGrid>
+      <w:tr>
+        <w:tc>
+          <w:tcPr>
+            <w:tcW w:w="1890" w:type="dxa"/>
+            <w:tcMar>
+              <w:top w:w="30" w:type="dxa"/>
+              <w:left w:w="70" w:type="dxa"/>
+              <w:bottom w:w="30" w:type="dxa"/>
+              <w:right w:w="70" w:type="dxa"/>
+            </w:tcMar>
+          </w:tcPr>
+          <w:p>
+            <w:pPr>
+              <w:rPr>
+                <w:color w:val="000000" w:themeColor="text1"/>
+              </w:rPr>
+            </w:pPr>
+            <w:r>
+              <w:rPr>
+                <w:b/>
+                <w:color w:val="000000" w:themeColor="text1"/>
+                <w:sz w:val="18"/>
+              </w:rPr>
+              <w:t>Reference Number</w:t>
+            </w:r>
+            <w:r>
+              <w:rPr>
+                <w:b/>
+                <w:color w:val="000000" w:themeColor="text1"/>
+                <w:sz w:val="18"/>
+              </w:rPr>
+              <w:t>:</w:t>
+            </w:r>
+          </w:p>
+        </w:tc>
+        <w:tc>
+          <w:tcPr>
+            <w:tcW w:w="3150" w:type="dxa"/>
+            <w:tcMar>
+              <w:top w:w="30" w:type="dxa"/>
+              <w:left w:w="70" w:type="dxa"/>
+              <w:bottom w:w="30" w:type="dxa"/>
+              <w:right w:w="70" w:type="dxa"/>
+            </w:tcMar>
+          </w:tcPr>
+          <w:p>
+            <w:r>
+              <w:rPr>
+                <w:sz w:val="18"/>
+              </w:rPr>
+              <w:t>{{</w:t>
+            </w:r>
+            <w:proofErr w:type="spellStart"/>
+            <w:proofErr w:type="gramStart"/>
+            <w:r>
+              <w:rPr>
+                <w:sz w:val="18"/>
+              </w:rPr>
+              <w:t>submission.</w:t>
+            </w:r>
+            <w:r>
+              <w:rPr>
+                <w:sz w:val="18"/>
+              </w:rPr>
+              <w:t>submission</w:t>
+            </w:r>
+            <w:proofErr w:type="gramEnd"/>
+            <w:r>
+              <w:rPr>
+                <w:sz w:val="18"/>
+              </w:rPr>
+              <w:t>_id</w:t>
+            </w:r>
+            <w:proofErr w:type="spellEnd"/>
+            <w:r>
+              <w:rPr>
+                <w:sz w:val="18"/>
+              </w:rPr>
+              <w:t>}}</w:t>
+            </w:r>
+          </w:p>
+        </w:tc>
+        <w:tc>
+          <w:tcPr>
+            <w:tcW w:w="1890" w:type="dxa"/>
+            <w:tcMar>
+              <w:top w:w="30" w:type="dxa"/>
+              <w:left w:w="70" w:type="dxa"/>
+              <w:bottom w:w="30" w:type="dxa"/>
+              <w:right w:w="70" w:type="dxa"/>
+            </w:tcMar>
+          </w:tcPr>
+          <w:p>
+            <w:r>
+              <w:rPr>
+                <w:b/>
+                <w:sz w:val="18"/>
+              </w:rPr>
+              <w:t>Status:</w:t>
+            </w:r>
+          </w:p>
+        </w:tc>
+        <w:tc>
+          <w:tcPr>
+            <w:tcW w:w="3294" w:type="dxa"/>
+            <w:tcMar>
+              <w:top w:w="30" w:type="dxa"/>
+              <w:left w:w="70" w:type="dxa"/>
+              <w:bottom w:w="30" w:type="dxa"/>
+              <w:right w:w="70" w:type="dxa"/>
+            </w:tcMar>
+          </w:tcPr>
+          <w:p>
+            <w:r>
+              <w:rPr>
+                <w:sz w:val="18"/>
+              </w:rPr>
+              <w:t>{{</w:t>
+            </w:r>
+            <w:proofErr w:type="spellStart"/>
+            <w:proofErr w:type="gramStart"/>
+            <w:r>
+              <w:rPr>
+                <w:sz w:val="18"/>
+              </w:rPr>
+              <w:t>submission.status</w:t>
+            </w:r>
+            <w:proofErr w:type="spellEnd"/>
+            <w:proofErr w:type="gramEnd"/>
+            <w:r>
+              <w:rPr>
+                <w:sz w:val="18"/>
+              </w:rPr>
+              <w:t>}}</w:t>
+            </w:r>
+          </w:p>
+        </w:tc>
+      </w:tr>
+      <w:tr>
+        <w:tc>
+          <w:tcPr>
+            <w:tcW w:w="1890" w:type="dxa"/>
+            <w:tcMar>
+              <w:top w:w="30" w:type="dxa"/>
+              <w:left w:w="70" w:type="dxa"/>
+              <w:bottom w:w="30" w:type="dxa"/>
+              <w:right w:w="70" w:type="dxa"/>
+            </w:tcMar>
+          </w:tcPr>
+          <w:p>
+            <w:pPr>
+              <w:rPr>
+                <w:color w:val="000000" w:themeColor="text1"/>
+              </w:rPr>
+            </w:pPr>
+            <w:r>
+              <w:rPr>
+                <w:b/>
+                <w:color w:val="000000" w:themeColor="text1"/>
+                <w:sz w:val="18"/>
+              </w:rPr>
+              <w:t>Creation Date</w:t>
+            </w:r>
+            <w:r>
+              <w:rPr>
+                <w:b/>
+                <w:color w:val="000000" w:themeColor="text1"/>
+                <w:sz w:val="18"/>
+              </w:rPr>
+              <w:t>:</w:t>
+            </w:r>
+          </w:p>
+        </w:tc>
+        <w:tc>
+          <w:tcPr>
+            <w:tcW w:w="3150" w:type="dxa"/>
+            <w:tcMar>
+              <w:top w:w="30" w:type="dxa"/>
+              <w:left w:w="70" w:type="dxa"/>
+              <w:bottom w:w="30" w:type="dxa"/>
+              <w:right w:w="70" w:type="dxa"/>
+            </w:tcMar>
+          </w:tcPr>
+          <w:p>
+            <w:r>
+              <w:rPr>
+                <w:sz w:val="18"/>
+              </w:rPr>
+              <w:t>{{</w:t>
+            </w:r>
+            <w:proofErr w:type="spellStart"/>
+            <w:proofErr w:type="gramStart"/>
+            <w:r>
+              <w:rPr>
+                <w:sz w:val="18"/>
+              </w:rPr>
+              <w:t>submission.created</w:t>
+            </w:r>
+            <w:proofErr w:type="gramEnd"/>
+            <w:r>
+              <w:rPr>
+                <w:sz w:val="18"/>
+              </w:rPr>
+              <w:t>_on</w:t>
+            </w:r>
+            <w:proofErr w:type="spellEnd"/>
+            <w:r>
+              <w:rPr>
+                <w:sz w:val="18"/>
+              </w:rPr>
+              <w:t>}}</w:t>
+            </w:r>
+          </w:p>
+        </w:tc>
+        <w:tc>
+          <w:tcPr>
+            <w:tcW w:w="1890" w:type="dxa"/>
+            <w:tcMar>
+              <w:top w:w="30" w:type="dxa"/>
+              <w:left w:w="70" w:type="dxa"/>
+              <w:bottom w:w="30" w:type="dxa"/>
+              <w:right w:w="70" w:type="dxa"/>
+            </w:tcMar>
+          </w:tcPr>
+          <w:p>
+            <w:r>
+              <w:rPr>
+                <w:b/>
+                <w:sz w:val="18"/>
+              </w:rPr>
+              <w:t>Date of Finalisation:</w:t>
+            </w:r>
+          </w:p>
+        </w:tc>
+        <w:tc>
+          <w:tcPr>
+            <w:tcW w:w="3294" w:type="dxa"/>
+            <w:tcMar>
+              <w:top w:w="30" w:type="dxa"/>
+              <w:left w:w="70" w:type="dxa"/>
+              <w:bottom w:w="30" w:type="dxa"/>
+              <w:right w:w="70" w:type="dxa"/>
+            </w:tcMar>
+          </w:tcPr>
+          <w:p>
+            <w:r>
+              <w:rPr>
+                <w:sz w:val="18"/>
+              </w:rPr>
+              <w:t>{{</w:t>
+            </w:r>
+            <w:proofErr w:type="spellStart"/>
+            <w:proofErr w:type="gramStart"/>
+            <w:r>
+              <w:rPr>
+                <w:sz w:val="18"/>
+              </w:rPr>
+              <w:t>submission.finalised</w:t>
+            </w:r>
+            <w:proofErr w:type="gramEnd"/>
+            <w:r>
+              <w:rPr>
+                <w:sz w:val="18"/>
+              </w:rPr>
+              <w:t>_on</w:t>
+            </w:r>
+            <w:proofErr w:type="spellEnd"/>
+            <w:r>
+              <w:rPr>
+                <w:sz w:val="18"/>
+              </w:rPr>
+              <w:t>}}</w:t>
+            </w:r>
+          </w:p>
+        </w:tc>
+      </w:tr>
+      <w:tr>
+        <w:tc>
+          <w:tcPr>
+            <w:tcW w:w="1890" w:type="dxa"/>
+            <w:tcMar>
+              <w:top w:w="30" w:type="dxa"/>
+              <w:left w:w="70" w:type="dxa"/>
+              <w:bottom w:w="30" w:type="dxa"/>
+              <w:right w:w="70" w:type="dxa"/>
+            </w:tcMar>
+          </w:tcPr>
+          <w:p>
+            <w:pPr>
+              <w:rPr>
+                <w:b/>
+                <w:color w:val="000000" w:themeColor="text1"/>
+                <w:sz w:val="18"/>
+              </w:rPr>
+            </w:pPr>
+            <w:r>
+              <w:rPr>
+                <w:b/>
+                <w:sz w:val="18"/>
+              </w:rPr>
+              <w:t>Submitting institution:</w:t>
+            </w:r>
+          </w:p>
+        </w:tc>
+        <w:tc>
+          <w:tcPr>
+            <w:tcW w:w="3150" w:type="dxa"/>
+            <w:tcMar>
+              <w:top w:w="30" w:type="dxa"/>
+              <w:left w:w="70" w:type="dxa"/>
+              <w:bottom w:w="30" w:type="dxa"/>
+              <w:right w:w="70" w:type="dxa"/>
+            </w:tcMar>
+          </w:tcPr>
+          <w:p>
+            <w:pPr>
+              <w:rPr>
+                <w:sz w:val="18"/>
+              </w:rPr>
+            </w:pPr>
+            <w:r>
+              <w:rPr>
+                <w:sz w:val="18"/>
+              </w:rPr>
+              <w:t>{{</w:t>
+            </w:r>
+            <w:proofErr w:type="spellStart"/>
+            <w:proofErr w:type="gramStart"/>
+            <w:r>
+              <w:rPr>
+                <w:sz w:val="18"/>
+              </w:rPr>
+              <w:t>submission.</w:t>
+            </w:r>
+            <w:r>
+              <w:rPr>
+                <w:sz w:val="18"/>
+              </w:rPr>
+              <w:t>institution</w:t>
+            </w:r>
+            <w:proofErr w:type="gramEnd"/>
+            <w:r>
+              <w:rPr>
+                <w:sz w:val="18"/>
+              </w:rPr>
+              <w:t>_accession</w:t>
+            </w:r>
+            <w:proofErr w:type="spellEnd"/>
+            <w:r>
+              <w:rPr>
+                <w:sz w:val="18"/>
+              </w:rPr>
+              <w:t>}}</w:t>
+            </w:r>
+          </w:p>
+        </w:tc>
+        <w:tc>
+          <w:tcPr>
+            <w:tcW w:w="1890" w:type="dxa"/>
+            <w:tcMar>
+              <w:top w:w="30" w:type="dxa"/>
+              <w:left w:w="70" w:type="dxa"/>
+              <w:bottom w:w="30" w:type="dxa"/>
+              <w:right w:w="70" w:type="dxa"/>
+            </w:tcMar>
+          </w:tcPr>
+          <w:p>
+            <w:pPr>
+              <w:rPr>
+                <w:b/>
+                <w:sz w:val="18"/>
+              </w:rPr>
+            </w:pPr>
+            <w:r>
+              <w:rPr>
+                <w:b/>
+                <w:color w:val="000000" w:themeColor="text1"/>
+                <w:sz w:val="18"/>
+              </w:rPr>
+              <w:t>Receiving Project</w:t>
+            </w:r>
+            <w:r>
+              <w:rPr>
+                <w:b/>
+                <w:color w:val="000000" w:themeColor="text1"/>
+                <w:sz w:val="18"/>
+              </w:rPr>
+              <w:t>:</w:t>
+            </w:r>
+          </w:p>
+        </w:tc>
+        <w:tc>
+          <w:tcPr>
+            <w:tcW w:w="3294" w:type="dxa"/>
+            <w:tcMar>
+              <w:top w:w="30" w:type="dxa"/>
+              <w:left w:w="70" w:type="dxa"/>
+              <w:bottom w:w="30" w:type="dxa"/>
+              <w:right w:w="70" w:type="dxa"/>
+            </w:tcMar>
+          </w:tcPr>
+          <w:p>
+            <w:pPr>
+              <w:rPr>
+                <w:sz w:val="18"/>
+              </w:rPr>
+            </w:pPr>
+            <w:r>
+              <w:rPr>
+                <w:sz w:val="18"/>
+              </w:rPr>
+              <w:t>{{</w:t>
+            </w:r>
+            <w:proofErr w:type="spellStart"/>
+            <w:proofErr w:type="gramStart"/>
+            <w:r>
+              <w:rPr>
+                <w:sz w:val="18"/>
+              </w:rPr>
+              <w:t>submission.local</w:t>
+            </w:r>
+            <w:proofErr w:type="gramEnd"/>
+            <w:r>
+              <w:rPr>
+                <w:sz w:val="18"/>
+              </w:rPr>
+              <w:t>_project_name</w:t>
+            </w:r>
+            <w:proofErr w:type="spellEnd"/>
+            <w:r>
+              <w:rPr>
+                <w:sz w:val="18"/>
+              </w:rPr>
+              <w:t>}}</w:t>
+            </w:r>
+          </w:p>
+        </w:tc>
+      </w:tr>
+      <w:tr>
+        <w:tc>
+          <w:tcPr>
+            <w:tcW w:w="1890" w:type="dxa"/>
+            <w:tcMar>
+              <w:top w:w="30" w:type="dxa"/>
+              <w:left w:w="70" w:type="dxa"/>
+              <w:bottom w:w="30" w:type="dxa"/>
+              <w:right w:w="70" w:type="dxa"/>
+            </w:tcMar>
+          </w:tcPr>
+          <w:p>
+            <w:pPr>
+              <w:rPr>
+                <w:b/>
+                <w:color w:val="000000" w:themeColor="text1"/>
+                <w:sz w:val="18"/>
+              </w:rPr>
+            </w:pPr>
+            <w:r>
+              <w:rPr>
+                <w:b/>
+                <w:color w:val="000000" w:themeColor="text1"/>
+                <w:sz w:val="18"/>
+              </w:rPr>
+              <w:t>Submitting user(s):</w:t>
+            </w:r>
+          </w:p>
+        </w:tc>
+        <w:tc>
+          <w:tcPr>
+            <w:tcW w:w="3150" w:type="dxa"/>
+            <w:tcMar>
+              <w:top w:w="30" w:type="dxa"/>
+              <w:left w:w="70" w:type="dxa"/>
+              <w:bottom w:w="30" w:type="dxa"/>
+              <w:right w:w="70" w:type="dxa"/>
+            </w:tcMar>
+          </w:tcPr>
+          <w:p>
+            <w:pPr>
+              <w:rPr>
+                <w:sz w:val="18"/>
+              </w:rPr>
+            </w:pPr>
+            <w:r>
+              <w:rPr>
+                <w:sz w:val="18"/>
+              </w:rPr>
+              <w:t>{{</w:t>
+            </w:r>
+            <w:proofErr w:type="spellStart"/>
+            <w:proofErr w:type="gramStart"/>
+            <w:r>
+              <w:rPr>
+                <w:sz w:val="18"/>
+              </w:rPr>
+              <w:t>submission.</w:t>
+            </w:r>
+            <w:r>
+              <w:rPr>
+                <w:sz w:val="18"/>
+              </w:rPr>
+              <w:t>provider</w:t>
+            </w:r>
+            <w:r>
+              <w:rPr>
+                <w:sz w:val="18"/>
+              </w:rPr>
+              <w:t>s</w:t>
+            </w:r>
+            <w:proofErr w:type="spellEnd"/>
+            <w:proofErr w:type="gramEnd"/>
+            <w:r>
+              <w:rPr>
+                <w:sz w:val="18"/>
+              </w:rPr>
+              <w:t>}}</w:t>
+            </w:r>
+          </w:p>
+        </w:tc>
+        <w:tc>
+          <w:tcPr>
+            <w:tcW w:w="1890" w:type="dxa"/>
+            <w:tcMar>
+              <w:top w:w="30" w:type="dxa"/>
+              <w:left w:w="70" w:type="dxa"/>
+              <w:bottom w:w="30" w:type="dxa"/>
+              <w:right w:w="70" w:type="dxa"/>
+            </w:tcMar>
+          </w:tcPr>
+          <w:p>
+            <w:pPr>
+              <w:rPr>
+                <w:b/>
+                <w:sz w:val="18"/>
+              </w:rPr>
+            </w:pPr>
+            <w:r>
+              <w:rPr>
+                <w:b/>
+                <w:sz w:val="18"/>
+              </w:rPr>
+              <w:t>Recipient user(s):</w:t>
+            </w:r>
+          </w:p>
+        </w:tc>
+        <w:tc>
+          <w:tcPr>
+            <w:tcW w:w="3294" w:type="dxa"/>
+            <w:tcMar>
+              <w:top w:w="30" w:type="dxa"/>
+              <w:left w:w="70" w:type="dxa"/>
+              <w:bottom w:w="30" w:type="dxa"/>
+              <w:right w:w="70" w:type="dxa"/>
+            </w:tcMar>
+          </w:tcPr>
+          <w:p>
+            <w:pPr>
+              <w:rPr>
+                <w:sz w:val="18"/>
+              </w:rPr>
+            </w:pPr>
+            <w:r>
+              <w:rPr>
+                <w:sz w:val="18"/>
+              </w:rPr>
+              <w:t>{{</w:t>
+            </w:r>
+            <w:proofErr w:type="spellStart"/>
+            <w:proofErr w:type="gramStart"/>
+            <w:r>
+              <w:rPr>
+                <w:sz w:val="18"/>
+              </w:rPr>
+              <w:t>submission.local</w:t>
+            </w:r>
+            <w:proofErr w:type="gramEnd"/>
+            <w:r>
+              <w:rPr>
+                <w:sz w:val="18"/>
+              </w:rPr>
+              <w:t>_custodians_json</w:t>
+            </w:r>
+            <w:proofErr w:type="spellEnd"/>
+            <w:r>
+              <w:rPr>
+                <w:sz w:val="18"/>
+              </w:rPr>
+              <w:t>}}</w:t>
+            </w:r>
+          </w:p>
+        </w:tc>
+      </w:tr>
+    </w:tbl>
+    <w:p>
+      <w:pPr>
+        <w:pStyle w:val="Heading2"/>
+        <w:numPr>
+          <w:ilvl w:val="0"/>
+          <w:numId w:val="12"/>
+        </w:numPr>
+        <w:rPr>
+          <w:color w:val="1F4E79" w:themeColor="accent1" w:themeShade="80"/>
+        </w:rPr>
+      </w:pPr>
+      <w:r>
+        <w:rPr>
+          <w:color w:val="1F4E79" w:themeColor="accent1" w:themeShade="80"/>
+        </w:rPr>
+        <w:t>Studies</w:t>
+      </w:r>
+      <w:r>
+        <w:rPr>
+          <w:color w:val="1F4E79" w:themeColor="accent1" w:themeShade="80"/>
+        </w:rPr>
+        <w:t xml:space="preserve"> and Datasets</w:t>
+      </w:r>
+      <w:r>
+        <w:rPr>
+          <w:color w:val="1F4E79" w:themeColor="accent1" w:themeShade="80"/>
+        </w:rPr>
+        <w:t xml:space="preserve"> </w:t>
+      </w:r>
+    </w:p>
+    <w:p>
+      <w:pPr>
+        <w:pStyle w:val="Heading2"/>
+        <w:ind w:left="360"/>
+        <w:rPr>
+          <w:color w:val="1F4E79" w:themeColor="accent1" w:themeShade="80"/>
+        </w:rPr>
+      </w:pPr>
+      <w:r>
+        <w:rPr>
+          <w:color w:val="1F4E79" w:themeColor="accent1" w:themeShade="80"/>
+        </w:rPr>
+        <w:t>{%p for study in studies %}</w:t>
+      </w:r>
+    </w:p>
+    <w:p>
+      <w:pPr>
+        <w:pStyle w:val="Heading2"/>
+        <w:numPr>
+          <w:ilvl w:val="1"/>
+          <w:numId w:val="12"/>
+        </w:numPr>
+        <w:rPr>
+          <w:color w:val="1F4E79" w:themeColor="accent1" w:themeShade="80"/>
+        </w:rPr>
+      </w:pPr>
+      <w:r>
+        <w:rPr>
+          <w:color w:val="1F4E79" w:themeColor="accent1" w:themeShade="80"/>
+        </w:rPr>
+        <w:t>Study</w:t>
+      </w:r>
+      <w:r>
+        <w:rPr>
+          <w:color w:val="1F4E79" w:themeColor="accent1" w:themeShade="80"/>
+        </w:rPr>
+        <w:t xml:space="preserve"> (</w:t>
+      </w:r>
+      <w:r>
+        <w:rPr>
+          <w:color w:val="1F4E79" w:themeColor="accent1" w:themeShade="80"/>
+        </w:rPr>
+        <w:t>{{</w:t>
+      </w:r>
+      <w:proofErr w:type="spellStart"/>
+      <w:proofErr w:type="gramStart"/>
+      <w:r>
+        <w:rPr>
+          <w:color w:val="1F4E79" w:themeColor="accent1" w:themeShade="80"/>
+        </w:rPr>
+        <w:t>study.title</w:t>
+      </w:r>
+      <w:proofErr w:type="spellEnd"/>
+      <w:proofErr w:type="gramEnd"/>
+      <w:r>
+        <w:rPr>
+          <w:color w:val="1F4E79" w:themeColor="accent1" w:themeShade="80"/>
+        </w:rPr>
+        <w:t>}}</w:t>
+      </w:r>
+      <w:r>
+        <w:rPr>
+          <w:color w:val="1F4E79" w:themeColor="accent1" w:themeShade="80"/>
+        </w:rPr>
+        <w:t>)</w:t>
+      </w:r>
+    </w:p>
+    <w:tbl>
+      <w:tblPr>
+        <w:tblStyle w:val="TableGrid"/>
+        <w:tblW w:w="5000" w:type="pct"/>
+        <w:tblBorders>
+          <w:top w:val="single" w:sz="6" w:space="0" w:color="B8B8B8"/>
+          <w:left w:val="single" w:sz="6" w:space="0" w:color="B8B8B8"/>
+          <w:bottom w:val="single" w:sz="6" w:space="0" w:color="B8B8B8"/>
+          <w:right w:val="single" w:sz="6" w:space="0" w:color="B8B8B8"/>
+          <w:insideH w:val="single" w:sz="6" w:space="0" w:color="B8B8B8"/>
+          <w:insideV w:val="single" w:sz="6" w:space="0" w:color="B8B8B8"/>
+        </w:tblBorders>
+        <w:tblLayout w:type="fixed"/>
+        <w:tblLook w:val="04A0" w:firstRow="1" w:lastRow="0" w:firstColumn="1" w:lastColumn="0" w:noHBand="0" w:noVBand="1"/>
+      </w:tblPr>
+      <w:tblGrid>
+        <w:gridCol w:w="1975"/>
+        <w:gridCol w:w="3033"/>
+        <w:gridCol w:w="1966"/>
+        <w:gridCol w:w="3234"/>
+      </w:tblGrid>
+      <w:tr>
+        <w:tc>
+          <w:tcPr>
+            <w:tcW w:w="1978" w:type="dxa"/>
+            <w:shd w:val="clear" w:color="auto" w:fill="E7E6E6" w:themeFill="background2"/>
+            <w:tcMar>
+              <w:top w:w="30" w:type="dxa"/>
+              <w:left w:w="70" w:type="dxa"/>
+              <w:bottom w:w="30" w:type="dxa"/>
+              <w:right w:w="70" w:type="dxa"/>
+            </w:tcMar>
+          </w:tcPr>
+          <w:p>
+            <w:r>
+              <w:rPr>
+                <w:b/>
+                <w:sz w:val="18"/>
+              </w:rPr>
+              <w:t>Description</w:t>
+            </w:r>
+          </w:p>
+        </w:tc>
+        <w:tc>
+          <w:tcPr>
+            <w:tcW w:w="8246" w:type="dxa"/>
+            <w:gridSpan w:val="3"/>
+            <w:tcMar>
+              <w:top w:w="30" w:type="dxa"/>
+              <w:left w:w="70" w:type="dxa"/>
+              <w:bottom w:w="30" w:type="dxa"/>
+              <w:right w:w="70" w:type="dxa"/>
+            </w:tcMar>
+          </w:tcPr>
+          <w:p>
+            <w:r>
+              <w:rPr>
+                <w:sz w:val="18"/>
+              </w:rPr>
+              <w:t>{{</w:t>
+            </w:r>
+            <w:proofErr w:type="spellStart"/>
+            <w:proofErr w:type="gramStart"/>
+            <w:r>
+              <w:rPr>
+                <w:sz w:val="18"/>
+              </w:rPr>
+              <w:t>study.description</w:t>
+            </w:r>
+            <w:proofErr w:type="spellEnd"/>
+            <w:proofErr w:type="gramEnd"/>
+            <w:r>
+              <w:rPr>
+                <w:sz w:val="18"/>
+              </w:rPr>
+              <w:t>}}</w:t>
+            </w:r>
+          </w:p>
+        </w:tc>
+      </w:tr>
+      <w:tr>
+        <w:tc>
+          <w:tcPr>
+            <w:tcW w:w="1978" w:type="dxa"/>
+            <w:shd w:val="clear" w:color="auto" w:fill="E7E6E6" w:themeFill="background2"/>
+            <w:tcMar>
+              <w:top w:w="30" w:type="dxa"/>
+              <w:left w:w="70" w:type="dxa"/>
+              <w:bottom w:w="30" w:type="dxa"/>
+              <w:right w:w="70" w:type="dxa"/>
+            </w:tcMar>
+          </w:tcPr>
+          <w:p>
+            <w:r>
+              <w:rPr>
+                <w:b/>
+                <w:sz w:val="18"/>
+              </w:rPr>
+              <w:t>Study Type</w:t>
+            </w:r>
+            <w:r>
+              <w:rPr>
+                <w:b/>
+                <w:sz w:val="18"/>
+              </w:rPr>
+              <w:t>(s)</w:t>
+            </w:r>
+          </w:p>
+        </w:tc>
+        <w:tc>
+          <w:tcPr>
+            <w:tcW w:w="3038" w:type="dxa"/>
+            <w:tcMar>
+              <w:top w:w="30" w:type="dxa"/>
+              <w:left w:w="70" w:type="dxa"/>
+              <w:bottom w:w="30" w:type="dxa"/>
+              <w:right w:w="70" w:type="dxa"/>
+            </w:tcMar>
+          </w:tcPr>
+          <w:p>
+            <w:r>
+              <w:rPr>
+                <w:sz w:val="18"/>
+              </w:rPr>
+              <w:t>{{</w:t>
+            </w:r>
+            <w:proofErr w:type="spellStart"/>
+            <w:proofErr w:type="gramStart"/>
+            <w:r>
+              <w:rPr>
+                <w:sz w:val="18"/>
+              </w:rPr>
+              <w:t>study.study</w:t>
+            </w:r>
+            <w:proofErr w:type="gramEnd"/>
+            <w:r>
+              <w:rPr>
+                <w:sz w:val="18"/>
+              </w:rPr>
+              <w:t>_types</w:t>
+            </w:r>
+            <w:proofErr w:type="spellEnd"/>
+            <w:r>
+              <w:rPr>
+                <w:sz w:val="18"/>
+              </w:rPr>
+              <w:t>}}</w:t>
+            </w:r>
+          </w:p>
+        </w:tc>
+        <w:tc>
+          <w:tcPr>
+            <w:tcW w:w="1969" w:type="dxa"/>
+            <w:shd w:val="clear" w:color="auto" w:fill="E7E6E6" w:themeFill="background2"/>
+            <w:tcMar>
+              <w:top w:w="30" w:type="dxa"/>
+              <w:left w:w="70" w:type="dxa"/>
+              <w:bottom w:w="30" w:type="dxa"/>
+              <w:right w:w="70" w:type="dxa"/>
+            </w:tcMar>
+          </w:tcPr>
+          <w:p>
+            <w:r>
+              <w:rPr>
+                <w:b/>
+                <w:sz w:val="18"/>
+              </w:rPr>
+              <w:t>Multi-centre Study</w:t>
+            </w:r>
+          </w:p>
+        </w:tc>
+        <w:tc>
+          <w:tcPr>
+            <w:tcW w:w="3239" w:type="dxa"/>
+            <w:tcMar>
+              <w:top w:w="30" w:type="dxa"/>
+              <w:left w:w="70" w:type="dxa"/>
+              <w:bottom w:w="30" w:type="dxa"/>
+              <w:right w:w="70" w:type="dxa"/>
+            </w:tcMar>
+          </w:tcPr>
+          <w:p>
+            <w:r>
+              <w:rPr>
+                <w:sz w:val="18"/>
+              </w:rPr>
+              <w:t>{{</w:t>
+            </w:r>
+            <w:proofErr w:type="spellStart"/>
+            <w:proofErr w:type="gramStart"/>
+            <w:r>
+              <w:rPr>
+                <w:sz w:val="18"/>
+              </w:rPr>
+              <w:t>study.multi</w:t>
+            </w:r>
+            <w:proofErr w:type="gramEnd"/>
+            <w:r>
+              <w:rPr>
+                <w:sz w:val="18"/>
+              </w:rPr>
+              <w:t>_center_study</w:t>
+            </w:r>
+            <w:proofErr w:type="spellEnd"/>
+            <w:r>
+              <w:rPr>
+                <w:sz w:val="18"/>
+              </w:rPr>
+              <w:t>}}</w:t>
+            </w:r>
+          </w:p>
+        </w:tc>
+      </w:tr>
+      <w:tr>
+        <w:tc>
+          <w:tcPr>
+            <w:tcW w:w="1978" w:type="dxa"/>
+            <w:shd w:val="clear" w:color="auto" w:fill="E7E6E6" w:themeFill="background2"/>
+            <w:tcMar>
+              <w:top w:w="30" w:type="dxa"/>
+              <w:left w:w="70" w:type="dxa"/>
+              <w:bottom w:w="30" w:type="dxa"/>
+              <w:right w:w="70" w:type="dxa"/>
+            </w:tcMar>
+          </w:tcPr>
+          <w:p>
+            <w:pPr>
+              <w:rPr>
+                <w:b/>
+                <w:bCs/>
+                <w:sz w:val="18"/>
+                <w:szCs w:val="18"/>
+              </w:rPr>
+            </w:pPr>
+            <w:r>
+              <w:rPr>
+                <w:b/>
+                <w:bCs/>
+                <w:sz w:val="18"/>
+                <w:szCs w:val="18"/>
+              </w:rPr>
+              <w:t>External IDs</w:t>
+            </w:r>
+          </w:p>
+        </w:tc>
+        <w:tc>
+          <w:tcPr>
+            <w:tcW w:w="3038" w:type="dxa"/>
+            <w:tcMar>
+              <w:top w:w="30" w:type="dxa"/>
+              <w:left w:w="70" w:type="dxa"/>
+              <w:bottom w:w="30" w:type="dxa"/>
+              <w:right w:w="70" w:type="dxa"/>
+            </w:tcMar>
+          </w:tcPr>
+          <w:p>
+            <w:r>
+              <w:rPr>
+                <w:sz w:val="18"/>
+              </w:rPr>
+              <w:t>{{</w:t>
+            </w:r>
+            <w:proofErr w:type="spellStart"/>
+            <w:proofErr w:type="gramStart"/>
+            <w:r>
+              <w:rPr>
+                <w:sz w:val="18"/>
+              </w:rPr>
+              <w:t>study.</w:t>
+            </w:r>
+            <w:r>
+              <w:rPr>
+                <w:sz w:val="18"/>
+              </w:rPr>
+              <w:t>external</w:t>
+            </w:r>
+            <w:proofErr w:type="gramEnd"/>
+            <w:r>
+              <w:rPr>
+                <w:sz w:val="18"/>
+              </w:rPr>
+              <w:t>_id</w:t>
+            </w:r>
+            <w:proofErr w:type="spellEnd"/>
+            <w:r>
+              <w:rPr>
+                <w:sz w:val="18"/>
+              </w:rPr>
+              <w:t>}}</w:t>
+            </w:r>
+          </w:p>
+        </w:tc>
+        <w:tc>
+          <w:tcPr>
+            <w:tcW w:w="1969" w:type="dxa"/>
+            <w:shd w:val="clear" w:color="auto" w:fill="E7E6E6" w:themeFill="background2"/>
+            <w:tcMar>
+              <w:top w:w="30" w:type="dxa"/>
+              <w:left w:w="70" w:type="dxa"/>
+              <w:bottom w:w="30" w:type="dxa"/>
+              <w:right w:w="70" w:type="dxa"/>
+            </w:tcMar>
+          </w:tcPr>
+          <w:p>
+            <w:r>
+              <w:rPr>
+                <w:b/>
+                <w:sz w:val="18"/>
+              </w:rPr>
+              <w:t>Diseases</w:t>
+            </w:r>
+          </w:p>
+        </w:tc>
+        <w:tc>
+          <w:tcPr>
+            <w:tcW w:w="3239" w:type="dxa"/>
+            <w:tcMar>
+              <w:top w:w="30" w:type="dxa"/>
+              <w:left w:w="70" w:type="dxa"/>
+              <w:bottom w:w="30" w:type="dxa"/>
+              <w:right w:w="70" w:type="dxa"/>
+            </w:tcMar>
+          </w:tcPr>
+          <w:p>
+            <w:r>
+              <w:rPr>
+                <w:sz w:val="18"/>
+              </w:rPr>
+              <w:t>{{</w:t>
+            </w:r>
+            <w:proofErr w:type="spellStart"/>
+            <w:proofErr w:type="gramStart"/>
+            <w:r>
+              <w:rPr>
+                <w:sz w:val="18"/>
+              </w:rPr>
+              <w:t>study.diseases</w:t>
+            </w:r>
+            <w:proofErr w:type="gramEnd"/>
+            <w:r>
+              <w:rPr>
+                <w:sz w:val="18"/>
+              </w:rPr>
+              <w:t>_json</w:t>
+            </w:r>
+            <w:proofErr w:type="spellEnd"/>
+            <w:r>
+              <w:rPr>
+                <w:sz w:val="18"/>
+              </w:rPr>
+              <w:t>}}</w:t>
+            </w:r>
+          </w:p>
+        </w:tc>
+      </w:tr>
+      <w:tr>
+        <w:tc>
+          <w:tcPr>
+            <w:tcW w:w="1978" w:type="dxa"/>
+            <w:shd w:val="clear" w:color="auto" w:fill="E7E6E6" w:themeFill="background2"/>
+            <w:tcMar>
+              <w:top w:w="30" w:type="dxa"/>
+              <w:left w:w="70" w:type="dxa"/>
+              <w:bottom w:w="30" w:type="dxa"/>
+              <w:right w:w="70" w:type="dxa"/>
+            </w:tcMar>
+          </w:tcPr>
+          <w:p>
+            <w:r>
+              <w:rPr>
+                <w:b/>
+                <w:sz w:val="18"/>
+              </w:rPr>
+              <w:t>Number of Subjects</w:t>
+            </w:r>
+          </w:p>
+        </w:tc>
+        <w:tc>
+          <w:tcPr>
+            <w:tcW w:w="3038" w:type="dxa"/>
+            <w:tcMar>
+              <w:top w:w="30" w:type="dxa"/>
+              <w:left w:w="70" w:type="dxa"/>
+              <w:bottom w:w="30" w:type="dxa"/>
+              <w:right w:w="70" w:type="dxa"/>
+            </w:tcMar>
+          </w:tcPr>
+          <w:p>
+            <w:r>
+              <w:rPr>
+                <w:sz w:val="18"/>
+              </w:rPr>
+              <w:t>{{</w:t>
+            </w:r>
+            <w:proofErr w:type="spellStart"/>
+            <w:proofErr w:type="gramStart"/>
+            <w:r>
+              <w:rPr>
+                <w:sz w:val="18"/>
+              </w:rPr>
+              <w:t>study.number</w:t>
+            </w:r>
+            <w:proofErr w:type="gramEnd"/>
+            <w:r>
+              <w:rPr>
+                <w:sz w:val="18"/>
+              </w:rPr>
+              <w:t>_of_subjects</w:t>
+            </w:r>
+            <w:proofErr w:type="spellEnd"/>
+            <w:r>
+              <w:rPr>
+                <w:sz w:val="18"/>
+              </w:rPr>
+              <w:t>}}</w:t>
+            </w:r>
+          </w:p>
+        </w:tc>
+        <w:tc>
+          <w:tcPr>
+            <w:tcW w:w="1969" w:type="dxa"/>
+            <w:shd w:val="clear" w:color="auto" w:fill="E7E6E6" w:themeFill="background2"/>
+            <w:tcMar>
+              <w:top w:w="30" w:type="dxa"/>
+              <w:left w:w="70" w:type="dxa"/>
+              <w:bottom w:w="30" w:type="dxa"/>
+              <w:right w:w="70" w:type="dxa"/>
+            </w:tcMar>
+          </w:tcPr>
+          <w:p>
+            <w:r>
+              <w:rPr>
+                <w:b/>
+                <w:sz w:val="18"/>
+              </w:rPr>
+              <w:t>Species</w:t>
+            </w:r>
+          </w:p>
+        </w:tc>
+        <w:tc>
+          <w:tcPr>
+            <w:tcW w:w="3239" w:type="dxa"/>
+            <w:tcMar>
+              <w:top w:w="30" w:type="dxa"/>
+              <w:left w:w="70" w:type="dxa"/>
+              <w:bottom w:w="30" w:type="dxa"/>
+              <w:right w:w="70" w:type="dxa"/>
+            </w:tcMar>
+          </w:tcPr>
+          <w:p>
+            <w:r>
+              <w:rPr>
+                <w:sz w:val="18"/>
+              </w:rPr>
+              <w:t xml:space="preserve">{{study. </w:t>
+            </w:r>
+            <w:proofErr w:type="spellStart"/>
+            <w:r>
+              <w:rPr>
+                <w:sz w:val="18"/>
+              </w:rPr>
+              <w:t>species_json</w:t>
+            </w:r>
+            <w:proofErr w:type="spellEnd"/>
+            <w:r>
+              <w:rPr>
+                <w:sz w:val="18"/>
+              </w:rPr>
+              <w:t>}}</w:t>
+            </w:r>
+          </w:p>
+        </w:tc>
+      </w:tr>
+      <w:tr>
+        <w:tc>
+          <w:tcPr>
+            <w:tcW w:w="1978" w:type="dxa"/>
+            <w:shd w:val="clear" w:color="auto" w:fill="E7E6E6" w:themeFill="background2"/>
+            <w:tcMar>
+              <w:top w:w="30" w:type="dxa"/>
+              <w:left w:w="70" w:type="dxa"/>
+              <w:bottom w:w="30" w:type="dxa"/>
+              <w:right w:w="70" w:type="dxa"/>
+            </w:tcMar>
+          </w:tcPr>
+          <w:p>
+            <w:r>
+              <w:rPr>
+                <w:b/>
+                <w:sz w:val="18"/>
+              </w:rPr>
+              <w:t>Sample Sources</w:t>
+            </w:r>
+          </w:p>
+        </w:tc>
+        <w:tc>
+          <w:tcPr>
+            <w:tcW w:w="3038" w:type="dxa"/>
+            <w:tcMar>
+              <w:top w:w="30" w:type="dxa"/>
+              <w:left w:w="70" w:type="dxa"/>
+              <w:bottom w:w="30" w:type="dxa"/>
+              <w:right w:w="70" w:type="dxa"/>
+            </w:tcMar>
+          </w:tcPr>
+          <w:p>
+            <w:r>
+              <w:rPr>
+                <w:sz w:val="18"/>
+              </w:rPr>
+              <w:t>{{</w:t>
+            </w:r>
+            <w:proofErr w:type="spellStart"/>
+            <w:r>
+              <w:rPr>
+                <w:sz w:val="18"/>
+              </w:rPr>
+              <w:t>study.sample_sources_json</w:t>
+            </w:r>
+            <w:proofErr w:type="spellEnd"/>
+            <w:r>
+              <w:rPr>
+                <w:sz w:val="18"/>
+              </w:rPr>
+              <w:t>}}</w:t>
+            </w:r>
+          </w:p>
+        </w:tc>
+        <w:tc>
+          <w:tcPr>
+            <w:tcW w:w="1969" w:type="dxa"/>
+            <w:shd w:val="clear" w:color="auto" w:fill="E7E6E6" w:themeFill="background2"/>
+            <w:tcMar>
+              <w:top w:w="30" w:type="dxa"/>
+              <w:left w:w="70" w:type="dxa"/>
+              <w:bottom w:w="30" w:type="dxa"/>
+              <w:right w:w="70" w:type="dxa"/>
+            </w:tcMar>
+          </w:tcPr>
+          <w:p>
+            <w:r>
+              <w:rPr>
+                <w:b/>
+                <w:sz w:val="18"/>
+              </w:rPr>
+              <w:t>Consent Obtained</w:t>
+            </w:r>
+          </w:p>
+        </w:tc>
+        <w:tc>
+          <w:tcPr>
+            <w:tcW w:w="3239" w:type="dxa"/>
+            <w:tcMar>
+              <w:top w:w="30" w:type="dxa"/>
+              <w:left w:w="70" w:type="dxa"/>
+              <w:bottom w:w="30" w:type="dxa"/>
+              <w:right w:w="70" w:type="dxa"/>
+            </w:tcMar>
+          </w:tcPr>
+          <w:p>
+            <w:r>
+              <w:rPr>
+                <w:sz w:val="18"/>
+              </w:rPr>
+              <w:t>{{</w:t>
+            </w:r>
+            <w:proofErr w:type="spellStart"/>
+            <w:proofErr w:type="gramStart"/>
+            <w:r>
+              <w:rPr>
+                <w:sz w:val="18"/>
+              </w:rPr>
+              <w:t>study.informed</w:t>
+            </w:r>
+            <w:proofErr w:type="gramEnd"/>
+            <w:r>
+              <w:rPr>
+                <w:sz w:val="18"/>
+              </w:rPr>
+              <w:t>_consent_given</w:t>
+            </w:r>
+            <w:proofErr w:type="spellEnd"/>
+            <w:r>
+              <w:rPr>
+                <w:sz w:val="18"/>
+              </w:rPr>
+              <w:t>}}</w:t>
+            </w:r>
+          </w:p>
+        </w:tc>
+      </w:tr>
+      <w:tr>
+        <w:tc>
+          <w:tcPr>
+            <w:tcW w:w="1978" w:type="dxa"/>
+            <w:shd w:val="clear" w:color="auto" w:fill="E7E6E6" w:themeFill="background2"/>
+            <w:tcMar>
+              <w:top w:w="30" w:type="dxa"/>
+              <w:left w:w="70" w:type="dxa"/>
+              <w:bottom w:w="30" w:type="dxa"/>
+              <w:right w:w="70" w:type="dxa"/>
+            </w:tcMar>
+          </w:tcPr>
+          <w:p>
+            <w:r>
+              <w:rPr>
+                <w:b/>
+                <w:sz w:val="18"/>
+              </w:rPr>
+              <w:t>Ethics Approval</w:t>
+            </w:r>
+          </w:p>
+        </w:tc>
+        <w:tc>
+          <w:tcPr>
+            <w:tcW w:w="3038" w:type="dxa"/>
+            <w:tcMar>
+              <w:top w:w="30" w:type="dxa"/>
+              <w:left w:w="70" w:type="dxa"/>
+              <w:bottom w:w="30" w:type="dxa"/>
+              <w:right w:w="70" w:type="dxa"/>
+            </w:tcMar>
+          </w:tcPr>
+          <w:p>
+            <w:r>
+              <w:rPr>
+                <w:sz w:val="18"/>
+              </w:rPr>
+              <w:t>{{</w:t>
+            </w:r>
+            <w:proofErr w:type="spellStart"/>
+            <w:proofErr w:type="gramStart"/>
+            <w:r>
+              <w:rPr>
+                <w:sz w:val="18"/>
+              </w:rPr>
+              <w:t>study.ethics</w:t>
+            </w:r>
+            <w:proofErr w:type="gramEnd"/>
+            <w:r>
+              <w:rPr>
+                <w:sz w:val="18"/>
+              </w:rPr>
+              <w:t>_approval_exists</w:t>
+            </w:r>
+            <w:proofErr w:type="spellEnd"/>
+            <w:r>
+              <w:rPr>
+                <w:sz w:val="18"/>
+              </w:rPr>
+              <w:t>}}</w:t>
+            </w:r>
+          </w:p>
+        </w:tc>
+        <w:tc>
+          <w:tcPr>
+            <w:tcW w:w="1969" w:type="dxa"/>
+            <w:shd w:val="clear" w:color="auto" w:fill="E7E6E6" w:themeFill="background2"/>
+            <w:tcMar>
+              <w:top w:w="30" w:type="dxa"/>
+              <w:left w:w="70" w:type="dxa"/>
+              <w:bottom w:w="30" w:type="dxa"/>
+              <w:right w:w="70" w:type="dxa"/>
+            </w:tcMar>
+          </w:tcPr>
+          <w:p>
+            <w:r>
+              <w:rPr>
+                <w:b/>
+                <w:sz w:val="18"/>
+              </w:rPr>
+              <w:t>Ethics Approval No.</w:t>
+            </w:r>
+          </w:p>
+        </w:tc>
+        <w:tc>
+          <w:tcPr>
+            <w:tcW w:w="3239" w:type="dxa"/>
+            <w:tcMar>
+              <w:top w:w="30" w:type="dxa"/>
+              <w:left w:w="70" w:type="dxa"/>
+              <w:bottom w:w="30" w:type="dxa"/>
+              <w:right w:w="70" w:type="dxa"/>
+            </w:tcMar>
+          </w:tcPr>
+          <w:p>
+            <w:r>
+              <w:rPr>
+                <w:sz w:val="18"/>
+              </w:rPr>
+              <w:t>{{</w:t>
+            </w:r>
+            <w:proofErr w:type="spellStart"/>
+            <w:proofErr w:type="gramStart"/>
+            <w:r>
+              <w:rPr>
+                <w:sz w:val="18"/>
+              </w:rPr>
+              <w:t>study.ethics</w:t>
+            </w:r>
+            <w:proofErr w:type="gramEnd"/>
+            <w:r>
+              <w:rPr>
+                <w:sz w:val="18"/>
+              </w:rPr>
+              <w:t>_approval_no</w:t>
+            </w:r>
+            <w:proofErr w:type="spellEnd"/>
+            <w:r>
+              <w:rPr>
+                <w:sz w:val="18"/>
+              </w:rPr>
+              <w:t>}}</w:t>
+            </w:r>
+          </w:p>
+        </w:tc>
+      </w:tr>
+    </w:tbl>
+    <w:p>
+      <w:pPr>
+        <w:pStyle w:val="Heading2"/>
+        <w:ind w:firstLine="720"/>
+        <w:rPr>
+          <w:color w:val="1F4E79" w:themeColor="accent1" w:themeShade="80"/>
+        </w:rPr>
+      </w:pPr>
+      <w:r>
+        <w:rPr>
+          <w:color w:val="1F4E79" w:themeColor="accent1" w:themeShade="80"/>
+        </w:rPr>
+        <w:t>Datasets</w:t>
       </w:r>
     </w:p>
     <w:p>
       <w:r>
-        <w:rPr>
-          <w:rFonts w:ascii="Arial" w:hAnsi="Arial" w:cs="Arial"/>
-          <w:b/>
-          <w:bCs/>
-          <w:caps/>
-          <w:sz w:val="20"/>
-        </w:rPr>
-        <w:t>Data Information SHEET (DISH)</w:t>
+        <w:t xml:space="preserve">{%p for dataset in </w:t>
+      </w:r>
+      <w:proofErr w:type="spellStart"/>
+      <w:proofErr w:type="gramStart"/>
+      <w:r>
+        <w:t>study.</w:t>
+      </w:r>
+      <w:r>
+        <w:t>datasets</w:t>
+      </w:r>
+      <w:proofErr w:type="spellEnd"/>
+      <w:proofErr w:type="gramEnd"/>
+      <w:r>
+        <w:t xml:space="preserve"> %}</w:t>
       </w:r>
     </w:p>
     <w:p>
+      <w:pPr>
+        <w:pStyle w:val="Heading3"/>
+        <w:rPr>
+          <w:color w:val="2F5496" w:themeColor="accent5" w:themeShade="BF"/>
+          <w:lang w:val="en-US"/>
+        </w:rPr>
+      </w:pPr>
+      <w:proofErr w:type="gramStart"/>
       <w:r>
         <w:rPr>
-          <w:rStyle w:val="NumberingSymbols"/>
+          <w:color w:val="2F5496" w:themeColor="accent5" w:themeShade="BF"/>
         </w:rPr>
-        <w:t>{%p if not finalised_on %}</w:t>
+        <w:t xml:space="preserve">{{ </w:t>
       </w:r>
-    </w:p>
-    <w:p>
-      <w:pPr>
-        <w:rPr>
-          <w:rStyle w:val="NumberingSymbols"/>
-          <w:color w:val="FF0000"/>
-        </w:rPr>
-      </w:pPr>
+      <w:proofErr w:type="spellStart"/>
       <w:r>
         <w:rPr>
-          <w:rStyle w:val="NumberingSymbols"/>
-          <w:color w:val="FF0000"/>
+          <w:color w:val="2F5496" w:themeColor="accent5" w:themeShade="BF"/>
         </w:rPr>
-        <w:t>! Warning: The submission {{ ref_name }} is not finalized – some information may be missing or under review !</w:t>
+        <w:t>dataset</w:t>
       </w:r>
-    </w:p>
-    <w:p>
-      <w:pPr>
-        <w:rPr>
-          <w:rStyle w:val="NumberingSymbols"/>
-        </w:rPr>
-      </w:pPr>
+      <w:proofErr w:type="gramEnd"/>
       <w:r>
         <w:rPr>
-          <w:rStyle w:val="NumberingSymbols"/>
+          <w:color w:val="2F5496" w:themeColor="accent5" w:themeShade="BF"/>
         </w:rPr>
-        <w:t>{%p endif %}</w:t>
-      </w:r>
-    </w:p>
-    <w:p>
-      <w:pPr>
-        <w:rPr>
-          <w:rStyle w:val="NumberingSymbols"/>
-        </w:rPr>
-      </w:pPr>
-      <w:r>
-        <w:rPr>
-          <w:rStyle w:val="NumberingSymbols"/>
-        </w:rPr>
-        <w:t>To comply with ethical and legal requirements for fair processin</w:t>
-      </w:r>
-      <w:bookmarkStart w:id="0" w:name="_GoBack1"/>
-      <w:bookmarkEnd w:id="0"/>
-      <w:r>
-        <w:rPr>
-          <w:rStyle w:val="NumberingSymbols"/>
-        </w:rPr>
-        <w:t>g of personal data, UL/LCSB needs to record information on data subjects, cohort details and contacts for any Personal Data submitted to the Luxembourg ELIXIR platform. This is the purpose of this annex.</w:t>
-      </w:r>
-    </w:p>
-    <w:p>
-      <w:pPr>
-        <w:rPr>
-          <w:rFonts w:cstheme="minorHAnsi"/>
-        </w:rPr>
-      </w:pPr>
-    </w:p>
-    <w:p>
-      <w:pPr>
-        <w:pStyle w:val="Heading1"/>
-        <w:numPr>
-          <w:ilvl w:val="0"/>
-          <w:numId w:val="3"/>
-        </w:numPr>
-      </w:pPr>
-      <w:r>
-        <w:rPr>
-          <w:rFonts w:ascii="Arial" w:hAnsi="Arial"/>
-          <w:sz w:val="24"/>
-          <w:szCs w:val="24"/>
-        </w:rPr>
-        <w:t>{{ submitting_institution_name }}</w:t>
-      </w:r>
-    </w:p>
-    <w:p>
-      <w:r>
-        <w:t>{{ submitting_institution_name }} (hereinafter “</w:t>
+        <w:t>.</w:t>
       </w:r>
       <w:r>
         <w:rPr>
-          <w:b/>
+          <w:color w:val="2F5496" w:themeColor="accent5" w:themeShade="BF"/>
         </w:rPr>
-        <w:t>Data Provider</w:t>
-      </w:r>
-      <w:r>
-        <w:t>”), with its offices established at {{submitting_institution_address}}, legally represented by {{ (data_providers | first)[‘first_name’] }} {{ (data_providers | first)[‘last_name’] | upper }}, transfers the data to {{ local_custodians | join(‘ and ’) }} at {{ submission_scope_label }}.</w:t>
-      </w:r>
-    </w:p>
-    <w:p>
-      <w:r>
-        <w:t xml:space="preserve">The Data is submitted under the reference title </w:t>
+        <w:t>dataset</w:t>
       </w:r>
       <w:r>
         <w:rPr>
-          <w:b/>
+          <w:color w:val="2F5496" w:themeColor="accent5" w:themeShade="BF"/>
         </w:rPr>
-        <w:t>“{{ title }}”</w:t>
+        <w:t>_id</w:t>
       </w:r>
+      <w:proofErr w:type="spellEnd"/>
       <w:r>
-        <w:t xml:space="preserve"> in the context of the project </w:t>
+        <w:rPr>
+          <w:color w:val="2F5496" w:themeColor="accent5" w:themeShade="BF"/>
+        </w:rPr>
+        <w:t xml:space="preserve"> or '</w:t>
+      </w:r>
+      <w:proofErr w:type="gramStart"/>
+      <w:r>
+        <w:rPr>
+          <w:color w:val="2F5496" w:themeColor="accent5" w:themeShade="BF"/>
+        </w:rPr>
+        <w:t>' }</w:t>
+      </w:r>
+      <w:proofErr w:type="gramEnd"/>
+      <w:r>
+        <w:rPr>
+          <w:color w:val="2F5496" w:themeColor="accent5" w:themeShade="BF"/>
+        </w:rPr>
+        <w:t>}</w:t>
       </w:r>
       <w:r>
         <w:rPr>
-          <w:b/>
+          <w:color w:val="2F5496" w:themeColor="accent5" w:themeShade="BF"/>
         </w:rPr>
-        <w:t>“</w:t>
+        <w:t xml:space="preserve"> </w:t>
       </w:r>
       <w:r>
         <w:rPr>
-          <w:b/>
-          <w:bCs/>
+          <w:color w:val="000000" w:themeColor="text1"/>
         </w:rPr>
-        <w:t>{{ local_project }}”</w:t>
-      </w:r>
-      <w:r>
-        <w:t>.</w:t>
-      </w:r>
-    </w:p>
-    <w:p>
-      <w:pPr>
-        <w:rPr>
-          <w:rFonts w:cstheme="minorHAnsi"/>
-        </w:rPr>
-      </w:pPr>
-    </w:p>
-    <w:p>
-      <w:r>
-        <w:t>The Data Provider appoints the following contacts for this submission:</w:t>
-      </w:r>
-    </w:p>
-    <w:p>
-      <w:r>
-        <w:t>{%p for provider in data_providers %}</w:t>
-      </w:r>
-    </w:p>
-    <w:p>
-      <w:pPr>
-        <w:pStyle w:val="ListParagraph"/>
-        <w:numPr>
-          <w:ilvl w:val="0"/>
-          <w:numId w:val="5"/>
-        </w:numPr>
-      </w:pPr>
-      <w:r>
-        <w:t xml:space="preserve">{%r if </w:t>
+        <w:t xml:space="preserve">— </w:t>
       </w:r>
       <w:r>
         <w:rPr>
-          <w:rStyle w:val="Quotation"/>
-          <w:rFonts w:cstheme="minorHAnsi"/>
+          <w:color w:val="2F5496" w:themeColor="accent5" w:themeShade="BF"/>
         </w:rPr>
-        <w:t>loop.first %}</w:t>
+        <w:t>{{</w:t>
       </w:r>
+      <w:proofErr w:type="spellStart"/>
+      <w:proofErr w:type="gramStart"/>
       <w:r>
         <w:rPr>
-          <w:rStyle w:val="Quotation"/>
-          <w:rFonts w:cstheme="minorHAnsi"/>
-          <w:b/>
-          <w:bCs/>
-          <w:i w:val="0"/>
-          <w:iCs w:val="0"/>
+          <w:color w:val="2F5496" w:themeColor="accent5" w:themeShade="BF"/>
         </w:rPr>
-        <w:t>Main contact:</w:t>
+        <w:t>dataset.title</w:t>
       </w:r>
+      <w:proofErr w:type="spellEnd"/>
+      <w:proofErr w:type="gramEnd"/>
       <w:r>
         <w:rPr>
-          <w:rStyle w:val="Quotation"/>
-          <w:rFonts w:cstheme="minorHAnsi"/>
+          <w:color w:val="2F5496" w:themeColor="accent5" w:themeShade="BF"/>
         </w:rPr>
-        <w:t xml:space="preserve"> {%r else %}Additional contact: {%r endif %}</w:t>
-      </w:r>
-      <w:r>
-        <w:t xml:space="preserve"> {{provider.first_name}} {{provider.last_name | upper}}; role: {{provider.role | replace(‘_’, ‘ ‘)}}; e-mail: {{provider.email}}</w:t>
+        <w:t>}}</w:t>
       </w:r>
     </w:p>
-    <w:p>
-      <w:r>
-        <w:t>{%p endfor %}</w:t>
-      </w:r>
-    </w:p>
-    <w:p/>
-    <w:p>
-      <w:r>
-        <w:t>The submission contains {{ studies | length }} study sheet{{ studies | pluralize }} and {{ datadecs | length }} data sheet{{ datadecs | pluralize }}{% if attachments | length == 0 %}.{% else %} as well as the following additional documents:</w:t>
-      </w:r>
-    </w:p>
-    <w:p>
-      <w:r>
-        <w:t>{%p for attachement in attachments %}</w:t>
-      </w:r>
-    </w:p>
-    <w:p>
-      <w:pPr>
-        <w:pStyle w:val="ListParagraph"/>
-        <w:numPr>
-          <w:ilvl w:val="0"/>
-          <w:numId w:val="4"/>
-        </w:numPr>
-      </w:pPr>
-      <w:r>
-        <w:t>{{ attachement.</w:t>
-      </w:r>
-      <w:r>
-        <w:t>files</w:t>
-      </w:r>
-      <w:r>
-        <w:t>[0][‘$ref’]</w:t>
-      </w:r>
-      <w:r>
-        <w:t xml:space="preserve"> }}</w:t>
-      </w:r>
-      <w:r>
-        <w:t xml:space="preserve"> – {{ attachement.description }}</w:t>
-      </w:r>
-    </w:p>
-    <w:p>
-      <w:r>
-        <w:t>{%p endfor %}</w:t>
-      </w:r>
-    </w:p>
-    <w:p>
-      <w:r>
-        <w:t>{% endif %}</w:t>
-      </w:r>
-    </w:p>
-    <w:p>
-      <w:r>
-        <w:t>{%p for study in studies %}</w:t>
-      </w:r>
-    </w:p>
-    <w:p>
-      <w:r>
-        <w:t>{% set study_index = loop.index %}</w:t>
-      </w:r>
-    </w:p>
-    <w:p>
-      <w:pPr>
-        <w:pStyle w:val="Heading2"/>
-        <w:numPr>
-          <w:ilvl w:val="1"/>
-          <w:numId w:val="2"/>
-        </w:numPr>
-      </w:pPr>
-      <w:bookmarkStart w:id="1" w:name="__RefHeading___Toc3178_3556411291"/>
-      <w:bookmarkEnd w:id="1"/>
-      <w:r>
-        <w:t>Studies</w:t>
-      </w:r>
-    </w:p>
-    <w:p>
-      <w:pPr>
-        <w:pStyle w:val="Heading3"/>
-      </w:pPr>
-      <w:r>
-        <w:t>Study {{ study_index}}: {{ study.title }}</w:t>
-      </w:r>
-    </w:p>
-    <w:p>
-      <w:r>
-        <w:t>Description: {{ study.description }}</w:t>
-      </w:r>
-    </w:p>
-    <w:p>
-      <w:r>
-        <w:t xml:space="preserve">{% if study.website %} </w:t>
-      </w:r>
-      <w:r>
-        <w:t>Website: {{ study.website }}</w:t>
-      </w:r>
-      <w:r>
-        <w:t xml:space="preserve"> {% endif %}</w:t>
-      </w:r>
-    </w:p>
-    <w:p>
-      <w:r>
-        <w:t xml:space="preserve">{% if study.remarks %} </w:t>
-      </w:r>
-      <w:r>
-        <w:t>Remarks: {{ study.remarks }}</w:t>
-      </w:r>
-      <w:r>
-        <w:t xml:space="preserve"> {% endif %}</w:t>
-      </w:r>
-    </w:p>
-    <w:p/>
-    <w:p>
-      <w:r>
-        <w:lastRenderedPageBreak/>
-        <w:t>As for the study, the Data Provider hereby confirms that an ethics approval exists for the data collection as well as the data sharing for the purposes as foreseen in the Hosting and Processing Agreement under the ethics approval identifier {{ study.ethics_approval_no }}.</w:t>
-      </w:r>
-    </w:p>
-    <w:p>
-      <w:pPr>
-        <w:rPr>
-          <w:rFonts w:cstheme="minorHAnsi"/>
-        </w:rPr>
-      </w:pPr>
-    </w:p>
-    <w:p>
-      <w:r>
-        <w:t>{%p if study.study_types %}</w:t>
-      </w:r>
-    </w:p>
-    <w:p>
-      <w:r>
-        <w:t>As for Study 1, the characteristics are specified as follows: {{ study.study_types | join(‘, ‘) }}</w:t>
-      </w:r>
-    </w:p>
-    <w:p>
-      <w:r>
-        <w:t>{%p endif %}</w:t>
-      </w:r>
-    </w:p>
-    <w:p>
-      <w:r>
-        <w:t>As for Study 1, the Cohort owner contact(s) are:</w:t>
-      </w:r>
-    </w:p>
-    <w:p/>
     <w:tbl>
       <w:tblPr>
         <w:tblStyle w:val="TableGrid"/>
-        <w:tblW w:w="9349" w:type="dxa"/>
+        <w:tblW w:w="5000" w:type="pct"/>
+        <w:tblBorders>
+          <w:top w:val="single" w:sz="6" w:space="0" w:color="B8B8B8"/>
+          <w:left w:val="single" w:sz="6" w:space="0" w:color="B8B8B8"/>
+          <w:bottom w:val="single" w:sz="6" w:space="0" w:color="B8B8B8"/>
+          <w:right w:val="single" w:sz="6" w:space="0" w:color="B8B8B8"/>
+          <w:insideH w:val="single" w:sz="6" w:space="0" w:color="B8B8B8"/>
+          <w:insideV w:val="single" w:sz="6" w:space="0" w:color="B8B8B8"/>
+        </w:tblBorders>
+        <w:tblLayout w:type="fixed"/>
         <w:tblLook w:val="04A0" w:firstRow="1" w:lastRow="0" w:firstColumn="1" w:lastColumn="0" w:noHBand="0" w:noVBand="1"/>
       </w:tblPr>
       <w:tblGrid>
-        <w:gridCol w:w="1506"/>
-        <w:gridCol w:w="2068"/>
-        <w:gridCol w:w="2166"/>
-        <w:gridCol w:w="1545"/>
-        <w:gridCol w:w="2064"/>
+        <w:gridCol w:w="2414"/>
+        <w:gridCol w:w="1178"/>
+        <w:gridCol w:w="1490"/>
+        <w:gridCol w:w="2407"/>
+        <w:gridCol w:w="2719"/>
       </w:tblGrid>
       <w:tr>
         <w:tc>
           <w:tcPr>
-            <w:tcW w:w="1507" w:type="dxa"/>
-            <w:shd w:val="clear" w:color="auto" w:fill="auto"/>
-          </w:tcPr>
-          <w:p/>
-        </w:tc>
-        <w:tc>
-          <w:tcPr>
-            <w:tcW w:w="2068" w:type="dxa"/>
-            <w:shd w:val="clear" w:color="auto" w:fill="auto"/>
-          </w:tcPr>
-          <w:p>
-            <w:r>
-              <w:t>Contact name</w:t>
-            </w:r>
-          </w:p>
-        </w:tc>
-        <w:tc>
-          <w:tcPr>
-            <w:tcW w:w="2166" w:type="dxa"/>
-            <w:shd w:val="clear" w:color="auto" w:fill="auto"/>
-          </w:tcPr>
-          <w:p>
-            <w:r>
-              <w:t>Institution</w:t>
-            </w:r>
-          </w:p>
-        </w:tc>
-        <w:tc>
-          <w:tcPr>
-            <w:tcW w:w="1543" w:type="dxa"/>
-            <w:tcBorders>
-              <w:left w:val="nil"/>
-              <w:right w:val="nil"/>
-            </w:tcBorders>
-            <w:shd w:val="clear" w:color="auto" w:fill="auto"/>
-          </w:tcPr>
-          <w:p>
-            <w:r>
-              <w:t>E-Mail</w:t>
-            </w:r>
-          </w:p>
-        </w:tc>
-        <w:tc>
-          <w:tcPr>
-            <w:tcW w:w="2065" w:type="dxa"/>
-            <w:shd w:val="clear" w:color="auto" w:fill="auto"/>
-          </w:tcPr>
-          <w:p>
-            <w:r>
-              <w:t>Role</w:t>
+            <w:tcW w:w="2414" w:type="dxa"/>
+            <w:shd w:val="clear" w:color="auto" w:fill="E7E6E6" w:themeFill="background2"/>
+            <w:tcMar>
+              <w:top w:w="30" w:type="dxa"/>
+              <w:left w:w="70" w:type="dxa"/>
+              <w:bottom w:w="30" w:type="dxa"/>
+              <w:right w:w="70" w:type="dxa"/>
+            </w:tcMar>
+          </w:tcPr>
+          <w:p>
+            <w:r>
+              <w:rPr>
+                <w:b/>
+                <w:sz w:val="18"/>
+              </w:rPr>
+              <w:t>Description</w:t>
+            </w:r>
+          </w:p>
+        </w:tc>
+        <w:tc>
+          <w:tcPr>
+            <w:tcW w:w="7794" w:type="dxa"/>
+            <w:gridSpan w:val="4"/>
+            <w:tcMar>
+              <w:top w:w="30" w:type="dxa"/>
+              <w:left w:w="70" w:type="dxa"/>
+              <w:bottom w:w="30" w:type="dxa"/>
+              <w:right w:w="70" w:type="dxa"/>
+            </w:tcMar>
+          </w:tcPr>
+          <w:p>
+            <w:r>
+              <w:rPr>
+                <w:sz w:val="18"/>
+              </w:rPr>
+              <w:t>{{</w:t>
+            </w:r>
+            <w:proofErr w:type="spellStart"/>
+            <w:proofErr w:type="gramStart"/>
+            <w:r>
+              <w:rPr>
+                <w:sz w:val="18"/>
+              </w:rPr>
+              <w:t>dataset.description</w:t>
+            </w:r>
+            <w:proofErr w:type="spellEnd"/>
+            <w:proofErr w:type="gramEnd"/>
+            <w:r>
+              <w:rPr>
+                <w:sz w:val="18"/>
+              </w:rPr>
+              <w:t>}}</w:t>
             </w:r>
           </w:p>
         </w:tc>
@@ -424,13 +1766,132 @@
       <w:tr>
         <w:tc>
           <w:tcPr>
-            <w:tcW w:w="9349" w:type="dxa"/>
-            <w:gridSpan w:val="5"/>
-            <w:shd w:val="clear" w:color="auto" w:fill="auto"/>
-          </w:tcPr>
-          <w:p>
-            <w:r>
-              <w:t>{%tr for contact in study.contacts %}</w:t>
+            <w:tcW w:w="2414" w:type="dxa"/>
+            <w:shd w:val="clear" w:color="auto" w:fill="E7E6E6" w:themeFill="background2"/>
+            <w:tcMar>
+              <w:top w:w="30" w:type="dxa"/>
+              <w:left w:w="70" w:type="dxa"/>
+              <w:bottom w:w="30" w:type="dxa"/>
+              <w:right w:w="70" w:type="dxa"/>
+            </w:tcMar>
+          </w:tcPr>
+          <w:p>
+            <w:r>
+              <w:rPr>
+                <w:b/>
+                <w:sz w:val="18"/>
+              </w:rPr>
+              <w:t>External IDs</w:t>
+            </w:r>
+          </w:p>
+        </w:tc>
+        <w:tc>
+          <w:tcPr>
+            <w:tcW w:w="2668" w:type="dxa"/>
+            <w:gridSpan w:val="2"/>
+            <w:tcMar>
+              <w:top w:w="30" w:type="dxa"/>
+              <w:left w:w="70" w:type="dxa"/>
+              <w:bottom w:w="30" w:type="dxa"/>
+              <w:right w:w="70" w:type="dxa"/>
+            </w:tcMar>
+          </w:tcPr>
+          <w:p>
+            <w:r>
+              <w:rPr>
+                <w:sz w:val="18"/>
+              </w:rPr>
+              <w:t>{{</w:t>
+            </w:r>
+            <w:proofErr w:type="spellStart"/>
+            <w:proofErr w:type="gramStart"/>
+            <w:r>
+              <w:rPr>
+                <w:sz w:val="18"/>
+              </w:rPr>
+              <w:t>dataset.</w:t>
+            </w:r>
+            <w:r>
+              <w:rPr>
+                <w:sz w:val="18"/>
+              </w:rPr>
+              <w:t>external</w:t>
+            </w:r>
+            <w:proofErr w:type="gramEnd"/>
+            <w:r>
+              <w:rPr>
+                <w:sz w:val="18"/>
+              </w:rPr>
+              <w:t>_id</w:t>
+            </w:r>
+            <w:proofErr w:type="spellEnd"/>
+            <w:r>
+              <w:rPr>
+                <w:sz w:val="18"/>
+              </w:rPr>
+              <w:t>}}</w:t>
+            </w:r>
+          </w:p>
+        </w:tc>
+        <w:tc>
+          <w:tcPr>
+            <w:tcW w:w="2407" w:type="dxa"/>
+            <w:shd w:val="clear" w:color="auto" w:fill="E7E6E6" w:themeFill="background2"/>
+            <w:tcMar>
+              <w:top w:w="30" w:type="dxa"/>
+              <w:left w:w="70" w:type="dxa"/>
+              <w:bottom w:w="30" w:type="dxa"/>
+              <w:right w:w="70" w:type="dxa"/>
+            </w:tcMar>
+          </w:tcPr>
+          <w:p>
+            <w:r>
+              <w:rPr>
+                <w:b/>
+                <w:sz w:val="18"/>
+              </w:rPr>
+              <w:t>Size (bytes)</w:t>
+            </w:r>
+          </w:p>
+        </w:tc>
+        <w:tc>
+          <w:tcPr>
+            <w:tcW w:w="2719" w:type="dxa"/>
+            <w:tcMar>
+              <w:top w:w="30" w:type="dxa"/>
+              <w:left w:w="70" w:type="dxa"/>
+              <w:bottom w:w="30" w:type="dxa"/>
+              <w:right w:w="70" w:type="dxa"/>
+            </w:tcMar>
+          </w:tcPr>
+          <w:p>
+            <w:r>
+              <w:rPr>
+                <w:sz w:val="18"/>
+              </w:rPr>
+              <w:t>{{</w:t>
+            </w:r>
+            <w:proofErr w:type="spellStart"/>
+            <w:proofErr w:type="gramStart"/>
+            <w:r>
+              <w:rPr>
+                <w:sz w:val="18"/>
+              </w:rPr>
+              <w:t>dataset.size</w:t>
+            </w:r>
+            <w:proofErr w:type="gramEnd"/>
+            <w:r>
+              <w:rPr>
+                <w:sz w:val="18"/>
+              </w:rPr>
+              <w:t>_bytes</w:t>
+            </w:r>
+            <w:proofErr w:type="spellEnd"/>
+            <w:r>
+              <w:rPr>
+                <w:sz w:val="18"/>
+              </w:rPr>
+              <w:t>}}</w:t>
             </w:r>
           </w:p>
         </w:tc>
@@ -438,85 +1899,120 @@
       <w:tr>
         <w:tc>
           <w:tcPr>
-            <w:tcW w:w="1507" w:type="dxa"/>
-            <w:shd w:val="clear" w:color="auto" w:fill="auto"/>
-          </w:tcPr>
-          <w:p>
-            <w:r>
-              <w:t xml:space="preserve">{% if </w:t>
-            </w:r>
-            <w:r>
-              <w:rPr>
-                <w:rStyle w:val="Quotation"/>
-                <w:rFonts w:cstheme="minorHAnsi"/>
-              </w:rPr>
-              <w:t>loop.first %}</w:t>
-            </w:r>
-            <w:r>
-              <w:rPr>
-                <w:rStyle w:val="Quotation"/>
-                <w:rFonts w:cstheme="minorHAnsi"/>
+            <w:tcW w:w="2414" w:type="dxa"/>
+            <w:shd w:val="clear" w:color="auto" w:fill="E7E6E6" w:themeFill="background2"/>
+            <w:tcMar>
+              <w:top w:w="30" w:type="dxa"/>
+              <w:left w:w="70" w:type="dxa"/>
+              <w:bottom w:w="30" w:type="dxa"/>
+              <w:right w:w="70" w:type="dxa"/>
+            </w:tcMar>
+          </w:tcPr>
+          <w:p>
+            <w:r>
+              <w:rPr>
                 <w:b/>
-                <w:bCs/>
-                <w:i w:val="0"/>
-                <w:iCs w:val="0"/>
-              </w:rPr>
-              <w:t>Main contact:</w:t>
-            </w:r>
-            <w:r>
-              <w:rPr>
-                <w:rStyle w:val="Quotation"/>
-                <w:rFonts w:cstheme="minorHAnsi"/>
-              </w:rPr>
-              <w:t xml:space="preserve"> {% else %} Additional contact: {% endif %}</w:t>
-            </w:r>
-          </w:p>
-        </w:tc>
-        <w:tc>
-          <w:tcPr>
-            <w:tcW w:w="2068" w:type="dxa"/>
-            <w:shd w:val="clear" w:color="auto" w:fill="auto"/>
-          </w:tcPr>
-          <w:p>
-            <w:r>
-              <w:t>{{ contact.first_name }} {{ contact.last_name }}</w:t>
-            </w:r>
-          </w:p>
-        </w:tc>
-        <w:tc>
-          <w:tcPr>
-            <w:tcW w:w="2166" w:type="dxa"/>
-            <w:shd w:val="clear" w:color="auto" w:fill="auto"/>
-          </w:tcPr>
-          <w:p>
-            <w:r>
-              <w:t>{{ contact.institution}}</w:t>
-            </w:r>
-          </w:p>
-        </w:tc>
-        <w:tc>
-          <w:tcPr>
-            <w:tcW w:w="1543" w:type="dxa"/>
-            <w:tcBorders>
-              <w:left w:val="nil"/>
-              <w:right w:val="nil"/>
-            </w:tcBorders>
-            <w:shd w:val="clear" w:color="auto" w:fill="auto"/>
-          </w:tcPr>
-          <w:p>
-            <w:r>
-              <w:t>{{ contact.email }}</w:t>
-            </w:r>
-          </w:p>
-        </w:tc>
-        <w:tc>
-          <w:tcPr>
-            <w:tcW w:w="2065" w:type="dxa"/>
-            <w:shd w:val="clear" w:color="auto" w:fill="auto"/>
-          </w:tcPr>
-          <w:p>
-            <w:r>
-              <w:t>{{ contact.role | replace(‘_’, ‘ ‘)}}</w:t>
+                <w:sz w:val="18"/>
+              </w:rPr>
+              <w:t>Source Study</w:t>
+            </w:r>
+          </w:p>
+        </w:tc>
+        <w:tc>
+          <w:tcPr>
+            <w:tcW w:w="2668" w:type="dxa"/>
+            <w:gridSpan w:val="2"/>
+            <w:tcMar>
+              <w:top w:w="30" w:type="dxa"/>
+              <w:left w:w="70" w:type="dxa"/>
+              <w:bottom w:w="30" w:type="dxa"/>
+              <w:right w:w="70" w:type="dxa"/>
+            </w:tcMar>
+          </w:tcPr>
+          <w:p>
+            <w:r>
+              <w:rPr>
+                <w:sz w:val="18"/>
+              </w:rPr>
+              <w:t>{{</w:t>
+            </w:r>
+            <w:proofErr w:type="spellStart"/>
+            <w:proofErr w:type="gramStart"/>
+            <w:r>
+              <w:rPr>
+                <w:sz w:val="18"/>
+              </w:rPr>
+              <w:t>dataset.study</w:t>
+            </w:r>
+            <w:proofErr w:type="spellEnd"/>
+            <w:proofErr w:type="gramEnd"/>
+            <w:r>
+              <w:rPr>
+                <w:sz w:val="18"/>
+              </w:rPr>
+              <w:t>}}</w:t>
+            </w:r>
+          </w:p>
+        </w:tc>
+        <w:tc>
+          <w:tcPr>
+            <w:tcW w:w="2407" w:type="dxa"/>
+            <w:shd w:val="clear" w:color="auto" w:fill="E7E6E6" w:themeFill="background2"/>
+            <w:tcMar>
+              <w:top w:w="30" w:type="dxa"/>
+              <w:left w:w="70" w:type="dxa"/>
+              <w:bottom w:w="30" w:type="dxa"/>
+              <w:right w:w="70" w:type="dxa"/>
+            </w:tcMar>
+          </w:tcPr>
+          <w:p>
+            <w:r>
+              <w:rPr>
+                <w:b/>
+                <w:sz w:val="18"/>
+              </w:rPr>
+              <w:t>Personal Data</w:t>
+            </w:r>
+          </w:p>
+        </w:tc>
+        <w:tc>
+          <w:tcPr>
+            <w:tcW w:w="2719" w:type="dxa"/>
+            <w:tcMar>
+              <w:top w:w="30" w:type="dxa"/>
+              <w:left w:w="70" w:type="dxa"/>
+              <w:bottom w:w="30" w:type="dxa"/>
+              <w:right w:w="70" w:type="dxa"/>
+            </w:tcMar>
+          </w:tcPr>
+          <w:p>
+            <w:r>
+              <w:rPr>
+                <w:sz w:val="18"/>
+              </w:rPr>
+              <w:t>{{</w:t>
+            </w:r>
+            <w:proofErr w:type="spellStart"/>
+            <w:proofErr w:type="gramStart"/>
+            <w:r>
+              <w:rPr>
+                <w:sz w:val="18"/>
+              </w:rPr>
+              <w:t>dataset.contains</w:t>
+            </w:r>
+            <w:proofErr w:type="gramEnd"/>
+            <w:r>
+              <w:rPr>
+                <w:sz w:val="18"/>
+              </w:rPr>
+              <w:t>_personal_data</w:t>
+            </w:r>
+            <w:proofErr w:type="spellEnd"/>
+            <w:r>
+              <w:rPr>
+                <w:sz w:val="18"/>
+              </w:rPr>
+              <w:t>}}</w:t>
             </w:r>
           </w:p>
         </w:tc>
@@ -524,16 +2020,2112 @@
       <w:tr>
         <w:tc>
           <w:tcPr>
-            <w:tcW w:w="9349" w:type="dxa"/>
+            <w:tcW w:w="2414" w:type="dxa"/>
+            <w:shd w:val="clear" w:color="auto" w:fill="E7E6E6" w:themeFill="background2"/>
+            <w:tcMar>
+              <w:top w:w="30" w:type="dxa"/>
+              <w:left w:w="70" w:type="dxa"/>
+              <w:bottom w:w="30" w:type="dxa"/>
+              <w:right w:w="70" w:type="dxa"/>
+            </w:tcMar>
+          </w:tcPr>
+          <w:p>
+            <w:r>
+              <w:rPr>
+                <w:b/>
+                <w:sz w:val="18"/>
+              </w:rPr>
+              <w:t>GDPR Data Types</w:t>
+            </w:r>
+          </w:p>
+        </w:tc>
+        <w:tc>
+          <w:tcPr>
+            <w:tcW w:w="2668" w:type="dxa"/>
+            <w:gridSpan w:val="2"/>
+            <w:tcMar>
+              <w:top w:w="30" w:type="dxa"/>
+              <w:left w:w="70" w:type="dxa"/>
+              <w:bottom w:w="30" w:type="dxa"/>
+              <w:right w:w="70" w:type="dxa"/>
+            </w:tcMar>
+          </w:tcPr>
+          <w:p>
+            <w:r>
+              <w:rPr>
+                <w:sz w:val="18"/>
+              </w:rPr>
+              <w:t>{{</w:t>
+            </w:r>
+            <w:proofErr w:type="spellStart"/>
+            <w:proofErr w:type="gramStart"/>
+            <w:r>
+              <w:rPr>
+                <w:sz w:val="18"/>
+              </w:rPr>
+              <w:t>dataset.gdpr</w:t>
+            </w:r>
+            <w:proofErr w:type="gramEnd"/>
+            <w:r>
+              <w:rPr>
+                <w:sz w:val="18"/>
+              </w:rPr>
+              <w:t>_data_types</w:t>
+            </w:r>
+            <w:proofErr w:type="spellEnd"/>
+            <w:r>
+              <w:rPr>
+                <w:sz w:val="18"/>
+              </w:rPr>
+              <w:t>}}</w:t>
+            </w:r>
+          </w:p>
+        </w:tc>
+        <w:tc>
+          <w:tcPr>
+            <w:tcW w:w="2407" w:type="dxa"/>
+            <w:shd w:val="clear" w:color="auto" w:fill="E7E6E6" w:themeFill="background2"/>
+            <w:tcMar>
+              <w:top w:w="30" w:type="dxa"/>
+              <w:left w:w="70" w:type="dxa"/>
+              <w:bottom w:w="30" w:type="dxa"/>
+              <w:right w:w="70" w:type="dxa"/>
+            </w:tcMar>
+          </w:tcPr>
+          <w:p>
+            <w:r>
+              <w:rPr>
+                <w:b/>
+                <w:sz w:val="18"/>
+              </w:rPr>
+              <w:t>Scientific Data Types</w:t>
+            </w:r>
+          </w:p>
+        </w:tc>
+        <w:tc>
+          <w:tcPr>
+            <w:tcW w:w="2719" w:type="dxa"/>
+            <w:tcMar>
+              <w:top w:w="30" w:type="dxa"/>
+              <w:left w:w="70" w:type="dxa"/>
+              <w:bottom w:w="30" w:type="dxa"/>
+              <w:right w:w="70" w:type="dxa"/>
+            </w:tcMar>
+          </w:tcPr>
+          <w:p>
+            <w:r>
+              <w:rPr>
+                <w:sz w:val="18"/>
+              </w:rPr>
+              <w:t>{{</w:t>
+            </w:r>
+            <w:proofErr w:type="spellStart"/>
+            <w:proofErr w:type="gramStart"/>
+            <w:r>
+              <w:rPr>
+                <w:sz w:val="18"/>
+              </w:rPr>
+              <w:t>dataset.scientific</w:t>
+            </w:r>
+            <w:proofErr w:type="gramEnd"/>
+            <w:r>
+              <w:rPr>
+                <w:sz w:val="18"/>
+              </w:rPr>
+              <w:t>_data_types</w:t>
+            </w:r>
+            <w:proofErr w:type="spellEnd"/>
+            <w:r>
+              <w:rPr>
+                <w:sz w:val="18"/>
+              </w:rPr>
+              <w:t>}}</w:t>
+            </w:r>
+          </w:p>
+        </w:tc>
+      </w:tr>
+      <w:tr>
+        <w:tc>
+          <w:tcPr>
+            <w:tcW w:w="2414" w:type="dxa"/>
+            <w:shd w:val="clear" w:color="auto" w:fill="E7E6E6" w:themeFill="background2"/>
+            <w:tcMar>
+              <w:top w:w="30" w:type="dxa"/>
+              <w:left w:w="70" w:type="dxa"/>
+              <w:bottom w:w="30" w:type="dxa"/>
+              <w:right w:w="70" w:type="dxa"/>
+            </w:tcMar>
+          </w:tcPr>
+          <w:p>
+            <w:r>
+              <w:rPr>
+                <w:b/>
+                <w:sz w:val="18"/>
+              </w:rPr>
+              <w:t>Special Category Data</w:t>
+            </w:r>
+          </w:p>
+        </w:tc>
+        <w:tc>
+          <w:tcPr>
+            <w:tcW w:w="2668" w:type="dxa"/>
+            <w:gridSpan w:val="2"/>
+            <w:tcMar>
+              <w:top w:w="30" w:type="dxa"/>
+              <w:left w:w="70" w:type="dxa"/>
+              <w:bottom w:w="30" w:type="dxa"/>
+              <w:right w:w="70" w:type="dxa"/>
+            </w:tcMar>
+          </w:tcPr>
+          <w:p>
+            <w:r>
+              <w:rPr>
+                <w:sz w:val="18"/>
+              </w:rPr>
+              <w:t>{{</w:t>
+            </w:r>
+            <w:proofErr w:type="spellStart"/>
+            <w:proofErr w:type="gramStart"/>
+            <w:r>
+              <w:rPr>
+                <w:sz w:val="18"/>
+              </w:rPr>
+              <w:t>dataset.special</w:t>
+            </w:r>
+            <w:proofErr w:type="gramEnd"/>
+            <w:r>
+              <w:rPr>
+                <w:sz w:val="18"/>
+              </w:rPr>
+              <w:t>_category_data</w:t>
+            </w:r>
+            <w:proofErr w:type="spellEnd"/>
+            <w:r>
+              <w:rPr>
+                <w:sz w:val="18"/>
+              </w:rPr>
+              <w:t>}}</w:t>
+            </w:r>
+          </w:p>
+        </w:tc>
+        <w:tc>
+          <w:tcPr>
+            <w:tcW w:w="2407" w:type="dxa"/>
+            <w:shd w:val="clear" w:color="auto" w:fill="E7E6E6" w:themeFill="background2"/>
+            <w:tcMar>
+              <w:top w:w="30" w:type="dxa"/>
+              <w:left w:w="70" w:type="dxa"/>
+              <w:bottom w:w="30" w:type="dxa"/>
+              <w:right w:w="70" w:type="dxa"/>
+            </w:tcMar>
+          </w:tcPr>
+          <w:p>
+            <w:r>
+              <w:rPr>
+                <w:b/>
+                <w:sz w:val="18"/>
+              </w:rPr>
+              <w:t>Special Subjects</w:t>
+            </w:r>
+          </w:p>
+        </w:tc>
+        <w:tc>
+          <w:tcPr>
+            <w:tcW w:w="2719" w:type="dxa"/>
+            <w:tcMar>
+              <w:top w:w="30" w:type="dxa"/>
+              <w:left w:w="70" w:type="dxa"/>
+              <w:bottom w:w="30" w:type="dxa"/>
+              <w:right w:w="70" w:type="dxa"/>
+            </w:tcMar>
+          </w:tcPr>
+          <w:p>
+            <w:r>
+              <w:rPr>
+                <w:sz w:val="18"/>
+              </w:rPr>
+              <w:t>{{</w:t>
+            </w:r>
+            <w:proofErr w:type="spellStart"/>
+            <w:proofErr w:type="gramStart"/>
+            <w:r>
+              <w:rPr>
+                <w:sz w:val="18"/>
+              </w:rPr>
+              <w:t>dataset.special</w:t>
+            </w:r>
+            <w:proofErr w:type="gramEnd"/>
+            <w:r>
+              <w:rPr>
+                <w:sz w:val="18"/>
+              </w:rPr>
+              <w:t>_subjects</w:t>
+            </w:r>
+            <w:proofErr w:type="spellEnd"/>
+            <w:r>
+              <w:rPr>
+                <w:sz w:val="18"/>
+              </w:rPr>
+              <w:t>}}</w:t>
+            </w:r>
+          </w:p>
+        </w:tc>
+      </w:tr>
+      <w:tr>
+        <w:tc>
+          <w:tcPr>
+            <w:tcW w:w="2414" w:type="dxa"/>
+            <w:shd w:val="clear" w:color="auto" w:fill="E7E6E6" w:themeFill="background2"/>
+            <w:tcMar>
+              <w:top w:w="30" w:type="dxa"/>
+              <w:left w:w="70" w:type="dxa"/>
+              <w:bottom w:w="30" w:type="dxa"/>
+              <w:right w:w="70" w:type="dxa"/>
+            </w:tcMar>
+          </w:tcPr>
+          <w:p>
+            <w:r>
+              <w:rPr>
+                <w:b/>
+                <w:sz w:val="18"/>
+              </w:rPr>
+              <w:t>Consent Status</w:t>
+            </w:r>
+          </w:p>
+        </w:tc>
+        <w:tc>
+          <w:tcPr>
+            <w:tcW w:w="2668" w:type="dxa"/>
+            <w:gridSpan w:val="2"/>
+            <w:tcMar>
+              <w:top w:w="30" w:type="dxa"/>
+              <w:left w:w="70" w:type="dxa"/>
+              <w:bottom w:w="30" w:type="dxa"/>
+              <w:right w:w="70" w:type="dxa"/>
+            </w:tcMar>
+          </w:tcPr>
+          <w:p>
+            <w:r>
+              <w:rPr>
+                <w:sz w:val="18"/>
+              </w:rPr>
+              <w:t>{{</w:t>
+            </w:r>
+            <w:proofErr w:type="spellStart"/>
+            <w:proofErr w:type="gramStart"/>
+            <w:r>
+              <w:rPr>
+                <w:sz w:val="18"/>
+              </w:rPr>
+              <w:t>dataset.consent</w:t>
+            </w:r>
+            <w:proofErr w:type="gramEnd"/>
+            <w:r>
+              <w:rPr>
+                <w:sz w:val="18"/>
+              </w:rPr>
+              <w:t>_status</w:t>
+            </w:r>
+            <w:proofErr w:type="spellEnd"/>
+            <w:r>
+              <w:rPr>
+                <w:sz w:val="18"/>
+              </w:rPr>
+              <w:t>}}</w:t>
+            </w:r>
+          </w:p>
+        </w:tc>
+        <w:tc>
+          <w:tcPr>
+            <w:tcW w:w="2407" w:type="dxa"/>
+            <w:shd w:val="clear" w:color="auto" w:fill="E7E6E6" w:themeFill="background2"/>
+            <w:tcMar>
+              <w:top w:w="30" w:type="dxa"/>
+              <w:left w:w="70" w:type="dxa"/>
+              <w:bottom w:w="30" w:type="dxa"/>
+              <w:right w:w="70" w:type="dxa"/>
+            </w:tcMar>
+          </w:tcPr>
+          <w:p>
+            <w:r>
+              <w:rPr>
+                <w:b/>
+                <w:sz w:val="18"/>
+              </w:rPr>
+              <w:t>Data Processing Type</w:t>
+            </w:r>
+          </w:p>
+        </w:tc>
+        <w:tc>
+          <w:tcPr>
+            <w:tcW w:w="2719" w:type="dxa"/>
+            <w:tcMar>
+              <w:top w:w="30" w:type="dxa"/>
+              <w:left w:w="70" w:type="dxa"/>
+              <w:bottom w:w="30" w:type="dxa"/>
+              <w:right w:w="70" w:type="dxa"/>
+            </w:tcMar>
+          </w:tcPr>
+          <w:p>
+            <w:r>
+              <w:rPr>
+                <w:sz w:val="18"/>
+              </w:rPr>
+              <w:t>{{</w:t>
+            </w:r>
+            <w:proofErr w:type="spellStart"/>
+            <w:r>
+              <w:rPr>
+                <w:sz w:val="18"/>
+              </w:rPr>
+              <w:t>dataset.data_processing_type</w:t>
+            </w:r>
+            <w:proofErr w:type="spellEnd"/>
+            <w:r>
+              <w:rPr>
+                <w:sz w:val="18"/>
+              </w:rPr>
+              <w:t>}}</w:t>
+            </w:r>
+          </w:p>
+        </w:tc>
+      </w:tr>
+      <w:tr>
+        <w:tc>
+          <w:tcPr>
+            <w:tcW w:w="2414" w:type="dxa"/>
+            <w:shd w:val="clear" w:color="auto" w:fill="E7E6E6" w:themeFill="background2"/>
+            <w:tcMar>
+              <w:top w:w="30" w:type="dxa"/>
+              <w:left w:w="70" w:type="dxa"/>
+              <w:bottom w:w="30" w:type="dxa"/>
+              <w:right w:w="70" w:type="dxa"/>
+            </w:tcMar>
+          </w:tcPr>
+          <w:p>
+            <w:r>
+              <w:rPr>
+                <w:b/>
+                <w:sz w:val="18"/>
+              </w:rPr>
+              <w:t>Legal Basis (Collection)</w:t>
+            </w:r>
+          </w:p>
+        </w:tc>
+        <w:tc>
+          <w:tcPr>
+            <w:tcW w:w="2668" w:type="dxa"/>
+            <w:gridSpan w:val="2"/>
+            <w:tcMar>
+              <w:top w:w="30" w:type="dxa"/>
+              <w:left w:w="70" w:type="dxa"/>
+              <w:bottom w:w="30" w:type="dxa"/>
+              <w:right w:w="70" w:type="dxa"/>
+            </w:tcMar>
+          </w:tcPr>
+          <w:p>
+            <w:r>
+              <w:rPr>
+                <w:sz w:val="18"/>
+              </w:rPr>
+              <w:t>{{</w:t>
+            </w:r>
+            <w:proofErr w:type="spellStart"/>
+            <w:proofErr w:type="gramStart"/>
+            <w:r>
+              <w:rPr>
+                <w:sz w:val="18"/>
+              </w:rPr>
+              <w:t>dataset.legal</w:t>
+            </w:r>
+            <w:proofErr w:type="gramEnd"/>
+            <w:r>
+              <w:rPr>
+                <w:sz w:val="18"/>
+              </w:rPr>
+              <w:t>_basis_collection</w:t>
+            </w:r>
+            <w:proofErr w:type="spellEnd"/>
+            <w:r>
+              <w:rPr>
+                <w:sz w:val="18"/>
+              </w:rPr>
+              <w:t>}}</w:t>
+            </w:r>
+          </w:p>
+        </w:tc>
+        <w:tc>
+          <w:tcPr>
+            <w:tcW w:w="2407" w:type="dxa"/>
+            <w:shd w:val="clear" w:color="auto" w:fill="E7E6E6" w:themeFill="background2"/>
+            <w:tcMar>
+              <w:top w:w="30" w:type="dxa"/>
+              <w:left w:w="70" w:type="dxa"/>
+              <w:bottom w:w="30" w:type="dxa"/>
+              <w:right w:w="70" w:type="dxa"/>
+            </w:tcMar>
+          </w:tcPr>
+          <w:p>
+            <w:r>
+              <w:rPr>
+                <w:b/>
+                <w:sz w:val="18"/>
+              </w:rPr>
+              <w:t>Legal Basis (Sharing)</w:t>
+            </w:r>
+          </w:p>
+        </w:tc>
+        <w:tc>
+          <w:tcPr>
+            <w:tcW w:w="2719" w:type="dxa"/>
+            <w:tcMar>
+              <w:top w:w="30" w:type="dxa"/>
+              <w:left w:w="70" w:type="dxa"/>
+              <w:bottom w:w="30" w:type="dxa"/>
+              <w:right w:w="70" w:type="dxa"/>
+            </w:tcMar>
+          </w:tcPr>
+          <w:p>
+            <w:r>
+              <w:rPr>
+                <w:sz w:val="18"/>
+              </w:rPr>
+              <w:t>{{</w:t>
+            </w:r>
+            <w:proofErr w:type="spellStart"/>
+            <w:proofErr w:type="gramStart"/>
+            <w:r>
+              <w:rPr>
+                <w:sz w:val="18"/>
+              </w:rPr>
+              <w:t>dataset.legal</w:t>
+            </w:r>
+            <w:proofErr w:type="gramEnd"/>
+            <w:r>
+              <w:rPr>
+                <w:sz w:val="18"/>
+              </w:rPr>
+              <w:t>_basis_sharing</w:t>
+            </w:r>
+            <w:proofErr w:type="spellEnd"/>
+            <w:r>
+              <w:rPr>
+                <w:sz w:val="18"/>
+              </w:rPr>
+              <w:t>}}</w:t>
+            </w:r>
+          </w:p>
+        </w:tc>
+      </w:tr>
+      <w:tr>
+        <w:tc>
+          <w:tcPr>
+            <w:tcW w:w="2414" w:type="dxa"/>
+            <w:shd w:val="clear" w:color="auto" w:fill="E7E6E6" w:themeFill="background2"/>
+            <w:tcMar>
+              <w:top w:w="30" w:type="dxa"/>
+              <w:left w:w="70" w:type="dxa"/>
+              <w:bottom w:w="30" w:type="dxa"/>
+              <w:right w:w="70" w:type="dxa"/>
+            </w:tcMar>
+          </w:tcPr>
+          <w:p>
+            <w:r>
+              <w:rPr>
+                <w:b/>
+                <w:sz w:val="18"/>
+              </w:rPr>
+              <w:t>Number of Records</w:t>
+            </w:r>
+          </w:p>
+        </w:tc>
+        <w:tc>
+          <w:tcPr>
+            <w:tcW w:w="2668" w:type="dxa"/>
+            <w:gridSpan w:val="2"/>
+            <w:tcMar>
+              <w:top w:w="30" w:type="dxa"/>
+              <w:left w:w="70" w:type="dxa"/>
+              <w:bottom w:w="30" w:type="dxa"/>
+              <w:right w:w="70" w:type="dxa"/>
+            </w:tcMar>
+          </w:tcPr>
+          <w:p>
+            <w:r>
+              <w:rPr>
+                <w:sz w:val="18"/>
+              </w:rPr>
+              <w:t>{{</w:t>
+            </w:r>
+            <w:proofErr w:type="spellStart"/>
+            <w:proofErr w:type="gramStart"/>
+            <w:r>
+              <w:rPr>
+                <w:sz w:val="18"/>
+              </w:rPr>
+              <w:t>dataset.records</w:t>
+            </w:r>
+            <w:proofErr w:type="spellEnd"/>
+            <w:proofErr w:type="gramEnd"/>
+            <w:r>
+              <w:rPr>
+                <w:sz w:val="18"/>
+              </w:rPr>
+              <w:t>}}</w:t>
+            </w:r>
+          </w:p>
+        </w:tc>
+        <w:tc>
+          <w:tcPr>
+            <w:tcW w:w="2407" w:type="dxa"/>
+            <w:shd w:val="clear" w:color="auto" w:fill="E7E6E6" w:themeFill="background2"/>
+            <w:tcMar>
+              <w:top w:w="30" w:type="dxa"/>
+              <w:left w:w="70" w:type="dxa"/>
+              <w:bottom w:w="30" w:type="dxa"/>
+              <w:right w:w="70" w:type="dxa"/>
+            </w:tcMar>
+          </w:tcPr>
+          <w:p>
+            <w:r>
+              <w:rPr>
+                <w:b/>
+                <w:sz w:val="18"/>
+              </w:rPr>
+              <w:t>Dataset Version</w:t>
+            </w:r>
+          </w:p>
+        </w:tc>
+        <w:tc>
+          <w:tcPr>
+            <w:tcW w:w="2719" w:type="dxa"/>
+            <w:tcMar>
+              <w:top w:w="30" w:type="dxa"/>
+              <w:left w:w="70" w:type="dxa"/>
+              <w:bottom w:w="30" w:type="dxa"/>
+              <w:right w:w="70" w:type="dxa"/>
+            </w:tcMar>
+          </w:tcPr>
+          <w:p>
+            <w:r>
+              <w:rPr>
+                <w:sz w:val="18"/>
+              </w:rPr>
+              <w:t>{{</w:t>
+            </w:r>
+            <w:proofErr w:type="spellStart"/>
+            <w:proofErr w:type="gramStart"/>
+            <w:r>
+              <w:rPr>
+                <w:sz w:val="18"/>
+              </w:rPr>
+              <w:t>dataset.dataset</w:t>
+            </w:r>
+            <w:proofErr w:type="gramEnd"/>
+            <w:r>
+              <w:rPr>
+                <w:sz w:val="18"/>
+              </w:rPr>
+              <w:t>_version</w:t>
+            </w:r>
+            <w:proofErr w:type="spellEnd"/>
+            <w:r>
+              <w:rPr>
+                <w:sz w:val="18"/>
+              </w:rPr>
+              <w:t>}}</w:t>
+            </w:r>
+          </w:p>
+        </w:tc>
+      </w:tr>
+      <w:tr>
+        <w:tc>
+          <w:tcPr>
+            <w:tcW w:w="2414" w:type="dxa"/>
+            <w:shd w:val="clear" w:color="auto" w:fill="E7E6E6" w:themeFill="background2"/>
+            <w:tcMar>
+              <w:top w:w="30" w:type="dxa"/>
+              <w:left w:w="70" w:type="dxa"/>
+              <w:bottom w:w="30" w:type="dxa"/>
+              <w:right w:w="70" w:type="dxa"/>
+            </w:tcMar>
+          </w:tcPr>
+          <w:p>
+            <w:r>
+              <w:rPr>
+                <w:b/>
+                <w:sz w:val="18"/>
+              </w:rPr>
+              <w:t>Creation Date</w:t>
+            </w:r>
+          </w:p>
+        </w:tc>
+        <w:tc>
+          <w:tcPr>
+            <w:tcW w:w="2668" w:type="dxa"/>
+            <w:gridSpan w:val="2"/>
+            <w:tcMar>
+              <w:top w:w="30" w:type="dxa"/>
+              <w:left w:w="70" w:type="dxa"/>
+              <w:bottom w:w="30" w:type="dxa"/>
+              <w:right w:w="70" w:type="dxa"/>
+            </w:tcMar>
+          </w:tcPr>
+          <w:p>
+            <w:r>
+              <w:rPr>
+                <w:sz w:val="18"/>
+              </w:rPr>
+              <w:t>{{</w:t>
+            </w:r>
+            <w:proofErr w:type="spellStart"/>
+            <w:proofErr w:type="gramStart"/>
+            <w:r>
+              <w:rPr>
+                <w:sz w:val="18"/>
+              </w:rPr>
+              <w:t>dataset.creation</w:t>
+            </w:r>
+            <w:proofErr w:type="gramEnd"/>
+            <w:r>
+              <w:rPr>
+                <w:sz w:val="18"/>
+              </w:rPr>
+              <w:t>_date</w:t>
+            </w:r>
+            <w:proofErr w:type="spellEnd"/>
+            <w:r>
+              <w:rPr>
+                <w:sz w:val="18"/>
+              </w:rPr>
+              <w:t>}}</w:t>
+            </w:r>
+          </w:p>
+        </w:tc>
+        <w:tc>
+          <w:tcPr>
+            <w:tcW w:w="2407" w:type="dxa"/>
+            <w:shd w:val="clear" w:color="auto" w:fill="E7E6E6" w:themeFill="background2"/>
+            <w:tcMar>
+              <w:top w:w="30" w:type="dxa"/>
+              <w:left w:w="70" w:type="dxa"/>
+              <w:bottom w:w="30" w:type="dxa"/>
+              <w:right w:w="70" w:type="dxa"/>
+            </w:tcMar>
+          </w:tcPr>
+          <w:p>
+            <w:r>
+              <w:rPr>
+                <w:b/>
+                <w:sz w:val="18"/>
+              </w:rPr>
+              <w:t>Last Update</w:t>
+            </w:r>
+          </w:p>
+        </w:tc>
+        <w:tc>
+          <w:tcPr>
+            <w:tcW w:w="2719" w:type="dxa"/>
+            <w:tcMar>
+              <w:top w:w="30" w:type="dxa"/>
+              <w:left w:w="70" w:type="dxa"/>
+              <w:bottom w:w="30" w:type="dxa"/>
+              <w:right w:w="70" w:type="dxa"/>
+            </w:tcMar>
+          </w:tcPr>
+          <w:p>
+            <w:r>
+              <w:rPr>
+                <w:sz w:val="18"/>
+              </w:rPr>
+              <w:t>{{</w:t>
+            </w:r>
+            <w:proofErr w:type="spellStart"/>
+            <w:proofErr w:type="gramStart"/>
+            <w:r>
+              <w:rPr>
+                <w:sz w:val="18"/>
+              </w:rPr>
+              <w:t>dataset.last</w:t>
+            </w:r>
+            <w:proofErr w:type="gramEnd"/>
+            <w:r>
+              <w:rPr>
+                <w:sz w:val="18"/>
+              </w:rPr>
+              <w:t>_update_date</w:t>
+            </w:r>
+            <w:proofErr w:type="spellEnd"/>
+            <w:r>
+              <w:rPr>
+                <w:sz w:val="18"/>
+              </w:rPr>
+              <w:t>}}</w:t>
+            </w:r>
+          </w:p>
+        </w:tc>
+      </w:tr>
+      <w:tr>
+        <w:tc>
+          <w:tcPr>
+            <w:tcW w:w="2414" w:type="dxa"/>
+            <w:shd w:val="clear" w:color="auto" w:fill="E7E6E6" w:themeFill="background2"/>
+            <w:tcMar>
+              <w:top w:w="30" w:type="dxa"/>
+              <w:left w:w="70" w:type="dxa"/>
+              <w:bottom w:w="30" w:type="dxa"/>
+              <w:right w:w="70" w:type="dxa"/>
+            </w:tcMar>
+          </w:tcPr>
+          <w:p>
+            <w:r>
+              <w:rPr>
+                <w:b/>
+                <w:sz w:val="18"/>
+              </w:rPr>
+              <w:t>File Types</w:t>
+            </w:r>
+          </w:p>
+        </w:tc>
+        <w:tc>
+          <w:tcPr>
+            <w:tcW w:w="2668" w:type="dxa"/>
+            <w:gridSpan w:val="2"/>
+            <w:tcMar>
+              <w:top w:w="30" w:type="dxa"/>
+              <w:left w:w="70" w:type="dxa"/>
+              <w:bottom w:w="30" w:type="dxa"/>
+              <w:right w:w="70" w:type="dxa"/>
+            </w:tcMar>
+          </w:tcPr>
+          <w:p>
+            <w:r>
+              <w:rPr>
+                <w:sz w:val="18"/>
+              </w:rPr>
+              <w:t>{{</w:t>
+            </w:r>
+            <w:proofErr w:type="spellStart"/>
+            <w:proofErr w:type="gramStart"/>
+            <w:r>
+              <w:rPr>
+                <w:sz w:val="18"/>
+              </w:rPr>
+              <w:t>dataset.file</w:t>
+            </w:r>
+            <w:proofErr w:type="gramEnd"/>
+            <w:r>
+              <w:rPr>
+                <w:sz w:val="18"/>
+              </w:rPr>
+              <w:t>_types</w:t>
+            </w:r>
+            <w:proofErr w:type="spellEnd"/>
+            <w:r>
+              <w:rPr>
+                <w:sz w:val="18"/>
+              </w:rPr>
+              <w:t>}}</w:t>
+            </w:r>
+          </w:p>
+        </w:tc>
+        <w:tc>
+          <w:tcPr>
+            <w:tcW w:w="2407" w:type="dxa"/>
+            <w:shd w:val="clear" w:color="auto" w:fill="E7E6E6" w:themeFill="background2"/>
+            <w:tcMar>
+              <w:top w:w="30" w:type="dxa"/>
+              <w:left w:w="70" w:type="dxa"/>
+              <w:bottom w:w="30" w:type="dxa"/>
+              <w:right w:w="70" w:type="dxa"/>
+            </w:tcMar>
+          </w:tcPr>
+          <w:p>
+            <w:r>
+              <w:rPr>
+                <w:b/>
+                <w:sz w:val="18"/>
+              </w:rPr>
+              <w:t>Data Standards</w:t>
+            </w:r>
+          </w:p>
+        </w:tc>
+        <w:tc>
+          <w:tcPr>
+            <w:tcW w:w="2719" w:type="dxa"/>
+            <w:tcMar>
+              <w:top w:w="30" w:type="dxa"/>
+              <w:left w:w="70" w:type="dxa"/>
+              <w:bottom w:w="30" w:type="dxa"/>
+              <w:right w:w="70" w:type="dxa"/>
+            </w:tcMar>
+          </w:tcPr>
+          <w:p>
+            <w:r>
+              <w:rPr>
+                <w:sz w:val="18"/>
+              </w:rPr>
+              <w:t>{{</w:t>
+            </w:r>
+            <w:proofErr w:type="spellStart"/>
+            <w:r>
+              <w:rPr>
+                <w:sz w:val="18"/>
+              </w:rPr>
+              <w:t>dataset.data_standards</w:t>
+            </w:r>
+            <w:proofErr w:type="spellEnd"/>
+            <w:r>
+              <w:rPr>
+                <w:sz w:val="18"/>
+              </w:rPr>
+              <w:t>}}</w:t>
+            </w:r>
+          </w:p>
+        </w:tc>
+      </w:tr>
+      <w:tr>
+        <w:tc>
+          <w:tcPr>
+            <w:tcW w:w="10208" w:type="dxa"/>
             <w:gridSpan w:val="5"/>
-            <w:tcBorders>
-              <w:top w:val="nil"/>
-            </w:tcBorders>
-            <w:shd w:val="clear" w:color="auto" w:fill="auto"/>
-          </w:tcPr>
-          <w:p>
-            <w:r>
-              <w:t>{%tr endfor %}</w:t>
+            <w:shd w:val="clear" w:color="auto" w:fill="E7E6E6" w:themeFill="background2"/>
+            <w:tcMar>
+              <w:top w:w="30" w:type="dxa"/>
+              <w:left w:w="70" w:type="dxa"/>
+              <w:bottom w:w="30" w:type="dxa"/>
+              <w:right w:w="70" w:type="dxa"/>
+            </w:tcMar>
+          </w:tcPr>
+          <w:p>
+            <w:pPr>
+              <w:jc w:val="center"/>
+              <w:rPr>
+                <w:sz w:val="18"/>
+              </w:rPr>
+            </w:pPr>
+            <w:r>
+              <w:rPr>
+                <w:b/>
+                <w:sz w:val="18"/>
+              </w:rPr>
+              <w:t>Use Conditions</w:t>
+            </w:r>
+          </w:p>
+        </w:tc>
+      </w:tr>
+      <w:tr>
+        <w:tc>
+          <w:tcPr>
+            <w:tcW w:w="3592" w:type="dxa"/>
+            <w:gridSpan w:val="2"/>
+            <w:shd w:val="clear" w:color="auto" w:fill="E7E6E6" w:themeFill="background2"/>
+            <w:tcMar>
+              <w:top w:w="30" w:type="dxa"/>
+              <w:left w:w="70" w:type="dxa"/>
+              <w:bottom w:w="30" w:type="dxa"/>
+              <w:right w:w="70" w:type="dxa"/>
+            </w:tcMar>
+          </w:tcPr>
+          <w:p>
+            <w:pPr>
+              <w:rPr>
+                <w:b/>
+                <w:sz w:val="18"/>
+              </w:rPr>
+            </w:pPr>
+            <w:r>
+              <w:rPr>
+                <w:b/>
+                <w:sz w:val="18"/>
+              </w:rPr>
+              <w:t>Is the use of data limited to the project named in the Submission sheet?</w:t>
+            </w:r>
+          </w:p>
+        </w:tc>
+        <w:tc>
+          <w:tcPr>
+            <w:tcW w:w="6616" w:type="dxa"/>
+            <w:gridSpan w:val="3"/>
+          </w:tcPr>
+          <w:p>
+            <w:pPr>
+              <w:rPr>
+                <w:b/>
+                <w:sz w:val="18"/>
+              </w:rPr>
+            </w:pPr>
+            <w:r>
+              <w:rPr>
+                <w:sz w:val="18"/>
+              </w:rPr>
+              <w:t>{{</w:t>
+            </w:r>
+            <w:proofErr w:type="spellStart"/>
+            <w:proofErr w:type="gramStart"/>
+            <w:r>
+              <w:rPr>
+                <w:sz w:val="18"/>
+              </w:rPr>
+              <w:t>dataset.uc</w:t>
+            </w:r>
+            <w:proofErr w:type="gramEnd"/>
+            <w:r>
+              <w:rPr>
+                <w:sz w:val="18"/>
+              </w:rPr>
+              <w:t>_project_limited</w:t>
+            </w:r>
+            <w:proofErr w:type="spellEnd"/>
+            <w:r>
+              <w:rPr>
+                <w:sz w:val="18"/>
+              </w:rPr>
+              <w:t>}}</w:t>
+            </w:r>
+          </w:p>
+        </w:tc>
+      </w:tr>
+      <w:tr>
+        <w:tc>
+          <w:tcPr>
+            <w:tcW w:w="3592" w:type="dxa"/>
+            <w:gridSpan w:val="2"/>
+            <w:shd w:val="clear" w:color="auto" w:fill="E7E6E6" w:themeFill="background2"/>
+            <w:tcMar>
+              <w:top w:w="30" w:type="dxa"/>
+              <w:left w:w="70" w:type="dxa"/>
+              <w:bottom w:w="30" w:type="dxa"/>
+              <w:right w:w="70" w:type="dxa"/>
+            </w:tcMar>
+          </w:tcPr>
+          <w:p>
+            <w:pPr>
+              <w:rPr>
+                <w:b/>
+                <w:sz w:val="18"/>
+              </w:rPr>
+            </w:pPr>
+            <w:r>
+              <w:rPr>
+                <w:b/>
+                <w:sz w:val="18"/>
+              </w:rPr>
+              <w:t>Does the limitation to the RESEARCH PROJECT include the RESEARCH USE (as defined in the Consortium Agreement)?</w:t>
+            </w:r>
+          </w:p>
+        </w:tc>
+        <w:tc>
+          <w:tcPr>
+            <w:tcW w:w="6616" w:type="dxa"/>
+            <w:gridSpan w:val="3"/>
+          </w:tcPr>
+          <w:p>
+            <w:pPr>
+              <w:rPr>
+                <w:sz w:val="18"/>
+              </w:rPr>
+            </w:pPr>
+            <w:r>
+              <w:rPr>
+                <w:sz w:val="18"/>
+              </w:rPr>
+              <w:t>{{</w:t>
+            </w:r>
+            <w:proofErr w:type="spellStart"/>
+            <w:proofErr w:type="gramStart"/>
+            <w:r>
+              <w:rPr>
+                <w:sz w:val="18"/>
+              </w:rPr>
+              <w:t>dataset.uc</w:t>
+            </w:r>
+            <w:proofErr w:type="gramEnd"/>
+            <w:r>
+              <w:rPr>
+                <w:sz w:val="18"/>
+              </w:rPr>
+              <w:t>_research_use_limited</w:t>
+            </w:r>
+            <w:proofErr w:type="spellEnd"/>
+            <w:r>
+              <w:rPr>
+                <w:sz w:val="18"/>
+              </w:rPr>
+              <w:t>}}</w:t>
+            </w:r>
+          </w:p>
+        </w:tc>
+      </w:tr>
+      <w:tr>
+        <w:tc>
+          <w:tcPr>
+            <w:tcW w:w="3592" w:type="dxa"/>
+            <w:gridSpan w:val="2"/>
+            <w:shd w:val="clear" w:color="auto" w:fill="E7E6E6" w:themeFill="background2"/>
+            <w:tcMar>
+              <w:top w:w="30" w:type="dxa"/>
+              <w:left w:w="70" w:type="dxa"/>
+              <w:bottom w:w="30" w:type="dxa"/>
+              <w:right w:w="70" w:type="dxa"/>
+            </w:tcMar>
+          </w:tcPr>
+          <w:p>
+            <w:pPr>
+              <w:rPr>
+                <w:b/>
+                <w:sz w:val="18"/>
+              </w:rPr>
+            </w:pPr>
+            <w:r>
+              <w:rPr>
+                <w:b/>
+                <w:sz w:val="18"/>
+              </w:rPr>
+              <w:t>Is data consented to be used only in specific research/disease areas?</w:t>
+            </w:r>
+          </w:p>
+        </w:tc>
+        <w:tc>
+          <w:tcPr>
+            <w:tcW w:w="6616" w:type="dxa"/>
+            <w:gridSpan w:val="3"/>
+          </w:tcPr>
+          <w:p>
+            <w:pPr>
+              <w:rPr>
+                <w:sz w:val="18"/>
+              </w:rPr>
+            </w:pPr>
+            <w:r>
+              <w:rPr>
+                <w:sz w:val="18"/>
+              </w:rPr>
+              <w:t>{{</w:t>
+            </w:r>
+            <w:proofErr w:type="spellStart"/>
+            <w:proofErr w:type="gramStart"/>
+            <w:r>
+              <w:rPr>
+                <w:sz w:val="18"/>
+              </w:rPr>
+              <w:t>dataset.uc</w:t>
+            </w:r>
+            <w:proofErr w:type="gramEnd"/>
+            <w:r>
+              <w:rPr>
+                <w:sz w:val="18"/>
+              </w:rPr>
+              <w:t>_research_area_restriction</w:t>
+            </w:r>
+            <w:proofErr w:type="spellEnd"/>
+            <w:r>
+              <w:rPr>
+                <w:sz w:val="18"/>
+              </w:rPr>
+              <w:t>}} {{</w:t>
+            </w:r>
+            <w:proofErr w:type="spellStart"/>
+            <w:proofErr w:type="gramStart"/>
+            <w:r>
+              <w:rPr>
+                <w:sz w:val="18"/>
+              </w:rPr>
+              <w:t>dataset.uc</w:t>
+            </w:r>
+            <w:proofErr w:type="gramEnd"/>
+            <w:r>
+              <w:rPr>
+                <w:sz w:val="18"/>
+              </w:rPr>
+              <w:t>_research_area_notes</w:t>
+            </w:r>
+            <w:proofErr w:type="spellEnd"/>
+            <w:r>
+              <w:rPr>
+                <w:sz w:val="18"/>
+              </w:rPr>
+              <w:t>}}</w:t>
+            </w:r>
+          </w:p>
+        </w:tc>
+      </w:tr>
+      <w:tr>
+        <w:tc>
+          <w:tcPr>
+            <w:tcW w:w="3592" w:type="dxa"/>
+            <w:gridSpan w:val="2"/>
+            <w:shd w:val="clear" w:color="auto" w:fill="E7E6E6" w:themeFill="background2"/>
+            <w:tcMar>
+              <w:top w:w="30" w:type="dxa"/>
+              <w:left w:w="70" w:type="dxa"/>
+              <w:bottom w:w="30" w:type="dxa"/>
+              <w:right w:w="70" w:type="dxa"/>
+            </w:tcMar>
+          </w:tcPr>
+          <w:p>
+            <w:pPr>
+              <w:rPr>
+                <w:b/>
+                <w:sz w:val="18"/>
+              </w:rPr>
+            </w:pPr>
+            <w:r>
+              <w:rPr>
+                <w:b/>
+                <w:sz w:val="18"/>
+              </w:rPr>
+              <w:t>Does consent contain clauses that put geographical restrictions to the sharing of data?</w:t>
+            </w:r>
+          </w:p>
+        </w:tc>
+        <w:tc>
+          <w:tcPr>
+            <w:tcW w:w="6616" w:type="dxa"/>
+            <w:gridSpan w:val="3"/>
+          </w:tcPr>
+          <w:p>
+            <w:pPr>
+              <w:rPr>
+                <w:sz w:val="18"/>
+              </w:rPr>
+            </w:pPr>
+            <w:r>
+              <w:rPr>
+                <w:sz w:val="18"/>
+              </w:rPr>
+              <w:t>{{</w:t>
+            </w:r>
+            <w:proofErr w:type="spellStart"/>
+            <w:proofErr w:type="gramStart"/>
+            <w:r>
+              <w:rPr>
+                <w:sz w:val="18"/>
+              </w:rPr>
+              <w:t>dataset.uc</w:t>
+            </w:r>
+            <w:proofErr w:type="gramEnd"/>
+            <w:r>
+              <w:rPr>
+                <w:sz w:val="18"/>
+              </w:rPr>
+              <w:t>_geographic_restriction</w:t>
+            </w:r>
+            <w:proofErr w:type="spellEnd"/>
+            <w:r>
+              <w:rPr>
+                <w:sz w:val="18"/>
+              </w:rPr>
+              <w:t>}} {{</w:t>
+            </w:r>
+            <w:proofErr w:type="spellStart"/>
+            <w:proofErr w:type="gramStart"/>
+            <w:r>
+              <w:rPr>
+                <w:sz w:val="18"/>
+              </w:rPr>
+              <w:t>dataset.uc</w:t>
+            </w:r>
+            <w:proofErr w:type="gramEnd"/>
+            <w:r>
+              <w:rPr>
+                <w:sz w:val="18"/>
+              </w:rPr>
+              <w:t>_geographic_notes</w:t>
+            </w:r>
+            <w:proofErr w:type="spellEnd"/>
+            <w:r>
+              <w:rPr>
+                <w:sz w:val="18"/>
+              </w:rPr>
+              <w:t>}}</w:t>
+            </w:r>
+          </w:p>
+        </w:tc>
+      </w:tr>
+      <w:tr>
+        <w:tc>
+          <w:tcPr>
+            <w:tcW w:w="3592" w:type="dxa"/>
+            <w:gridSpan w:val="2"/>
+            <w:shd w:val="clear" w:color="auto" w:fill="E7E6E6" w:themeFill="background2"/>
+            <w:tcMar>
+              <w:top w:w="30" w:type="dxa"/>
+              <w:left w:w="70" w:type="dxa"/>
+              <w:bottom w:w="30" w:type="dxa"/>
+              <w:right w:w="70" w:type="dxa"/>
+            </w:tcMar>
+          </w:tcPr>
+          <w:p>
+            <w:pPr>
+              <w:rPr>
+                <w:b/>
+                <w:sz w:val="18"/>
+              </w:rPr>
+            </w:pPr>
+            <w:r>
+              <w:rPr>
+                <w:b/>
+                <w:sz w:val="18"/>
+              </w:rPr>
+              <w:t>Does the consent limit the type of recipients?</w:t>
+            </w:r>
+          </w:p>
+        </w:tc>
+        <w:tc>
+          <w:tcPr>
+            <w:tcW w:w="6616" w:type="dxa"/>
+            <w:gridSpan w:val="3"/>
+          </w:tcPr>
+          <w:p>
+            <w:pPr>
+              <w:rPr>
+                <w:sz w:val="18"/>
+              </w:rPr>
+            </w:pPr>
+            <w:r>
+              <w:rPr>
+                <w:sz w:val="18"/>
+              </w:rPr>
+              <w:t>{{</w:t>
+            </w:r>
+            <w:proofErr w:type="spellStart"/>
+            <w:proofErr w:type="gramStart"/>
+            <w:r>
+              <w:rPr>
+                <w:sz w:val="18"/>
+              </w:rPr>
+              <w:t>dataset.uc</w:t>
+            </w:r>
+            <w:proofErr w:type="gramEnd"/>
+            <w:r>
+              <w:rPr>
+                <w:sz w:val="18"/>
+              </w:rPr>
+              <w:t>_recipient_type_restriction</w:t>
+            </w:r>
+            <w:proofErr w:type="spellEnd"/>
+            <w:r>
+              <w:rPr>
+                <w:sz w:val="18"/>
+              </w:rPr>
+              <w:t>}} {{</w:t>
+            </w:r>
+            <w:proofErr w:type="spellStart"/>
+            <w:proofErr w:type="gramStart"/>
+            <w:r>
+              <w:rPr>
+                <w:sz w:val="18"/>
+              </w:rPr>
+              <w:t>dataset.uc</w:t>
+            </w:r>
+            <w:proofErr w:type="gramEnd"/>
+            <w:r>
+              <w:rPr>
+                <w:sz w:val="18"/>
+              </w:rPr>
+              <w:t>_recipient_type_notes</w:t>
+            </w:r>
+            <w:proofErr w:type="spellEnd"/>
+            <w:r>
+              <w:rPr>
+                <w:sz w:val="18"/>
+              </w:rPr>
+              <w:t>}}</w:t>
+            </w:r>
+          </w:p>
+        </w:tc>
+      </w:tr>
+      <w:tr>
+        <w:tc>
+          <w:tcPr>
+            <w:tcW w:w="3592" w:type="dxa"/>
+            <w:gridSpan w:val="2"/>
+            <w:shd w:val="clear" w:color="auto" w:fill="E7E6E6" w:themeFill="background2"/>
+            <w:tcMar>
+              <w:top w:w="30" w:type="dxa"/>
+              <w:left w:w="70" w:type="dxa"/>
+              <w:bottom w:w="30" w:type="dxa"/>
+              <w:right w:w="70" w:type="dxa"/>
+            </w:tcMar>
+          </w:tcPr>
+          <w:p>
+            <w:pPr>
+              <w:rPr>
+                <w:b/>
+                <w:sz w:val="18"/>
+              </w:rPr>
+            </w:pPr>
+            <w:r>
+              <w:rPr>
+                <w:b/>
+                <w:sz w:val="18"/>
+              </w:rPr>
+              <w:t>Is the use limited to approved users/groups/institutions?</w:t>
+            </w:r>
+          </w:p>
+        </w:tc>
+        <w:tc>
+          <w:tcPr>
+            <w:tcW w:w="6616" w:type="dxa"/>
+            <w:gridSpan w:val="3"/>
+          </w:tcPr>
+          <w:p>
+            <w:pPr>
+              <w:rPr>
+                <w:sz w:val="18"/>
+              </w:rPr>
+            </w:pPr>
+            <w:r>
+              <w:rPr>
+                <w:sz w:val="18"/>
+              </w:rPr>
+              <w:t>{{</w:t>
+            </w:r>
+            <w:proofErr w:type="spellStart"/>
+            <w:proofErr w:type="gramStart"/>
+            <w:r>
+              <w:rPr>
+                <w:sz w:val="18"/>
+              </w:rPr>
+              <w:t>dataset.uc</w:t>
+            </w:r>
+            <w:proofErr w:type="gramEnd"/>
+            <w:r>
+              <w:rPr>
+                <w:sz w:val="18"/>
+              </w:rPr>
+              <w:t>_user_restriction</w:t>
+            </w:r>
+            <w:proofErr w:type="spellEnd"/>
+            <w:r>
+              <w:rPr>
+                <w:sz w:val="18"/>
+              </w:rPr>
+              <w:t>}} {{</w:t>
+            </w:r>
+            <w:proofErr w:type="spellStart"/>
+            <w:proofErr w:type="gramStart"/>
+            <w:r>
+              <w:rPr>
+                <w:sz w:val="18"/>
+              </w:rPr>
+              <w:t>dataset.uc</w:t>
+            </w:r>
+            <w:proofErr w:type="gramEnd"/>
+            <w:r>
+              <w:rPr>
+                <w:sz w:val="18"/>
+              </w:rPr>
+              <w:t>_user_notes</w:t>
+            </w:r>
+            <w:proofErr w:type="spellEnd"/>
+            <w:r>
+              <w:rPr>
+                <w:sz w:val="18"/>
+              </w:rPr>
+              <w:t>}}</w:t>
+            </w:r>
+          </w:p>
+        </w:tc>
+      </w:tr>
+      <w:tr>
+        <w:tc>
+          <w:tcPr>
+            <w:tcW w:w="3592" w:type="dxa"/>
+            <w:gridSpan w:val="2"/>
+            <w:shd w:val="clear" w:color="auto" w:fill="E7E6E6" w:themeFill="background2"/>
+            <w:tcMar>
+              <w:top w:w="30" w:type="dxa"/>
+              <w:left w:w="70" w:type="dxa"/>
+              <w:bottom w:w="30" w:type="dxa"/>
+              <w:right w:w="70" w:type="dxa"/>
+            </w:tcMar>
+          </w:tcPr>
+          <w:p>
+            <w:pPr>
+              <w:rPr>
+                <w:b/>
+                <w:sz w:val="18"/>
+              </w:rPr>
+            </w:pPr>
+            <w:r>
+              <w:rPr>
+                <w:b/>
+                <w:sz w:val="18"/>
+              </w:rPr>
+              <w:lastRenderedPageBreak/>
+              <w:t>Are there any requirements in case of publications based on the data?</w:t>
+            </w:r>
+          </w:p>
+        </w:tc>
+        <w:tc>
+          <w:tcPr>
+            <w:tcW w:w="6616" w:type="dxa"/>
+            <w:gridSpan w:val="3"/>
+          </w:tcPr>
+          <w:p>
+            <w:pPr>
+              <w:rPr>
+                <w:sz w:val="18"/>
+              </w:rPr>
+            </w:pPr>
+            <w:r>
+              <w:rPr>
+                <w:sz w:val="18"/>
+              </w:rPr>
+              <w:t>{{</w:t>
+            </w:r>
+            <w:proofErr w:type="spellStart"/>
+            <w:proofErr w:type="gramStart"/>
+            <w:r>
+              <w:rPr>
+                <w:sz w:val="18"/>
+              </w:rPr>
+              <w:t>dataset.uc</w:t>
+            </w:r>
+            <w:proofErr w:type="gramEnd"/>
+            <w:r>
+              <w:rPr>
+                <w:sz w:val="18"/>
+              </w:rPr>
+              <w:t>_publication_restriction</w:t>
+            </w:r>
+            <w:proofErr w:type="spellEnd"/>
+            <w:r>
+              <w:rPr>
+                <w:sz w:val="18"/>
+              </w:rPr>
+              <w:t>}} {{</w:t>
+            </w:r>
+            <w:proofErr w:type="spellStart"/>
+            <w:proofErr w:type="gramStart"/>
+            <w:r>
+              <w:rPr>
+                <w:sz w:val="18"/>
+              </w:rPr>
+              <w:t>dataset.uc</w:t>
+            </w:r>
+            <w:proofErr w:type="gramEnd"/>
+            <w:r>
+              <w:rPr>
+                <w:sz w:val="18"/>
+              </w:rPr>
+              <w:t>_publication_notes</w:t>
+            </w:r>
+            <w:proofErr w:type="spellEnd"/>
+            <w:r>
+              <w:rPr>
+                <w:sz w:val="18"/>
+              </w:rPr>
+              <w:t>}}</w:t>
+            </w:r>
+          </w:p>
+        </w:tc>
+      </w:tr>
+      <w:tr>
+        <w:tc>
+          <w:tcPr>
+            <w:tcW w:w="3592" w:type="dxa"/>
+            <w:gridSpan w:val="2"/>
+            <w:shd w:val="clear" w:color="auto" w:fill="E7E6E6" w:themeFill="background2"/>
+            <w:tcMar>
+              <w:top w:w="30" w:type="dxa"/>
+              <w:left w:w="70" w:type="dxa"/>
+              <w:bottom w:w="30" w:type="dxa"/>
+              <w:right w:w="70" w:type="dxa"/>
+            </w:tcMar>
+          </w:tcPr>
+          <w:p>
+            <w:pPr>
+              <w:rPr>
+                <w:b/>
+                <w:sz w:val="18"/>
+              </w:rPr>
+            </w:pPr>
+            <w:r>
+              <w:rPr>
+                <w:b/>
+                <w:sz w:val="18"/>
+              </w:rPr>
+              <w:t>Does the consent contain clauses that put time-limits on the use of data?</w:t>
+            </w:r>
+          </w:p>
+        </w:tc>
+        <w:tc>
+          <w:tcPr>
+            <w:tcW w:w="6616" w:type="dxa"/>
+            <w:gridSpan w:val="3"/>
+          </w:tcPr>
+          <w:p>
+            <w:pPr>
+              <w:rPr>
+                <w:sz w:val="18"/>
+              </w:rPr>
+            </w:pPr>
+            <w:r>
+              <w:rPr>
+                <w:sz w:val="18"/>
+              </w:rPr>
+              <w:t>{{</w:t>
+            </w:r>
+            <w:proofErr w:type="spellStart"/>
+            <w:proofErr w:type="gramStart"/>
+            <w:r>
+              <w:rPr>
+                <w:sz w:val="18"/>
+              </w:rPr>
+              <w:t>dataset.uc</w:t>
+            </w:r>
+            <w:proofErr w:type="gramEnd"/>
+            <w:r>
+              <w:rPr>
+                <w:sz w:val="18"/>
+              </w:rPr>
+              <w:t>_time_restriction</w:t>
+            </w:r>
+            <w:proofErr w:type="spellEnd"/>
+            <w:r>
+              <w:rPr>
+                <w:sz w:val="18"/>
+              </w:rPr>
+              <w:t>}} {{</w:t>
+            </w:r>
+            <w:proofErr w:type="spellStart"/>
+            <w:proofErr w:type="gramStart"/>
+            <w:r>
+              <w:rPr>
+                <w:sz w:val="18"/>
+              </w:rPr>
+              <w:t>dataset.uc</w:t>
+            </w:r>
+            <w:proofErr w:type="gramEnd"/>
+            <w:r>
+              <w:rPr>
+                <w:sz w:val="18"/>
+              </w:rPr>
+              <w:t>_time_notes</w:t>
+            </w:r>
+            <w:proofErr w:type="spellEnd"/>
+            <w:r>
+              <w:rPr>
+                <w:sz w:val="18"/>
+              </w:rPr>
+              <w:t>}}</w:t>
+            </w:r>
+          </w:p>
+        </w:tc>
+      </w:tr>
+      <w:tr>
+        <w:tc>
+          <w:tcPr>
+            <w:tcW w:w="3592" w:type="dxa"/>
+            <w:gridSpan w:val="2"/>
+            <w:shd w:val="clear" w:color="auto" w:fill="E7E6E6" w:themeFill="background2"/>
+            <w:tcMar>
+              <w:top w:w="30" w:type="dxa"/>
+              <w:left w:w="70" w:type="dxa"/>
+              <w:bottom w:w="30" w:type="dxa"/>
+              <w:right w:w="70" w:type="dxa"/>
+            </w:tcMar>
+          </w:tcPr>
+          <w:p>
+            <w:pPr>
+              <w:rPr>
+                <w:b/>
+                <w:sz w:val="18"/>
+              </w:rPr>
+            </w:pPr>
+            <w:r>
+              <w:rPr>
+                <w:b/>
+                <w:sz w:val="18"/>
+              </w:rPr>
+              <w:t>Is the data being sent to ELIXIR-LU/LCSB for a limited duration?</w:t>
+            </w:r>
+          </w:p>
+        </w:tc>
+        <w:tc>
+          <w:tcPr>
+            <w:tcW w:w="6616" w:type="dxa"/>
+            <w:gridSpan w:val="3"/>
+          </w:tcPr>
+          <w:p>
+            <w:pPr>
+              <w:rPr>
+                <w:sz w:val="18"/>
+              </w:rPr>
+            </w:pPr>
+            <w:r>
+              <w:rPr>
+                <w:sz w:val="18"/>
+              </w:rPr>
+              <w:t>{{</w:t>
+            </w:r>
+            <w:proofErr w:type="spellStart"/>
+            <w:proofErr w:type="gramStart"/>
+            <w:r>
+              <w:rPr>
+                <w:sz w:val="18"/>
+              </w:rPr>
+              <w:t>dataset.uc</w:t>
+            </w:r>
+            <w:proofErr w:type="gramEnd"/>
+            <w:r>
+              <w:rPr>
+                <w:sz w:val="18"/>
+              </w:rPr>
+              <w:t>_lcsb_time_restriction</w:t>
+            </w:r>
+            <w:proofErr w:type="spellEnd"/>
+            <w:r>
+              <w:rPr>
+                <w:sz w:val="18"/>
+              </w:rPr>
+              <w:t>}} {{</w:t>
+            </w:r>
+            <w:proofErr w:type="spellStart"/>
+            <w:proofErr w:type="gramStart"/>
+            <w:r>
+              <w:rPr>
+                <w:sz w:val="18"/>
+              </w:rPr>
+              <w:t>dataset.uc</w:t>
+            </w:r>
+            <w:proofErr w:type="gramEnd"/>
+            <w:r>
+              <w:rPr>
+                <w:sz w:val="18"/>
+              </w:rPr>
+              <w:t>_lcsb_time_date</w:t>
+            </w:r>
+            <w:proofErr w:type="spellEnd"/>
+            <w:r>
+              <w:rPr>
+                <w:sz w:val="18"/>
+              </w:rPr>
+              <w:t>}}</w:t>
+            </w:r>
+          </w:p>
+        </w:tc>
+      </w:tr>
+      <w:tr>
+        <w:tc>
+          <w:tcPr>
+            <w:tcW w:w="3592" w:type="dxa"/>
+            <w:gridSpan w:val="2"/>
+            <w:shd w:val="clear" w:color="auto" w:fill="E7E6E6" w:themeFill="background2"/>
+            <w:tcMar>
+              <w:top w:w="30" w:type="dxa"/>
+              <w:left w:w="70" w:type="dxa"/>
+              <w:bottom w:w="30" w:type="dxa"/>
+              <w:right w:w="70" w:type="dxa"/>
+            </w:tcMar>
+          </w:tcPr>
+          <w:p>
+            <w:pPr>
+              <w:rPr>
+                <w:b/>
+                <w:sz w:val="18"/>
+              </w:rPr>
+            </w:pPr>
+            <w:r>
+              <w:rPr>
+                <w:b/>
+                <w:sz w:val="18"/>
+              </w:rPr>
+              <w:t>Is there a requirement to return data or documents to the database/resource?</w:t>
+            </w:r>
+          </w:p>
+        </w:tc>
+        <w:tc>
+          <w:tcPr>
+            <w:tcW w:w="6616" w:type="dxa"/>
+            <w:gridSpan w:val="3"/>
+          </w:tcPr>
+          <w:p>
+            <w:pPr>
+              <w:rPr>
+                <w:sz w:val="18"/>
+              </w:rPr>
+            </w:pPr>
+            <w:r>
+              <w:rPr>
+                <w:sz w:val="18"/>
+              </w:rPr>
+              <w:t>{{</w:t>
+            </w:r>
+            <w:proofErr w:type="spellStart"/>
+            <w:proofErr w:type="gramStart"/>
+            <w:r>
+              <w:rPr>
+                <w:sz w:val="18"/>
+              </w:rPr>
+              <w:t>dataset.uc</w:t>
+            </w:r>
+            <w:proofErr w:type="gramEnd"/>
+            <w:r>
+              <w:rPr>
+                <w:sz w:val="18"/>
+              </w:rPr>
+              <w:t>_return_requirement</w:t>
+            </w:r>
+            <w:proofErr w:type="spellEnd"/>
+            <w:r>
+              <w:rPr>
+                <w:sz w:val="18"/>
+              </w:rPr>
+              <w:t>}} {{</w:t>
+            </w:r>
+            <w:proofErr w:type="spellStart"/>
+            <w:proofErr w:type="gramStart"/>
+            <w:r>
+              <w:rPr>
+                <w:sz w:val="18"/>
+              </w:rPr>
+              <w:t>dataset.uc</w:t>
+            </w:r>
+            <w:proofErr w:type="gramEnd"/>
+            <w:r>
+              <w:rPr>
+                <w:sz w:val="18"/>
+              </w:rPr>
+              <w:t>_return_notes</w:t>
+            </w:r>
+            <w:proofErr w:type="spellEnd"/>
+            <w:r>
+              <w:rPr>
+                <w:sz w:val="18"/>
+              </w:rPr>
+              <w:t>}}</w:t>
+            </w:r>
+          </w:p>
+        </w:tc>
+      </w:tr>
+      <w:tr>
+        <w:tc>
+          <w:tcPr>
+            <w:tcW w:w="3592" w:type="dxa"/>
+            <w:gridSpan w:val="2"/>
+            <w:shd w:val="clear" w:color="auto" w:fill="E7E6E6" w:themeFill="background2"/>
+            <w:tcMar>
+              <w:top w:w="30" w:type="dxa"/>
+              <w:left w:w="70" w:type="dxa"/>
+              <w:bottom w:w="30" w:type="dxa"/>
+              <w:right w:w="70" w:type="dxa"/>
+            </w:tcMar>
+          </w:tcPr>
+          <w:p>
+            <w:pPr>
+              <w:rPr>
+                <w:b/>
+                <w:sz w:val="18"/>
+              </w:rPr>
+            </w:pPr>
+            <w:r>
+              <w:rPr>
+                <w:b/>
+                <w:sz w:val="18"/>
+              </w:rPr>
+              <w:t>Are there any conditions/restrictions regarding the Intellectual Property (IP) of the data?</w:t>
+            </w:r>
+          </w:p>
+        </w:tc>
+        <w:tc>
+          <w:tcPr>
+            <w:tcW w:w="6616" w:type="dxa"/>
+            <w:gridSpan w:val="3"/>
+          </w:tcPr>
+          <w:p>
+            <w:pPr>
+              <w:rPr>
+                <w:sz w:val="18"/>
+              </w:rPr>
+            </w:pPr>
+            <w:r>
+              <w:rPr>
+                <w:sz w:val="18"/>
+              </w:rPr>
+              <w:t>{{</w:t>
+            </w:r>
+            <w:proofErr w:type="spellStart"/>
+            <w:proofErr w:type="gramStart"/>
+            <w:r>
+              <w:rPr>
+                <w:sz w:val="18"/>
+              </w:rPr>
+              <w:t>dataset.uc</w:t>
+            </w:r>
+            <w:proofErr w:type="gramEnd"/>
+            <w:r>
+              <w:rPr>
+                <w:sz w:val="18"/>
+              </w:rPr>
+              <w:t>_ip_restriction</w:t>
+            </w:r>
+            <w:proofErr w:type="spellEnd"/>
+            <w:r>
+              <w:rPr>
+                <w:sz w:val="18"/>
+              </w:rPr>
+              <w:t>}} {{</w:t>
+            </w:r>
+            <w:proofErr w:type="spellStart"/>
+            <w:proofErr w:type="gramStart"/>
+            <w:r>
+              <w:rPr>
+                <w:sz w:val="18"/>
+              </w:rPr>
+              <w:t>dataset.uc</w:t>
+            </w:r>
+            <w:proofErr w:type="gramEnd"/>
+            <w:r>
+              <w:rPr>
+                <w:sz w:val="18"/>
+              </w:rPr>
+              <w:t>_ip_notes</w:t>
+            </w:r>
+            <w:proofErr w:type="spellEnd"/>
+            <w:r>
+              <w:rPr>
+                <w:sz w:val="18"/>
+              </w:rPr>
+              <w:t>}}</w:t>
+            </w:r>
+          </w:p>
+        </w:tc>
+      </w:tr>
+      <w:tr>
+        <w:tc>
+          <w:tcPr>
+            <w:tcW w:w="3592" w:type="dxa"/>
+            <w:gridSpan w:val="2"/>
+            <w:shd w:val="clear" w:color="auto" w:fill="E7E6E6" w:themeFill="background2"/>
+            <w:tcMar>
+              <w:top w:w="30" w:type="dxa"/>
+              <w:left w:w="70" w:type="dxa"/>
+              <w:bottom w:w="30" w:type="dxa"/>
+              <w:right w:w="70" w:type="dxa"/>
+            </w:tcMar>
+          </w:tcPr>
+          <w:p>
+            <w:pPr>
+              <w:rPr>
+                <w:b/>
+                <w:sz w:val="18"/>
+              </w:rPr>
+            </w:pPr>
+            <w:r>
+              <w:rPr>
+                <w:b/>
+                <w:sz w:val="18"/>
+              </w:rPr>
+              <w:t>Will access require Data Access Committee (DAC) approval?</w:t>
+            </w:r>
+          </w:p>
+        </w:tc>
+        <w:tc>
+          <w:tcPr>
+            <w:tcW w:w="6616" w:type="dxa"/>
+            <w:gridSpan w:val="3"/>
+          </w:tcPr>
+          <w:p>
+            <w:pPr>
+              <w:rPr>
+                <w:sz w:val="18"/>
+              </w:rPr>
+            </w:pPr>
+            <w:r>
+              <w:rPr>
+                <w:sz w:val="18"/>
+              </w:rPr>
+              <w:t>{{</w:t>
+            </w:r>
+            <w:proofErr w:type="spellStart"/>
+            <w:proofErr w:type="gramStart"/>
+            <w:r>
+              <w:rPr>
+                <w:sz w:val="18"/>
+              </w:rPr>
+              <w:t>dataset.uc</w:t>
+            </w:r>
+            <w:proofErr w:type="gramEnd"/>
+            <w:r>
+              <w:rPr>
+                <w:sz w:val="18"/>
+              </w:rPr>
+              <w:t>_dac_required</w:t>
+            </w:r>
+            <w:proofErr w:type="spellEnd"/>
+            <w:r>
+              <w:rPr>
+                <w:sz w:val="18"/>
+              </w:rPr>
+              <w:t>}} {{</w:t>
+            </w:r>
+            <w:proofErr w:type="spellStart"/>
+            <w:proofErr w:type="gramStart"/>
+            <w:r>
+              <w:rPr>
+                <w:sz w:val="18"/>
+              </w:rPr>
+              <w:t>dataset.uc</w:t>
+            </w:r>
+            <w:proofErr w:type="gramEnd"/>
+            <w:r>
+              <w:rPr>
+                <w:sz w:val="18"/>
+              </w:rPr>
+              <w:t>_dac_notes</w:t>
+            </w:r>
+            <w:proofErr w:type="spellEnd"/>
+            <w:r>
+              <w:rPr>
+                <w:sz w:val="18"/>
+              </w:rPr>
+              <w:t>}}</w:t>
+            </w:r>
+          </w:p>
+        </w:tc>
+      </w:tr>
+      <w:tr>
+        <w:tc>
+          <w:tcPr>
+            <w:tcW w:w="3592" w:type="dxa"/>
+            <w:gridSpan w:val="2"/>
+            <w:shd w:val="clear" w:color="auto" w:fill="E7E6E6" w:themeFill="background2"/>
+            <w:tcMar>
+              <w:top w:w="30" w:type="dxa"/>
+              <w:left w:w="70" w:type="dxa"/>
+              <w:bottom w:w="30" w:type="dxa"/>
+              <w:right w:w="70" w:type="dxa"/>
+            </w:tcMar>
+          </w:tcPr>
+          <w:p>
+            <w:pPr>
+              <w:rPr>
+                <w:b/>
+                <w:sz w:val="18"/>
+              </w:rPr>
+            </w:pPr>
+            <w:r>
+              <w:rPr>
+                <w:b/>
+                <w:sz w:val="18"/>
+              </w:rPr>
+              <w:t>Will all researchers accessing the data need to sign an access request form?</w:t>
+            </w:r>
+          </w:p>
+        </w:tc>
+        <w:tc>
+          <w:tcPr>
+            <w:tcW w:w="6616" w:type="dxa"/>
+            <w:gridSpan w:val="3"/>
+          </w:tcPr>
+          <w:p>
+            <w:pPr>
+              <w:rPr>
+                <w:sz w:val="18"/>
+              </w:rPr>
+            </w:pPr>
+            <w:r>
+              <w:rPr>
+                <w:sz w:val="18"/>
+              </w:rPr>
+              <w:t>{{</w:t>
+            </w:r>
+            <w:proofErr w:type="spellStart"/>
+            <w:proofErr w:type="gramStart"/>
+            <w:r>
+              <w:rPr>
+                <w:sz w:val="18"/>
+              </w:rPr>
+              <w:t>dataset.uc</w:t>
+            </w:r>
+            <w:proofErr w:type="gramEnd"/>
+            <w:r>
+              <w:rPr>
+                <w:sz w:val="18"/>
+              </w:rPr>
+              <w:t>_access_form_required</w:t>
+            </w:r>
+            <w:proofErr w:type="spellEnd"/>
+            <w:r>
+              <w:rPr>
+                <w:sz w:val="18"/>
+              </w:rPr>
+              <w:t>}}</w:t>
+            </w:r>
+          </w:p>
+        </w:tc>
+      </w:tr>
+      <w:tr>
+        <w:tc>
+          <w:tcPr>
+            <w:tcW w:w="3592" w:type="dxa"/>
+            <w:gridSpan w:val="2"/>
+            <w:shd w:val="clear" w:color="auto" w:fill="E7E6E6" w:themeFill="background2"/>
+            <w:tcMar>
+              <w:top w:w="30" w:type="dxa"/>
+              <w:left w:w="70" w:type="dxa"/>
+              <w:bottom w:w="30" w:type="dxa"/>
+              <w:right w:w="70" w:type="dxa"/>
+            </w:tcMar>
+          </w:tcPr>
+          <w:p>
+            <w:pPr>
+              <w:rPr>
+                <w:b/>
+                <w:sz w:val="18"/>
+              </w:rPr>
+            </w:pPr>
+            <w:r>
+              <w:rPr>
+                <w:b/>
+                <w:sz w:val="18"/>
+              </w:rPr>
+              <w:t>Other restrictions</w:t>
+            </w:r>
+          </w:p>
+        </w:tc>
+        <w:tc>
+          <w:tcPr>
+            <w:tcW w:w="6616" w:type="dxa"/>
+            <w:gridSpan w:val="3"/>
+          </w:tcPr>
+          <w:p>
+            <w:pPr>
+              <w:rPr>
+                <w:sz w:val="18"/>
+              </w:rPr>
+            </w:pPr>
+            <w:r>
+              <w:rPr>
+                <w:sz w:val="18"/>
+              </w:rPr>
+              <w:t>{{</w:t>
+            </w:r>
+            <w:proofErr w:type="spellStart"/>
+            <w:proofErr w:type="gramStart"/>
+            <w:r>
+              <w:rPr>
+                <w:sz w:val="18"/>
+              </w:rPr>
+              <w:t>dataset.uc</w:t>
+            </w:r>
+            <w:proofErr w:type="gramEnd"/>
+            <w:r>
+              <w:rPr>
+                <w:sz w:val="18"/>
+              </w:rPr>
+              <w:t>_other_notes</w:t>
+            </w:r>
+            <w:proofErr w:type="spellEnd"/>
+            <w:r>
+              <w:rPr>
+                <w:sz w:val="18"/>
+              </w:rPr>
+              <w:t>}}</w:t>
             </w:r>
           </w:p>
         </w:tc>
@@ -542,832 +4134,37 @@
     <w:p/>
     <w:p>
       <w:r>
-        <w:t>{%p endfor %}</w:t>
+        <w:t xml:space="preserve">{%p </w:t>
       </w:r>
-    </w:p>
-    <w:p/>
-    <w:p>
-      <w:pPr>
-        <w:pStyle w:val="Heading2"/>
-        <w:numPr>
-          <w:ilvl w:val="1"/>
-          <w:numId w:val="2"/>
-        </w:numPr>
-      </w:pPr>
+      <w:proofErr w:type="spellStart"/>
       <w:r>
-        <w:t>Data</w:t>
+        <w:t>endfor</w:t>
+      </w:r>
+      <w:proofErr w:type="spellEnd"/>
+      <w:r>
+        <w:t xml:space="preserve"> %}</w:t>
       </w:r>
     </w:p>
     <w:p>
       <w:r>
-        <w:t xml:space="preserve">{% for </w:t>
+        <w:t xml:space="preserve">{%p </w:t>
       </w:r>
-      <w:bookmarkStart w:id="2" w:name="__DdeLink__1192_3755231597"/>
+      <w:proofErr w:type="spellStart"/>
       <w:r>
-        <w:t>datadec</w:t>
+        <w:t>endfor</w:t>
       </w:r>
-      <w:bookmarkEnd w:id="2"/>
+      <w:proofErr w:type="spellEnd"/>
       <w:r>
-        <w:t xml:space="preserve"> in datadecs %}{% set datadec_index = loop.index %}</w:t>
-      </w:r>
-    </w:p>
-    <w:p>
-      <w:pPr>
-        <w:pStyle w:val="Heading3"/>
-      </w:pPr>
-      <w:r>
-        <w:t>Data {{ datadec_index }}:  {{ datadec.title }}</w:t>
-      </w:r>
-    </w:p>
-    <w:p>
-      <w:r>
-        <w:t>Study or Cohort Reference: {{ datadec.source_study }}</w:t>
-      </w:r>
-    </w:p>
-    <w:p>
-      <w:pPr>
-        <w:pStyle w:val="Heading4"/>
-      </w:pPr>
-      <w:r>
-        <w:t>Data {{ datadec_index }} - Categories</w:t>
+        <w:t xml:space="preserve"> %}</w:t>
       </w:r>
     </w:p>
     <w:p/>
     <w:p/>
-    <w:p>
-      <w:pPr>
-        <w:pStyle w:val="ListItem"/>
-        <w:numPr>
-          <w:ilvl w:val="0"/>
-          <w:numId w:val="6"/>
-        </w:numPr>
-        <w:rPr>
-          <w:rStyle w:val="NumberedListItem"/>
-        </w:rPr>
-      </w:pPr>
-      <w:r>
-        <w:rPr>
-          <w:rStyle w:val="NumberedListItem"/>
-        </w:rPr>
-        <w:t>The Data{{ datadec_index }} includes the following categories and types of personal data:</w:t>
-      </w:r>
-    </w:p>
-    <w:p>
-      <w:pPr>
-        <w:pStyle w:val="ListItem"/>
-        <w:ind w:left="1440"/>
-        <w:rPr>
-          <w:rStyle w:val="NumberedListItem"/>
-        </w:rPr>
-      </w:pPr>
-      <w:r>
-        <w:rPr>
-          <w:rStyle w:val="NumberedListItem"/>
-        </w:rPr>
-        <w:t>{%p for category in datadec.gdpr_datatypes %}</w:t>
-      </w:r>
-    </w:p>
-    <w:p>
-      <w:pPr>
-        <w:pStyle w:val="ListItemBullet"/>
-        <w:numPr>
-          <w:ilvl w:val="1"/>
-          <w:numId w:val="6"/>
-        </w:numPr>
-        <w:rPr>
-          <w:rStyle w:val="NumberedListItem"/>
-        </w:rPr>
-      </w:pPr>
-      <w:r>
-        <w:rPr>
-          <w:rStyle w:val="NumberedListItem"/>
-        </w:rPr>
-        <w:t>{{ category }}</w:t>
-      </w:r>
-    </w:p>
-    <w:p>
-      <w:pPr>
-        <w:pStyle w:val="ListItemBullet"/>
-        <w:ind w:left="2160"/>
-        <w:rPr>
-          <w:rStyle w:val="NumberedListItem"/>
-        </w:rPr>
-      </w:pPr>
-      <w:r>
-        <w:rPr>
-          <w:rStyle w:val="NumberedListItem"/>
-        </w:rPr>
-        <w:t>{%p endfor %}</w:t>
-      </w:r>
-    </w:p>
-    <w:p>
-      <w:pPr>
-        <w:pStyle w:val="ListItem"/>
-        <w:ind w:left="1440"/>
-      </w:pPr>
-      <w:r>
-        <w:rPr>
-          <w:rStyle w:val="NumberedListItem"/>
-        </w:rPr>
-        <w:t>{% if datadec.gdpr_datatypes_notes %}Remarks on categories of personal datatypes: {{ datadec.gdpr_datatypes_notes }}{% endif %}</w:t>
-      </w:r>
-    </w:p>
-    <w:p>
-      <w:pPr>
-        <w:pStyle w:val="ListItem"/>
-        <w:numPr>
-          <w:ilvl w:val="0"/>
-          <w:numId w:val="6"/>
-        </w:numPr>
-        <w:rPr>
-          <w:rStyle w:val="NumberedListItem"/>
-        </w:rPr>
-      </w:pPr>
-      <w:r>
-        <w:rPr>
-          <w:rStyle w:val="NumberedListItem"/>
-        </w:rPr>
-        <w:t>The Data{{ datadec_index }} contains the following scientific datatypes:</w:t>
-      </w:r>
-    </w:p>
-    <w:p>
-      <w:pPr>
-        <w:pStyle w:val="ListItem"/>
-        <w:ind w:left="1440"/>
-        <w:rPr>
-          <w:rStyle w:val="NumberedListItem"/>
-        </w:rPr>
-      </w:pPr>
-      <w:r>
-        <w:rPr>
-          <w:rStyle w:val="NumberedListItem"/>
-        </w:rPr>
-        <w:t>{%p for category in datadec.sci_datatypes %}</w:t>
-      </w:r>
-    </w:p>
-    <w:p>
-      <w:pPr>
-        <w:pStyle w:val="ListItemBullet"/>
-        <w:numPr>
-          <w:ilvl w:val="1"/>
-          <w:numId w:val="6"/>
-        </w:numPr>
-        <w:rPr>
-          <w:rStyle w:val="NumberedListItem"/>
-          <w:rFonts w:cs="Times New Roman"/>
-        </w:rPr>
-      </w:pPr>
-      <w:r>
-        <w:rPr>
-          <w:rStyle w:val="NumberedListItem"/>
-          <w:rFonts w:cs="Times New Roman"/>
-        </w:rPr>
-        <w:t>{{ category }}</w:t>
-      </w:r>
-    </w:p>
-    <w:p>
-      <w:pPr>
-        <w:pStyle w:val="ListItemBullet"/>
-        <w:ind w:left="2160"/>
-        <w:rPr>
-          <w:rStyle w:val="NumberedListItem"/>
-          <w:rFonts w:cs="Times New Roman"/>
-        </w:rPr>
-      </w:pPr>
-      <w:r>
-        <w:rPr>
-          <w:rStyle w:val="NumberedListItem"/>
-          <w:rFonts w:cs="Times New Roman"/>
-        </w:rPr>
-        <w:t>{%p endfor %}</w:t>
-      </w:r>
-    </w:p>
-    <w:p>
-      <w:pPr>
-        <w:pStyle w:val="ListItem"/>
-        <w:ind w:left="1440"/>
-        <w:rPr>
-          <w:rStyle w:val="NumberedListItem"/>
-        </w:rPr>
-      </w:pPr>
-      <w:r>
-        <w:rPr>
-          <w:rStyle w:val="NumberedListItem"/>
-        </w:rPr>
-        <w:lastRenderedPageBreak/>
-        <w:t>{% if datadec.sci_datatypes_notes %}Remarks on categories scientific datatypes: {{ datadec.sci_datatypes_notes }}{% endif %}</w:t>
-      </w:r>
-    </w:p>
-    <w:p>
-      <w:pPr>
-        <w:pStyle w:val="ListItem"/>
-        <w:numPr>
-          <w:ilvl w:val="0"/>
-          <w:numId w:val="6"/>
-        </w:numPr>
-        <w:rPr>
-          <w:rStyle w:val="NumberedListItem"/>
-        </w:rPr>
-      </w:pPr>
-      <w:r>
-        <w:rPr>
-          <w:rStyle w:val="NumberedListItem"/>
-        </w:rPr>
-        <w:t>Data is {{ datadec.de_identification }}.</w:t>
-      </w:r>
-    </w:p>
-    <w:p>
-      <w:pPr>
-        <w:pStyle w:val="ListItem"/>
-        <w:numPr>
-          <w:ilvl w:val="0"/>
-          <w:numId w:val="6"/>
-        </w:numPr>
-        <w:rPr>
-          <w:rStyle w:val="NumberedListItem"/>
-        </w:rPr>
-      </w:pPr>
-      <w:r>
-        <w:rPr>
-          <w:rStyle w:val="NumberedListItem"/>
-        </w:rPr>
-        <w:t>In addition to Data {{ datadec_index }}, the Data Provider will {% if datadec.has_samples %} submit bio-samples of following nature: {{datadec.samples_notes}} {% else %} not submit any bio-samples{% endif %}.</w:t>
-      </w:r>
-    </w:p>
-    <w:p>
-      <w:pPr>
-        <w:pStyle w:val="Heading4"/>
-      </w:pPr>
-      <w:r>
-        <w:t>Data {{ datadec_index }} - Lawfulness and Legitimacy of Processing</w:t>
-      </w:r>
-    </w:p>
-    <w:p>
-      <w:pPr>
-        <w:pStyle w:val="ListItem"/>
-        <w:numPr>
-          <w:ilvl w:val="0"/>
-          <w:numId w:val="6"/>
-        </w:numPr>
-        <w:rPr>
-          <w:rStyle w:val="NumberedListItem"/>
-        </w:rPr>
-      </w:pPr>
-      <w:r>
-        <w:rPr>
-          <w:rStyle w:val="NumberedListItem"/>
-        </w:rPr>
-        <w:t>For standard (non-sensitive) personal data, the legal basis according to Art. 6.1 GDPR for the collection of personal data is {{ datadec.legal_basis_</w:t>
-      </w:r>
-      <w:r>
-        <w:rPr>
-          <w:rStyle w:val="NumberedListItem"/>
-        </w:rPr>
-        <w:t>data_collection_std }}</w:t>
-      </w:r>
-      <w:r>
-        <w:rPr>
-          <w:rStyle w:val="NumberedListItem"/>
-        </w:rPr>
-        <w:t>.</w:t>
-      </w:r>
-    </w:p>
-    <w:p>
-      <w:pPr>
-        <w:pStyle w:val="ListItem"/>
-        <w:numPr>
-          <w:ilvl w:val="0"/>
-          <w:numId w:val="6"/>
-        </w:numPr>
-        <w:rPr>
-          <w:rStyle w:val="NumberedListItem"/>
-        </w:rPr>
-      </w:pPr>
-      <w:r>
-        <w:rPr>
-          <w:rStyle w:val="NumberedListItem"/>
-        </w:rPr>
-        <w:t>For standard (non-sensitive) personal data, the legal basis according to Art. 6.1 GDPR for the sharing and subsequent processing of personal data is {{ datadec.legal_basis_data_sharing_std }}.</w:t>
-      </w:r>
-    </w:p>
-    <w:p>
-      <w:pPr>
-        <w:pStyle w:val="ListItem"/>
-        <w:numPr>
-          <w:ilvl w:val="0"/>
-          <w:numId w:val="6"/>
-        </w:numPr>
-        <w:rPr>
-          <w:rStyle w:val="NumberedListItem"/>
-        </w:rPr>
-      </w:pPr>
-      <w:r>
-        <w:rPr>
-          <w:rStyle w:val="NumberedListItem"/>
-        </w:rPr>
-        <w:t>For special category (sensitive) personal data, the legal basis according to Art. 6.1 GDPR for the collection of personal data is {{ datadec.legal_basis_data_collection_spec }}.</w:t>
-      </w:r>
-    </w:p>
-    <w:p>
-      <w:pPr>
-        <w:pStyle w:val="ListItem"/>
-        <w:numPr>
-          <w:ilvl w:val="0"/>
-          <w:numId w:val="6"/>
-        </w:numPr>
-        <w:rPr>
-          <w:rStyle w:val="NumberedListItem"/>
-        </w:rPr>
-      </w:pPr>
-      <w:r>
-        <w:rPr>
-          <w:rStyle w:val="NumberedListItem"/>
-        </w:rPr>
-        <w:t>For special category (sensitive) personal data, the legal basis according to Art. 6.1 GDPR for the sharing and subsequent processing of personal data is {{ datadec.legal_basis_data_sharing_spec }}</w:t>
-      </w:r>
-    </w:p>
-    <w:p>
-      <w:pPr>
-        <w:pStyle w:val="ListItem"/>
-        <w:ind w:left="1440"/>
-        <w:rPr>
-          <w:rStyle w:val="NumberedListItem"/>
-        </w:rPr>
-      </w:pPr>
-      <w:r>
-        <w:rPr>
-          <w:rStyle w:val="NumberedListItem"/>
-        </w:rPr>
-        <w:t>{% if datadec.legal_basis_notes %}</w:t>
-      </w:r>
-    </w:p>
-    <w:p>
-      <w:pPr>
-        <w:pStyle w:val="ListItem"/>
-        <w:numPr>
-          <w:ilvl w:val="0"/>
-          <w:numId w:val="6"/>
-        </w:numPr>
-        <w:rPr>
-          <w:rStyle w:val="NumberedListItem"/>
-        </w:rPr>
-      </w:pPr>
-      <w:r>
-        <w:rPr>
-          <w:rStyle w:val="NumberedListItem"/>
-        </w:rPr>
-        <w:t>For special category (sensitive) personal data, the legal basis specified under 7. and/or 8. affects only a subset of sensitive data, specifically: {{ datadec.legal_basis_notes }}.</w:t>
-      </w:r>
-    </w:p>
-    <w:p>
-      <w:pPr>
-        <w:pStyle w:val="ListItem"/>
-        <w:ind w:left="1440"/>
-        <w:rPr>
-          <w:rFonts w:cs="OpenSymbol"/>
-        </w:rPr>
-      </w:pPr>
-      <w:r>
-        <w:rPr>
-          <w:rStyle w:val="NumberedListItem"/>
-        </w:rPr>
-        <w:t>{% endif %}</w:t>
-      </w:r>
-    </w:p>
-    <w:p>
-      <w:pPr>
-        <w:pStyle w:val="Heading4"/>
-      </w:pPr>
-      <w:r>
-        <w:t>Data {{ datadec_index }} – Data Subjects</w:t>
-      </w:r>
-    </w:p>
-    <w:p>
-      <w:pPr>
-        <w:pStyle w:val="ListParagraph"/>
-        <w:numPr>
-          <w:ilvl w:val="0"/>
-          <w:numId w:val="6"/>
-        </w:numPr>
-      </w:pPr>
-      <w:r>
-        <w:rPr>
-          <w:rStyle w:val="NumberedListItem"/>
-        </w:rPr>
-        <w:t>The Data Subjects category comprises {{datadec.subject_categories}}.</w:t>
-      </w:r>
-    </w:p>
-    <w:p>
-      <w:pPr>
-        <w:pStyle w:val="ListParagraph"/>
-        <w:numPr>
-          <w:ilvl w:val="0"/>
-          <w:numId w:val="6"/>
-        </w:numPr>
-        <w:rPr>
-          <w:rStyle w:val="NumberedListItem"/>
-        </w:rPr>
-      </w:pPr>
-      <w:r>
-        <w:rPr>
-          <w:rStyle w:val="NumberedListItem"/>
-        </w:rPr>
-        <w:t>The Dataset does {% if datadec.has_special_subjects %}contain Data from “Special Subjects”, meaning minors or subjects unable to give consent. {% else %}not contain Data from “Special Subjects”, meaning minors or subjects unable to give consent.{% endif %}</w:t>
-      </w:r>
-    </w:p>
-    <w:p>
-      <w:pPr>
-        <w:pStyle w:val="Heading4"/>
-      </w:pPr>
-      <w:r>
-        <w:t>Data {{ datadec_index }} – Consent</w:t>
-      </w:r>
-    </w:p>
-    <w:p>
-      <w:pPr>
-        <w:pStyle w:val="ListItem"/>
-        <w:numPr>
-          <w:ilvl w:val="0"/>
-          <w:numId w:val="6"/>
-        </w:numPr>
-        <w:rPr>
-          <w:rStyle w:val="NumberedListItem"/>
-        </w:rPr>
-      </w:pPr>
-      <w:r>
-        <w:rPr>
-          <w:rStyle w:val="NumberedListItem"/>
-        </w:rPr>
-        <w:t>The Data may be used in{% if datadec.restriction_rs %} only specific {% else %} all{% endif %} research/disease areas. {{ datadec.restriction_rs_notes }}</w:t>
-      </w:r>
-    </w:p>
-    <w:p>
-      <w:pPr>
-        <w:pStyle w:val="ListItem"/>
-        <w:numPr>
-          <w:ilvl w:val="0"/>
-          <w:numId w:val="6"/>
-        </w:numPr>
-        <w:rPr>
-          <w:rStyle w:val="NumberedListItem"/>
-        </w:rPr>
-      </w:pPr>
-      <w:r>
-        <w:rPr>
-          <w:rStyle w:val="NumberedListItem"/>
-        </w:rPr>
-        <w:t>The Data may be used {% if datadec.restriction_rs %}with the following geographic restrictions: {{ datadec.restriction_gs_notes }}{% else %}without geographic restrictions.{% endif %}</w:t>
-      </w:r>
-    </w:p>
-    <w:p>
-      <w:pPr>
-        <w:pStyle w:val="ListItem"/>
-        <w:numPr>
-          <w:ilvl w:val="0"/>
-          <w:numId w:val="6"/>
-        </w:numPr>
-      </w:pPr>
-      <w:r>
-        <w:rPr>
-          <w:rStyle w:val="NumberedListItem"/>
-        </w:rPr>
-        <w:t>The Data may be shared {% if datadec.restriction_us %} with the following restriction of recipients: {{ datadec.restriction_us_notes }}{% else %} without restriction of recipients.{% endif %}</w:t>
-      </w:r>
-    </w:p>
-    <w:p>
-      <w:pPr>
-        <w:pStyle w:val="ListItem"/>
-        <w:numPr>
-          <w:ilvl w:val="0"/>
-          <w:numId w:val="6"/>
-        </w:numPr>
-        <w:rPr>
-          <w:rFonts w:cs="OpenSymbol"/>
-        </w:rPr>
-      </w:pPr>
-      <w:r>
-        <w:rPr>
-          <w:rStyle w:val="NumberedListItem"/>
-        </w:rPr>
-        <w:t>The consents are {{datadec.consent_status}}.</w:t>
-      </w:r>
-    </w:p>
-    <w:p>
-      <w:pPr>
-        <w:pStyle w:val="Heading4"/>
-      </w:pPr>
-      <w:r>
-        <w:t>Data {{ datadec_index }}</w:t>
-      </w:r>
-      <w:r>
-        <w:t xml:space="preserve"> - Specific Use Conditions</w:t>
-      </w:r>
-    </w:p>
-    <w:p>
-      <w:pPr>
-        <w:pStyle w:val="ListItem"/>
-        <w:numPr>
-          <w:ilvl w:val="0"/>
-          <w:numId w:val="6"/>
-        </w:numPr>
-        <w:rPr>
-          <w:rStyle w:val="NumberedListItem"/>
-        </w:rPr>
-      </w:pPr>
-      <w:r>
-        <w:rPr>
-          <w:rStyle w:val="NumberedListItem"/>
-        </w:rPr>
-        <w:t>The use of Data is</w:t>
-      </w:r>
-      <w:r>
-        <w:rPr>
-          <w:rStyle w:val="NumberedListItem"/>
-        </w:rPr>
-        <w:t xml:space="preserve"> </w:t>
-      </w:r>
-      <w:r>
-        <w:rPr>
-          <w:rStyle w:val="NumberedListItem"/>
-        </w:rPr>
-        <w:t>{% if</w:t>
-      </w:r>
-      <w:r>
-        <w:rPr>
-          <w:rStyle w:val="NumberedListItem"/>
-        </w:rPr>
-        <w:t xml:space="preserve"> not</w:t>
-      </w:r>
-      <w:r>
-        <w:rPr>
-          <w:rStyle w:val="NumberedListItem"/>
-        </w:rPr>
-        <w:t xml:space="preserve"> </w:t>
-      </w:r>
-      <w:r>
-        <w:rPr>
-          <w:rStyle w:val="NumberedListItem"/>
-        </w:rPr>
-        <w:t>datadec.restriction_ps</w:t>
-      </w:r>
-      <w:r>
-        <w:rPr>
-          <w:rStyle w:val="NumberedListItem"/>
-        </w:rPr>
-        <w:t xml:space="preserve"> </w:t>
-      </w:r>
-      <w:r>
-        <w:rPr>
-          <w:rStyle w:val="NumberedListItem"/>
-        </w:rPr>
-        <w:t>%}</w:t>
-      </w:r>
-      <w:r>
-        <w:rPr>
-          <w:rStyle w:val="NumberedListItem"/>
-        </w:rPr>
-        <w:t xml:space="preserve"> </w:t>
-      </w:r>
-      <w:r>
-        <w:rPr>
-          <w:rStyle w:val="NumberedListItem"/>
-        </w:rPr>
-        <w:t>not</w:t>
-      </w:r>
-      <w:r>
-        <w:rPr>
-          <w:rStyle w:val="NumberedListItem"/>
-        </w:rPr>
-        <w:t xml:space="preserve"> </w:t>
-      </w:r>
-      <w:r>
-        <w:rPr>
-          <w:rStyle w:val="NumberedListItem"/>
-        </w:rPr>
-        <w:t>{% endif %}</w:t>
-      </w:r>
-      <w:r>
-        <w:rPr>
-          <w:rStyle w:val="NumberedListItem"/>
-        </w:rPr>
-        <w:t xml:space="preserve"> </w:t>
-      </w:r>
-      <w:r>
-        <w:rPr>
-          <w:rStyle w:val="NumberedListItem"/>
-        </w:rPr>
-        <w:t>limited to the Research Project</w:t>
-      </w:r>
-      <w:r>
-        <w:rPr>
-          <w:rStyle w:val="NumberedListItem"/>
-        </w:rPr>
-        <w:t>.</w:t>
-      </w:r>
-      <w:r>
-        <w:rPr>
-          <w:rStyle w:val="NumberedListItem"/>
-        </w:rPr>
-        <w:t xml:space="preserve"> {{ datadec.restriction_ps_notes }}</w:t>
-      </w:r>
-    </w:p>
-    <w:p>
-      <w:pPr>
-        <w:pStyle w:val="ListItem"/>
-        <w:numPr>
-          <w:ilvl w:val="0"/>
-          <w:numId w:val="6"/>
-        </w:numPr>
-      </w:pPr>
-      <w:r>
-        <w:rPr>
-          <w:rStyle w:val="NumberedListItem"/>
-        </w:rPr>
-        <w:t xml:space="preserve">Publications resulting from the Data are {%if datadec.restriction_pub %} required to adhere to specific publication requirements as further detailed here{{ </w:t>
-      </w:r>
-      <w:r>
-        <w:rPr>
-          <w:rStyle w:val="NumberedListItem"/>
-        </w:rPr>
-        <w:lastRenderedPageBreak/>
-        <w:t xml:space="preserve">datadec.restriction_pub_notes }}{% else %}not required to adhere to specific publication requirements.{% endif %} </w:t>
-      </w:r>
-    </w:p>
-    <w:p>
-      <w:pPr>
-        <w:pStyle w:val="ListItem"/>
-        <w:numPr>
-          <w:ilvl w:val="0"/>
-          <w:numId w:val="6"/>
-        </w:numPr>
-        <w:rPr>
-          <w:rStyle w:val="NumberedListItem"/>
-        </w:rPr>
-      </w:pPr>
-      <w:r>
-        <w:rPr>
-          <w:rStyle w:val="NumberedListItem"/>
-        </w:rPr>
-        <w:t>Data are {% if datadec.restrition_rtn %} required to adhere to specific return requirements as further detailed here: {{ datadec.restriction_rtn_notes }}{% else %}not required to adhere to specific return requirements.</w:t>
-      </w:r>
-      <w:r>
-        <w:rPr>
-          <w:rStyle w:val="NumberedListItem"/>
-        </w:rPr>
-        <w:br/>
-        <w:t xml:space="preserve">{% endif %} </w:t>
-      </w:r>
-    </w:p>
-    <w:p>
-      <w:pPr>
-        <w:pStyle w:val="ListItem"/>
-        <w:ind w:left="1440"/>
-        <w:rPr>
-          <w:rStyle w:val="NumberedListItem"/>
-        </w:rPr>
-      </w:pPr>
-      <w:r>
-        <w:rPr>
-          <w:rStyle w:val="NumberedListItem"/>
-        </w:rPr>
-        <w:t xml:space="preserve">{%p if restriction_other_notes %} </w:t>
-      </w:r>
-    </w:p>
-    <w:p>
-      <w:pPr>
-        <w:pStyle w:val="ListItem"/>
-        <w:numPr>
-          <w:ilvl w:val="0"/>
-          <w:numId w:val="6"/>
-        </w:numPr>
-        <w:rPr>
-          <w:rStyle w:val="NumberedListItem"/>
-        </w:rPr>
-      </w:pPr>
-      <w:r>
-        <w:rPr>
-          <w:rStyle w:val="NumberedListItem"/>
-        </w:rPr>
-        <w:t>The use of data is subject to the following other restrictions: {{ restriction_other_notes }}</w:t>
-      </w:r>
-    </w:p>
-    <w:p>
-      <w:pPr>
-        <w:pStyle w:val="ListItem"/>
-        <w:ind w:left="1440"/>
-        <w:rPr>
-          <w:rFonts w:cs="OpenSymbol"/>
-        </w:rPr>
-      </w:pPr>
-      <w:r>
-        <w:rPr>
-          <w:rStyle w:val="NumberedListItem"/>
-        </w:rPr>
-        <w:t>{%p endif %}</w:t>
-      </w:r>
-    </w:p>
-    <w:p>
-      <w:pPr>
-        <w:pStyle w:val="Heading4"/>
-      </w:pPr>
-      <w:r>
-        <w:t>Data {{ datadec_index }}  - Access Policy</w:t>
-      </w:r>
-    </w:p>
-    <w:p>
-      <w:pPr>
-        <w:pStyle w:val="ListItem"/>
-        <w:numPr>
-          <w:ilvl w:val="0"/>
-          <w:numId w:val="6"/>
-        </w:numPr>
-        <w:rPr>
-          <w:rStyle w:val="NumberedListItem"/>
-        </w:rPr>
-      </w:pPr>
-      <w:r>
-        <w:rPr>
-          <w:rStyle w:val="NumberedListItem"/>
-        </w:rPr>
-        <w:t>The process for requesting and validating Data Access is described in Annex A of the General Terms of Services. {% if datadec.access_form_required %}Applicants must use the access request template {% endif %}</w:t>
-      </w:r>
-    </w:p>
-    <w:p>
-      <w:pPr>
-        <w:pStyle w:val="ListItem"/>
-        <w:numPr>
-          <w:ilvl w:val="0"/>
-          <w:numId w:val="6"/>
-        </w:numPr>
-        <w:rPr>
-          <w:rStyle w:val="NumberedListItem"/>
-        </w:rPr>
-      </w:pPr>
-      <w:r>
-        <w:rPr>
-          <w:rStyle w:val="NumberedListItem"/>
-        </w:rPr>
-        <w:t>The use of Data is {% if datadec.restriction_ip %} subject to the following IP restrictions/requirements: {{ datadec.restriction_ip_notes}} {% else %} not subject to special IP requirements.{% endif %}</w:t>
-      </w:r>
-    </w:p>
-    <w:p>
-      <w:r>
-        <w:rPr>
-          <w:rFonts w:cstheme="minorHAnsi"/>
-        </w:rPr>
-        <w:t>{% endfor %}</w:t>
-      </w:r>
-    </w:p>
-    <w:p>
-      <w:pPr>
-        <w:rPr>
-          <w:rFonts w:cstheme="minorHAnsi"/>
-        </w:rPr>
-      </w:pPr>
-    </w:p>
-    <w:p>
-      <w:pPr>
-        <w:rPr>
-          <w:rFonts w:cstheme="minorHAnsi"/>
-        </w:rPr>
-      </w:pPr>
-    </w:p>
-    <w:p>
-      <w:r>
-        <w:t xml:space="preserve">The Main Contact confirms that the information provided for this submission is complete and correct. The Main Contact is responsible for any subsequent incorrect use of the Data or violation to the Data Subjects’ rights by UL/LCSB that stem from incorrect or incomplete information. </w:t>
-      </w:r>
-    </w:p>
-    <w:p>
-      <w:r>
-        <w:t>The Main Contact confirms that the Data Provider remains responsible for managing and/or coordinating the exercise of Data Subjects’ rights and for any necessary information provision. UL/LCSB will support the Main Contact in fulfilling this responsibility but will not have any direct contact with the Data Subjects.</w:t>
-      </w:r>
-    </w:p>
     <w:p/>
-    <w:p/>
-    <w:p>
-      <w:r>
-        <w:t>Main Contact Name:</w:t>
-      </w:r>
-    </w:p>
-    <w:p/>
-    <w:p/>
-    <w:p>
-      <w:r>
-        <w:t>Signature:</w:t>
-      </w:r>
-    </w:p>
-    <w:p/>
-    <w:p/>
-    <w:p>
-      <w:r>
-        <w:t>Date:</w:t>
-      </w:r>
-    </w:p>
     <w:sectPr>
       <w:pgSz w:w="12240" w:h="15840"/>
-      <w:pgMar w:top="1440" w:right="1440" w:bottom="1440" w:left="1440" w:header="0" w:footer="0" w:gutter="0"/>
+      <w:pgMar w:top="1008" w:right="1008" w:bottom="1008" w:left="1008" w:header="720" w:footer="720" w:gutter="0"/>
       <w:cols w:space="720"/>
-      <w:formProt w:val="0"/>
       <w:docGrid w:linePitch="360"/>
     </w:sectPr>
   </w:body>
@@ -1375,103 +4172,287 @@
 </file>
 
 <file path=word/numbering.xml><?xml version="1.0" encoding="utf-8"?>
-<w:numbering xmlns:wpc="http://schemas.microsoft.com/office/word/2010/wordprocessingCanvas" xmlns:cx="http://schemas.microsoft.com/office/drawing/2014/chartex" xmlns:cx1="http://schemas.microsoft.com/office/drawing/2015/9/8/chartex" xmlns:cx2="http://schemas.microsoft.com/office/drawing/2015/10/21/chartex" xmlns:cx3="http://schemas.microsoft.com/office/drawing/2016/5/9/chartex" xmlns:cx4="http://schemas.microsoft.com/office/drawing/2016/5/10/chartex" xmlns:cx5="http://schemas.microsoft.com/office/drawing/2016/5/11/chartex" xmlns:cx6="http://schemas.microsoft.com/office/drawing/2016/5/12/chartex" xmlns:cx7="http://schemas.microsoft.com/office/drawing/2016/5/13/chartex" xmlns:cx8="http://schemas.microsoft.com/office/drawing/2016/5/14/chartex" xmlns:mc="http://schemas.openxmlformats.org/markup-compatibility/2006" xmlns:aink="http://schemas.microsoft.com/office/drawing/2016/ink" xmlns:am3d="http://schemas.microsoft.com/office/drawing/2017/model3d" xmlns:o="urn:schemas-microsoft-com:office:office" xmlns:r="http://schemas.openxmlformats.org/officeDocument/2006/relationships" xmlns:m="http://schemas.openxmlformats.org/officeDocument/2006/math" xmlns:v="urn:schemas-microsoft-com:vml" xmlns:wp14="http://schemas.microsoft.com/office/word/2010/wordprocessingDrawing" xmlns:wp="http://schemas.openxmlformats.org/drawingml/2006/wordprocessingDrawing" xmlns:w10="urn:schemas-microsoft-com:office:word" xmlns:w="http://schemas.openxmlformats.org/wordprocessingml/2006/main" xmlns:w14="http://schemas.microsoft.com/office/word/2010/wordml" xmlns:w15="http://schemas.microsoft.com/office/word/2012/wordml" xmlns:w16cex="http://schemas.microsoft.com/office/word/2018/wordml/cex" xmlns:w16cid="http://schemas.microsoft.com/office/word/2016/wordml/cid" xmlns:w16="http://schemas.microsoft.com/office/word/2018/wordml" xmlns:w16se="http://schemas.microsoft.com/office/word/2015/wordml/symex" xmlns:wpg="http://schemas.microsoft.com/office/word/2010/wordprocessingGroup" xmlns:wpi="http://schemas.microsoft.com/office/word/2010/wordprocessingInk" xmlns:wne="http://schemas.microsoft.com/office/word/2006/wordml" xmlns:wps="http://schemas.microsoft.com/office/word/2010/wordprocessingShape" mc:Ignorable="w14 w15 w16se w16cid w16 w16cex wp14">
+<w:numbering xmlns:wpc="http://schemas.microsoft.com/office/word/2010/wordprocessingCanvas" xmlns:cx="http://schemas.microsoft.com/office/drawing/2014/chartex" xmlns:cx1="http://schemas.microsoft.com/office/drawing/2015/9/8/chartex" xmlns:cx2="http://schemas.microsoft.com/office/drawing/2015/10/21/chartex" xmlns:cx3="http://schemas.microsoft.com/office/drawing/2016/5/9/chartex" xmlns:cx4="http://schemas.microsoft.com/office/drawing/2016/5/10/chartex" xmlns:cx5="http://schemas.microsoft.com/office/drawing/2016/5/11/chartex" xmlns:cx6="http://schemas.microsoft.com/office/drawing/2016/5/12/chartex" xmlns:cx7="http://schemas.microsoft.com/office/drawing/2016/5/13/chartex" xmlns:cx8="http://schemas.microsoft.com/office/drawing/2016/5/14/chartex" xmlns:mc="http://schemas.openxmlformats.org/markup-compatibility/2006" xmlns:aink="http://schemas.microsoft.com/office/drawing/2016/ink" xmlns:am3d="http://schemas.microsoft.com/office/drawing/2017/model3d" xmlns:o="urn:schemas-microsoft-com:office:office" xmlns:oel="http://schemas.microsoft.com/office/2019/extlst" xmlns:r="http://schemas.openxmlformats.org/officeDocument/2006/relationships" xmlns:m="http://schemas.openxmlformats.org/officeDocument/2006/math" xmlns:v="urn:schemas-microsoft-com:vml" xmlns:wp14="http://schemas.microsoft.com/office/word/2010/wordprocessingDrawing" xmlns:wp="http://schemas.openxmlformats.org/drawingml/2006/wordprocessingDrawing" xmlns:w10="urn:schemas-microsoft-com:office:word" xmlns:w="http://schemas.openxmlformats.org/wordprocessingml/2006/main" xmlns:w14="http://schemas.microsoft.com/office/word/2010/wordml" xmlns:w15="http://schemas.microsoft.com/office/word/2012/wordml" xmlns:w16cex="http://schemas.microsoft.com/office/word/2018/wordml/cex" xmlns:w16cid="http://schemas.microsoft.com/office/word/2016/wordml/cid" xmlns:w16="http://schemas.microsoft.com/office/word/2018/wordml" xmlns:w16du="http://schemas.microsoft.com/office/word/2023/wordml/word16du" xmlns:w16sdtdh="http://schemas.microsoft.com/office/word/2020/wordml/sdtdatahash" xmlns:w16sdtfl="http://schemas.microsoft.com/office/word/2024/wordml/sdtformatlock" xmlns:w16se="http://schemas.microsoft.com/office/word/2015/wordml/symex" xmlns:wpg="http://schemas.microsoft.com/office/word/2010/wordprocessingGroup" xmlns:wpi="http://schemas.microsoft.com/office/word/2010/wordprocessingInk" xmlns:wne="http://schemas.microsoft.com/office/word/2006/wordml" xmlns:wps="http://schemas.microsoft.com/office/word/2010/wordprocessingShape" mc:Ignorable="w14 w15 w16se w16cid w16 w16cex w16sdtdh w16sdtfl w16du wp14">
   <w:abstractNum w:abstractNumId="0" w15:restartNumberingAfterBreak="0">
+    <w:nsid w:val="FFFFFF89"/>
+    <w:multiLevelType w:val="singleLevel"/>
+    <w:tmpl w:val="29761A62"/>
+    <w:lvl w:ilvl="0">
+      <w:start w:val="1"/>
+      <w:numFmt w:val="bullet"/>
+      <w:pStyle w:val="ListBullet"/>
+      <w:lvlText w:val=""/>
+      <w:lvlJc w:val="left"/>
+      <w:pPr>
+        <w:tabs>
+          <w:tab w:val="num" w:pos="360"/>
+        </w:tabs>
+        <w:ind w:left="360" w:hanging="360"/>
+      </w:pPr>
+      <w:rPr>
+        <w:rFonts w:ascii="Symbol" w:hAnsi="Symbol" w:hint="default"/>
+      </w:rPr>
+    </w:lvl>
+  </w:abstractNum>
+  <w:abstractNum w:abstractNumId="1" w15:restartNumberingAfterBreak="0">
+    <w:nsid w:val="151E4A3F"/>
+    <w:multiLevelType w:val="multilevel"/>
+    <w:tmpl w:val="0409001F"/>
+    <w:lvl w:ilvl="0">
+      <w:start w:val="1"/>
+      <w:numFmt w:val="decimal"/>
+      <w:lvlText w:val="%1."/>
+      <w:lvlJc w:val="left"/>
+      <w:pPr>
+        <w:ind w:left="360" w:hanging="360"/>
+      </w:pPr>
+    </w:lvl>
+    <w:lvl w:ilvl="1">
+      <w:start w:val="1"/>
+      <w:numFmt w:val="decimal"/>
+      <w:lvlText w:val="%1.%2."/>
+      <w:lvlJc w:val="left"/>
+      <w:pPr>
+        <w:ind w:left="792" w:hanging="432"/>
+      </w:pPr>
+    </w:lvl>
+    <w:lvl w:ilvl="2">
+      <w:start w:val="1"/>
+      <w:numFmt w:val="decimal"/>
+      <w:lvlText w:val="%1.%2.%3."/>
+      <w:lvlJc w:val="left"/>
+      <w:pPr>
+        <w:ind w:left="1224" w:hanging="504"/>
+      </w:pPr>
+    </w:lvl>
+    <w:lvl w:ilvl="3">
+      <w:start w:val="1"/>
+      <w:numFmt w:val="decimal"/>
+      <w:lvlText w:val="%1.%2.%3.%4."/>
+      <w:lvlJc w:val="left"/>
+      <w:pPr>
+        <w:ind w:left="1728" w:hanging="648"/>
+      </w:pPr>
+    </w:lvl>
+    <w:lvl w:ilvl="4">
+      <w:start w:val="1"/>
+      <w:numFmt w:val="decimal"/>
+      <w:lvlText w:val="%1.%2.%3.%4.%5."/>
+      <w:lvlJc w:val="left"/>
+      <w:pPr>
+        <w:ind w:left="2232" w:hanging="792"/>
+      </w:pPr>
+    </w:lvl>
+    <w:lvl w:ilvl="5">
+      <w:start w:val="1"/>
+      <w:numFmt w:val="decimal"/>
+      <w:lvlText w:val="%1.%2.%3.%4.%5.%6."/>
+      <w:lvlJc w:val="left"/>
+      <w:pPr>
+        <w:ind w:left="2736" w:hanging="936"/>
+      </w:pPr>
+    </w:lvl>
+    <w:lvl w:ilvl="6">
+      <w:start w:val="1"/>
+      <w:numFmt w:val="decimal"/>
+      <w:lvlText w:val="%1.%2.%3.%4.%5.%6.%7."/>
+      <w:lvlJc w:val="left"/>
+      <w:pPr>
+        <w:ind w:left="3240" w:hanging="1080"/>
+      </w:pPr>
+    </w:lvl>
+    <w:lvl w:ilvl="7">
+      <w:start w:val="1"/>
+      <w:numFmt w:val="decimal"/>
+      <w:lvlText w:val="%1.%2.%3.%4.%5.%6.%7.%8."/>
+      <w:lvlJc w:val="left"/>
+      <w:pPr>
+        <w:ind w:left="3744" w:hanging="1224"/>
+      </w:pPr>
+    </w:lvl>
+    <w:lvl w:ilvl="8">
+      <w:start w:val="1"/>
+      <w:numFmt w:val="decimal"/>
+      <w:lvlText w:val="%1.%2.%3.%4.%5.%6.%7.%8.%9."/>
+      <w:lvlJc w:val="left"/>
+      <w:pPr>
+        <w:ind w:left="4320" w:hanging="1440"/>
+      </w:pPr>
+    </w:lvl>
+  </w:abstractNum>
+  <w:abstractNum w:abstractNumId="2" w15:restartNumberingAfterBreak="0">
+    <w:nsid w:val="2A6B10BC"/>
+    <w:multiLevelType w:val="hybridMultilevel"/>
+    <w:tmpl w:val="5880A0C6"/>
+    <w:lvl w:ilvl="0" w:tplc="77462D14">
+      <w:start w:val="1"/>
+      <w:numFmt w:val="bullet"/>
+      <w:lvlText w:val="●"/>
+      <w:lvlJc w:val="left"/>
+      <w:pPr>
+        <w:ind w:left="720" w:hanging="360"/>
+      </w:pPr>
+    </w:lvl>
+    <w:lvl w:ilvl="1" w:tplc="9D404FE8">
+      <w:start w:val="1"/>
+      <w:numFmt w:val="bullet"/>
+      <w:lvlText w:val="○"/>
+      <w:lvlJc w:val="left"/>
+      <w:pPr>
+        <w:ind w:left="1440" w:hanging="360"/>
+      </w:pPr>
+    </w:lvl>
+    <w:lvl w:ilvl="2" w:tplc="DBF8499E">
+      <w:start w:val="1"/>
+      <w:numFmt w:val="bullet"/>
+      <w:lvlText w:val="■"/>
+      <w:lvlJc w:val="left"/>
+      <w:pPr>
+        <w:ind w:left="2160" w:hanging="360"/>
+      </w:pPr>
+    </w:lvl>
+    <w:lvl w:ilvl="3" w:tplc="B2CE2A12">
+      <w:start w:val="1"/>
+      <w:numFmt w:val="bullet"/>
+      <w:lvlText w:val="●"/>
+      <w:lvlJc w:val="left"/>
+      <w:pPr>
+        <w:ind w:left="2880" w:hanging="360"/>
+      </w:pPr>
+    </w:lvl>
+    <w:lvl w:ilvl="4" w:tplc="51DE36E4">
+      <w:start w:val="1"/>
+      <w:numFmt w:val="bullet"/>
+      <w:lvlText w:val="○"/>
+      <w:lvlJc w:val="left"/>
+      <w:pPr>
+        <w:ind w:left="3600" w:hanging="360"/>
+      </w:pPr>
+    </w:lvl>
+    <w:lvl w:ilvl="5" w:tplc="2DBAB012">
+      <w:start w:val="1"/>
+      <w:numFmt w:val="bullet"/>
+      <w:lvlText w:val="■"/>
+      <w:lvlJc w:val="left"/>
+      <w:pPr>
+        <w:ind w:left="4320" w:hanging="360"/>
+      </w:pPr>
+    </w:lvl>
+    <w:lvl w:ilvl="6" w:tplc="332453AC">
+      <w:start w:val="1"/>
+      <w:numFmt w:val="bullet"/>
+      <w:lvlText w:val="●"/>
+      <w:lvlJc w:val="left"/>
+      <w:pPr>
+        <w:ind w:left="5040" w:hanging="360"/>
+      </w:pPr>
+    </w:lvl>
+    <w:lvl w:ilvl="7" w:tplc="75A6CDFA">
+      <w:start w:val="1"/>
+      <w:numFmt w:val="bullet"/>
+      <w:lvlText w:val="●"/>
+      <w:lvlJc w:val="left"/>
+      <w:pPr>
+        <w:ind w:left="5760" w:hanging="360"/>
+      </w:pPr>
+    </w:lvl>
+    <w:lvl w:ilvl="8" w:tplc="AE800142">
+      <w:start w:val="1"/>
+      <w:numFmt w:val="bullet"/>
+      <w:lvlText w:val="●"/>
+      <w:lvlJc w:val="left"/>
+      <w:pPr>
+        <w:ind w:left="6480" w:hanging="360"/>
+      </w:pPr>
+    </w:lvl>
+  </w:abstractNum>
+  <w:abstractNum w:abstractNumId="3" w15:restartNumberingAfterBreak="0">
     <w:nsid w:val="365B782D"/>
     <w:multiLevelType w:val="multilevel"/>
-    <w:tmpl w:val="3AB6E346"/>
+    <w:tmpl w:val="0409001F"/>
     <w:lvl w:ilvl="0">
       <w:start w:val="1"/>
       <w:numFmt w:val="decimal"/>
-      <w:pStyle w:val="Heading1"/>
-      <w:lvlText w:val="%1"/>
-      <w:lvlJc w:val="left"/>
-      <w:pPr>
-        <w:ind w:left="0" w:firstLine="0"/>
+      <w:lvlText w:val="%1."/>
+      <w:lvlJc w:val="left"/>
+      <w:pPr>
+        <w:ind w:left="360" w:hanging="360"/>
       </w:pPr>
     </w:lvl>
     <w:lvl w:ilvl="1">
       <w:start w:val="1"/>
       <w:numFmt w:val="decimal"/>
-      <w:pStyle w:val="Heading2"/>
-      <w:lvlText w:val="%1.%2"/>
-      <w:lvlJc w:val="left"/>
-      <w:pPr>
-        <w:ind w:left="0" w:firstLine="0"/>
+      <w:lvlText w:val="%1.%2."/>
+      <w:lvlJc w:val="left"/>
+      <w:pPr>
+        <w:ind w:left="792" w:hanging="432"/>
       </w:pPr>
     </w:lvl>
     <w:lvl w:ilvl="2">
       <w:start w:val="1"/>
-      <w:numFmt w:val="none"/>
-      <w:suff w:val="nothing"/>
-      <w:lvlText w:val=""/>
-      <w:lvlJc w:val="left"/>
-      <w:pPr>
-        <w:ind w:left="0" w:firstLine="0"/>
+      <w:numFmt w:val="decimal"/>
+      <w:lvlText w:val="%1.%2.%3."/>
+      <w:lvlJc w:val="left"/>
+      <w:pPr>
+        <w:ind w:left="1224" w:hanging="504"/>
       </w:pPr>
     </w:lvl>
     <w:lvl w:ilvl="3">
       <w:start w:val="1"/>
-      <w:numFmt w:val="none"/>
-      <w:suff w:val="nothing"/>
-      <w:lvlText w:val=""/>
-      <w:lvlJc w:val="left"/>
-      <w:pPr>
-        <w:ind w:left="0" w:firstLine="0"/>
+      <w:numFmt w:val="decimal"/>
+      <w:lvlText w:val="%1.%2.%3.%4."/>
+      <w:lvlJc w:val="left"/>
+      <w:pPr>
+        <w:ind w:left="1728" w:hanging="648"/>
       </w:pPr>
     </w:lvl>
     <w:lvl w:ilvl="4">
       <w:start w:val="1"/>
-      <w:numFmt w:val="none"/>
-      <w:suff w:val="nothing"/>
-      <w:lvlText w:val=""/>
-      <w:lvlJc w:val="left"/>
-      <w:pPr>
-        <w:ind w:left="0" w:firstLine="0"/>
+      <w:numFmt w:val="decimal"/>
+      <w:lvlText w:val="%1.%2.%3.%4.%5."/>
+      <w:lvlJc w:val="left"/>
+      <w:pPr>
+        <w:ind w:left="2232" w:hanging="792"/>
       </w:pPr>
     </w:lvl>
     <w:lvl w:ilvl="5">
       <w:start w:val="1"/>
-      <w:numFmt w:val="none"/>
-      <w:suff w:val="nothing"/>
-      <w:lvlText w:val=""/>
-      <w:lvlJc w:val="left"/>
-      <w:pPr>
-        <w:ind w:left="0" w:firstLine="0"/>
+      <w:numFmt w:val="decimal"/>
+      <w:lvlText w:val="%1.%2.%3.%4.%5.%6."/>
+      <w:lvlJc w:val="left"/>
+      <w:pPr>
+        <w:ind w:left="2736" w:hanging="936"/>
       </w:pPr>
     </w:lvl>
     <w:lvl w:ilvl="6">
       <w:start w:val="1"/>
-      <w:numFmt w:val="none"/>
-      <w:suff w:val="nothing"/>
-      <w:lvlText w:val=""/>
-      <w:lvlJc w:val="left"/>
-      <w:pPr>
-        <w:ind w:left="0" w:firstLine="0"/>
+      <w:numFmt w:val="decimal"/>
+      <w:lvlText w:val="%1.%2.%3.%4.%5.%6.%7."/>
+      <w:lvlJc w:val="left"/>
+      <w:pPr>
+        <w:ind w:left="3240" w:hanging="1080"/>
       </w:pPr>
     </w:lvl>
     <w:lvl w:ilvl="7">
       <w:start w:val="1"/>
-      <w:numFmt w:val="none"/>
-      <w:suff w:val="nothing"/>
-      <w:lvlText w:val=""/>
-      <w:lvlJc w:val="left"/>
-      <w:pPr>
-        <w:ind w:left="0" w:firstLine="0"/>
+      <w:numFmt w:val="decimal"/>
+      <w:lvlText w:val="%1.%2.%3.%4.%5.%6.%7.%8."/>
+      <w:lvlJc w:val="left"/>
+      <w:pPr>
+        <w:ind w:left="3744" w:hanging="1224"/>
       </w:pPr>
     </w:lvl>
     <w:lvl w:ilvl="8">
       <w:start w:val="1"/>
-      <w:numFmt w:val="none"/>
-      <w:suff w:val="nothing"/>
-      <w:lvlText w:val=""/>
-      <w:lvlJc w:val="left"/>
-      <w:pPr>
-        <w:ind w:left="0" w:firstLine="0"/>
+      <w:numFmt w:val="decimal"/>
+      <w:lvlText w:val="%1.%2.%3.%4.%5.%6.%7.%8.%9."/>
+      <w:lvlJc w:val="left"/>
+      <w:pPr>
+        <w:ind w:left="4320" w:hanging="1440"/>
       </w:pPr>
     </w:lvl>
   </w:abstractNum>
-  <w:abstractNum w:abstractNumId="1" w15:restartNumberingAfterBreak="0">
+  <w:abstractNum w:abstractNumId="4" w15:restartNumberingAfterBreak="0">
     <w:nsid w:val="48082C7B"/>
     <w:multiLevelType w:val="multilevel"/>
     <w:tmpl w:val="0A245912"/>
@@ -1560,7 +4541,93 @@
       </w:pPr>
     </w:lvl>
   </w:abstractNum>
-  <w:abstractNum w:abstractNumId="2" w15:restartNumberingAfterBreak="0">
+  <w:abstractNum w:abstractNumId="5" w15:restartNumberingAfterBreak="0">
+    <w:nsid w:val="4C7E40CA"/>
+    <w:multiLevelType w:val="multilevel"/>
+    <w:tmpl w:val="0409001F"/>
+    <w:lvl w:ilvl="0">
+      <w:start w:val="1"/>
+      <w:numFmt w:val="decimal"/>
+      <w:lvlText w:val="%1."/>
+      <w:lvlJc w:val="left"/>
+      <w:pPr>
+        <w:ind w:left="360" w:hanging="360"/>
+      </w:pPr>
+    </w:lvl>
+    <w:lvl w:ilvl="1">
+      <w:start w:val="1"/>
+      <w:numFmt w:val="decimal"/>
+      <w:lvlText w:val="%1.%2."/>
+      <w:lvlJc w:val="left"/>
+      <w:pPr>
+        <w:ind w:left="792" w:hanging="432"/>
+      </w:pPr>
+    </w:lvl>
+    <w:lvl w:ilvl="2">
+      <w:start w:val="1"/>
+      <w:numFmt w:val="decimal"/>
+      <w:lvlText w:val="%1.%2.%3."/>
+      <w:lvlJc w:val="left"/>
+      <w:pPr>
+        <w:ind w:left="1224" w:hanging="504"/>
+      </w:pPr>
+    </w:lvl>
+    <w:lvl w:ilvl="3">
+      <w:start w:val="1"/>
+      <w:numFmt w:val="decimal"/>
+      <w:lvlText w:val="%1.%2.%3.%4."/>
+      <w:lvlJc w:val="left"/>
+      <w:pPr>
+        <w:ind w:left="1728" w:hanging="648"/>
+      </w:pPr>
+    </w:lvl>
+    <w:lvl w:ilvl="4">
+      <w:start w:val="1"/>
+      <w:numFmt w:val="decimal"/>
+      <w:lvlText w:val="%1.%2.%3.%4.%5."/>
+      <w:lvlJc w:val="left"/>
+      <w:pPr>
+        <w:ind w:left="2232" w:hanging="792"/>
+      </w:pPr>
+    </w:lvl>
+    <w:lvl w:ilvl="5">
+      <w:start w:val="1"/>
+      <w:numFmt w:val="decimal"/>
+      <w:lvlText w:val="%1.%2.%3.%4.%5.%6."/>
+      <w:lvlJc w:val="left"/>
+      <w:pPr>
+        <w:ind w:left="2736" w:hanging="936"/>
+      </w:pPr>
+    </w:lvl>
+    <w:lvl w:ilvl="6">
+      <w:start w:val="1"/>
+      <w:numFmt w:val="decimal"/>
+      <w:lvlText w:val="%1.%2.%3.%4.%5.%6.%7."/>
+      <w:lvlJc w:val="left"/>
+      <w:pPr>
+        <w:ind w:left="3240" w:hanging="1080"/>
+      </w:pPr>
+    </w:lvl>
+    <w:lvl w:ilvl="7">
+      <w:start w:val="1"/>
+      <w:numFmt w:val="decimal"/>
+      <w:lvlText w:val="%1.%2.%3.%4.%5.%6.%7.%8."/>
+      <w:lvlJc w:val="left"/>
+      <w:pPr>
+        <w:ind w:left="3744" w:hanging="1224"/>
+      </w:pPr>
+    </w:lvl>
+    <w:lvl w:ilvl="8">
+      <w:start w:val="1"/>
+      <w:numFmt w:val="decimal"/>
+      <w:lvlText w:val="%1.%2.%3.%4.%5.%6.%7.%8.%9."/>
+      <w:lvlJc w:val="left"/>
+      <w:pPr>
+        <w:ind w:left="4320" w:hanging="1440"/>
+      </w:pPr>
+    </w:lvl>
+  </w:abstractNum>
+  <w:abstractNum w:abstractNumId="6" w15:restartNumberingAfterBreak="0">
     <w:nsid w:val="4CDA7D21"/>
     <w:multiLevelType w:val="multilevel"/>
     <w:tmpl w:val="6804BFD4"/>
@@ -1653,7 +4720,93 @@
       </w:pPr>
     </w:lvl>
   </w:abstractNum>
-  <w:abstractNum w:abstractNumId="3" w15:restartNumberingAfterBreak="0">
+  <w:abstractNum w:abstractNumId="7" w15:restartNumberingAfterBreak="0">
+    <w:nsid w:val="52EB3B85"/>
+    <w:multiLevelType w:val="hybridMultilevel"/>
+    <w:tmpl w:val="55D66758"/>
+    <w:lvl w:ilvl="0" w:tplc="38BE62A8">
+      <w:start w:val="1"/>
+      <w:numFmt w:val="bullet"/>
+      <w:lvlText w:val="●"/>
+      <w:lvlJc w:val="left"/>
+      <w:pPr>
+        <w:ind w:left="720" w:hanging="360"/>
+      </w:pPr>
+    </w:lvl>
+    <w:lvl w:ilvl="1" w:tplc="2ADA45AE">
+      <w:start w:val="1"/>
+      <w:numFmt w:val="bullet"/>
+      <w:lvlText w:val="○"/>
+      <w:lvlJc w:val="left"/>
+      <w:pPr>
+        <w:ind w:left="1440" w:hanging="360"/>
+      </w:pPr>
+    </w:lvl>
+    <w:lvl w:ilvl="2" w:tplc="ABFEB58A">
+      <w:start w:val="1"/>
+      <w:numFmt w:val="bullet"/>
+      <w:lvlText w:val="■"/>
+      <w:lvlJc w:val="left"/>
+      <w:pPr>
+        <w:ind w:left="2160" w:hanging="360"/>
+      </w:pPr>
+    </w:lvl>
+    <w:lvl w:ilvl="3" w:tplc="F4201ABC">
+      <w:start w:val="1"/>
+      <w:numFmt w:val="bullet"/>
+      <w:lvlText w:val="●"/>
+      <w:lvlJc w:val="left"/>
+      <w:pPr>
+        <w:ind w:left="2880" w:hanging="360"/>
+      </w:pPr>
+    </w:lvl>
+    <w:lvl w:ilvl="4" w:tplc="DE5E4166">
+      <w:start w:val="1"/>
+      <w:numFmt w:val="bullet"/>
+      <w:lvlText w:val="○"/>
+      <w:lvlJc w:val="left"/>
+      <w:pPr>
+        <w:ind w:left="3600" w:hanging="360"/>
+      </w:pPr>
+    </w:lvl>
+    <w:lvl w:ilvl="5" w:tplc="3FA0307C">
+      <w:start w:val="1"/>
+      <w:numFmt w:val="bullet"/>
+      <w:lvlText w:val="■"/>
+      <w:lvlJc w:val="left"/>
+      <w:pPr>
+        <w:ind w:left="4320" w:hanging="360"/>
+      </w:pPr>
+    </w:lvl>
+    <w:lvl w:ilvl="6" w:tplc="6FC43150">
+      <w:start w:val="1"/>
+      <w:numFmt w:val="bullet"/>
+      <w:lvlText w:val="●"/>
+      <w:lvlJc w:val="left"/>
+      <w:pPr>
+        <w:ind w:left="5040" w:hanging="360"/>
+      </w:pPr>
+    </w:lvl>
+    <w:lvl w:ilvl="7" w:tplc="4498EC8E">
+      <w:start w:val="1"/>
+      <w:numFmt w:val="bullet"/>
+      <w:lvlText w:val="●"/>
+      <w:lvlJc w:val="left"/>
+      <w:pPr>
+        <w:ind w:left="5760" w:hanging="360"/>
+      </w:pPr>
+    </w:lvl>
+    <w:lvl w:ilvl="8" w:tplc="AF9EDD2C">
+      <w:start w:val="1"/>
+      <w:numFmt w:val="bullet"/>
+      <w:lvlText w:val="●"/>
+      <w:lvlJc w:val="left"/>
+      <w:pPr>
+        <w:ind w:left="6480" w:hanging="360"/>
+      </w:pPr>
+    </w:lvl>
+  </w:abstractNum>
+  <w:abstractNum w:abstractNumId="8" w15:restartNumberingAfterBreak="0">
     <w:nsid w:val="599864EC"/>
     <w:multiLevelType w:val="multilevel"/>
     <w:tmpl w:val="E98AE7B6"/>
@@ -1766,7 +4919,7 @@
       </w:rPr>
     </w:lvl>
   </w:abstractNum>
-  <w:abstractNum w:abstractNumId="4" w15:restartNumberingAfterBreak="0">
+  <w:abstractNum w:abstractNumId="9" w15:restartNumberingAfterBreak="0">
     <w:nsid w:val="5AE3103C"/>
     <w:multiLevelType w:val="multilevel"/>
     <w:tmpl w:val="E4C2AABE"/>
@@ -1859,7 +5012,93 @@
       </w:pPr>
     </w:lvl>
   </w:abstractNum>
-  <w:abstractNum w:abstractNumId="5" w15:restartNumberingAfterBreak="0">
+  <w:abstractNum w:abstractNumId="10" w15:restartNumberingAfterBreak="0">
+    <w:nsid w:val="6A341D57"/>
+    <w:multiLevelType w:val="multilevel"/>
+    <w:tmpl w:val="0409001F"/>
+    <w:lvl w:ilvl="0">
+      <w:start w:val="1"/>
+      <w:numFmt w:val="decimal"/>
+      <w:lvlText w:val="%1."/>
+      <w:lvlJc w:val="left"/>
+      <w:pPr>
+        <w:ind w:left="360" w:hanging="360"/>
+      </w:pPr>
+    </w:lvl>
+    <w:lvl w:ilvl="1">
+      <w:start w:val="1"/>
+      <w:numFmt w:val="decimal"/>
+      <w:lvlText w:val="%1.%2."/>
+      <w:lvlJc w:val="left"/>
+      <w:pPr>
+        <w:ind w:left="792" w:hanging="432"/>
+      </w:pPr>
+    </w:lvl>
+    <w:lvl w:ilvl="2">
+      <w:start w:val="1"/>
+      <w:numFmt w:val="decimal"/>
+      <w:lvlText w:val="%1.%2.%3."/>
+      <w:lvlJc w:val="left"/>
+      <w:pPr>
+        <w:ind w:left="1224" w:hanging="504"/>
+      </w:pPr>
+    </w:lvl>
+    <w:lvl w:ilvl="3">
+      <w:start w:val="1"/>
+      <w:numFmt w:val="decimal"/>
+      <w:lvlText w:val="%1.%2.%3.%4."/>
+      <w:lvlJc w:val="left"/>
+      <w:pPr>
+        <w:ind w:left="1728" w:hanging="648"/>
+      </w:pPr>
+    </w:lvl>
+    <w:lvl w:ilvl="4">
+      <w:start w:val="1"/>
+      <w:numFmt w:val="decimal"/>
+      <w:lvlText w:val="%1.%2.%3.%4.%5."/>
+      <w:lvlJc w:val="left"/>
+      <w:pPr>
+        <w:ind w:left="2232" w:hanging="792"/>
+      </w:pPr>
+    </w:lvl>
+    <w:lvl w:ilvl="5">
+      <w:start w:val="1"/>
+      <w:numFmt w:val="decimal"/>
+      <w:lvlText w:val="%1.%2.%3.%4.%5.%6."/>
+      <w:lvlJc w:val="left"/>
+      <w:pPr>
+        <w:ind w:left="2736" w:hanging="936"/>
+      </w:pPr>
+    </w:lvl>
+    <w:lvl w:ilvl="6">
+      <w:start w:val="1"/>
+      <w:numFmt w:val="decimal"/>
+      <w:lvlText w:val="%1.%2.%3.%4.%5.%6.%7."/>
+      <w:lvlJc w:val="left"/>
+      <w:pPr>
+        <w:ind w:left="3240" w:hanging="1080"/>
+      </w:pPr>
+    </w:lvl>
+    <w:lvl w:ilvl="7">
+      <w:start w:val="1"/>
+      <w:numFmt w:val="decimal"/>
+      <w:lvlText w:val="%1.%2.%3.%4.%5.%6.%7.%8."/>
+      <w:lvlJc w:val="left"/>
+      <w:pPr>
+        <w:ind w:left="3744" w:hanging="1224"/>
+      </w:pPr>
+    </w:lvl>
+    <w:lvl w:ilvl="8">
+      <w:start w:val="1"/>
+      <w:numFmt w:val="decimal"/>
+      <w:lvlText w:val="%1.%2.%3.%4.%5.%6.%7.%8.%9."/>
+      <w:lvlJc w:val="left"/>
+      <w:pPr>
+        <w:ind w:left="4320" w:hanging="1440"/>
+      </w:pPr>
+    </w:lvl>
+  </w:abstractNum>
+  <w:abstractNum w:abstractNumId="11" w15:restartNumberingAfterBreak="0">
     <w:nsid w:val="6B347F71"/>
     <w:multiLevelType w:val="multilevel"/>
     <w:tmpl w:val="D6263174"/>
@@ -1972,29 +5211,53 @@
       </w:rPr>
     </w:lvl>
   </w:abstractNum>
-  <w:num w:numId="1">
+  <w:num w:numId="1" w16cid:durableId="1767118545">
+    <w:abstractNumId w:val="3"/>
+  </w:num>
+  <w:num w:numId="2" w16cid:durableId="1860847854">
+    <w:abstractNumId w:val="6"/>
+  </w:num>
+  <w:num w:numId="3" w16cid:durableId="1920476644">
+    <w:abstractNumId w:val="9"/>
+  </w:num>
+  <w:num w:numId="4" w16cid:durableId="1255867850">
+    <w:abstractNumId w:val="8"/>
+  </w:num>
+  <w:num w:numId="5" w16cid:durableId="231237002">
+    <w:abstractNumId w:val="11"/>
+  </w:num>
+  <w:num w:numId="6" w16cid:durableId="229315050">
+    <w:abstractNumId w:val="4"/>
+  </w:num>
+  <w:num w:numId="7" w16cid:durableId="1565068826">
+    <w:abstractNumId w:val="7"/>
+    <w:lvlOverride w:ilvl="0">
+      <w:startOverride w:val="1"/>
+    </w:lvlOverride>
+  </w:num>
+  <w:num w:numId="8" w16cid:durableId="2137523118">
+    <w:abstractNumId w:val="2"/>
+    <w:lvlOverride w:ilvl="0">
+      <w:startOverride w:val="1"/>
+    </w:lvlOverride>
+  </w:num>
+  <w:num w:numId="9" w16cid:durableId="652876929">
     <w:abstractNumId w:val="0"/>
   </w:num>
-  <w:num w:numId="2">
-    <w:abstractNumId w:val="2"/>
+  <w:num w:numId="10" w16cid:durableId="387342361">
+    <w:abstractNumId w:val="10"/>
   </w:num>
-  <w:num w:numId="3">
-    <w:abstractNumId w:val="4"/>
-  </w:num>
-  <w:num w:numId="4">
-    <w:abstractNumId w:val="3"/>
-  </w:num>
-  <w:num w:numId="5">
+  <w:num w:numId="11" w16cid:durableId="520435293">
     <w:abstractNumId w:val="5"/>
   </w:num>
-  <w:num w:numId="6">
+  <w:num w:numId="12" w16cid:durableId="855001740">
     <w:abstractNumId w:val="1"/>
   </w:num>
 </w:numbering>
 </file>
 
 <file path=word/styles.xml><?xml version="1.0" encoding="utf-8"?>
-<w:styles xmlns:mc="http://schemas.openxmlformats.org/markup-compatibility/2006" xmlns:r="http://schemas.openxmlformats.org/officeDocument/2006/relationships" xmlns:w="http://schemas.openxmlformats.org/wordprocessingml/2006/main" xmlns:w14="http://schemas.microsoft.com/office/word/2010/wordml" xmlns:w15="http://schemas.microsoft.com/office/word/2012/wordml" xmlns:w16cex="http://schemas.microsoft.com/office/word/2018/wordml/cex" xmlns:w16cid="http://schemas.microsoft.com/office/word/2016/wordml/cid" xmlns:w16="http://schemas.microsoft.com/office/word/2018/wordml" xmlns:w16se="http://schemas.microsoft.com/office/word/2015/wordml/symex" mc:Ignorable="w14 w15 w16se w16cid w16 w16cex">
+<w:styles xmlns:mc="http://schemas.openxmlformats.org/markup-compatibility/2006" xmlns:r="http://schemas.openxmlformats.org/officeDocument/2006/relationships" xmlns:w="http://schemas.openxmlformats.org/wordprocessingml/2006/main" xmlns:w14="http://schemas.microsoft.com/office/word/2010/wordml" xmlns:w15="http://schemas.microsoft.com/office/word/2012/wordml" xmlns:w16cex="http://schemas.microsoft.com/office/word/2018/wordml/cex" xmlns:w16cid="http://schemas.microsoft.com/office/word/2016/wordml/cid" xmlns:w16="http://schemas.microsoft.com/office/word/2018/wordml" xmlns:w16du="http://schemas.microsoft.com/office/word/2023/wordml/word16du" xmlns:w16sdtdh="http://schemas.microsoft.com/office/word/2020/wordml/sdtdatahash" xmlns:w16sdtfl="http://schemas.microsoft.com/office/word/2024/wordml/sdtformatlock" xmlns:w16se="http://schemas.microsoft.com/office/word/2015/wordml/symex" mc:Ignorable="w14 w15 w16se w16cid w16 w16cex w16sdtdh w16sdtfl w16du">
   <w:docDefaults>
     <w:rPrDefault>
       <w:rPr>
@@ -2111,6 +5374,7 @@
     <w:lsdException w:name="HTML Sample" w:semiHidden="1" w:unhideWhenUsed="1"/>
     <w:lsdException w:name="HTML Typewriter" w:semiHidden="1" w:unhideWhenUsed="1"/>
     <w:lsdException w:name="HTML Variable" w:semiHidden="1" w:unhideWhenUsed="1"/>
+    <w:lsdException w:name="Normal Table" w:semiHidden="1" w:unhideWhenUsed="1"/>
     <w:lsdException w:name="annotation subject" w:semiHidden="1" w:unhideWhenUsed="1"/>
     <w:lsdException w:name="No List" w:semiHidden="1" w:unhideWhenUsed="1"/>
     <w:lsdException w:name="Outline List 1" w:semiHidden="1" w:unhideWhenUsed="1"/>
@@ -2153,10 +5417,13 @@
     <w:lsdException w:name="Table Contemporary" w:semiHidden="1" w:unhideWhenUsed="1"/>
     <w:lsdException w:name="Table Elegant" w:semiHidden="1" w:unhideWhenUsed="1"/>
     <w:lsdException w:name="Table Professional" w:semiHidden="1" w:unhideWhenUsed="1"/>
+    <w:lsdException w:name="Table Subtle 1" w:semiHidden="1" w:unhideWhenUsed="1"/>
     <w:lsdException w:name="Table Subtle 2" w:semiHidden="1" w:unhideWhenUsed="1"/>
     <w:lsdException w:name="Table Web 1" w:semiHidden="1" w:unhideWhenUsed="1"/>
+    <w:lsdException w:name="Table Web 2" w:semiHidden="1" w:unhideWhenUsed="1"/>
+    <w:lsdException w:name="Table Web 3" w:semiHidden="1" w:unhideWhenUsed="1"/>
     <w:lsdException w:name="Balloon Text" w:semiHidden="1" w:unhideWhenUsed="1"/>
-    <w:lsdException w:name="Table Grid" w:uiPriority="39"/>
+    <w:lsdException w:name="Table Grid" w:uiPriority="59"/>
     <w:lsdException w:name="Table Theme" w:semiHidden="1" w:unhideWhenUsed="1"/>
     <w:lsdException w:name="Placeholder Text" w:semiHidden="1"/>
     <w:lsdException w:name="No Spacing" w:uiPriority="1" w:qFormat="1"/>
@@ -2395,9 +5662,6 @@
     <w:basedOn w:val="Heading"/>
     <w:qFormat/>
     <w:pPr>
-      <w:numPr>
-        <w:numId w:val="1"/>
-      </w:numPr>
       <w:outlineLvl w:val="0"/>
     </w:pPr>
     <w:rPr>
@@ -2413,10 +5677,6 @@
     <w:qFormat/>
     <w:rsid w:val="00845BE3"/>
     <w:pPr>
-      <w:numPr>
-        <w:ilvl w:val="1"/>
-        <w:numId w:val="1"/>
-      </w:numPr>
       <w:spacing w:before="200"/>
       <w:outlineLvl w:val="1"/>
     </w:pPr>
@@ -5176,18 +8436,33 @@
   <w:style w:type="table" w:styleId="TableGrid">
     <w:name w:val="Table Grid"/>
     <w:basedOn w:val="TableNormal"/>
-    <w:uiPriority w:val="39"/>
-    <w:rsid w:val="0047314D"/>
-    <w:tblPr>
-      <w:tblBorders>
-        <w:top w:val="single" w:sz="4" w:space="0" w:color="auto"/>
-        <w:left w:val="single" w:sz="4" w:space="0" w:color="auto"/>
-        <w:bottom w:val="single" w:sz="4" w:space="0" w:color="auto"/>
-        <w:right w:val="single" w:sz="4" w:space="0" w:color="auto"/>
-        <w:insideH w:val="single" w:sz="4" w:space="0" w:color="auto"/>
-        <w:insideV w:val="single" w:sz="4" w:space="0" w:color="auto"/>
-      </w:tblBorders>
-    </w:tblPr>
+    <w:uiPriority w:val="59"/>
+    <w:rsid w:val="00624EDC"/>
+    <w:tblPr/>
+  </w:style>
+  <w:style w:type="paragraph" w:styleId="ListBullet">
+    <w:name w:val="List Bullet"/>
+    <w:basedOn w:val="Normal"/>
+    <w:uiPriority w:val="99"/>
+    <w:unhideWhenUsed/>
+    <w:rsid w:val="005B2024"/>
+    <w:pPr>
+      <w:numPr>
+        <w:numId w:val="9"/>
+      </w:numPr>
+      <w:tabs>
+        <w:tab w:val="clear" w:pos="360"/>
+      </w:tabs>
+      <w:spacing w:after="200" w:line="276" w:lineRule="auto"/>
+      <w:ind w:left="0" w:firstLine="0"/>
+      <w:contextualSpacing/>
+    </w:pPr>
+    <w:rPr>
+      <w:rFonts w:ascii="Calibri" w:eastAsiaTheme="minorEastAsia" w:hAnsi="Calibri" w:cstheme="minorBidi"/>
+      <w:sz w:val="20"/>
+      <w:szCs w:val="22"/>
+      <w:lang w:val="en-US" w:eastAsia="en-US"/>
+    </w:rPr>
   </w:style>
 </w:styles>
 </file>
